--- a/Subject/SWE202c/PE Template/PE EXAM/001-SWE202c-Practical-Exam-Sample/SWE202c_Practical_Exam_Sample.docx
+++ b/Subject/SWE202c/PE Template/PE EXAM/001-SWE202c-Practical-Exam-Sample/SWE202c_Practical_Exam_Sample.docx
@@ -1,6 +1,6 @@
 
 <file path=word/document.xml><?xml version="1.0" encoding="utf-8"?>
-<w:document xmlns:wpc="http://schemas.microsoft.com/office/word/2010/wordprocessingCanvas" xmlns:mc="http://schemas.openxmlformats.org/markup-compatibility/2006" xmlns:o="urn:schemas-microsoft-com:office:office" xmlns:r="http://schemas.openxmlformats.org/officeDocument/2006/relationships" xmlns:m="http://schemas.openxmlformats.org/officeDocument/2006/math" xmlns:v="urn:schemas-microsoft-com:vml" xmlns:wp14="http://schemas.microsoft.com/office/word/2010/wordprocessingDrawing" xmlns:wp="http://schemas.openxmlformats.org/drawingml/2006/wordprocessingDrawing" xmlns:w10="urn:schemas-microsoft-com:office:word" xmlns:w="http://schemas.openxmlformats.org/wordprocessingml/2006/main" xmlns:w14="http://schemas.microsoft.com/office/word/2010/wordml" xmlns:w15="http://schemas.microsoft.com/office/word/2012/wordml" xmlns:wpg="http://schemas.microsoft.com/office/word/2010/wordprocessingGroup" xmlns:wpi="http://schemas.microsoft.com/office/word/2010/wordprocessingInk" xmlns:wne="http://schemas.microsoft.com/office/word/2006/wordml" xmlns:wps="http://schemas.microsoft.com/office/word/2010/wordprocessingShape" mc:Ignorable="w14 w15 wp14">
+<w:document xmlns:wpc="http://schemas.microsoft.com/office/word/2010/wordprocessingCanvas" xmlns:mc="http://schemas.openxmlformats.org/markup-compatibility/2006" xmlns:o="urn:schemas-microsoft-com:office:office" xmlns:r="http://schemas.openxmlformats.org/officeDocument/2006/relationships" xmlns:m="http://schemas.openxmlformats.org/officeDocument/2006/math" xmlns:v="urn:schemas-microsoft-com:vml" xmlns:wp14="http://schemas.microsoft.com/office/word/2010/wordprocessingDrawing" xmlns:wp="http://schemas.openxmlformats.org/drawingml/2006/wordprocessingDrawing" xmlns:w="http://schemas.openxmlformats.org/wordprocessingml/2006/main" xmlns:w14="http://schemas.microsoft.com/office/word/2010/wordml" xmlns:w10="urn:schemas-microsoft-com:office:word" xmlns:w15="http://schemas.microsoft.com/office/word/2012/wordml" xmlns:wpg="http://schemas.microsoft.com/office/word/2010/wordprocessingGroup" xmlns:wpi="http://schemas.microsoft.com/office/word/2010/wordprocessingInk" xmlns:wne="http://schemas.microsoft.com/office/word/2006/wordml" xmlns:wps="http://schemas.microsoft.com/office/word/2010/wordprocessingShape" xmlns:wpsCustomData="http://www.wps.cn/officeDocument/2013/wpsCustomData" mc:Ignorable="w14 w15 wp14">
   <w:body>
     <w:p>
       <w:pPr>
@@ -20,34 +20,48 @@
     </w:p>
     <w:tbl>
       <w:tblPr>
+        <w:tblStyle w:val="9"/>
         <w:tblW w:w="9638" w:type="dxa"/>
+        <w:tblInd w:w="0" w:type="dxa"/>
         <w:tblBorders>
-          <w:top w:val="single" w:sz="4" w:space="0" w:color="auto"/>
-          <w:left w:val="single" w:sz="4" w:space="0" w:color="auto"/>
-          <w:bottom w:val="single" w:sz="4" w:space="0" w:color="auto"/>
-          <w:right w:val="single" w:sz="4" w:space="0" w:color="auto"/>
-          <w:insideH w:val="single" w:sz="4" w:space="0" w:color="auto"/>
-          <w:insideV w:val="single" w:sz="4" w:space="0" w:color="auto"/>
+          <w:top w:val="single" w:color="auto" w:sz="4" w:space="0"/>
+          <w:left w:val="single" w:color="auto" w:sz="4" w:space="0"/>
+          <w:bottom w:val="single" w:color="auto" w:sz="4" w:space="0"/>
+          <w:right w:val="single" w:color="auto" w:sz="4" w:space="0"/>
+          <w:insideH w:val="single" w:color="auto" w:sz="4" w:space="0"/>
+          <w:insideV w:val="single" w:color="auto" w:sz="4" w:space="0"/>
         </w:tblBorders>
+        <w:tblLayout w:type="autofit"/>
         <w:tblCellMar>
+          <w:top w:w="0" w:type="dxa"/>
           <w:left w:w="10" w:type="dxa"/>
+          <w:bottom w:w="0" w:type="dxa"/>
           <w:right w:w="10" w:type="dxa"/>
         </w:tblCellMar>
-        <w:tblLook w:val="04A0" w:firstRow="1" w:lastRow="0" w:firstColumn="1" w:lastColumn="0" w:noHBand="0" w:noVBand="1"/>
       </w:tblPr>
       <w:tblGrid>
         <w:gridCol w:w="2088"/>
         <w:gridCol w:w="7550"/>
       </w:tblGrid>
       <w:tr>
+        <w:tblPrEx>
+          <w:tblBorders>
+            <w:top w:val="single" w:color="auto" w:sz="4" w:space="0"/>
+            <w:left w:val="single" w:color="auto" w:sz="4" w:space="0"/>
+            <w:bottom w:val="single" w:color="auto" w:sz="4" w:space="0"/>
+            <w:right w:val="single" w:color="auto" w:sz="4" w:space="0"/>
+            <w:insideH w:val="single" w:color="auto" w:sz="4" w:space="0"/>
+            <w:insideV w:val="single" w:color="auto" w:sz="4" w:space="0"/>
+          </w:tblBorders>
+        </w:tblPrEx>
         <w:tc>
           <w:tcPr>
             <w:tcW w:w="0" w:type="auto"/>
             <w:tcBorders>
-              <w:top w:val="single" w:sz="4" w:space="0" w:color="2E4057"/>
-              <w:left w:val="single" w:sz="4" w:space="0" w:color="2E4057"/>
-              <w:bottom w:val="single" w:sz="4" w:space="0" w:color="2E4057"/>
-              <w:right w:val="single" w:sz="4" w:space="0" w:color="2E4057"/>
+              <w:top w:val="single" w:color="2E4057" w:sz="4" w:space="0"/>
+              <w:left w:val="single" w:color="2E4057" w:sz="4" w:space="0"/>
+              <w:bottom w:val="single" w:color="2E4057" w:sz="4" w:space="0"/>
+              <w:right w:val="single" w:color="2E4057" w:sz="4" w:space="0"/>
             </w:tcBorders>
             <w:shd w:val="clear" w:color="auto" w:fill="DEEAF6" w:themeFill="accent1" w:themeFillTint="33"/>
             <w:tcMar>
@@ -62,6 +76,11 @@
             <w:pPr>
               <w:rPr>
                 <w:color w:val="000000" w:themeColor="text1"/>
+                <w14:textFill>
+                  <w14:solidFill>
+                    <w14:schemeClr w14:val="tx1"/>
+                  </w14:solidFill>
+                </w14:textFill>
               </w:rPr>
             </w:pPr>
             <w:r>
@@ -71,6 +90,11 @@
                 <w:color w:val="000000" w:themeColor="text1"/>
                 <w:sz w:val="22"/>
                 <w:szCs w:val="22"/>
+                <w14:textFill>
+                  <w14:solidFill>
+                    <w14:schemeClr w14:val="tx1"/>
+                  </w14:solidFill>
+                </w14:textFill>
               </w:rPr>
               <w:t>Subject Code</w:t>
             </w:r>
@@ -80,9 +104,9 @@
           <w:tcPr>
             <w:tcW w:w="0" w:type="auto"/>
             <w:tcBorders>
-              <w:top w:val="single" w:sz="4" w:space="0" w:color="2E4057"/>
-              <w:left w:val="single" w:sz="4" w:space="0" w:color="2E4057"/>
-              <w:bottom w:val="single" w:sz="4" w:space="0" w:color="2E4057"/>
+              <w:top w:val="single" w:color="2E4057" w:sz="4" w:space="0"/>
+              <w:left w:val="single" w:color="2E4057" w:sz="4" w:space="0"/>
+              <w:bottom w:val="single" w:color="2E4057" w:sz="4" w:space="0"/>
             </w:tcBorders>
             <w:tcMar>
               <w:top w:w="80" w:type="dxa"/>
@@ -105,14 +129,30 @@
         </w:tc>
       </w:tr>
       <w:tr>
+        <w:tblPrEx>
+          <w:tblBorders>
+            <w:top w:val="single" w:color="auto" w:sz="4" w:space="0"/>
+            <w:left w:val="single" w:color="auto" w:sz="4" w:space="0"/>
+            <w:bottom w:val="single" w:color="auto" w:sz="4" w:space="0"/>
+            <w:right w:val="single" w:color="auto" w:sz="4" w:space="0"/>
+            <w:insideH w:val="single" w:color="auto" w:sz="4" w:space="0"/>
+            <w:insideV w:val="single" w:color="auto" w:sz="4" w:space="0"/>
+          </w:tblBorders>
+          <w:tblCellMar>
+            <w:top w:w="0" w:type="dxa"/>
+            <w:left w:w="10" w:type="dxa"/>
+            <w:bottom w:w="0" w:type="dxa"/>
+            <w:right w:w="10" w:type="dxa"/>
+          </w:tblCellMar>
+        </w:tblPrEx>
         <w:tc>
           <w:tcPr>
             <w:tcW w:w="0" w:type="auto"/>
             <w:tcBorders>
-              <w:top w:val="single" w:sz="4" w:space="0" w:color="2E4057"/>
-              <w:left w:val="single" w:sz="4" w:space="0" w:color="2E4057"/>
-              <w:bottom w:val="single" w:sz="4" w:space="0" w:color="2E4057"/>
-              <w:right w:val="single" w:sz="4" w:space="0" w:color="2E4057"/>
+              <w:top w:val="single" w:color="2E4057" w:sz="4" w:space="0"/>
+              <w:left w:val="single" w:color="2E4057" w:sz="4" w:space="0"/>
+              <w:bottom w:val="single" w:color="2E4057" w:sz="4" w:space="0"/>
+              <w:right w:val="single" w:color="2E4057" w:sz="4" w:space="0"/>
             </w:tcBorders>
             <w:shd w:val="clear" w:color="auto" w:fill="DEEAF6" w:themeFill="accent1" w:themeFillTint="33"/>
             <w:tcMar>
@@ -131,6 +171,11 @@
                 <w:color w:val="000000" w:themeColor="text1"/>
                 <w:sz w:val="22"/>
                 <w:szCs w:val="22"/>
+                <w14:textFill>
+                  <w14:solidFill>
+                    <w14:schemeClr w14:val="tx1"/>
+                  </w14:solidFill>
+                </w14:textFill>
               </w:rPr>
             </w:pPr>
             <w:r>
@@ -140,6 +185,11 @@
                 <w:color w:val="000000" w:themeColor="text1"/>
                 <w:sz w:val="22"/>
                 <w:szCs w:val="22"/>
+                <w14:textFill>
+                  <w14:solidFill>
+                    <w14:schemeClr w14:val="tx1"/>
+                  </w14:solidFill>
+                </w14:textFill>
               </w:rPr>
               <w:t>Page No</w:t>
             </w:r>
@@ -149,10 +199,10 @@
           <w:tcPr>
             <w:tcW w:w="0" w:type="auto"/>
             <w:tcBorders>
-              <w:top w:val="single" w:sz="4" w:space="0" w:color="2E4057"/>
-              <w:left w:val="single" w:sz="4" w:space="0" w:color="2E4057"/>
-              <w:bottom w:val="single" w:sz="4" w:space="0" w:color="2E4057"/>
-              <w:right w:val="single" w:sz="4" w:space="0" w:color="2E4057"/>
+              <w:top w:val="single" w:color="2E4057" w:sz="4" w:space="0"/>
+              <w:left w:val="single" w:color="2E4057" w:sz="4" w:space="0"/>
+              <w:bottom w:val="single" w:color="2E4057" w:sz="4" w:space="0"/>
+              <w:right w:val="single" w:color="2E4057" w:sz="4" w:space="0"/>
             </w:tcBorders>
             <w:tcMar>
               <w:top w:w="80" w:type="dxa"/>
@@ -175,14 +225,30 @@
         </w:tc>
       </w:tr>
       <w:tr>
+        <w:tblPrEx>
+          <w:tblBorders>
+            <w:top w:val="single" w:color="auto" w:sz="4" w:space="0"/>
+            <w:left w:val="single" w:color="auto" w:sz="4" w:space="0"/>
+            <w:bottom w:val="single" w:color="auto" w:sz="4" w:space="0"/>
+            <w:right w:val="single" w:color="auto" w:sz="4" w:space="0"/>
+            <w:insideH w:val="single" w:color="auto" w:sz="4" w:space="0"/>
+            <w:insideV w:val="single" w:color="auto" w:sz="4" w:space="0"/>
+          </w:tblBorders>
+          <w:tblCellMar>
+            <w:top w:w="0" w:type="dxa"/>
+            <w:left w:w="10" w:type="dxa"/>
+            <w:bottom w:w="0" w:type="dxa"/>
+            <w:right w:w="10" w:type="dxa"/>
+          </w:tblCellMar>
+        </w:tblPrEx>
         <w:tc>
           <w:tcPr>
             <w:tcW w:w="0" w:type="auto"/>
             <w:tcBorders>
-              <w:top w:val="single" w:sz="4" w:space="0" w:color="2E4057"/>
-              <w:left w:val="single" w:sz="4" w:space="0" w:color="2E4057"/>
-              <w:bottom w:val="single" w:sz="4" w:space="0" w:color="2E4057"/>
-              <w:right w:val="single" w:sz="4" w:space="0" w:color="2E4057"/>
+              <w:top w:val="single" w:color="2E4057" w:sz="4" w:space="0"/>
+              <w:left w:val="single" w:color="2E4057" w:sz="4" w:space="0"/>
+              <w:bottom w:val="single" w:color="2E4057" w:sz="4" w:space="0"/>
+              <w:right w:val="single" w:color="2E4057" w:sz="4" w:space="0"/>
             </w:tcBorders>
             <w:shd w:val="clear" w:color="auto" w:fill="DEEAF6" w:themeFill="accent1" w:themeFillTint="33"/>
             <w:tcMar>
@@ -197,6 +263,11 @@
             <w:pPr>
               <w:rPr>
                 <w:color w:val="000000" w:themeColor="text1"/>
+                <w14:textFill>
+                  <w14:solidFill>
+                    <w14:schemeClr w14:val="tx1"/>
+                  </w14:solidFill>
+                </w14:textFill>
               </w:rPr>
             </w:pPr>
             <w:r>
@@ -206,6 +277,11 @@
                 <w:color w:val="000000" w:themeColor="text1"/>
                 <w:sz w:val="22"/>
                 <w:szCs w:val="22"/>
+                <w14:textFill>
+                  <w14:solidFill>
+                    <w14:schemeClr w14:val="tx1"/>
+                  </w14:solidFill>
+                </w14:textFill>
               </w:rPr>
               <w:t>Subject Name</w:t>
             </w:r>
@@ -215,10 +291,10 @@
           <w:tcPr>
             <w:tcW w:w="0" w:type="auto"/>
             <w:tcBorders>
-              <w:top w:val="single" w:sz="4" w:space="0" w:color="2E4057"/>
-              <w:left w:val="single" w:sz="4" w:space="0" w:color="2E4057"/>
-              <w:bottom w:val="single" w:sz="4" w:space="0" w:color="2E4057"/>
-              <w:right w:val="single" w:sz="4" w:space="0" w:color="2E4057"/>
+              <w:top w:val="single" w:color="2E4057" w:sz="4" w:space="0"/>
+              <w:left w:val="single" w:color="2E4057" w:sz="4" w:space="0"/>
+              <w:bottom w:val="single" w:color="2E4057" w:sz="4" w:space="0"/>
+              <w:right w:val="single" w:color="2E4057" w:sz="4" w:space="0"/>
             </w:tcBorders>
             <w:tcMar>
               <w:top w:w="80" w:type="dxa"/>
@@ -241,14 +317,30 @@
         </w:tc>
       </w:tr>
       <w:tr>
+        <w:tblPrEx>
+          <w:tblBorders>
+            <w:top w:val="single" w:color="auto" w:sz="4" w:space="0"/>
+            <w:left w:val="single" w:color="auto" w:sz="4" w:space="0"/>
+            <w:bottom w:val="single" w:color="auto" w:sz="4" w:space="0"/>
+            <w:right w:val="single" w:color="auto" w:sz="4" w:space="0"/>
+            <w:insideH w:val="single" w:color="auto" w:sz="4" w:space="0"/>
+            <w:insideV w:val="single" w:color="auto" w:sz="4" w:space="0"/>
+          </w:tblBorders>
+          <w:tblCellMar>
+            <w:top w:w="0" w:type="dxa"/>
+            <w:left w:w="10" w:type="dxa"/>
+            <w:bottom w:w="0" w:type="dxa"/>
+            <w:right w:w="10" w:type="dxa"/>
+          </w:tblCellMar>
+        </w:tblPrEx>
         <w:tc>
           <w:tcPr>
             <w:tcW w:w="0" w:type="auto"/>
             <w:tcBorders>
-              <w:top w:val="single" w:sz="4" w:space="0" w:color="2E4057"/>
-              <w:left w:val="single" w:sz="4" w:space="0" w:color="2E4057"/>
-              <w:bottom w:val="single" w:sz="4" w:space="0" w:color="2E4057"/>
-              <w:right w:val="single" w:sz="4" w:space="0" w:color="2E4057"/>
+              <w:top w:val="single" w:color="2E4057" w:sz="4" w:space="0"/>
+              <w:left w:val="single" w:color="2E4057" w:sz="4" w:space="0"/>
+              <w:bottom w:val="single" w:color="2E4057" w:sz="4" w:space="0"/>
+              <w:right w:val="single" w:color="2E4057" w:sz="4" w:space="0"/>
             </w:tcBorders>
             <w:shd w:val="clear" w:color="auto" w:fill="DEEAF6" w:themeFill="accent1" w:themeFillTint="33"/>
             <w:tcMar>
@@ -263,6 +355,11 @@
             <w:pPr>
               <w:rPr>
                 <w:color w:val="000000" w:themeColor="text1"/>
+                <w14:textFill>
+                  <w14:solidFill>
+                    <w14:schemeClr w14:val="tx1"/>
+                  </w14:solidFill>
+                </w14:textFill>
               </w:rPr>
             </w:pPr>
             <w:r>
@@ -272,18 +369,13 @@
                 <w:color w:val="000000" w:themeColor="text1"/>
                 <w:sz w:val="22"/>
                 <w:szCs w:val="22"/>
+                <w14:textFill>
+                  <w14:solidFill>
+                    <w14:schemeClr w14:val="tx1"/>
+                  </w14:solidFill>
+                </w14:textFill>
               </w:rPr>
-              <w:t xml:space="preserve">Practical </w:t>
-            </w:r>
-            <w:r>
-              <w:rPr>
-                <w:b/>
-                <w:bCs/>
-                <w:color w:val="000000" w:themeColor="text1"/>
-                <w:sz w:val="22"/>
-                <w:szCs w:val="22"/>
-              </w:rPr>
-              <w:t>Topic</w:t>
+              <w:t>Practical Topic</w:t>
             </w:r>
           </w:p>
         </w:tc>
@@ -291,10 +383,10 @@
           <w:tcPr>
             <w:tcW w:w="0" w:type="auto"/>
             <w:tcBorders>
-              <w:top w:val="single" w:sz="4" w:space="0" w:color="2E4057"/>
-              <w:left w:val="single" w:sz="4" w:space="0" w:color="2E4057"/>
-              <w:bottom w:val="single" w:sz="4" w:space="0" w:color="2E4057"/>
-              <w:right w:val="single" w:sz="4" w:space="0" w:color="2E4057"/>
+              <w:top w:val="single" w:color="2E4057" w:sz="4" w:space="0"/>
+              <w:left w:val="single" w:color="2E4057" w:sz="4" w:space="0"/>
+              <w:bottom w:val="single" w:color="2E4057" w:sz="4" w:space="0"/>
+              <w:right w:val="single" w:color="2E4057" w:sz="4" w:space="0"/>
             </w:tcBorders>
             <w:tcMar>
               <w:top w:w="80" w:type="dxa"/>
@@ -319,14 +411,30 @@
         </w:tc>
       </w:tr>
       <w:tr>
+        <w:tblPrEx>
+          <w:tblBorders>
+            <w:top w:val="single" w:color="auto" w:sz="4" w:space="0"/>
+            <w:left w:val="single" w:color="auto" w:sz="4" w:space="0"/>
+            <w:bottom w:val="single" w:color="auto" w:sz="4" w:space="0"/>
+            <w:right w:val="single" w:color="auto" w:sz="4" w:space="0"/>
+            <w:insideH w:val="single" w:color="auto" w:sz="4" w:space="0"/>
+            <w:insideV w:val="single" w:color="auto" w:sz="4" w:space="0"/>
+          </w:tblBorders>
+          <w:tblCellMar>
+            <w:top w:w="0" w:type="dxa"/>
+            <w:left w:w="10" w:type="dxa"/>
+            <w:bottom w:w="0" w:type="dxa"/>
+            <w:right w:w="10" w:type="dxa"/>
+          </w:tblCellMar>
+        </w:tblPrEx>
         <w:tc>
           <w:tcPr>
             <w:tcW w:w="0" w:type="auto"/>
             <w:tcBorders>
-              <w:top w:val="single" w:sz="4" w:space="0" w:color="2E4057"/>
-              <w:left w:val="single" w:sz="4" w:space="0" w:color="2E4057"/>
-              <w:bottom w:val="single" w:sz="4" w:space="0" w:color="2E4057"/>
-              <w:right w:val="single" w:sz="4" w:space="0" w:color="2E4057"/>
+              <w:top w:val="single" w:color="2E4057" w:sz="4" w:space="0"/>
+              <w:left w:val="single" w:color="2E4057" w:sz="4" w:space="0"/>
+              <w:bottom w:val="single" w:color="2E4057" w:sz="4" w:space="0"/>
+              <w:right w:val="single" w:color="2E4057" w:sz="4" w:space="0"/>
             </w:tcBorders>
             <w:shd w:val="clear" w:color="auto" w:fill="DEEAF6" w:themeFill="accent1" w:themeFillTint="33"/>
             <w:tcMar>
@@ -341,6 +449,11 @@
             <w:pPr>
               <w:rPr>
                 <w:color w:val="000000" w:themeColor="text1"/>
+                <w14:textFill>
+                  <w14:solidFill>
+                    <w14:schemeClr w14:val="tx1"/>
+                  </w14:solidFill>
+                </w14:textFill>
               </w:rPr>
             </w:pPr>
             <w:r>
@@ -350,6 +463,11 @@
                 <w:color w:val="000000" w:themeColor="text1"/>
                 <w:sz w:val="22"/>
                 <w:szCs w:val="22"/>
+                <w14:textFill>
+                  <w14:solidFill>
+                    <w14:schemeClr w14:val="tx1"/>
+                  </w14:solidFill>
+                </w14:textFill>
               </w:rPr>
               <w:t>Time</w:t>
             </w:r>
@@ -359,10 +477,10 @@
           <w:tcPr>
             <w:tcW w:w="0" w:type="auto"/>
             <w:tcBorders>
-              <w:top w:val="single" w:sz="4" w:space="0" w:color="2E4057"/>
-              <w:left w:val="single" w:sz="4" w:space="0" w:color="2E4057"/>
-              <w:bottom w:val="single" w:sz="4" w:space="0" w:color="2E4057"/>
-              <w:right w:val="single" w:sz="4" w:space="0" w:color="2E4057"/>
+              <w:top w:val="single" w:color="2E4057" w:sz="4" w:space="0"/>
+              <w:left w:val="single" w:color="2E4057" w:sz="4" w:space="0"/>
+              <w:bottom w:val="single" w:color="2E4057" w:sz="4" w:space="0"/>
+              <w:right w:val="single" w:color="2E4057" w:sz="4" w:space="0"/>
             </w:tcBorders>
             <w:tcMar>
               <w:top w:w="80" w:type="dxa"/>
@@ -385,14 +503,30 @@
         </w:tc>
       </w:tr>
       <w:tr>
+        <w:tblPrEx>
+          <w:tblBorders>
+            <w:top w:val="single" w:color="auto" w:sz="4" w:space="0"/>
+            <w:left w:val="single" w:color="auto" w:sz="4" w:space="0"/>
+            <w:bottom w:val="single" w:color="auto" w:sz="4" w:space="0"/>
+            <w:right w:val="single" w:color="auto" w:sz="4" w:space="0"/>
+            <w:insideH w:val="single" w:color="auto" w:sz="4" w:space="0"/>
+            <w:insideV w:val="single" w:color="auto" w:sz="4" w:space="0"/>
+          </w:tblBorders>
+          <w:tblCellMar>
+            <w:top w:w="0" w:type="dxa"/>
+            <w:left w:w="10" w:type="dxa"/>
+            <w:bottom w:w="0" w:type="dxa"/>
+            <w:right w:w="10" w:type="dxa"/>
+          </w:tblCellMar>
+        </w:tblPrEx>
         <w:tc>
           <w:tcPr>
             <w:tcW w:w="0" w:type="auto"/>
             <w:tcBorders>
-              <w:top w:val="single" w:sz="4" w:space="0" w:color="2E4057"/>
-              <w:left w:val="single" w:sz="4" w:space="0" w:color="2E4057"/>
-              <w:bottom w:val="single" w:sz="4" w:space="0" w:color="2E4057"/>
-              <w:right w:val="single" w:sz="4" w:space="0" w:color="2E4057"/>
+              <w:top w:val="single" w:color="2E4057" w:sz="4" w:space="0"/>
+              <w:left w:val="single" w:color="2E4057" w:sz="4" w:space="0"/>
+              <w:bottom w:val="single" w:color="2E4057" w:sz="4" w:space="0"/>
+              <w:right w:val="single" w:color="2E4057" w:sz="4" w:space="0"/>
             </w:tcBorders>
             <w:shd w:val="clear" w:color="auto" w:fill="DEEAF6" w:themeFill="accent1" w:themeFillTint="33"/>
             <w:tcMar>
@@ -407,6 +541,11 @@
             <w:pPr>
               <w:rPr>
                 <w:color w:val="000000" w:themeColor="text1"/>
+                <w14:textFill>
+                  <w14:solidFill>
+                    <w14:schemeClr w14:val="tx1"/>
+                  </w14:solidFill>
+                </w14:textFill>
               </w:rPr>
             </w:pPr>
             <w:r>
@@ -416,6 +555,11 @@
                 <w:color w:val="000000" w:themeColor="text1"/>
                 <w:sz w:val="22"/>
                 <w:szCs w:val="22"/>
+                <w14:textFill>
+                  <w14:solidFill>
+                    <w14:schemeClr w14:val="tx1"/>
+                  </w14:solidFill>
+                </w14:textFill>
               </w:rPr>
               <w:t>Tools</w:t>
             </w:r>
@@ -425,10 +569,10 @@
           <w:tcPr>
             <w:tcW w:w="0" w:type="auto"/>
             <w:tcBorders>
-              <w:top w:val="single" w:sz="4" w:space="0" w:color="2E4057"/>
-              <w:left w:val="single" w:sz="4" w:space="0" w:color="2E4057"/>
-              <w:bottom w:val="single" w:sz="4" w:space="0" w:color="2E4057"/>
-              <w:right w:val="single" w:sz="4" w:space="0" w:color="2E4057"/>
+              <w:top w:val="single" w:color="2E4057" w:sz="4" w:space="0"/>
+              <w:left w:val="single" w:color="2E4057" w:sz="4" w:space="0"/>
+              <w:bottom w:val="single" w:color="2E4057" w:sz="4" w:space="0"/>
+              <w:right w:val="single" w:color="2E4057" w:sz="4" w:space="0"/>
             </w:tcBorders>
             <w:tcMar>
               <w:top w:w="80" w:type="dxa"/>
@@ -445,41 +589,39 @@
                 <w:sz w:val="22"/>
                 <w:szCs w:val="22"/>
               </w:rPr>
-              <w:t>MS Word, Draw.io, MS Visio, Astah, Visual Paradigm, Star</w:t>
-            </w:r>
-            <w:r>
-              <w:rPr>
-                <w:color w:val="000000"/>
-                <w:sz w:val="22"/>
-                <w:szCs w:val="22"/>
-              </w:rPr>
-              <w:t xml:space="preserve"> </w:t>
-            </w:r>
-            <w:bookmarkStart w:id="0" w:name="_GoBack"/>
-            <w:bookmarkEnd w:id="0"/>
-            <w:r>
-              <w:rPr>
-                <w:color w:val="000000"/>
-                <w:sz w:val="22"/>
-                <w:szCs w:val="22"/>
-              </w:rPr>
-              <w:t>UML</w:t>
+              <w:t>MS Word, Draw.io, MS Visio, Astah, Visual Paradigm, Star UML</w:t>
             </w:r>
           </w:p>
         </w:tc>
       </w:tr>
       <w:tr>
+        <w:tblPrEx>
+          <w:tblBorders>
+            <w:top w:val="single" w:color="auto" w:sz="4" w:space="0"/>
+            <w:left w:val="single" w:color="auto" w:sz="4" w:space="0"/>
+            <w:bottom w:val="single" w:color="auto" w:sz="4" w:space="0"/>
+            <w:right w:val="single" w:color="auto" w:sz="4" w:space="0"/>
+            <w:insideH w:val="single" w:color="auto" w:sz="4" w:space="0"/>
+            <w:insideV w:val="single" w:color="auto" w:sz="4" w:space="0"/>
+          </w:tblBorders>
+          <w:tblCellMar>
+            <w:top w:w="0" w:type="dxa"/>
+            <w:left w:w="10" w:type="dxa"/>
+            <w:bottom w:w="0" w:type="dxa"/>
+            <w:right w:w="10" w:type="dxa"/>
+          </w:tblCellMar>
+        </w:tblPrEx>
         <w:trPr>
-          <w:trHeight w:val="405"/>
+          <w:trHeight w:val="405" w:hRule="atLeast"/>
         </w:trPr>
         <w:tc>
           <w:tcPr>
             <w:tcW w:w="0" w:type="auto"/>
             <w:tcBorders>
-              <w:top w:val="single" w:sz="4" w:space="0" w:color="2E4057"/>
-              <w:left w:val="single" w:sz="4" w:space="0" w:color="2E4057"/>
-              <w:bottom w:val="single" w:sz="4" w:space="0" w:color="2E4057"/>
-              <w:right w:val="single" w:sz="4" w:space="0" w:color="2E4057"/>
+              <w:top w:val="single" w:color="2E4057" w:sz="4" w:space="0"/>
+              <w:left w:val="single" w:color="2E4057" w:sz="4" w:space="0"/>
+              <w:bottom w:val="single" w:color="2E4057" w:sz="4" w:space="0"/>
+              <w:right w:val="single" w:color="2E4057" w:sz="4" w:space="0"/>
             </w:tcBorders>
             <w:shd w:val="clear" w:color="auto" w:fill="DEEAF6" w:themeFill="accent1" w:themeFillTint="33"/>
             <w:tcMar>
@@ -494,6 +636,11 @@
             <w:pPr>
               <w:rPr>
                 <w:color w:val="000000" w:themeColor="text1"/>
+                <w14:textFill>
+                  <w14:solidFill>
+                    <w14:schemeClr w14:val="tx1"/>
+                  </w14:solidFill>
+                </w14:textFill>
               </w:rPr>
             </w:pPr>
             <w:r>
@@ -503,6 +650,11 @@
                 <w:color w:val="000000" w:themeColor="text1"/>
                 <w:sz w:val="22"/>
                 <w:szCs w:val="22"/>
+                <w14:textFill>
+                  <w14:solidFill>
+                    <w14:schemeClr w14:val="tx1"/>
+                  </w14:solidFill>
+                </w14:textFill>
               </w:rPr>
               <w:t>Note</w:t>
             </w:r>
@@ -512,10 +664,10 @@
           <w:tcPr>
             <w:tcW w:w="0" w:type="auto"/>
             <w:tcBorders>
-              <w:top w:val="single" w:sz="4" w:space="0" w:color="2E4057"/>
-              <w:left w:val="single" w:sz="4" w:space="0" w:color="2E4057"/>
-              <w:bottom w:val="single" w:sz="4" w:space="0" w:color="2E4057"/>
-              <w:right w:val="single" w:sz="4" w:space="0" w:color="2E4057"/>
+              <w:top w:val="single" w:color="2E4057" w:sz="4" w:space="0"/>
+              <w:left w:val="single" w:color="2E4057" w:sz="4" w:space="0"/>
+              <w:bottom w:val="single" w:color="2E4057" w:sz="4" w:space="0"/>
+              <w:right w:val="single" w:color="2E4057" w:sz="4" w:space="0"/>
             </w:tcBorders>
             <w:tcMar>
               <w:top w:w="80" w:type="dxa"/>
@@ -538,14 +690,30 @@
         </w:tc>
       </w:tr>
       <w:tr>
+        <w:tblPrEx>
+          <w:tblBorders>
+            <w:top w:val="single" w:color="auto" w:sz="4" w:space="0"/>
+            <w:left w:val="single" w:color="auto" w:sz="4" w:space="0"/>
+            <w:bottom w:val="single" w:color="auto" w:sz="4" w:space="0"/>
+            <w:right w:val="single" w:color="auto" w:sz="4" w:space="0"/>
+            <w:insideH w:val="single" w:color="auto" w:sz="4" w:space="0"/>
+            <w:insideV w:val="single" w:color="auto" w:sz="4" w:space="0"/>
+          </w:tblBorders>
+          <w:tblCellMar>
+            <w:top w:w="0" w:type="dxa"/>
+            <w:left w:w="10" w:type="dxa"/>
+            <w:bottom w:w="0" w:type="dxa"/>
+            <w:right w:w="10" w:type="dxa"/>
+          </w:tblCellMar>
+        </w:tblPrEx>
         <w:tc>
           <w:tcPr>
             <w:tcW w:w="0" w:type="auto"/>
             <w:tcBorders>
-              <w:top w:val="single" w:sz="4" w:space="0" w:color="2E4057"/>
-              <w:left w:val="single" w:sz="4" w:space="0" w:color="2E4057"/>
-              <w:bottom w:val="single" w:sz="4" w:space="0" w:color="2E4057"/>
-              <w:right w:val="single" w:sz="4" w:space="0" w:color="2E4057"/>
+              <w:top w:val="single" w:color="2E4057" w:sz="4" w:space="0"/>
+              <w:left w:val="single" w:color="2E4057" w:sz="4" w:space="0"/>
+              <w:bottom w:val="single" w:color="2E4057" w:sz="4" w:space="0"/>
+              <w:right w:val="single" w:color="2E4057" w:sz="4" w:space="0"/>
             </w:tcBorders>
             <w:shd w:val="clear" w:color="auto" w:fill="DEEAF6" w:themeFill="accent1" w:themeFillTint="33"/>
             <w:tcMar>
@@ -564,6 +732,11 @@
                 <w:color w:val="000000" w:themeColor="text1"/>
                 <w:sz w:val="22"/>
                 <w:szCs w:val="22"/>
+                <w14:textFill>
+                  <w14:solidFill>
+                    <w14:schemeClr w14:val="tx1"/>
+                  </w14:solidFill>
+                </w14:textFill>
               </w:rPr>
             </w:pPr>
             <w:r>
@@ -573,6 +746,11 @@
                 <w:color w:val="000000" w:themeColor="text1"/>
                 <w:sz w:val="22"/>
                 <w:szCs w:val="22"/>
+                <w14:textFill>
+                  <w14:solidFill>
+                    <w14:schemeClr w14:val="tx1"/>
+                  </w14:solidFill>
+                </w14:textFill>
               </w:rPr>
               <w:t>Student  ID</w:t>
             </w:r>
@@ -582,10 +760,10 @@
           <w:tcPr>
             <w:tcW w:w="0" w:type="auto"/>
             <w:tcBorders>
-              <w:top w:val="single" w:sz="4" w:space="0" w:color="2E4057"/>
-              <w:left w:val="single" w:sz="4" w:space="0" w:color="2E4057"/>
-              <w:bottom w:val="single" w:sz="4" w:space="0" w:color="2E4057"/>
-              <w:right w:val="single" w:sz="4" w:space="0" w:color="2E4057"/>
+              <w:top w:val="single" w:color="2E4057" w:sz="4" w:space="0"/>
+              <w:left w:val="single" w:color="2E4057" w:sz="4" w:space="0"/>
+              <w:bottom w:val="single" w:color="2E4057" w:sz="4" w:space="0"/>
+              <w:right w:val="single" w:color="2E4057" w:sz="4" w:space="0"/>
             </w:tcBorders>
             <w:tcMar>
               <w:top w:w="80" w:type="dxa"/>
@@ -616,14 +794,30 @@
         </w:tc>
       </w:tr>
       <w:tr>
+        <w:tblPrEx>
+          <w:tblBorders>
+            <w:top w:val="single" w:color="auto" w:sz="4" w:space="0"/>
+            <w:left w:val="single" w:color="auto" w:sz="4" w:space="0"/>
+            <w:bottom w:val="single" w:color="auto" w:sz="4" w:space="0"/>
+            <w:right w:val="single" w:color="auto" w:sz="4" w:space="0"/>
+            <w:insideH w:val="single" w:color="auto" w:sz="4" w:space="0"/>
+            <w:insideV w:val="single" w:color="auto" w:sz="4" w:space="0"/>
+          </w:tblBorders>
+          <w:tblCellMar>
+            <w:top w:w="0" w:type="dxa"/>
+            <w:left w:w="10" w:type="dxa"/>
+            <w:bottom w:w="0" w:type="dxa"/>
+            <w:right w:w="10" w:type="dxa"/>
+          </w:tblCellMar>
+        </w:tblPrEx>
         <w:tc>
           <w:tcPr>
             <w:tcW w:w="0" w:type="auto"/>
             <w:tcBorders>
-              <w:top w:val="single" w:sz="4" w:space="0" w:color="2E4057"/>
-              <w:left w:val="single" w:sz="4" w:space="0" w:color="2E4057"/>
-              <w:bottom w:val="single" w:sz="4" w:space="0" w:color="2E4057"/>
-              <w:right w:val="single" w:sz="4" w:space="0" w:color="2E4057"/>
+              <w:top w:val="single" w:color="2E4057" w:sz="4" w:space="0"/>
+              <w:left w:val="single" w:color="2E4057" w:sz="4" w:space="0"/>
+              <w:bottom w:val="single" w:color="2E4057" w:sz="4" w:space="0"/>
+              <w:right w:val="single" w:color="2E4057" w:sz="4" w:space="0"/>
             </w:tcBorders>
             <w:shd w:val="clear" w:color="auto" w:fill="DEEAF6" w:themeFill="accent1" w:themeFillTint="33"/>
             <w:tcMar>
@@ -642,6 +836,11 @@
                 <w:color w:val="000000" w:themeColor="text1"/>
                 <w:sz w:val="22"/>
                 <w:szCs w:val="22"/>
+                <w14:textFill>
+                  <w14:solidFill>
+                    <w14:schemeClr w14:val="tx1"/>
+                  </w14:solidFill>
+                </w14:textFill>
               </w:rPr>
             </w:pPr>
             <w:r>
@@ -651,6 +850,11 @@
                 <w:color w:val="000000" w:themeColor="text1"/>
                 <w:sz w:val="22"/>
                 <w:szCs w:val="22"/>
+                <w14:textFill>
+                  <w14:solidFill>
+                    <w14:schemeClr w14:val="tx1"/>
+                  </w14:solidFill>
+                </w14:textFill>
               </w:rPr>
               <w:t>Student Name</w:t>
             </w:r>
@@ -660,10 +864,10 @@
           <w:tcPr>
             <w:tcW w:w="0" w:type="auto"/>
             <w:tcBorders>
-              <w:top w:val="single" w:sz="4" w:space="0" w:color="2E4057"/>
-              <w:left w:val="single" w:sz="4" w:space="0" w:color="2E4057"/>
-              <w:bottom w:val="single" w:sz="4" w:space="0" w:color="2E4057"/>
-              <w:right w:val="single" w:sz="4" w:space="0" w:color="2E4057"/>
+              <w:top w:val="single" w:color="2E4057" w:sz="4" w:space="0"/>
+              <w:left w:val="single" w:color="2E4057" w:sz="4" w:space="0"/>
+              <w:bottom w:val="single" w:color="2E4057" w:sz="4" w:space="0"/>
+              <w:right w:val="single" w:color="2E4057" w:sz="4" w:space="0"/>
             </w:tcBorders>
             <w:tcMar>
               <w:top w:w="80" w:type="dxa"/>
@@ -732,70 +936,58 @@
           <w:sz w:val="24"/>
           <w:szCs w:val="22"/>
         </w:rPr>
-        <w:t xml:space="preserve">Green University is a mid-sized institution with approximately 8,000 students and 400 academic staff. Each semester, the university must manage course enrollment for all undergraduate and postgraduate </w:t>
-      </w:r>
+        <w:t>Green University is a mid-sized institution with approximately 8,000 students and 400 academic staff. Each semester, the university must manage course enrollment for all undergraduate and postgraduate programmers. Currently, students submit paper-based registration forms to their faculty office, and clerks manually enter the data into spreadsheets. This process is error-prone, slow, and creates long queues during the registration window. The university's administration has therefore decided to commission a web-based Course Registration System (CRS) to automate and streamline the entire workflow.</w:t>
+      </w:r>
+    </w:p>
+    <w:p>
+      <w:pPr>
+        <w:spacing w:before="60"/>
+        <w:rPr>
+          <w:sz w:val="22"/>
+        </w:rPr>
+      </w:pPr>
+    </w:p>
+    <w:p>
+      <w:pPr>
+        <w:spacing w:before="60" w:after="60"/>
+        <w:jc w:val="both"/>
+        <w:rPr>
+          <w:sz w:val="22"/>
+        </w:rPr>
+      </w:pPr>
       <w:r>
         <w:rPr>
           <w:sz w:val="24"/>
           <w:szCs w:val="22"/>
         </w:rPr>
-        <w:t>programmers</w:t>
-      </w:r>
+        <w:t>The CRS is expected to serve four main groups of users. Students need to browse the catalogue of available courses, check their eligibility based on completed prerequisites, submit registration requests, and track the status of each request in real time. If a course is fully booked, a student may join an electronic waitlist; should a registered student later drop the course, the system automatically notifies and enrolls the first eligible student on the waitlist. Lecturers need to review the roster of students enrolled in their courses, record midterm and final grades, and release grades to students once the grading period closes. Academic Staff (administrators) are responsible for defining the semester timetable, setting and publishing course quotas, opening and closing the registration window, approving exceptional cases, and generating enrolment and grade-distribution reports. Finally, a System Administrator manages user accounts, configures system parameters, and oversees scheduled data backups.</w:t>
+      </w:r>
+    </w:p>
+    <w:p>
+      <w:pPr>
+        <w:spacing w:before="60"/>
+        <w:rPr>
+          <w:sz w:val="22"/>
+        </w:rPr>
+      </w:pPr>
+    </w:p>
+    <w:p>
+      <w:pPr>
+        <w:spacing w:before="60" w:after="60"/>
+        <w:jc w:val="both"/>
+        <w:rPr>
+          <w:sz w:val="22"/>
+        </w:rPr>
+      </w:pPr>
       <w:r>
         <w:rPr>
           <w:sz w:val="24"/>
           <w:szCs w:val="22"/>
         </w:rPr>
-        <w:t>. Currently, students submit paper-based registration forms to their faculty office, and clerks manually enter the data into spreadsheets. This process is error-prone, slow, and creates long queues during the registration window. The university's administration has therefore decided to commission a web-based Course Registration System (CRS) to automate and streamline the entire workflow.</w:t>
-      </w:r>
-    </w:p>
-    <w:p>
-      <w:pPr>
-        <w:spacing w:before="60"/>
-        <w:rPr>
-          <w:sz w:val="22"/>
-        </w:rPr>
-      </w:pPr>
-    </w:p>
-    <w:p>
-      <w:pPr>
-        <w:spacing w:before="60" w:after="60"/>
-        <w:jc w:val="both"/>
-        <w:rPr>
-          <w:sz w:val="22"/>
-        </w:rPr>
-      </w:pPr>
-      <w:r>
-        <w:rPr>
-          <w:sz w:val="24"/>
-          <w:szCs w:val="22"/>
-        </w:rPr>
-        <w:t>The CRS is expected to serve four main groups of users. Students need to browse the catalogue of available courses, check their eligibility based on completed prerequisites, submit registration requests, and track the status of each request in real time. If a course is fully booked, a student may join an electronic waitlist; should a registered student later drop the course, the system automatically notifies and enrolls the first eligible student on the waitlist. Lecturers need to review the roster of students enrolled in their courses, record midterm and final grades, and release grades to students once the grading period closes. Academic Staff (administrators) are responsible for defining the semester timetable, setting and publishing course quotas, opening and closing the registration window, approving exceptional cases, and generating enrolment and grade-distribution reports. Finally, a System Administrator manages user accounts, configures system parameters, and oversees scheduled data backups.</w:t>
-      </w:r>
-    </w:p>
-    <w:p>
-      <w:pPr>
-        <w:spacing w:before="60"/>
-        <w:rPr>
-          <w:sz w:val="22"/>
-        </w:rPr>
-      </w:pPr>
-    </w:p>
-    <w:p>
-      <w:pPr>
-        <w:spacing w:before="60" w:after="60"/>
-        <w:jc w:val="both"/>
-        <w:rPr>
-          <w:sz w:val="22"/>
-        </w:rPr>
-      </w:pPr>
-      <w:r>
-        <w:rPr>
-          <w:sz w:val="24"/>
-          <w:szCs w:val="22"/>
-        </w:rPr>
         <w:t>From a technical standpoint, the university imposes several constraints. The system must remain responsive—handling at least 1,000 simultaneous users during peak registration periods with a page-response time under 3 seconds. Because student records and grade data are sensitive, all communication must be encrypted using TLS 1.2 or higher, and access must be governed by a role-based access control (RBAC) model so that each user sees only the functions and data relevant to their role. The platform must be available 99.5 % of the time during the semester, with any planned maintenance scheduled outside the registration window. The interface must be accessible on both desktop and mobile browsers and must conform to WCAG 2.1 Level AA accessibility standards. The architecture should also support horizontal scaling so that additional server capacity can be added smoothly as student numbers grow in future years.</w:t>
       </w:r>
+      <w:bookmarkStart w:id="0" w:name="_GoBack"/>
+      <w:bookmarkEnd w:id="0"/>
     </w:p>
     <w:p>
       <w:pPr>
@@ -862,137 +1054,109 @@
     </w:p>
     <w:p>
       <w:pPr>
-        <w:pStyle w:val="ListParagraph"/>
+        <w:pStyle w:val="17"/>
+        <w:numPr>
+          <w:ilvl w:val="0"/>
+          <w:numId w:val="1"/>
+        </w:numPr>
+        <w:spacing w:before="60" w:after="60"/>
+      </w:pPr>
+      <w:r>
+        <w:rPr>
+          <w:sz w:val="22"/>
+          <w:szCs w:val="22"/>
+        </w:rPr>
+        <w:t>Identify and justify the most appropriate software development model (SDLC) for the CRS project. In your justification, address each of the following points:  (10 points)</w:t>
+      </w:r>
+    </w:p>
+    <w:p>
+      <w:pPr>
+        <w:pStyle w:val="17"/>
         <w:numPr>
           <w:ilvl w:val="0"/>
           <w:numId w:val="2"/>
         </w:numPr>
-        <w:spacing w:before="60" w:after="60"/>
+        <w:spacing w:before="50" w:after="50"/>
       </w:pPr>
       <w:r>
         <w:rPr>
           <w:sz w:val="22"/>
           <w:szCs w:val="22"/>
         </w:rPr>
-        <w:t>Identify and justify the most appropriate software development model (SDLC) for the CRS project. In your justification, address e</w:t>
-      </w:r>
-      <w:r>
-        <w:rPr>
-          <w:sz w:val="22"/>
-          <w:szCs w:val="22"/>
-        </w:rPr>
-        <w:t>ach of the following points:  (10</w:t>
-      </w:r>
-      <w:r>
-        <w:rPr>
-          <w:sz w:val="22"/>
-          <w:szCs w:val="22"/>
-        </w:rPr>
-        <w:t xml:space="preserve"> points)</w:t>
-      </w:r>
-    </w:p>
-    <w:p>
-      <w:pPr>
-        <w:pStyle w:val="ListParagraph"/>
-        <w:numPr>
-          <w:ilvl w:val="0"/>
-          <w:numId w:val="3"/>
-        </w:numPr>
-        <w:spacing w:before="50" w:after="50"/>
-      </w:pPr>
-      <w:r>
-        <w:rPr>
-          <w:sz w:val="22"/>
-          <w:szCs w:val="22"/>
-        </w:rPr>
         <w:t>Whether requirements are fully known and stable at the outset</w:t>
       </w:r>
     </w:p>
     <w:p>
       <w:pPr>
-        <w:pStyle w:val="ListParagraph"/>
-        <w:numPr>
-          <w:ilvl w:val="0"/>
-          <w:numId w:val="3"/>
-        </w:numPr>
-        <w:spacing w:before="50" w:after="50"/>
-      </w:pPr>
-      <w:r>
-        <w:rPr>
-          <w:sz w:val="22"/>
-          <w:szCs w:val="22"/>
-        </w:rPr>
-        <w:t>The need for iterative delivery and regular stakeholder feedback</w:t>
-      </w:r>
-    </w:p>
-    <w:p>
-      <w:pPr>
-        <w:pStyle w:val="ListParagraph"/>
-        <w:numPr>
-          <w:ilvl w:val="0"/>
-          <w:numId w:val="3"/>
-        </w:numPr>
-        <w:spacing w:before="50" w:after="50"/>
-      </w:pPr>
-      <w:r>
-        <w:rPr>
-          <w:sz w:val="22"/>
-          <w:szCs w:val="22"/>
-        </w:rPr>
-        <w:t>Risk factors specific to the CRS (e.g., concurrent-user load, data security)</w:t>
-      </w:r>
-    </w:p>
-    <w:p>
-      <w:pPr>
-        <w:pStyle w:val="ListParagraph"/>
-        <w:numPr>
-          <w:ilvl w:val="0"/>
-          <w:numId w:val="3"/>
-        </w:numPr>
-        <w:spacing w:before="50" w:after="50"/>
-      </w:pPr>
-      <w:r>
-        <w:rPr>
-          <w:sz w:val="22"/>
-          <w:szCs w:val="22"/>
-        </w:rPr>
-        <w:t>Team size, project duration, and the university's change-control process</w:t>
-      </w:r>
-    </w:p>
-    <w:p>
-      <w:pPr>
-        <w:spacing w:before="60"/>
-      </w:pPr>
-    </w:p>
-    <w:p>
-      <w:pPr>
-        <w:pStyle w:val="ListParagraph"/>
+        <w:pStyle w:val="17"/>
         <w:numPr>
           <w:ilvl w:val="0"/>
           <w:numId w:val="2"/>
         </w:numPr>
-        <w:spacing w:before="60" w:after="60"/>
+        <w:spacing w:before="50" w:after="50"/>
       </w:pPr>
       <w:r>
         <w:rPr>
           <w:sz w:val="22"/>
           <w:szCs w:val="22"/>
         </w:rPr>
-        <w:t>Select ONE alternative SDLC model and compare it with your chosen model in the context of the CRS. Your comparison must include at least two advantages and two d</w:t>
-      </w:r>
+        <w:t>The need for iterative delivery and regular stakeholder feedback</w:t>
+      </w:r>
+    </w:p>
+    <w:p>
+      <w:pPr>
+        <w:pStyle w:val="17"/>
+        <w:numPr>
+          <w:ilvl w:val="0"/>
+          <w:numId w:val="2"/>
+        </w:numPr>
+        <w:spacing w:before="50" w:after="50"/>
+      </w:pPr>
       <w:r>
         <w:rPr>
           <w:sz w:val="22"/>
           <w:szCs w:val="22"/>
         </w:rPr>
-        <w:t>isadvantages for each model.  (10</w:t>
-      </w:r>
+        <w:t>Risk factors specific to the CRS (e.g., concurrent-user load, data security)</w:t>
+      </w:r>
+    </w:p>
+    <w:p>
+      <w:pPr>
+        <w:pStyle w:val="17"/>
+        <w:numPr>
+          <w:ilvl w:val="0"/>
+          <w:numId w:val="2"/>
+        </w:numPr>
+        <w:spacing w:before="50" w:after="50"/>
+      </w:pPr>
       <w:r>
         <w:rPr>
           <w:sz w:val="22"/>
           <w:szCs w:val="22"/>
         </w:rPr>
-        <w:t xml:space="preserve"> points)</w:t>
+        <w:t>Team size, project duration, and the university's change-control process</w:t>
+      </w:r>
+    </w:p>
+    <w:p>
+      <w:pPr>
+        <w:spacing w:before="60"/>
+      </w:pPr>
+    </w:p>
+    <w:p>
+      <w:pPr>
+        <w:pStyle w:val="17"/>
+        <w:numPr>
+          <w:ilvl w:val="0"/>
+          <w:numId w:val="1"/>
+        </w:numPr>
+        <w:spacing w:before="60" w:after="60"/>
+      </w:pPr>
+      <w:r>
+        <w:rPr>
+          <w:sz w:val="22"/>
+          <w:szCs w:val="22"/>
+        </w:rPr>
+        <w:t>Select ONE alternative SDLC model and compare it with your chosen model in the context of the CRS. Your comparison must include at least two advantages and two disadvantages for each model.  (10 points)</w:t>
       </w:r>
     </w:p>
     <w:p>
@@ -1012,8 +1176,169 @@
           <w:sz w:val="24"/>
           <w:szCs w:val="24"/>
         </w:rPr>
-        <w:t xml:space="preserve">Question 2: UC Modeling </w:t>
-      </w:r>
+        <w:t>Question 2: UC Modeling (15 points)</w:t>
+      </w:r>
+    </w:p>
+    <w:p>
+      <w:pPr>
+        <w:spacing w:before="40"/>
+      </w:pPr>
+    </w:p>
+    <w:p>
+      <w:pPr>
+        <w:pStyle w:val="17"/>
+        <w:numPr>
+          <w:ilvl w:val="0"/>
+          <w:numId w:val="3"/>
+        </w:numPr>
+        <w:spacing w:before="60" w:after="60"/>
+      </w:pPr>
+      <w:r>
+        <w:rPr>
+          <w:sz w:val="22"/>
+          <w:szCs w:val="22"/>
+        </w:rPr>
+        <w:t>Identify 4 actors in the Course Registration System. For each actor, state their primary goal and whether they are a primary or secondary actor.  (3 points)</w:t>
+      </w:r>
+    </w:p>
+    <w:p>
+      <w:pPr>
+        <w:spacing w:before="60"/>
+      </w:pPr>
+    </w:p>
+    <w:p>
+      <w:pPr>
+        <w:pStyle w:val="17"/>
+        <w:numPr>
+          <w:ilvl w:val="0"/>
+          <w:numId w:val="3"/>
+        </w:numPr>
+        <w:spacing w:before="60" w:after="60"/>
+      </w:pPr>
+      <w:r>
+        <w:rPr>
+          <w:sz w:val="22"/>
+          <w:szCs w:val="22"/>
+        </w:rPr>
+        <w:t>List at least 6 use cases for the CRS. For each use case, state the initiating actor(s) and a one-sentence description of the goal.  (4 points)</w:t>
+      </w:r>
+    </w:p>
+    <w:p>
+      <w:pPr>
+        <w:spacing w:before="60"/>
+      </w:pPr>
+    </w:p>
+    <w:p>
+      <w:pPr>
+        <w:pStyle w:val="17"/>
+        <w:numPr>
+          <w:ilvl w:val="0"/>
+          <w:numId w:val="3"/>
+        </w:numPr>
+        <w:spacing w:before="60" w:after="60"/>
+      </w:pPr>
+      <w:r>
+        <w:rPr>
+          <w:sz w:val="22"/>
+          <w:szCs w:val="22"/>
+        </w:rPr>
+        <w:t>Draw a complete UML Use Case Diagram for the CRS. The diagram must include:  (8 points)</w:t>
+      </w:r>
+    </w:p>
+    <w:p>
+      <w:pPr>
+        <w:pStyle w:val="17"/>
+        <w:numPr>
+          <w:ilvl w:val="0"/>
+          <w:numId w:val="2"/>
+        </w:numPr>
+        <w:spacing w:before="50" w:after="50"/>
+      </w:pPr>
+      <w:r>
+        <w:rPr>
+          <w:sz w:val="22"/>
+          <w:szCs w:val="22"/>
+        </w:rPr>
+        <w:t>All identified actors, placed correctly inside or outside the system boundary</w:t>
+      </w:r>
+    </w:p>
+    <w:p>
+      <w:pPr>
+        <w:pStyle w:val="17"/>
+        <w:numPr>
+          <w:ilvl w:val="0"/>
+          <w:numId w:val="2"/>
+        </w:numPr>
+        <w:spacing w:before="50" w:after="50"/>
+      </w:pPr>
+      <w:r>
+        <w:rPr>
+          <w:sz w:val="22"/>
+          <w:szCs w:val="22"/>
+        </w:rPr>
+        <w:t>All major use cases inside the system boundary rectangle</w:t>
+      </w:r>
+    </w:p>
+    <w:p>
+      <w:pPr>
+        <w:pStyle w:val="17"/>
+        <w:numPr>
+          <w:ilvl w:val="0"/>
+          <w:numId w:val="2"/>
+        </w:numPr>
+        <w:spacing w:before="50" w:after="50"/>
+      </w:pPr>
+      <w:r>
+        <w:rPr>
+          <w:sz w:val="22"/>
+          <w:szCs w:val="22"/>
+        </w:rPr>
+        <w:t>At least ONE &lt;&lt;include&gt;&gt; relationship — provide a brief written rationale</w:t>
+      </w:r>
+    </w:p>
+    <w:p>
+      <w:pPr>
+        <w:pStyle w:val="17"/>
+        <w:numPr>
+          <w:ilvl w:val="0"/>
+          <w:numId w:val="2"/>
+        </w:numPr>
+        <w:spacing w:before="50" w:after="50"/>
+      </w:pPr>
+      <w:r>
+        <w:rPr>
+          <w:sz w:val="22"/>
+          <w:szCs w:val="22"/>
+        </w:rPr>
+        <w:t>At least ONE &lt;&lt;extend&gt;&gt; relationship — provide a brief written rationale</w:t>
+      </w:r>
+    </w:p>
+    <w:p>
+      <w:pPr>
+        <w:pStyle w:val="17"/>
+        <w:numPr>
+          <w:ilvl w:val="0"/>
+          <w:numId w:val="2"/>
+        </w:numPr>
+        <w:spacing w:before="50" w:after="50"/>
+      </w:pPr>
+      <w:r>
+        <w:rPr>
+          <w:sz w:val="22"/>
+          <w:szCs w:val="22"/>
+        </w:rPr>
+        <w:t>Any actor-generalisation relationships that apply</w:t>
+      </w:r>
+    </w:p>
+    <w:p>
+      <w:pPr>
+        <w:spacing w:before="120"/>
+      </w:pPr>
+    </w:p>
+    <w:p>
+      <w:pPr>
+        <w:spacing w:before="200" w:after="80"/>
+      </w:pPr>
       <w:r>
         <w:rPr>
           <w:b/>
@@ -1022,7 +1347,7 @@
           <w:sz w:val="24"/>
           <w:szCs w:val="24"/>
         </w:rPr>
-        <w:t>(15 points)</w:t>
+        <w:t>Question 3: UC Specification (15 points)</w:t>
       </w:r>
     </w:p>
     <w:p>
@@ -1032,249 +1357,14 @@
     </w:p>
     <w:p>
       <w:pPr>
-        <w:pStyle w:val="ListParagraph"/>
-        <w:numPr>
-          <w:ilvl w:val="0"/>
-          <w:numId w:val="5"/>
-        </w:numPr>
         <w:spacing w:before="60" w:after="60"/>
+        <w:jc w:val="both"/>
       </w:pPr>
       <w:r>
         <w:rPr>
           <w:sz w:val="22"/>
           <w:szCs w:val="22"/>
         </w:rPr>
-        <w:t xml:space="preserve">Identify </w:t>
-      </w:r>
-      <w:r>
-        <w:rPr>
-          <w:sz w:val="22"/>
-          <w:szCs w:val="22"/>
-        </w:rPr>
-        <w:t>4</w:t>
-      </w:r>
-      <w:r>
-        <w:rPr>
-          <w:sz w:val="22"/>
-          <w:szCs w:val="22"/>
-        </w:rPr>
-        <w:t xml:space="preserve"> actors in the Course Registration System. For each actor, state their primary goal and whether they are a primary or secondary actor.  (3 points)</w:t>
-      </w:r>
-    </w:p>
-    <w:p>
-      <w:pPr>
-        <w:spacing w:before="60"/>
-      </w:pPr>
-    </w:p>
-    <w:p>
-      <w:pPr>
-        <w:pStyle w:val="ListParagraph"/>
-        <w:numPr>
-          <w:ilvl w:val="0"/>
-          <w:numId w:val="5"/>
-        </w:numPr>
-        <w:spacing w:before="60" w:after="60"/>
-      </w:pPr>
-      <w:r>
-        <w:rPr>
-          <w:sz w:val="22"/>
-          <w:szCs w:val="22"/>
-        </w:rPr>
-        <w:t xml:space="preserve">List at least </w:t>
-      </w:r>
-      <w:r>
-        <w:rPr>
-          <w:sz w:val="22"/>
-          <w:szCs w:val="22"/>
-        </w:rPr>
-        <w:t xml:space="preserve">6 </w:t>
-      </w:r>
-      <w:r>
-        <w:rPr>
-          <w:sz w:val="22"/>
-          <w:szCs w:val="22"/>
-        </w:rPr>
-        <w:t>use cases for the CRS. For each use case, state the initiating actor(s) and a one-sentence description of the goal.  (4 points)</w:t>
-      </w:r>
-    </w:p>
-    <w:p>
-      <w:pPr>
-        <w:spacing w:before="60"/>
-      </w:pPr>
-    </w:p>
-    <w:p>
-      <w:pPr>
-        <w:pStyle w:val="ListParagraph"/>
-        <w:numPr>
-          <w:ilvl w:val="0"/>
-          <w:numId w:val="5"/>
-        </w:numPr>
-        <w:spacing w:before="60" w:after="60"/>
-      </w:pPr>
-      <w:r>
-        <w:rPr>
-          <w:sz w:val="22"/>
-          <w:szCs w:val="22"/>
-        </w:rPr>
-        <w:t>Draw a complete UML Use Case Diagram for the CRS. The diagram must include:  (8 points)</w:t>
-      </w:r>
-    </w:p>
-    <w:p>
-      <w:pPr>
-        <w:pStyle w:val="ListParagraph"/>
-        <w:numPr>
-          <w:ilvl w:val="0"/>
-          <w:numId w:val="3"/>
-        </w:numPr>
-        <w:spacing w:before="50" w:after="50"/>
-      </w:pPr>
-      <w:r>
-        <w:rPr>
-          <w:sz w:val="22"/>
-          <w:szCs w:val="22"/>
-        </w:rPr>
-        <w:t>All identified actors, placed correctly inside or outside the system boundary</w:t>
-      </w:r>
-    </w:p>
-    <w:p>
-      <w:pPr>
-        <w:pStyle w:val="ListParagraph"/>
-        <w:numPr>
-          <w:ilvl w:val="0"/>
-          <w:numId w:val="3"/>
-        </w:numPr>
-        <w:spacing w:before="50" w:after="50"/>
-      </w:pPr>
-      <w:r>
-        <w:rPr>
-          <w:sz w:val="22"/>
-          <w:szCs w:val="22"/>
-        </w:rPr>
-        <w:t>All major use cases inside the system boundary rectangle</w:t>
-      </w:r>
-    </w:p>
-    <w:p>
-      <w:pPr>
-        <w:pStyle w:val="ListParagraph"/>
-        <w:numPr>
-          <w:ilvl w:val="0"/>
-          <w:numId w:val="3"/>
-        </w:numPr>
-        <w:spacing w:before="50" w:after="50"/>
-      </w:pPr>
-      <w:r>
-        <w:rPr>
-          <w:sz w:val="22"/>
-          <w:szCs w:val="22"/>
-        </w:rPr>
-        <w:t>At least ONE &lt;&lt;include&gt;&gt; relationship — provide a brief written rationale</w:t>
-      </w:r>
-    </w:p>
-    <w:p>
-      <w:pPr>
-        <w:pStyle w:val="ListParagraph"/>
-        <w:numPr>
-          <w:ilvl w:val="0"/>
-          <w:numId w:val="3"/>
-        </w:numPr>
-        <w:spacing w:before="50" w:after="50"/>
-      </w:pPr>
-      <w:r>
-        <w:rPr>
-          <w:sz w:val="22"/>
-          <w:szCs w:val="22"/>
-        </w:rPr>
-        <w:t>At least ONE &lt;&lt;extend&gt;&gt; relationship — provide a brief written rationale</w:t>
-      </w:r>
-    </w:p>
-    <w:p>
-      <w:pPr>
-        <w:pStyle w:val="ListParagraph"/>
-        <w:numPr>
-          <w:ilvl w:val="0"/>
-          <w:numId w:val="3"/>
-        </w:numPr>
-        <w:spacing w:before="50" w:after="50"/>
-      </w:pPr>
-      <w:r>
-        <w:rPr>
-          <w:sz w:val="22"/>
-          <w:szCs w:val="22"/>
-        </w:rPr>
-        <w:t>Any actor-</w:t>
-      </w:r>
-      <w:proofErr w:type="spellStart"/>
-      <w:r>
-        <w:rPr>
-          <w:sz w:val="22"/>
-          <w:szCs w:val="22"/>
-        </w:rPr>
-        <w:t>generalisation</w:t>
-      </w:r>
-      <w:proofErr w:type="spellEnd"/>
-      <w:r>
-        <w:rPr>
-          <w:sz w:val="22"/>
-          <w:szCs w:val="22"/>
-        </w:rPr>
-        <w:t xml:space="preserve"> relationships that apply</w:t>
-      </w:r>
-    </w:p>
-    <w:p>
-      <w:pPr>
-        <w:spacing w:before="120"/>
-      </w:pPr>
-    </w:p>
-    <w:p>
-      <w:pPr>
-        <w:spacing w:before="200" w:after="80"/>
-      </w:pPr>
-      <w:r>
-        <w:rPr>
-          <w:b/>
-          <w:bCs/>
-          <w:color w:val="2E4057"/>
-          <w:sz w:val="24"/>
-          <w:szCs w:val="24"/>
-        </w:rPr>
-        <w:t xml:space="preserve">Question 3: UC </w:t>
-      </w:r>
-      <w:r>
-        <w:rPr>
-          <w:b/>
-          <w:bCs/>
-          <w:color w:val="2E4057"/>
-          <w:sz w:val="24"/>
-          <w:szCs w:val="24"/>
-        </w:rPr>
-        <w:t>Specification (</w:t>
-      </w:r>
-      <w:r>
-        <w:rPr>
-          <w:b/>
-          <w:bCs/>
-          <w:color w:val="2E4057"/>
-          <w:sz w:val="24"/>
-          <w:szCs w:val="24"/>
-        </w:rPr>
-        <w:t>15 points)</w:t>
-      </w:r>
-    </w:p>
-    <w:p>
-      <w:pPr>
-        <w:spacing w:before="40"/>
-      </w:pPr>
-    </w:p>
-    <w:p>
-      <w:pPr>
-        <w:spacing w:before="60" w:after="60"/>
-        <w:jc w:val="both"/>
-      </w:pPr>
-      <w:r>
-        <w:rPr>
-          <w:sz w:val="22"/>
-          <w:szCs w:val="22"/>
-        </w:rPr>
         <w:t>Write a complete Use Case Specification for the use case 'Register for Course'. Use the template below and fill in EVERY field. Partial or missing sections will receive partial credit only.</w:t>
       </w:r>
     </w:p>
@@ -1285,35 +1375,55 @@
     </w:p>
     <w:tbl>
       <w:tblPr>
+        <w:tblStyle w:val="9"/>
         <w:tblW w:w="9360" w:type="dxa"/>
+        <w:tblInd w:w="0" w:type="dxa"/>
         <w:tblBorders>
-          <w:top w:val="single" w:sz="4" w:space="0" w:color="auto"/>
-          <w:left w:val="single" w:sz="4" w:space="0" w:color="auto"/>
-          <w:bottom w:val="single" w:sz="4" w:space="0" w:color="auto"/>
-          <w:right w:val="single" w:sz="4" w:space="0" w:color="auto"/>
-          <w:insideH w:val="single" w:sz="4" w:space="0" w:color="auto"/>
-          <w:insideV w:val="single" w:sz="4" w:space="0" w:color="auto"/>
+          <w:top w:val="single" w:color="auto" w:sz="4" w:space="0"/>
+          <w:left w:val="single" w:color="auto" w:sz="4" w:space="0"/>
+          <w:bottom w:val="single" w:color="auto" w:sz="4" w:space="0"/>
+          <w:right w:val="single" w:color="auto" w:sz="4" w:space="0"/>
+          <w:insideH w:val="single" w:color="auto" w:sz="4" w:space="0"/>
+          <w:insideV w:val="single" w:color="auto" w:sz="4" w:space="0"/>
         </w:tblBorders>
+        <w:tblLayout w:type="autofit"/>
         <w:tblCellMar>
+          <w:top w:w="0" w:type="dxa"/>
           <w:left w:w="10" w:type="dxa"/>
+          <w:bottom w:w="0" w:type="dxa"/>
           <w:right w:w="10" w:type="dxa"/>
         </w:tblCellMar>
-        <w:tblLook w:val="04A0" w:firstRow="1" w:lastRow="0" w:firstColumn="1" w:lastColumn="0" w:noHBand="0" w:noVBand="1"/>
       </w:tblPr>
       <w:tblGrid>
         <w:gridCol w:w="2600"/>
         <w:gridCol w:w="6760"/>
       </w:tblGrid>
       <w:tr>
+        <w:tblPrEx>
+          <w:tblBorders>
+            <w:top w:val="single" w:color="auto" w:sz="4" w:space="0"/>
+            <w:left w:val="single" w:color="auto" w:sz="4" w:space="0"/>
+            <w:bottom w:val="single" w:color="auto" w:sz="4" w:space="0"/>
+            <w:right w:val="single" w:color="auto" w:sz="4" w:space="0"/>
+            <w:insideH w:val="single" w:color="auto" w:sz="4" w:space="0"/>
+            <w:insideV w:val="single" w:color="auto" w:sz="4" w:space="0"/>
+          </w:tblBorders>
+          <w:tblCellMar>
+            <w:top w:w="0" w:type="dxa"/>
+            <w:left w:w="10" w:type="dxa"/>
+            <w:bottom w:w="0" w:type="dxa"/>
+            <w:right w:w="10" w:type="dxa"/>
+          </w:tblCellMar>
+        </w:tblPrEx>
         <w:tc>
           <w:tcPr>
             <w:tcW w:w="0" w:type="auto"/>
             <w:gridSpan w:val="2"/>
             <w:tcBorders>
-              <w:top w:val="single" w:sz="4" w:space="0" w:color="1A6B3C"/>
-              <w:left w:val="single" w:sz="4" w:space="0" w:color="1A6B3C"/>
-              <w:bottom w:val="single" w:sz="4" w:space="0" w:color="1A6B3C"/>
-              <w:right w:val="single" w:sz="4" w:space="0" w:color="1A6B3C"/>
+              <w:top w:val="single" w:color="1A6B3C" w:sz="4" w:space="0"/>
+              <w:left w:val="single" w:color="1A6B3C" w:sz="4" w:space="0"/>
+              <w:bottom w:val="single" w:color="1A6B3C" w:sz="4" w:space="0"/>
+              <w:right w:val="single" w:color="1A6B3C" w:sz="4" w:space="0"/>
             </w:tcBorders>
             <w:shd w:val="clear" w:color="auto" w:fill="1A6B3C"/>
             <w:tcMar>
@@ -1341,14 +1451,30 @@
         </w:tc>
       </w:tr>
       <w:tr>
+        <w:tblPrEx>
+          <w:tblBorders>
+            <w:top w:val="single" w:color="auto" w:sz="4" w:space="0"/>
+            <w:left w:val="single" w:color="auto" w:sz="4" w:space="0"/>
+            <w:bottom w:val="single" w:color="auto" w:sz="4" w:space="0"/>
+            <w:right w:val="single" w:color="auto" w:sz="4" w:space="0"/>
+            <w:insideH w:val="single" w:color="auto" w:sz="4" w:space="0"/>
+            <w:insideV w:val="single" w:color="auto" w:sz="4" w:space="0"/>
+          </w:tblBorders>
+          <w:tblCellMar>
+            <w:top w:w="0" w:type="dxa"/>
+            <w:left w:w="10" w:type="dxa"/>
+            <w:bottom w:w="0" w:type="dxa"/>
+            <w:right w:w="10" w:type="dxa"/>
+          </w:tblCellMar>
+        </w:tblPrEx>
         <w:tc>
           <w:tcPr>
             <w:tcW w:w="2600" w:type="dxa"/>
             <w:tcBorders>
-              <w:top w:val="single" w:sz="2" w:space="0" w:color="AAAAAA"/>
-              <w:left w:val="single" w:sz="2" w:space="0" w:color="AAAAAA"/>
-              <w:bottom w:val="single" w:sz="2" w:space="0" w:color="AAAAAA"/>
-              <w:right w:val="single" w:sz="2" w:space="0" w:color="AAAAAA"/>
+              <w:top w:val="single" w:color="AAAAAA" w:sz="2" w:space="0"/>
+              <w:left w:val="single" w:color="AAAAAA" w:sz="2" w:space="0"/>
+              <w:bottom w:val="single" w:color="AAAAAA" w:sz="2" w:space="0"/>
+              <w:right w:val="single" w:color="AAAAAA" w:sz="2" w:space="0"/>
             </w:tcBorders>
             <w:shd w:val="clear" w:color="auto" w:fill="EAF4EE"/>
             <w:tcMar>
@@ -1372,10 +1498,10 @@
           <w:tcPr>
             <w:tcW w:w="6760" w:type="dxa"/>
             <w:tcBorders>
-              <w:top w:val="single" w:sz="2" w:space="0" w:color="AAAAAA"/>
-              <w:left w:val="single" w:sz="2" w:space="0" w:color="AAAAAA"/>
-              <w:bottom w:val="single" w:sz="2" w:space="0" w:color="AAAAAA"/>
-              <w:right w:val="single" w:sz="2" w:space="0" w:color="AAAAAA"/>
+              <w:top w:val="single" w:color="AAAAAA" w:sz="2" w:space="0"/>
+              <w:left w:val="single" w:color="AAAAAA" w:sz="2" w:space="0"/>
+              <w:bottom w:val="single" w:color="AAAAAA" w:sz="2" w:space="0"/>
+              <w:right w:val="single" w:color="AAAAAA" w:sz="2" w:space="0"/>
             </w:tcBorders>
             <w:shd w:val="clear" w:color="auto" w:fill="F9FFF9"/>
             <w:tcMar>
@@ -1393,14 +1519,30 @@
         </w:tc>
       </w:tr>
       <w:tr>
+        <w:tblPrEx>
+          <w:tblBorders>
+            <w:top w:val="single" w:color="auto" w:sz="4" w:space="0"/>
+            <w:left w:val="single" w:color="auto" w:sz="4" w:space="0"/>
+            <w:bottom w:val="single" w:color="auto" w:sz="4" w:space="0"/>
+            <w:right w:val="single" w:color="auto" w:sz="4" w:space="0"/>
+            <w:insideH w:val="single" w:color="auto" w:sz="4" w:space="0"/>
+            <w:insideV w:val="single" w:color="auto" w:sz="4" w:space="0"/>
+          </w:tblBorders>
+          <w:tblCellMar>
+            <w:top w:w="0" w:type="dxa"/>
+            <w:left w:w="10" w:type="dxa"/>
+            <w:bottom w:w="0" w:type="dxa"/>
+            <w:right w:w="10" w:type="dxa"/>
+          </w:tblCellMar>
+        </w:tblPrEx>
         <w:tc>
           <w:tcPr>
             <w:tcW w:w="2600" w:type="dxa"/>
             <w:tcBorders>
-              <w:top w:val="single" w:sz="2" w:space="0" w:color="AAAAAA"/>
-              <w:left w:val="single" w:sz="2" w:space="0" w:color="AAAAAA"/>
-              <w:bottom w:val="single" w:sz="2" w:space="0" w:color="AAAAAA"/>
-              <w:right w:val="single" w:sz="2" w:space="0" w:color="AAAAAA"/>
+              <w:top w:val="single" w:color="AAAAAA" w:sz="2" w:space="0"/>
+              <w:left w:val="single" w:color="AAAAAA" w:sz="2" w:space="0"/>
+              <w:bottom w:val="single" w:color="AAAAAA" w:sz="2" w:space="0"/>
+              <w:right w:val="single" w:color="AAAAAA" w:sz="2" w:space="0"/>
             </w:tcBorders>
             <w:shd w:val="clear" w:color="auto" w:fill="EAF4EE"/>
             <w:tcMar>
@@ -1424,10 +1566,10 @@
           <w:tcPr>
             <w:tcW w:w="6760" w:type="dxa"/>
             <w:tcBorders>
-              <w:top w:val="single" w:sz="2" w:space="0" w:color="AAAAAA"/>
-              <w:left w:val="single" w:sz="2" w:space="0" w:color="AAAAAA"/>
-              <w:bottom w:val="single" w:sz="2" w:space="0" w:color="AAAAAA"/>
-              <w:right w:val="single" w:sz="2" w:space="0" w:color="AAAAAA"/>
+              <w:top w:val="single" w:color="AAAAAA" w:sz="2" w:space="0"/>
+              <w:left w:val="single" w:color="AAAAAA" w:sz="2" w:space="0"/>
+              <w:bottom w:val="single" w:color="AAAAAA" w:sz="2" w:space="0"/>
+              <w:right w:val="single" w:color="AAAAAA" w:sz="2" w:space="0"/>
             </w:tcBorders>
             <w:shd w:val="clear" w:color="auto" w:fill="FFFFFF"/>
             <w:tcMar>
@@ -1445,14 +1587,30 @@
         </w:tc>
       </w:tr>
       <w:tr>
+        <w:tblPrEx>
+          <w:tblBorders>
+            <w:top w:val="single" w:color="auto" w:sz="4" w:space="0"/>
+            <w:left w:val="single" w:color="auto" w:sz="4" w:space="0"/>
+            <w:bottom w:val="single" w:color="auto" w:sz="4" w:space="0"/>
+            <w:right w:val="single" w:color="auto" w:sz="4" w:space="0"/>
+            <w:insideH w:val="single" w:color="auto" w:sz="4" w:space="0"/>
+            <w:insideV w:val="single" w:color="auto" w:sz="4" w:space="0"/>
+          </w:tblBorders>
+          <w:tblCellMar>
+            <w:top w:w="0" w:type="dxa"/>
+            <w:left w:w="10" w:type="dxa"/>
+            <w:bottom w:w="0" w:type="dxa"/>
+            <w:right w:w="10" w:type="dxa"/>
+          </w:tblCellMar>
+        </w:tblPrEx>
         <w:tc>
           <w:tcPr>
             <w:tcW w:w="2600" w:type="dxa"/>
             <w:tcBorders>
-              <w:top w:val="single" w:sz="2" w:space="0" w:color="AAAAAA"/>
-              <w:left w:val="single" w:sz="2" w:space="0" w:color="AAAAAA"/>
-              <w:bottom w:val="single" w:sz="2" w:space="0" w:color="AAAAAA"/>
-              <w:right w:val="single" w:sz="2" w:space="0" w:color="AAAAAA"/>
+              <w:top w:val="single" w:color="AAAAAA" w:sz="2" w:space="0"/>
+              <w:left w:val="single" w:color="AAAAAA" w:sz="2" w:space="0"/>
+              <w:bottom w:val="single" w:color="AAAAAA" w:sz="2" w:space="0"/>
+              <w:right w:val="single" w:color="AAAAAA" w:sz="2" w:space="0"/>
             </w:tcBorders>
             <w:shd w:val="clear" w:color="auto" w:fill="EAF4EE"/>
             <w:tcMar>
@@ -1476,10 +1634,10 @@
           <w:tcPr>
             <w:tcW w:w="6760" w:type="dxa"/>
             <w:tcBorders>
-              <w:top w:val="single" w:sz="2" w:space="0" w:color="AAAAAA"/>
-              <w:left w:val="single" w:sz="2" w:space="0" w:color="AAAAAA"/>
-              <w:bottom w:val="single" w:sz="2" w:space="0" w:color="AAAAAA"/>
-              <w:right w:val="single" w:sz="2" w:space="0" w:color="AAAAAA"/>
+              <w:top w:val="single" w:color="AAAAAA" w:sz="2" w:space="0"/>
+              <w:left w:val="single" w:color="AAAAAA" w:sz="2" w:space="0"/>
+              <w:bottom w:val="single" w:color="AAAAAA" w:sz="2" w:space="0"/>
+              <w:right w:val="single" w:color="AAAAAA" w:sz="2" w:space="0"/>
             </w:tcBorders>
             <w:shd w:val="clear" w:color="auto" w:fill="F9FFF9"/>
             <w:tcMar>
@@ -1497,14 +1655,30 @@
         </w:tc>
       </w:tr>
       <w:tr>
+        <w:tblPrEx>
+          <w:tblBorders>
+            <w:top w:val="single" w:color="auto" w:sz="4" w:space="0"/>
+            <w:left w:val="single" w:color="auto" w:sz="4" w:space="0"/>
+            <w:bottom w:val="single" w:color="auto" w:sz="4" w:space="0"/>
+            <w:right w:val="single" w:color="auto" w:sz="4" w:space="0"/>
+            <w:insideH w:val="single" w:color="auto" w:sz="4" w:space="0"/>
+            <w:insideV w:val="single" w:color="auto" w:sz="4" w:space="0"/>
+          </w:tblBorders>
+          <w:tblCellMar>
+            <w:top w:w="0" w:type="dxa"/>
+            <w:left w:w="10" w:type="dxa"/>
+            <w:bottom w:w="0" w:type="dxa"/>
+            <w:right w:w="10" w:type="dxa"/>
+          </w:tblCellMar>
+        </w:tblPrEx>
         <w:tc>
           <w:tcPr>
             <w:tcW w:w="2600" w:type="dxa"/>
             <w:tcBorders>
-              <w:top w:val="single" w:sz="2" w:space="0" w:color="AAAAAA"/>
-              <w:left w:val="single" w:sz="2" w:space="0" w:color="AAAAAA"/>
-              <w:bottom w:val="single" w:sz="2" w:space="0" w:color="AAAAAA"/>
-              <w:right w:val="single" w:sz="2" w:space="0" w:color="AAAAAA"/>
+              <w:top w:val="single" w:color="AAAAAA" w:sz="2" w:space="0"/>
+              <w:left w:val="single" w:color="AAAAAA" w:sz="2" w:space="0"/>
+              <w:bottom w:val="single" w:color="AAAAAA" w:sz="2" w:space="0"/>
+              <w:right w:val="single" w:color="AAAAAA" w:sz="2" w:space="0"/>
             </w:tcBorders>
             <w:shd w:val="clear" w:color="auto" w:fill="EAF4EE"/>
             <w:tcMar>
@@ -1520,7 +1694,6 @@
                 <w:b/>
                 <w:bCs/>
               </w:rPr>
-              <w:lastRenderedPageBreak/>
               <w:t>Preconditions</w:t>
             </w:r>
           </w:p>
@@ -1529,10 +1702,10 @@
           <w:tcPr>
             <w:tcW w:w="6760" w:type="dxa"/>
             <w:tcBorders>
-              <w:top w:val="single" w:sz="2" w:space="0" w:color="AAAAAA"/>
-              <w:left w:val="single" w:sz="2" w:space="0" w:color="AAAAAA"/>
-              <w:bottom w:val="single" w:sz="2" w:space="0" w:color="AAAAAA"/>
-              <w:right w:val="single" w:sz="2" w:space="0" w:color="AAAAAA"/>
+              <w:top w:val="single" w:color="AAAAAA" w:sz="2" w:space="0"/>
+              <w:left w:val="single" w:color="AAAAAA" w:sz="2" w:space="0"/>
+              <w:bottom w:val="single" w:color="AAAAAA" w:sz="2" w:space="0"/>
+              <w:right w:val="single" w:color="AAAAAA" w:sz="2" w:space="0"/>
             </w:tcBorders>
             <w:shd w:val="clear" w:color="auto" w:fill="FFFFFF"/>
             <w:tcMar>
@@ -1550,14 +1723,30 @@
         </w:tc>
       </w:tr>
       <w:tr>
+        <w:tblPrEx>
+          <w:tblBorders>
+            <w:top w:val="single" w:color="auto" w:sz="4" w:space="0"/>
+            <w:left w:val="single" w:color="auto" w:sz="4" w:space="0"/>
+            <w:bottom w:val="single" w:color="auto" w:sz="4" w:space="0"/>
+            <w:right w:val="single" w:color="auto" w:sz="4" w:space="0"/>
+            <w:insideH w:val="single" w:color="auto" w:sz="4" w:space="0"/>
+            <w:insideV w:val="single" w:color="auto" w:sz="4" w:space="0"/>
+          </w:tblBorders>
+          <w:tblCellMar>
+            <w:top w:w="0" w:type="dxa"/>
+            <w:left w:w="10" w:type="dxa"/>
+            <w:bottom w:w="0" w:type="dxa"/>
+            <w:right w:w="10" w:type="dxa"/>
+          </w:tblCellMar>
+        </w:tblPrEx>
         <w:tc>
           <w:tcPr>
             <w:tcW w:w="2600" w:type="dxa"/>
             <w:tcBorders>
-              <w:top w:val="single" w:sz="2" w:space="0" w:color="AAAAAA"/>
-              <w:left w:val="single" w:sz="2" w:space="0" w:color="AAAAAA"/>
-              <w:bottom w:val="single" w:sz="2" w:space="0" w:color="AAAAAA"/>
-              <w:right w:val="single" w:sz="2" w:space="0" w:color="AAAAAA"/>
+              <w:top w:val="single" w:color="AAAAAA" w:sz="2" w:space="0"/>
+              <w:left w:val="single" w:color="AAAAAA" w:sz="2" w:space="0"/>
+              <w:bottom w:val="single" w:color="AAAAAA" w:sz="2" w:space="0"/>
+              <w:right w:val="single" w:color="AAAAAA" w:sz="2" w:space="0"/>
             </w:tcBorders>
             <w:shd w:val="clear" w:color="auto" w:fill="EAF4EE"/>
             <w:tcMar>
@@ -1581,10 +1770,10 @@
           <w:tcPr>
             <w:tcW w:w="6760" w:type="dxa"/>
             <w:tcBorders>
-              <w:top w:val="single" w:sz="2" w:space="0" w:color="AAAAAA"/>
-              <w:left w:val="single" w:sz="2" w:space="0" w:color="AAAAAA"/>
-              <w:bottom w:val="single" w:sz="2" w:space="0" w:color="AAAAAA"/>
-              <w:right w:val="single" w:sz="2" w:space="0" w:color="AAAAAA"/>
+              <w:top w:val="single" w:color="AAAAAA" w:sz="2" w:space="0"/>
+              <w:left w:val="single" w:color="AAAAAA" w:sz="2" w:space="0"/>
+              <w:bottom w:val="single" w:color="AAAAAA" w:sz="2" w:space="0"/>
+              <w:right w:val="single" w:color="AAAAAA" w:sz="2" w:space="0"/>
             </w:tcBorders>
             <w:shd w:val="clear" w:color="auto" w:fill="F9FFF9"/>
             <w:tcMar>
@@ -1602,14 +1791,30 @@
         </w:tc>
       </w:tr>
       <w:tr>
+        <w:tblPrEx>
+          <w:tblBorders>
+            <w:top w:val="single" w:color="auto" w:sz="4" w:space="0"/>
+            <w:left w:val="single" w:color="auto" w:sz="4" w:space="0"/>
+            <w:bottom w:val="single" w:color="auto" w:sz="4" w:space="0"/>
+            <w:right w:val="single" w:color="auto" w:sz="4" w:space="0"/>
+            <w:insideH w:val="single" w:color="auto" w:sz="4" w:space="0"/>
+            <w:insideV w:val="single" w:color="auto" w:sz="4" w:space="0"/>
+          </w:tblBorders>
+          <w:tblCellMar>
+            <w:top w:w="0" w:type="dxa"/>
+            <w:left w:w="10" w:type="dxa"/>
+            <w:bottom w:w="0" w:type="dxa"/>
+            <w:right w:w="10" w:type="dxa"/>
+          </w:tblCellMar>
+        </w:tblPrEx>
         <w:tc>
           <w:tcPr>
             <w:tcW w:w="2600" w:type="dxa"/>
             <w:tcBorders>
-              <w:top w:val="single" w:sz="2" w:space="0" w:color="AAAAAA"/>
-              <w:left w:val="single" w:sz="2" w:space="0" w:color="AAAAAA"/>
-              <w:bottom w:val="single" w:sz="2" w:space="0" w:color="AAAAAA"/>
-              <w:right w:val="single" w:sz="2" w:space="0" w:color="AAAAAA"/>
+              <w:top w:val="single" w:color="AAAAAA" w:sz="2" w:space="0"/>
+              <w:left w:val="single" w:color="AAAAAA" w:sz="2" w:space="0"/>
+              <w:bottom w:val="single" w:color="AAAAAA" w:sz="2" w:space="0"/>
+              <w:right w:val="single" w:color="AAAAAA" w:sz="2" w:space="0"/>
             </w:tcBorders>
             <w:shd w:val="clear" w:color="auto" w:fill="EAF4EE"/>
             <w:tcMar>
@@ -1633,10 +1838,10 @@
           <w:tcPr>
             <w:tcW w:w="6760" w:type="dxa"/>
             <w:tcBorders>
-              <w:top w:val="single" w:sz="2" w:space="0" w:color="AAAAAA"/>
-              <w:left w:val="single" w:sz="2" w:space="0" w:color="AAAAAA"/>
-              <w:bottom w:val="single" w:sz="2" w:space="0" w:color="AAAAAA"/>
-              <w:right w:val="single" w:sz="2" w:space="0" w:color="AAAAAA"/>
+              <w:top w:val="single" w:color="AAAAAA" w:sz="2" w:space="0"/>
+              <w:left w:val="single" w:color="AAAAAA" w:sz="2" w:space="0"/>
+              <w:bottom w:val="single" w:color="AAAAAA" w:sz="2" w:space="0"/>
+              <w:right w:val="single" w:color="AAAAAA" w:sz="2" w:space="0"/>
             </w:tcBorders>
             <w:shd w:val="clear" w:color="auto" w:fill="FFFFFF"/>
             <w:tcMar>
@@ -1689,14 +1894,30 @@
         </w:tc>
       </w:tr>
       <w:tr>
+        <w:tblPrEx>
+          <w:tblBorders>
+            <w:top w:val="single" w:color="auto" w:sz="4" w:space="0"/>
+            <w:left w:val="single" w:color="auto" w:sz="4" w:space="0"/>
+            <w:bottom w:val="single" w:color="auto" w:sz="4" w:space="0"/>
+            <w:right w:val="single" w:color="auto" w:sz="4" w:space="0"/>
+            <w:insideH w:val="single" w:color="auto" w:sz="4" w:space="0"/>
+            <w:insideV w:val="single" w:color="auto" w:sz="4" w:space="0"/>
+          </w:tblBorders>
+          <w:tblCellMar>
+            <w:top w:w="0" w:type="dxa"/>
+            <w:left w:w="10" w:type="dxa"/>
+            <w:bottom w:w="0" w:type="dxa"/>
+            <w:right w:w="10" w:type="dxa"/>
+          </w:tblCellMar>
+        </w:tblPrEx>
         <w:tc>
           <w:tcPr>
             <w:tcW w:w="2600" w:type="dxa"/>
             <w:tcBorders>
-              <w:top w:val="single" w:sz="2" w:space="0" w:color="AAAAAA"/>
-              <w:left w:val="single" w:sz="2" w:space="0" w:color="AAAAAA"/>
-              <w:bottom w:val="single" w:sz="2" w:space="0" w:color="AAAAAA"/>
-              <w:right w:val="single" w:sz="2" w:space="0" w:color="AAAAAA"/>
+              <w:top w:val="single" w:color="AAAAAA" w:sz="2" w:space="0"/>
+              <w:left w:val="single" w:color="AAAAAA" w:sz="2" w:space="0"/>
+              <w:bottom w:val="single" w:color="AAAAAA" w:sz="2" w:space="0"/>
+              <w:right w:val="single" w:color="AAAAAA" w:sz="2" w:space="0"/>
             </w:tcBorders>
             <w:shd w:val="clear" w:color="auto" w:fill="EAF4EE"/>
             <w:tcMar>
@@ -1720,10 +1941,10 @@
           <w:tcPr>
             <w:tcW w:w="6760" w:type="dxa"/>
             <w:tcBorders>
-              <w:top w:val="single" w:sz="2" w:space="0" w:color="AAAAAA"/>
-              <w:left w:val="single" w:sz="2" w:space="0" w:color="AAAAAA"/>
-              <w:bottom w:val="single" w:sz="2" w:space="0" w:color="AAAAAA"/>
-              <w:right w:val="single" w:sz="2" w:space="0" w:color="AAAAAA"/>
+              <w:top w:val="single" w:color="AAAAAA" w:sz="2" w:space="0"/>
+              <w:left w:val="single" w:color="AAAAAA" w:sz="2" w:space="0"/>
+              <w:bottom w:val="single" w:color="AAAAAA" w:sz="2" w:space="0"/>
+              <w:right w:val="single" w:color="AAAAAA" w:sz="2" w:space="0"/>
             </w:tcBorders>
             <w:shd w:val="clear" w:color="auto" w:fill="F9FFF9"/>
             <w:tcMar>
@@ -1761,14 +1982,30 @@
         </w:tc>
       </w:tr>
       <w:tr>
+        <w:tblPrEx>
+          <w:tblBorders>
+            <w:top w:val="single" w:color="auto" w:sz="4" w:space="0"/>
+            <w:left w:val="single" w:color="auto" w:sz="4" w:space="0"/>
+            <w:bottom w:val="single" w:color="auto" w:sz="4" w:space="0"/>
+            <w:right w:val="single" w:color="auto" w:sz="4" w:space="0"/>
+            <w:insideH w:val="single" w:color="auto" w:sz="4" w:space="0"/>
+            <w:insideV w:val="single" w:color="auto" w:sz="4" w:space="0"/>
+          </w:tblBorders>
+          <w:tblCellMar>
+            <w:top w:w="0" w:type="dxa"/>
+            <w:left w:w="10" w:type="dxa"/>
+            <w:bottom w:w="0" w:type="dxa"/>
+            <w:right w:w="10" w:type="dxa"/>
+          </w:tblCellMar>
+        </w:tblPrEx>
         <w:tc>
           <w:tcPr>
             <w:tcW w:w="2600" w:type="dxa"/>
             <w:tcBorders>
-              <w:top w:val="single" w:sz="2" w:space="0" w:color="AAAAAA"/>
-              <w:left w:val="single" w:sz="2" w:space="0" w:color="AAAAAA"/>
-              <w:bottom w:val="single" w:sz="2" w:space="0" w:color="AAAAAA"/>
-              <w:right w:val="single" w:sz="2" w:space="0" w:color="AAAAAA"/>
+              <w:top w:val="single" w:color="AAAAAA" w:sz="2" w:space="0"/>
+              <w:left w:val="single" w:color="AAAAAA" w:sz="2" w:space="0"/>
+              <w:bottom w:val="single" w:color="AAAAAA" w:sz="2" w:space="0"/>
+              <w:right w:val="single" w:color="AAAAAA" w:sz="2" w:space="0"/>
             </w:tcBorders>
             <w:shd w:val="clear" w:color="auto" w:fill="EAF4EE"/>
             <w:tcMar>
@@ -1792,10 +2029,10 @@
           <w:tcPr>
             <w:tcW w:w="6760" w:type="dxa"/>
             <w:tcBorders>
-              <w:top w:val="single" w:sz="2" w:space="0" w:color="AAAAAA"/>
-              <w:left w:val="single" w:sz="2" w:space="0" w:color="AAAAAA"/>
-              <w:bottom w:val="single" w:sz="2" w:space="0" w:color="AAAAAA"/>
-              <w:right w:val="single" w:sz="2" w:space="0" w:color="AAAAAA"/>
+              <w:top w:val="single" w:color="AAAAAA" w:sz="2" w:space="0"/>
+              <w:left w:val="single" w:color="AAAAAA" w:sz="2" w:space="0"/>
+              <w:bottom w:val="single" w:color="AAAAAA" w:sz="2" w:space="0"/>
+              <w:right w:val="single" w:color="AAAAAA" w:sz="2" w:space="0"/>
             </w:tcBorders>
             <w:shd w:val="clear" w:color="auto" w:fill="FFFFFF"/>
             <w:tcMar>
@@ -1828,14 +2065,30 @@
         </w:tc>
       </w:tr>
       <w:tr>
+        <w:tblPrEx>
+          <w:tblBorders>
+            <w:top w:val="single" w:color="auto" w:sz="4" w:space="0"/>
+            <w:left w:val="single" w:color="auto" w:sz="4" w:space="0"/>
+            <w:bottom w:val="single" w:color="auto" w:sz="4" w:space="0"/>
+            <w:right w:val="single" w:color="auto" w:sz="4" w:space="0"/>
+            <w:insideH w:val="single" w:color="auto" w:sz="4" w:space="0"/>
+            <w:insideV w:val="single" w:color="auto" w:sz="4" w:space="0"/>
+          </w:tblBorders>
+          <w:tblCellMar>
+            <w:top w:w="0" w:type="dxa"/>
+            <w:left w:w="10" w:type="dxa"/>
+            <w:bottom w:w="0" w:type="dxa"/>
+            <w:right w:w="10" w:type="dxa"/>
+          </w:tblCellMar>
+        </w:tblPrEx>
         <w:tc>
           <w:tcPr>
             <w:tcW w:w="2600" w:type="dxa"/>
             <w:tcBorders>
-              <w:top w:val="single" w:sz="2" w:space="0" w:color="AAAAAA"/>
-              <w:left w:val="single" w:sz="2" w:space="0" w:color="AAAAAA"/>
-              <w:bottom w:val="single" w:sz="2" w:space="0" w:color="AAAAAA"/>
-              <w:right w:val="single" w:sz="2" w:space="0" w:color="AAAAAA"/>
+              <w:top w:val="single" w:color="AAAAAA" w:sz="2" w:space="0"/>
+              <w:left w:val="single" w:color="AAAAAA" w:sz="2" w:space="0"/>
+              <w:bottom w:val="single" w:color="AAAAAA" w:sz="2" w:space="0"/>
+              <w:right w:val="single" w:color="AAAAAA" w:sz="2" w:space="0"/>
             </w:tcBorders>
             <w:shd w:val="clear" w:color="auto" w:fill="EAF4EE"/>
             <w:tcMar>
@@ -1859,10 +2112,10 @@
           <w:tcPr>
             <w:tcW w:w="6760" w:type="dxa"/>
             <w:tcBorders>
-              <w:top w:val="single" w:sz="2" w:space="0" w:color="AAAAAA"/>
-              <w:left w:val="single" w:sz="2" w:space="0" w:color="AAAAAA"/>
-              <w:bottom w:val="single" w:sz="2" w:space="0" w:color="AAAAAA"/>
-              <w:right w:val="single" w:sz="2" w:space="0" w:color="AAAAAA"/>
+              <w:top w:val="single" w:color="AAAAAA" w:sz="2" w:space="0"/>
+              <w:left w:val="single" w:color="AAAAAA" w:sz="2" w:space="0"/>
+              <w:bottom w:val="single" w:color="AAAAAA" w:sz="2" w:space="0"/>
+              <w:right w:val="single" w:color="AAAAAA" w:sz="2" w:space="0"/>
             </w:tcBorders>
             <w:shd w:val="clear" w:color="auto" w:fill="F9FFF9"/>
             <w:tcMar>
@@ -1895,14 +2148,30 @@
         </w:tc>
       </w:tr>
       <w:tr>
+        <w:tblPrEx>
+          <w:tblBorders>
+            <w:top w:val="single" w:color="auto" w:sz="4" w:space="0"/>
+            <w:left w:val="single" w:color="auto" w:sz="4" w:space="0"/>
+            <w:bottom w:val="single" w:color="auto" w:sz="4" w:space="0"/>
+            <w:right w:val="single" w:color="auto" w:sz="4" w:space="0"/>
+            <w:insideH w:val="single" w:color="auto" w:sz="4" w:space="0"/>
+            <w:insideV w:val="single" w:color="auto" w:sz="4" w:space="0"/>
+          </w:tblBorders>
+          <w:tblCellMar>
+            <w:top w:w="0" w:type="dxa"/>
+            <w:left w:w="10" w:type="dxa"/>
+            <w:bottom w:w="0" w:type="dxa"/>
+            <w:right w:w="10" w:type="dxa"/>
+          </w:tblCellMar>
+        </w:tblPrEx>
         <w:tc>
           <w:tcPr>
             <w:tcW w:w="2600" w:type="dxa"/>
             <w:tcBorders>
-              <w:top w:val="single" w:sz="2" w:space="0" w:color="AAAAAA"/>
-              <w:left w:val="single" w:sz="2" w:space="0" w:color="AAAAAA"/>
-              <w:bottom w:val="single" w:sz="2" w:space="0" w:color="AAAAAA"/>
-              <w:right w:val="single" w:sz="2" w:space="0" w:color="AAAAAA"/>
+              <w:top w:val="single" w:color="AAAAAA" w:sz="2" w:space="0"/>
+              <w:left w:val="single" w:color="AAAAAA" w:sz="2" w:space="0"/>
+              <w:bottom w:val="single" w:color="AAAAAA" w:sz="2" w:space="0"/>
+              <w:right w:val="single" w:color="AAAAAA" w:sz="2" w:space="0"/>
             </w:tcBorders>
             <w:shd w:val="clear" w:color="auto" w:fill="EAF4EE"/>
             <w:tcMar>
@@ -1926,10 +2195,10 @@
           <w:tcPr>
             <w:tcW w:w="6760" w:type="dxa"/>
             <w:tcBorders>
-              <w:top w:val="single" w:sz="2" w:space="0" w:color="AAAAAA"/>
-              <w:left w:val="single" w:sz="2" w:space="0" w:color="AAAAAA"/>
-              <w:bottom w:val="single" w:sz="2" w:space="0" w:color="AAAAAA"/>
-              <w:right w:val="single" w:sz="2" w:space="0" w:color="AAAAAA"/>
+              <w:top w:val="single" w:color="AAAAAA" w:sz="2" w:space="0"/>
+              <w:left w:val="single" w:color="AAAAAA" w:sz="2" w:space="0"/>
+              <w:bottom w:val="single" w:color="AAAAAA" w:sz="2" w:space="0"/>
+              <w:right w:val="single" w:color="AAAAAA" w:sz="2" w:space="0"/>
             </w:tcBorders>
             <w:shd w:val="clear" w:color="auto" w:fill="FFFFFF"/>
             <w:tcMar>
@@ -1957,14 +2226,30 @@
         </w:tc>
       </w:tr>
       <w:tr>
+        <w:tblPrEx>
+          <w:tblBorders>
+            <w:top w:val="single" w:color="auto" w:sz="4" w:space="0"/>
+            <w:left w:val="single" w:color="auto" w:sz="4" w:space="0"/>
+            <w:bottom w:val="single" w:color="auto" w:sz="4" w:space="0"/>
+            <w:right w:val="single" w:color="auto" w:sz="4" w:space="0"/>
+            <w:insideH w:val="single" w:color="auto" w:sz="4" w:space="0"/>
+            <w:insideV w:val="single" w:color="auto" w:sz="4" w:space="0"/>
+          </w:tblBorders>
+          <w:tblCellMar>
+            <w:top w:w="0" w:type="dxa"/>
+            <w:left w:w="10" w:type="dxa"/>
+            <w:bottom w:w="0" w:type="dxa"/>
+            <w:right w:w="10" w:type="dxa"/>
+          </w:tblCellMar>
+        </w:tblPrEx>
         <w:tc>
           <w:tcPr>
             <w:tcW w:w="2600" w:type="dxa"/>
             <w:tcBorders>
-              <w:top w:val="single" w:sz="2" w:space="0" w:color="AAAAAA"/>
-              <w:left w:val="single" w:sz="2" w:space="0" w:color="AAAAAA"/>
-              <w:bottom w:val="single" w:sz="2" w:space="0" w:color="AAAAAA"/>
-              <w:right w:val="single" w:sz="2" w:space="0" w:color="AAAAAA"/>
+              <w:top w:val="single" w:color="AAAAAA" w:sz="2" w:space="0"/>
+              <w:left w:val="single" w:color="AAAAAA" w:sz="2" w:space="0"/>
+              <w:bottom w:val="single" w:color="AAAAAA" w:sz="2" w:space="0"/>
+              <w:right w:val="single" w:color="AAAAAA" w:sz="2" w:space="0"/>
             </w:tcBorders>
             <w:shd w:val="clear" w:color="auto" w:fill="EAF4EE"/>
             <w:tcMar>
@@ -1988,10 +2273,10 @@
           <w:tcPr>
             <w:tcW w:w="6760" w:type="dxa"/>
             <w:tcBorders>
-              <w:top w:val="single" w:sz="2" w:space="0" w:color="AAAAAA"/>
-              <w:left w:val="single" w:sz="2" w:space="0" w:color="AAAAAA"/>
-              <w:bottom w:val="single" w:sz="2" w:space="0" w:color="AAAAAA"/>
-              <w:right w:val="single" w:sz="2" w:space="0" w:color="AAAAAA"/>
+              <w:top w:val="single" w:color="AAAAAA" w:sz="2" w:space="0"/>
+              <w:left w:val="single" w:color="AAAAAA" w:sz="2" w:space="0"/>
+              <w:bottom w:val="single" w:color="AAAAAA" w:sz="2" w:space="0"/>
+              <w:right w:val="single" w:color="AAAAAA" w:sz="2" w:space="0"/>
             </w:tcBorders>
             <w:shd w:val="clear" w:color="auto" w:fill="F9FFF9"/>
             <w:tcMar>
@@ -2031,37 +2316,7 @@
           <w:sz w:val="24"/>
           <w:szCs w:val="24"/>
         </w:rPr>
-        <w:t xml:space="preserve">Question 4: Non-Functional </w:t>
-      </w:r>
-      <w:r>
-        <w:rPr>
-          <w:b/>
-          <w:bCs/>
-          <w:color w:val="2E4057"/>
-          <w:sz w:val="24"/>
-          <w:szCs w:val="24"/>
-        </w:rPr>
-        <w:t>Requirements (</w:t>
-      </w:r>
-      <w:r>
-        <w:rPr>
-          <w:b/>
-          <w:bCs/>
-          <w:color w:val="2E4057"/>
-          <w:sz w:val="24"/>
-          <w:szCs w:val="24"/>
-        </w:rPr>
-        <w:t>10</w:t>
-      </w:r>
-      <w:r>
-        <w:rPr>
-          <w:b/>
-          <w:bCs/>
-          <w:color w:val="2E4057"/>
-          <w:sz w:val="24"/>
-          <w:szCs w:val="24"/>
-        </w:rPr>
-        <w:t xml:space="preserve"> points)</w:t>
+        <w:t>Question 4: Non-Functional Requirements (10 points)</w:t>
       </w:r>
     </w:p>
     <w:p>
@@ -2102,20 +2357,24 @@
     </w:p>
     <w:tbl>
       <w:tblPr>
+        <w:tblStyle w:val="9"/>
         <w:tblW w:w="9587" w:type="dxa"/>
+        <w:tblInd w:w="0" w:type="dxa"/>
         <w:tblBorders>
-          <w:top w:val="single" w:sz="4" w:space="0" w:color="auto"/>
-          <w:left w:val="single" w:sz="4" w:space="0" w:color="auto"/>
-          <w:bottom w:val="single" w:sz="4" w:space="0" w:color="auto"/>
-          <w:right w:val="single" w:sz="4" w:space="0" w:color="auto"/>
-          <w:insideH w:val="single" w:sz="4" w:space="0" w:color="auto"/>
-          <w:insideV w:val="single" w:sz="4" w:space="0" w:color="auto"/>
+          <w:top w:val="single" w:color="auto" w:sz="4" w:space="0"/>
+          <w:left w:val="single" w:color="auto" w:sz="4" w:space="0"/>
+          <w:bottom w:val="single" w:color="auto" w:sz="4" w:space="0"/>
+          <w:right w:val="single" w:color="auto" w:sz="4" w:space="0"/>
+          <w:insideH w:val="single" w:color="auto" w:sz="4" w:space="0"/>
+          <w:insideV w:val="single" w:color="auto" w:sz="4" w:space="0"/>
         </w:tblBorders>
+        <w:tblLayout w:type="autofit"/>
         <w:tblCellMar>
+          <w:top w:w="0" w:type="dxa"/>
           <w:left w:w="10" w:type="dxa"/>
+          <w:bottom w:w="0" w:type="dxa"/>
           <w:right w:w="10" w:type="dxa"/>
         </w:tblCellMar>
-        <w:tblLook w:val="04A0" w:firstRow="1" w:lastRow="0" w:firstColumn="1" w:lastColumn="0" w:noHBand="0" w:noVBand="1"/>
       </w:tblPr>
       <w:tblGrid>
         <w:gridCol w:w="1813"/>
@@ -2123,17 +2382,33 @@
         <w:gridCol w:w="3518"/>
       </w:tblGrid>
       <w:tr>
+        <w:tblPrEx>
+          <w:tblBorders>
+            <w:top w:val="single" w:color="auto" w:sz="4" w:space="0"/>
+            <w:left w:val="single" w:color="auto" w:sz="4" w:space="0"/>
+            <w:bottom w:val="single" w:color="auto" w:sz="4" w:space="0"/>
+            <w:right w:val="single" w:color="auto" w:sz="4" w:space="0"/>
+            <w:insideH w:val="single" w:color="auto" w:sz="4" w:space="0"/>
+            <w:insideV w:val="single" w:color="auto" w:sz="4" w:space="0"/>
+          </w:tblBorders>
+          <w:tblCellMar>
+            <w:top w:w="0" w:type="dxa"/>
+            <w:left w:w="10" w:type="dxa"/>
+            <w:bottom w:w="0" w:type="dxa"/>
+            <w:right w:w="10" w:type="dxa"/>
+          </w:tblCellMar>
+        </w:tblPrEx>
         <w:trPr>
-          <w:trHeight w:val="424"/>
+          <w:trHeight w:val="424" w:hRule="atLeast"/>
         </w:trPr>
         <w:tc>
           <w:tcPr>
             <w:tcW w:w="1813" w:type="dxa"/>
             <w:tcBorders>
-              <w:top w:val="single" w:sz="4" w:space="0" w:color="1A6B3C"/>
-              <w:left w:val="single" w:sz="4" w:space="0" w:color="1A6B3C"/>
-              <w:bottom w:val="single" w:sz="4" w:space="0" w:color="1A6B3C"/>
-              <w:right w:val="single" w:sz="4" w:space="0" w:color="1A6B3C"/>
+              <w:top w:val="single" w:color="1A6B3C" w:sz="4" w:space="0"/>
+              <w:left w:val="single" w:color="1A6B3C" w:sz="4" w:space="0"/>
+              <w:bottom w:val="single" w:color="1A6B3C" w:sz="4" w:space="0"/>
+              <w:right w:val="single" w:color="1A6B3C" w:sz="4" w:space="0"/>
             </w:tcBorders>
             <w:shd w:val="clear" w:color="auto" w:fill="2E4057"/>
             <w:tcMar>
@@ -2158,10 +2433,10 @@
           <w:tcPr>
             <w:tcW w:w="4256" w:type="dxa"/>
             <w:tcBorders>
-              <w:top w:val="single" w:sz="4" w:space="0" w:color="1A6B3C"/>
-              <w:left w:val="single" w:sz="4" w:space="0" w:color="1A6B3C"/>
-              <w:bottom w:val="single" w:sz="4" w:space="0" w:color="1A6B3C"/>
-              <w:right w:val="single" w:sz="4" w:space="0" w:color="1A6B3C"/>
+              <w:top w:val="single" w:color="1A6B3C" w:sz="4" w:space="0"/>
+              <w:left w:val="single" w:color="1A6B3C" w:sz="4" w:space="0"/>
+              <w:bottom w:val="single" w:color="1A6B3C" w:sz="4" w:space="0"/>
+              <w:right w:val="single" w:color="1A6B3C" w:sz="4" w:space="0"/>
             </w:tcBorders>
             <w:shd w:val="clear" w:color="auto" w:fill="2E4057"/>
             <w:tcMar>
@@ -2189,10 +2464,10 @@
           <w:tcPr>
             <w:tcW w:w="3518" w:type="dxa"/>
             <w:tcBorders>
-              <w:top w:val="single" w:sz="4" w:space="0" w:color="1A6B3C"/>
-              <w:left w:val="single" w:sz="4" w:space="0" w:color="1A6B3C"/>
-              <w:bottom w:val="single" w:sz="4" w:space="0" w:color="1A6B3C"/>
-              <w:right w:val="single" w:sz="4" w:space="0" w:color="1A6B3C"/>
+              <w:top w:val="single" w:color="1A6B3C" w:sz="4" w:space="0"/>
+              <w:left w:val="single" w:color="1A6B3C" w:sz="4" w:space="0"/>
+              <w:bottom w:val="single" w:color="1A6B3C" w:sz="4" w:space="0"/>
+              <w:right w:val="single" w:color="1A6B3C" w:sz="4" w:space="0"/>
             </w:tcBorders>
             <w:shd w:val="clear" w:color="auto" w:fill="2E4057"/>
             <w:tcMar>
@@ -2218,17 +2493,33 @@
         </w:tc>
       </w:tr>
       <w:tr>
+        <w:tblPrEx>
+          <w:tblBorders>
+            <w:top w:val="single" w:color="auto" w:sz="4" w:space="0"/>
+            <w:left w:val="single" w:color="auto" w:sz="4" w:space="0"/>
+            <w:bottom w:val="single" w:color="auto" w:sz="4" w:space="0"/>
+            <w:right w:val="single" w:color="auto" w:sz="4" w:space="0"/>
+            <w:insideH w:val="single" w:color="auto" w:sz="4" w:space="0"/>
+            <w:insideV w:val="single" w:color="auto" w:sz="4" w:space="0"/>
+          </w:tblBorders>
+          <w:tblCellMar>
+            <w:top w:w="0" w:type="dxa"/>
+            <w:left w:w="10" w:type="dxa"/>
+            <w:bottom w:w="0" w:type="dxa"/>
+            <w:right w:w="10" w:type="dxa"/>
+          </w:tblCellMar>
+        </w:tblPrEx>
         <w:trPr>
-          <w:trHeight w:val="434"/>
+          <w:trHeight w:val="434" w:hRule="atLeast"/>
         </w:trPr>
         <w:tc>
           <w:tcPr>
             <w:tcW w:w="1813" w:type="dxa"/>
             <w:tcBorders>
-              <w:top w:val="single" w:sz="2" w:space="0" w:color="AAAAAA"/>
-              <w:left w:val="single" w:sz="2" w:space="0" w:color="AAAAAA"/>
-              <w:bottom w:val="single" w:sz="2" w:space="0" w:color="AAAAAA"/>
-              <w:right w:val="single" w:sz="2" w:space="0" w:color="AAAAAA"/>
+              <w:top w:val="single" w:color="AAAAAA" w:sz="2" w:space="0"/>
+              <w:left w:val="single" w:color="AAAAAA" w:sz="2" w:space="0"/>
+              <w:bottom w:val="single" w:color="AAAAAA" w:sz="2" w:space="0"/>
+              <w:right w:val="single" w:color="AAAAAA" w:sz="2" w:space="0"/>
             </w:tcBorders>
             <w:shd w:val="clear" w:color="auto" w:fill="FFFFFF" w:themeFill="background1"/>
             <w:tcMar>
@@ -2248,10 +2539,10 @@
           <w:tcPr>
             <w:tcW w:w="4256" w:type="dxa"/>
             <w:tcBorders>
-              <w:top w:val="single" w:sz="2" w:space="0" w:color="AAAAAA"/>
-              <w:left w:val="single" w:sz="2" w:space="0" w:color="AAAAAA"/>
-              <w:bottom w:val="single" w:sz="2" w:space="0" w:color="AAAAAA"/>
-              <w:right w:val="single" w:sz="2" w:space="0" w:color="AAAAAA"/>
+              <w:top w:val="single" w:color="AAAAAA" w:sz="2" w:space="0"/>
+              <w:left w:val="single" w:color="AAAAAA" w:sz="2" w:space="0"/>
+              <w:bottom w:val="single" w:color="AAAAAA" w:sz="2" w:space="0"/>
+              <w:right w:val="single" w:color="AAAAAA" w:sz="2" w:space="0"/>
             </w:tcBorders>
             <w:shd w:val="clear" w:color="auto" w:fill="FFFFFF" w:themeFill="background1"/>
             <w:tcMar>
@@ -2267,10 +2558,10 @@
           <w:tcPr>
             <w:tcW w:w="3518" w:type="dxa"/>
             <w:tcBorders>
-              <w:top w:val="single" w:sz="2" w:space="0" w:color="AAAAAA"/>
-              <w:left w:val="single" w:sz="2" w:space="0" w:color="AAAAAA"/>
-              <w:bottom w:val="single" w:sz="2" w:space="0" w:color="AAAAAA"/>
-              <w:right w:val="single" w:sz="2" w:space="0" w:color="AAAAAA"/>
+              <w:top w:val="single" w:color="AAAAAA" w:sz="2" w:space="0"/>
+              <w:left w:val="single" w:color="AAAAAA" w:sz="2" w:space="0"/>
+              <w:bottom w:val="single" w:color="AAAAAA" w:sz="2" w:space="0"/>
+              <w:right w:val="single" w:color="AAAAAA" w:sz="2" w:space="0"/>
             </w:tcBorders>
             <w:shd w:val="clear" w:color="auto" w:fill="FFFFFF" w:themeFill="background1"/>
             <w:tcMar>
@@ -2288,17 +2579,33 @@
         </w:tc>
       </w:tr>
       <w:tr>
+        <w:tblPrEx>
+          <w:tblBorders>
+            <w:top w:val="single" w:color="auto" w:sz="4" w:space="0"/>
+            <w:left w:val="single" w:color="auto" w:sz="4" w:space="0"/>
+            <w:bottom w:val="single" w:color="auto" w:sz="4" w:space="0"/>
+            <w:right w:val="single" w:color="auto" w:sz="4" w:space="0"/>
+            <w:insideH w:val="single" w:color="auto" w:sz="4" w:space="0"/>
+            <w:insideV w:val="single" w:color="auto" w:sz="4" w:space="0"/>
+          </w:tblBorders>
+          <w:tblCellMar>
+            <w:top w:w="0" w:type="dxa"/>
+            <w:left w:w="10" w:type="dxa"/>
+            <w:bottom w:w="0" w:type="dxa"/>
+            <w:right w:w="10" w:type="dxa"/>
+          </w:tblCellMar>
+        </w:tblPrEx>
         <w:trPr>
-          <w:trHeight w:val="434"/>
+          <w:trHeight w:val="434" w:hRule="atLeast"/>
         </w:trPr>
         <w:tc>
           <w:tcPr>
             <w:tcW w:w="1813" w:type="dxa"/>
             <w:tcBorders>
-              <w:top w:val="single" w:sz="2" w:space="0" w:color="AAAAAA"/>
-              <w:left w:val="single" w:sz="2" w:space="0" w:color="AAAAAA"/>
-              <w:bottom w:val="single" w:sz="2" w:space="0" w:color="AAAAAA"/>
-              <w:right w:val="single" w:sz="2" w:space="0" w:color="AAAAAA"/>
+              <w:top w:val="single" w:color="AAAAAA" w:sz="2" w:space="0"/>
+              <w:left w:val="single" w:color="AAAAAA" w:sz="2" w:space="0"/>
+              <w:bottom w:val="single" w:color="AAAAAA" w:sz="2" w:space="0"/>
+              <w:right w:val="single" w:color="AAAAAA" w:sz="2" w:space="0"/>
             </w:tcBorders>
             <w:shd w:val="clear" w:color="auto" w:fill="FFFFFF" w:themeFill="background1"/>
             <w:tcMar>
@@ -2318,10 +2625,10 @@
           <w:tcPr>
             <w:tcW w:w="4256" w:type="dxa"/>
             <w:tcBorders>
-              <w:top w:val="single" w:sz="2" w:space="0" w:color="AAAAAA"/>
-              <w:left w:val="single" w:sz="2" w:space="0" w:color="AAAAAA"/>
-              <w:bottom w:val="single" w:sz="2" w:space="0" w:color="AAAAAA"/>
-              <w:right w:val="single" w:sz="2" w:space="0" w:color="AAAAAA"/>
+              <w:top w:val="single" w:color="AAAAAA" w:sz="2" w:space="0"/>
+              <w:left w:val="single" w:color="AAAAAA" w:sz="2" w:space="0"/>
+              <w:bottom w:val="single" w:color="AAAAAA" w:sz="2" w:space="0"/>
+              <w:right w:val="single" w:color="AAAAAA" w:sz="2" w:space="0"/>
             </w:tcBorders>
             <w:shd w:val="clear" w:color="auto" w:fill="FFFFFF" w:themeFill="background1"/>
             <w:tcMar>
@@ -2337,10 +2644,10 @@
           <w:tcPr>
             <w:tcW w:w="3518" w:type="dxa"/>
             <w:tcBorders>
-              <w:top w:val="single" w:sz="2" w:space="0" w:color="AAAAAA"/>
-              <w:left w:val="single" w:sz="2" w:space="0" w:color="AAAAAA"/>
-              <w:bottom w:val="single" w:sz="2" w:space="0" w:color="AAAAAA"/>
-              <w:right w:val="single" w:sz="2" w:space="0" w:color="AAAAAA"/>
+              <w:top w:val="single" w:color="AAAAAA" w:sz="2" w:space="0"/>
+              <w:left w:val="single" w:color="AAAAAA" w:sz="2" w:space="0"/>
+              <w:bottom w:val="single" w:color="AAAAAA" w:sz="2" w:space="0"/>
+              <w:right w:val="single" w:color="AAAAAA" w:sz="2" w:space="0"/>
             </w:tcBorders>
             <w:shd w:val="clear" w:color="auto" w:fill="FFFFFF" w:themeFill="background1"/>
             <w:tcMar>
@@ -2375,8 +2682,165 @@
           <w:sz w:val="24"/>
           <w:szCs w:val="24"/>
         </w:rPr>
-        <w:t xml:space="preserve">Question 5: Class Diagram </w:t>
-      </w:r>
+        <w:t>Question 5: Class Diagram (25 points)</w:t>
+      </w:r>
+    </w:p>
+    <w:p>
+      <w:pPr>
+        <w:spacing w:before="40"/>
+      </w:pPr>
+    </w:p>
+    <w:p>
+      <w:pPr>
+        <w:pStyle w:val="17"/>
+        <w:numPr>
+          <w:ilvl w:val="0"/>
+          <w:numId w:val="4"/>
+        </w:numPr>
+        <w:spacing w:before="60" w:after="60"/>
+      </w:pPr>
+      <w:r>
+        <w:rPr>
+          <w:sz w:val="22"/>
+          <w:szCs w:val="22"/>
+        </w:rPr>
+        <w:t>Identify at least SIX key domain classes for the Course Registration System. For each class, specify at minimum three attributes (with data types) and two methods. Present this as a structured list or mini class-description table before drawing the diagram.  (10 points)</w:t>
+      </w:r>
+    </w:p>
+    <w:p>
+      <w:pPr>
+        <w:spacing w:before="60"/>
+      </w:pPr>
+    </w:p>
+    <w:p>
+      <w:pPr>
+        <w:pStyle w:val="17"/>
+        <w:numPr>
+          <w:ilvl w:val="0"/>
+          <w:numId w:val="4"/>
+        </w:numPr>
+        <w:spacing w:before="60" w:after="60"/>
+      </w:pPr>
+      <w:r>
+        <w:rPr>
+          <w:sz w:val="22"/>
+          <w:szCs w:val="22"/>
+        </w:rPr>
+        <w:t>Draw a complete UML Class Diagram that includes:  (15 points)</w:t>
+      </w:r>
+    </w:p>
+    <w:p>
+      <w:pPr>
+        <w:pStyle w:val="17"/>
+        <w:numPr>
+          <w:ilvl w:val="0"/>
+          <w:numId w:val="2"/>
+        </w:numPr>
+        <w:spacing w:before="50" w:after="50"/>
+      </w:pPr>
+      <w:r>
+        <w:rPr>
+          <w:sz w:val="22"/>
+          <w:szCs w:val="22"/>
+        </w:rPr>
+        <w:t>All identified classes with their full attribute and method compartments</w:t>
+      </w:r>
+    </w:p>
+    <w:p>
+      <w:pPr>
+        <w:pStyle w:val="17"/>
+        <w:numPr>
+          <w:ilvl w:val="0"/>
+          <w:numId w:val="2"/>
+        </w:numPr>
+        <w:spacing w:before="50" w:after="50"/>
+      </w:pPr>
+      <w:r>
+        <w:rPr>
+          <w:sz w:val="22"/>
+          <w:szCs w:val="22"/>
+        </w:rPr>
+        <w:t>At least ONE inheritance (generalization) relationship — for example, User as a base class for Student, Lecturer, and AcademicStaff</w:t>
+      </w:r>
+    </w:p>
+    <w:p>
+      <w:pPr>
+        <w:pStyle w:val="17"/>
+        <w:numPr>
+          <w:ilvl w:val="0"/>
+          <w:numId w:val="2"/>
+        </w:numPr>
+        <w:spacing w:before="50" w:after="50"/>
+      </w:pPr>
+      <w:r>
+        <w:rPr>
+          <w:sz w:val="22"/>
+          <w:szCs w:val="22"/>
+        </w:rPr>
+        <w:t>At least TWO association relationships with correct multiplicity labels at both ends</w:t>
+      </w:r>
+    </w:p>
+    <w:p>
+      <w:pPr>
+        <w:pStyle w:val="17"/>
+        <w:numPr>
+          <w:ilvl w:val="0"/>
+          <w:numId w:val="2"/>
+        </w:numPr>
+        <w:spacing w:before="50" w:after="50"/>
+      </w:pPr>
+      <w:r>
+        <w:rPr>
+          <w:sz w:val="22"/>
+          <w:szCs w:val="22"/>
+        </w:rPr>
+        <w:t>At least ONE aggregation OR composition relationship, with the correct diamond notation and a written justification</w:t>
+      </w:r>
+    </w:p>
+    <w:p>
+      <w:pPr>
+        <w:pStyle w:val="17"/>
+        <w:numPr>
+          <w:ilvl w:val="0"/>
+          <w:numId w:val="2"/>
+        </w:numPr>
+        <w:spacing w:before="50" w:after="50"/>
+      </w:pPr>
+      <w:r>
+        <w:rPr>
+          <w:sz w:val="22"/>
+          <w:szCs w:val="22"/>
+        </w:rPr>
+        <w:t>At least ONE dependency relationship</w:t>
+      </w:r>
+    </w:p>
+    <w:p>
+      <w:pPr>
+        <w:spacing w:before="60"/>
+      </w:pPr>
+    </w:p>
+    <w:p>
+      <w:pPr>
+        <w:spacing w:before="60" w:after="60"/>
+        <w:jc w:val="both"/>
+      </w:pPr>
+      <w:r>
+        <w:rPr>
+          <w:sz w:val="22"/>
+          <w:szCs w:val="22"/>
+        </w:rPr>
+        <w:t>Suggested classes (you may add or rename): User, Student, Lecturer, AcademicStaff,  SystemAdmin, Course, CourseOffering, Registration, Waitlist, Grade, Semester, Report.</w:t>
+      </w:r>
+    </w:p>
+    <w:p>
+      <w:pPr>
+        <w:spacing w:before="120"/>
+      </w:pPr>
+    </w:p>
+    <w:p>
+      <w:pPr>
+        <w:spacing w:before="200" w:after="80"/>
+      </w:pPr>
       <w:r>
         <w:rPr>
           <w:b/>
@@ -2385,17 +2849,7 @@
           <w:sz w:val="24"/>
           <w:szCs w:val="24"/>
         </w:rPr>
-        <w:t>(25</w:t>
-      </w:r>
-      <w:r>
-        <w:rPr>
-          <w:b/>
-          <w:bCs/>
-          <w:color w:val="2E4057"/>
-          <w:sz w:val="24"/>
-          <w:szCs w:val="24"/>
-        </w:rPr>
-        <w:t xml:space="preserve"> points)</w:t>
+        <w:t>Question 6: Testing Stage and Type  (15 points)</w:t>
       </w:r>
     </w:p>
     <w:p>
@@ -2405,10 +2859,10 @@
     </w:p>
     <w:p>
       <w:pPr>
-        <w:pStyle w:val="ListParagraph"/>
+        <w:pStyle w:val="17"/>
         <w:numPr>
           <w:ilvl w:val="0"/>
-          <w:numId w:val="7"/>
+          <w:numId w:val="5"/>
         </w:numPr>
         <w:spacing w:before="60" w:after="60"/>
       </w:pPr>
@@ -2417,34 +2871,88 @@
           <w:sz w:val="22"/>
           <w:szCs w:val="22"/>
         </w:rPr>
-        <w:t>Identify at least SIX key domain classes for the Course Registration System. For each class, specify at minimum three attributes (with data types) and two methods. Present this as a structured list or mini class-description table</w:t>
-      </w:r>
+        <w:t>Map the four standard testing stages to the CRS development process. For each stage, state what is tested, who is responsible, and which testing types are most applicable:  (5 points)</w:t>
+      </w:r>
+    </w:p>
+    <w:p>
+      <w:pPr>
+        <w:pStyle w:val="17"/>
+        <w:numPr>
+          <w:ilvl w:val="0"/>
+          <w:numId w:val="2"/>
+        </w:numPr>
+        <w:spacing w:before="50" w:after="50"/>
+      </w:pPr>
       <w:r>
         <w:rPr>
           <w:sz w:val="22"/>
           <w:szCs w:val="22"/>
         </w:rPr>
-        <w:t xml:space="preserve"> before drawing the diagram.  (10</w:t>
-      </w:r>
+        <w:t>Unit Testing</w:t>
+      </w:r>
+    </w:p>
+    <w:p>
+      <w:pPr>
+        <w:pStyle w:val="17"/>
+        <w:numPr>
+          <w:ilvl w:val="0"/>
+          <w:numId w:val="2"/>
+        </w:numPr>
+        <w:spacing w:before="50" w:after="50"/>
+      </w:pPr>
       <w:r>
         <w:rPr>
           <w:sz w:val="22"/>
           <w:szCs w:val="22"/>
         </w:rPr>
-        <w:t xml:space="preserve"> points)</w:t>
-      </w:r>
-    </w:p>
-    <w:p>
-      <w:pPr>
-        <w:spacing w:before="60"/>
-      </w:pPr>
-    </w:p>
-    <w:p>
-      <w:pPr>
-        <w:pStyle w:val="ListParagraph"/>
+        <w:t>Integration Testing</w:t>
+      </w:r>
+    </w:p>
+    <w:p>
+      <w:pPr>
+        <w:pStyle w:val="17"/>
         <w:numPr>
           <w:ilvl w:val="0"/>
-          <w:numId w:val="7"/>
+          <w:numId w:val="2"/>
+        </w:numPr>
+        <w:spacing w:before="50" w:after="50"/>
+      </w:pPr>
+      <w:r>
+        <w:rPr>
+          <w:sz w:val="22"/>
+          <w:szCs w:val="22"/>
+        </w:rPr>
+        <w:t>System Testing</w:t>
+      </w:r>
+    </w:p>
+    <w:p>
+      <w:pPr>
+        <w:pStyle w:val="17"/>
+        <w:numPr>
+          <w:ilvl w:val="0"/>
+          <w:numId w:val="2"/>
+        </w:numPr>
+        <w:spacing w:before="50" w:after="50"/>
+      </w:pPr>
+      <w:r>
+        <w:rPr>
+          <w:sz w:val="22"/>
+          <w:szCs w:val="22"/>
+        </w:rPr>
+        <w:t>User Acceptance Testing (UAT)</w:t>
+      </w:r>
+    </w:p>
+    <w:p>
+      <w:pPr>
+        <w:spacing w:before="60"/>
+      </w:pPr>
+    </w:p>
+    <w:p>
+      <w:pPr>
+        <w:pStyle w:val="17"/>
+        <w:numPr>
+          <w:ilvl w:val="0"/>
+          <w:numId w:val="5"/>
         </w:numPr>
         <w:spacing w:before="60" w:after="60"/>
       </w:pPr>
@@ -2453,29 +2961,49 @@
           <w:sz w:val="22"/>
           <w:szCs w:val="22"/>
         </w:rPr>
-        <w:t>Draw a complete UML Class Diagram that includes:  (</w:t>
-      </w:r>
+        <w:t>Write THREE test cases for the 'Register for Course' use case, covering the scenarios listed below. Present each test case in a table with the columns as below : (10 points)</w:t>
+      </w:r>
+    </w:p>
+    <w:p>
+      <w:pPr>
+        <w:pStyle w:val="17"/>
+        <w:numPr>
+          <w:ilvl w:val="0"/>
+          <w:numId w:val="2"/>
+        </w:numPr>
+        <w:spacing w:before="50" w:after="50"/>
+      </w:pPr>
       <w:r>
         <w:rPr>
           <w:sz w:val="22"/>
           <w:szCs w:val="22"/>
         </w:rPr>
-        <w:t>15</w:t>
-      </w:r>
+        <w:t>Happy-path scenario — a student successfully registers for an available course</w:t>
+      </w:r>
+    </w:p>
+    <w:p>
+      <w:pPr>
+        <w:pStyle w:val="17"/>
+        <w:numPr>
+          <w:ilvl w:val="0"/>
+          <w:numId w:val="2"/>
+        </w:numPr>
+        <w:spacing w:before="50" w:after="50"/>
+      </w:pPr>
       <w:r>
         <w:rPr>
           <w:sz w:val="22"/>
           <w:szCs w:val="22"/>
         </w:rPr>
-        <w:t xml:space="preserve"> points)</w:t>
-      </w:r>
-    </w:p>
-    <w:p>
-      <w:pPr>
-        <w:pStyle w:val="ListParagraph"/>
+        <w:t>Boundary / edge-case scenario — a student registers for the last available seat (quota = 1 remaining)</w:t>
+      </w:r>
+    </w:p>
+    <w:p>
+      <w:pPr>
+        <w:pStyle w:val="17"/>
         <w:numPr>
           <w:ilvl w:val="0"/>
-          <w:numId w:val="3"/>
+          <w:numId w:val="2"/>
         </w:numPr>
         <w:spacing w:before="50" w:after="50"/>
       </w:pPr>
@@ -2484,391 +3012,6 @@
           <w:sz w:val="22"/>
           <w:szCs w:val="22"/>
         </w:rPr>
-        <w:t>All identified classes with their full attribute and method compartments</w:t>
-      </w:r>
-    </w:p>
-    <w:p>
-      <w:pPr>
-        <w:pStyle w:val="ListParagraph"/>
-        <w:numPr>
-          <w:ilvl w:val="0"/>
-          <w:numId w:val="3"/>
-        </w:numPr>
-        <w:spacing w:before="50" w:after="50"/>
-      </w:pPr>
-      <w:r>
-        <w:rPr>
-          <w:sz w:val="22"/>
-          <w:szCs w:val="22"/>
-        </w:rPr>
-        <w:t>At least ONE inheritance (</w:t>
-      </w:r>
-      <w:r>
-        <w:rPr>
-          <w:sz w:val="22"/>
-          <w:szCs w:val="22"/>
-        </w:rPr>
-        <w:t>generalization</w:t>
-      </w:r>
-      <w:r>
-        <w:rPr>
-          <w:sz w:val="22"/>
-          <w:szCs w:val="22"/>
-        </w:rPr>
-        <w:t xml:space="preserve">) relationship — for example, User as a base class for Student, Lecturer, and </w:t>
-      </w:r>
-      <w:proofErr w:type="spellStart"/>
-      <w:r>
-        <w:rPr>
-          <w:sz w:val="22"/>
-          <w:szCs w:val="22"/>
-        </w:rPr>
-        <w:t>AcademicStaff</w:t>
-      </w:r>
-      <w:proofErr w:type="spellEnd"/>
-    </w:p>
-    <w:p>
-      <w:pPr>
-        <w:pStyle w:val="ListParagraph"/>
-        <w:numPr>
-          <w:ilvl w:val="0"/>
-          <w:numId w:val="3"/>
-        </w:numPr>
-        <w:spacing w:before="50" w:after="50"/>
-      </w:pPr>
-      <w:r>
-        <w:rPr>
-          <w:sz w:val="22"/>
-          <w:szCs w:val="22"/>
-        </w:rPr>
-        <w:t>At least TWO association relationships with correct multiplicity labels at both ends</w:t>
-      </w:r>
-    </w:p>
-    <w:p>
-      <w:pPr>
-        <w:pStyle w:val="ListParagraph"/>
-        <w:numPr>
-          <w:ilvl w:val="0"/>
-          <w:numId w:val="3"/>
-        </w:numPr>
-        <w:spacing w:before="50" w:after="50"/>
-      </w:pPr>
-      <w:r>
-        <w:rPr>
-          <w:sz w:val="22"/>
-          <w:szCs w:val="22"/>
-        </w:rPr>
-        <w:t>At least ONE aggregation OR composition relationship, with the correct diamond notation and a written justification</w:t>
-      </w:r>
-    </w:p>
-    <w:p>
-      <w:pPr>
-        <w:pStyle w:val="ListParagraph"/>
-        <w:numPr>
-          <w:ilvl w:val="0"/>
-          <w:numId w:val="3"/>
-        </w:numPr>
-        <w:spacing w:before="50" w:after="50"/>
-      </w:pPr>
-      <w:r>
-        <w:rPr>
-          <w:sz w:val="22"/>
-          <w:szCs w:val="22"/>
-        </w:rPr>
-        <w:t>At least ONE dependency relationship</w:t>
-      </w:r>
-    </w:p>
-    <w:p>
-      <w:pPr>
-        <w:spacing w:before="60"/>
-      </w:pPr>
-    </w:p>
-    <w:p>
-      <w:pPr>
-        <w:spacing w:before="60" w:after="60"/>
-        <w:jc w:val="both"/>
-      </w:pPr>
-      <w:r>
-        <w:rPr>
-          <w:sz w:val="22"/>
-          <w:szCs w:val="22"/>
-        </w:rPr>
-        <w:t xml:space="preserve">Suggested classes (you may add or rename): User, Student, Lecturer, </w:t>
-      </w:r>
-      <w:proofErr w:type="spellStart"/>
-      <w:r>
-        <w:rPr>
-          <w:sz w:val="22"/>
-          <w:szCs w:val="22"/>
-        </w:rPr>
-        <w:t>AcademicStaff</w:t>
-      </w:r>
-      <w:proofErr w:type="spellEnd"/>
-      <w:proofErr w:type="gramStart"/>
-      <w:r>
-        <w:rPr>
-          <w:sz w:val="22"/>
-          <w:szCs w:val="22"/>
-        </w:rPr>
-        <w:t xml:space="preserve">, </w:t>
-      </w:r>
-      <w:r>
-        <w:rPr>
-          <w:sz w:val="22"/>
-          <w:szCs w:val="22"/>
-        </w:rPr>
-        <w:t xml:space="preserve"> </w:t>
-      </w:r>
-      <w:proofErr w:type="spellStart"/>
-      <w:r>
-        <w:rPr>
-          <w:sz w:val="22"/>
-          <w:szCs w:val="22"/>
-        </w:rPr>
-        <w:t>SystemAdmin</w:t>
-      </w:r>
-      <w:proofErr w:type="spellEnd"/>
-      <w:proofErr w:type="gramEnd"/>
-      <w:r>
-        <w:rPr>
-          <w:sz w:val="22"/>
-          <w:szCs w:val="22"/>
-        </w:rPr>
-        <w:t xml:space="preserve">, Course, </w:t>
-      </w:r>
-      <w:proofErr w:type="spellStart"/>
-      <w:r>
-        <w:rPr>
-          <w:sz w:val="22"/>
-          <w:szCs w:val="22"/>
-        </w:rPr>
-        <w:t>CourseOffering</w:t>
-      </w:r>
-      <w:proofErr w:type="spellEnd"/>
-      <w:r>
-        <w:rPr>
-          <w:sz w:val="22"/>
-          <w:szCs w:val="22"/>
-        </w:rPr>
-        <w:t>, Registration, Waitlist, Grade, Semester, Report.</w:t>
-      </w:r>
-    </w:p>
-    <w:p>
-      <w:pPr>
-        <w:spacing w:before="120"/>
-      </w:pPr>
-    </w:p>
-    <w:p>
-      <w:pPr>
-        <w:spacing w:before="200" w:after="80"/>
-      </w:pPr>
-      <w:r>
-        <w:rPr>
-          <w:b/>
-          <w:bCs/>
-          <w:color w:val="2E4057"/>
-          <w:sz w:val="24"/>
-          <w:szCs w:val="24"/>
-        </w:rPr>
-        <w:t xml:space="preserve">Question 6: Testing Stage and </w:t>
-      </w:r>
-      <w:proofErr w:type="gramStart"/>
-      <w:r>
-        <w:rPr>
-          <w:b/>
-          <w:bCs/>
-          <w:color w:val="2E4057"/>
-          <w:sz w:val="24"/>
-          <w:szCs w:val="24"/>
-        </w:rPr>
-        <w:t>Type  (</w:t>
-      </w:r>
-      <w:proofErr w:type="gramEnd"/>
-      <w:r>
-        <w:rPr>
-          <w:b/>
-          <w:bCs/>
-          <w:color w:val="2E4057"/>
-          <w:sz w:val="24"/>
-          <w:szCs w:val="24"/>
-        </w:rPr>
-        <w:t>15 points)</w:t>
-      </w:r>
-    </w:p>
-    <w:p>
-      <w:pPr>
-        <w:spacing w:before="40"/>
-      </w:pPr>
-    </w:p>
-    <w:p>
-      <w:pPr>
-        <w:pStyle w:val="ListParagraph"/>
-        <w:numPr>
-          <w:ilvl w:val="0"/>
-          <w:numId w:val="8"/>
-        </w:numPr>
-        <w:spacing w:before="60" w:after="60"/>
-      </w:pPr>
-      <w:r>
-        <w:rPr>
-          <w:sz w:val="22"/>
-          <w:szCs w:val="22"/>
-        </w:rPr>
-        <w:t>Map the four standard testing stages to the CRS development process. For each stage, state what is tested, who is responsible, and which testing types are most applicable:  (5 points)</w:t>
-      </w:r>
-    </w:p>
-    <w:p>
-      <w:pPr>
-        <w:pStyle w:val="ListParagraph"/>
-        <w:numPr>
-          <w:ilvl w:val="0"/>
-          <w:numId w:val="3"/>
-        </w:numPr>
-        <w:spacing w:before="50" w:after="50"/>
-      </w:pPr>
-      <w:r>
-        <w:rPr>
-          <w:sz w:val="22"/>
-          <w:szCs w:val="22"/>
-        </w:rPr>
-        <w:t>Unit Testing</w:t>
-      </w:r>
-    </w:p>
-    <w:p>
-      <w:pPr>
-        <w:pStyle w:val="ListParagraph"/>
-        <w:numPr>
-          <w:ilvl w:val="0"/>
-          <w:numId w:val="3"/>
-        </w:numPr>
-        <w:spacing w:before="50" w:after="50"/>
-      </w:pPr>
-      <w:r>
-        <w:rPr>
-          <w:sz w:val="22"/>
-          <w:szCs w:val="22"/>
-        </w:rPr>
-        <w:t>Integration Testing</w:t>
-      </w:r>
-    </w:p>
-    <w:p>
-      <w:pPr>
-        <w:pStyle w:val="ListParagraph"/>
-        <w:numPr>
-          <w:ilvl w:val="0"/>
-          <w:numId w:val="3"/>
-        </w:numPr>
-        <w:spacing w:before="50" w:after="50"/>
-      </w:pPr>
-      <w:r>
-        <w:rPr>
-          <w:sz w:val="22"/>
-          <w:szCs w:val="22"/>
-        </w:rPr>
-        <w:t>System Testing</w:t>
-      </w:r>
-    </w:p>
-    <w:p>
-      <w:pPr>
-        <w:pStyle w:val="ListParagraph"/>
-        <w:numPr>
-          <w:ilvl w:val="0"/>
-          <w:numId w:val="3"/>
-        </w:numPr>
-        <w:spacing w:before="50" w:after="50"/>
-      </w:pPr>
-      <w:r>
-        <w:rPr>
-          <w:sz w:val="22"/>
-          <w:szCs w:val="22"/>
-        </w:rPr>
-        <w:t>User Acceptance Testing (UAT)</w:t>
-      </w:r>
-    </w:p>
-    <w:p>
-      <w:pPr>
-        <w:spacing w:before="60"/>
-      </w:pPr>
-    </w:p>
-    <w:p>
-      <w:pPr>
-        <w:pStyle w:val="ListParagraph"/>
-        <w:numPr>
-          <w:ilvl w:val="0"/>
-          <w:numId w:val="8"/>
-        </w:numPr>
-        <w:spacing w:before="60" w:after="60"/>
-      </w:pPr>
-      <w:r>
-        <w:rPr>
-          <w:sz w:val="22"/>
-          <w:szCs w:val="22"/>
-        </w:rPr>
-        <w:t>Write THREE test cases for the 'Register for Course' use case, covering the scenarios listed below. Present each test case in a table with the columns</w:t>
-      </w:r>
-      <w:r>
-        <w:rPr>
-          <w:sz w:val="22"/>
-          <w:szCs w:val="22"/>
-        </w:rPr>
-        <w:t xml:space="preserve"> as below </w:t>
-      </w:r>
-      <w:r>
-        <w:rPr>
-          <w:sz w:val="22"/>
-          <w:szCs w:val="22"/>
-        </w:rPr>
-        <w:t>: (10 points)</w:t>
-      </w:r>
-    </w:p>
-    <w:p>
-      <w:pPr>
-        <w:pStyle w:val="ListParagraph"/>
-        <w:numPr>
-          <w:ilvl w:val="0"/>
-          <w:numId w:val="3"/>
-        </w:numPr>
-        <w:spacing w:before="50" w:after="50"/>
-      </w:pPr>
-      <w:r>
-        <w:rPr>
-          <w:sz w:val="22"/>
-          <w:szCs w:val="22"/>
-        </w:rPr>
-        <w:t>Happy-path scenario — a student successfully registers for an available course</w:t>
-      </w:r>
-    </w:p>
-    <w:p>
-      <w:pPr>
-        <w:pStyle w:val="ListParagraph"/>
-        <w:numPr>
-          <w:ilvl w:val="0"/>
-          <w:numId w:val="3"/>
-        </w:numPr>
-        <w:spacing w:before="50" w:after="50"/>
-      </w:pPr>
-      <w:r>
-        <w:rPr>
-          <w:sz w:val="22"/>
-          <w:szCs w:val="22"/>
-        </w:rPr>
-        <w:t>Boundary / edge-case scenario — a student registers for the last available seat (quota = 1 remaining)</w:t>
-      </w:r>
-    </w:p>
-    <w:p>
-      <w:pPr>
-        <w:pStyle w:val="ListParagraph"/>
-        <w:numPr>
-          <w:ilvl w:val="0"/>
-          <w:numId w:val="3"/>
-        </w:numPr>
-        <w:spacing w:before="50" w:after="50"/>
-      </w:pPr>
-      <w:r>
-        <w:rPr>
-          <w:sz w:val="22"/>
-          <w:szCs w:val="22"/>
-        </w:rPr>
         <w:t>Negative / error scenario — a student attempts to register without meeting the course prerequisite</w:t>
       </w:r>
     </w:p>
@@ -2879,20 +3022,24 @@
     </w:p>
     <w:tbl>
       <w:tblPr>
+        <w:tblStyle w:val="9"/>
         <w:tblW w:w="10337" w:type="dxa"/>
+        <w:tblInd w:w="0" w:type="dxa"/>
         <w:tblBorders>
-          <w:top w:val="single" w:sz="4" w:space="0" w:color="auto"/>
-          <w:left w:val="single" w:sz="4" w:space="0" w:color="auto"/>
-          <w:bottom w:val="single" w:sz="4" w:space="0" w:color="auto"/>
-          <w:right w:val="single" w:sz="4" w:space="0" w:color="auto"/>
-          <w:insideH w:val="single" w:sz="4" w:space="0" w:color="auto"/>
-          <w:insideV w:val="single" w:sz="4" w:space="0" w:color="auto"/>
+          <w:top w:val="single" w:color="auto" w:sz="4" w:space="0"/>
+          <w:left w:val="single" w:color="auto" w:sz="4" w:space="0"/>
+          <w:bottom w:val="single" w:color="auto" w:sz="4" w:space="0"/>
+          <w:right w:val="single" w:color="auto" w:sz="4" w:space="0"/>
+          <w:insideH w:val="single" w:color="auto" w:sz="4" w:space="0"/>
+          <w:insideV w:val="single" w:color="auto" w:sz="4" w:space="0"/>
         </w:tblBorders>
+        <w:tblLayout w:type="autofit"/>
         <w:tblCellMar>
+          <w:top w:w="0" w:type="dxa"/>
           <w:left w:w="10" w:type="dxa"/>
+          <w:bottom w:w="0" w:type="dxa"/>
           <w:right w:w="10" w:type="dxa"/>
         </w:tblCellMar>
-        <w:tblLook w:val="04A0" w:firstRow="1" w:lastRow="0" w:firstColumn="1" w:lastColumn="0" w:noHBand="0" w:noVBand="1"/>
       </w:tblPr>
       <w:tblGrid>
         <w:gridCol w:w="749"/>
@@ -2903,17 +3050,33 @@
         <w:gridCol w:w="1162"/>
       </w:tblGrid>
       <w:tr>
+        <w:tblPrEx>
+          <w:tblBorders>
+            <w:top w:val="single" w:color="auto" w:sz="4" w:space="0"/>
+            <w:left w:val="single" w:color="auto" w:sz="4" w:space="0"/>
+            <w:bottom w:val="single" w:color="auto" w:sz="4" w:space="0"/>
+            <w:right w:val="single" w:color="auto" w:sz="4" w:space="0"/>
+            <w:insideH w:val="single" w:color="auto" w:sz="4" w:space="0"/>
+            <w:insideV w:val="single" w:color="auto" w:sz="4" w:space="0"/>
+          </w:tblBorders>
+          <w:tblCellMar>
+            <w:top w:w="0" w:type="dxa"/>
+            <w:left w:w="10" w:type="dxa"/>
+            <w:bottom w:w="0" w:type="dxa"/>
+            <w:right w:w="10" w:type="dxa"/>
+          </w:tblCellMar>
+        </w:tblPrEx>
         <w:trPr>
-          <w:trHeight w:val="479"/>
+          <w:trHeight w:val="479" w:hRule="atLeast"/>
         </w:trPr>
         <w:tc>
           <w:tcPr>
             <w:tcW w:w="749" w:type="dxa"/>
             <w:tcBorders>
-              <w:top w:val="single" w:sz="4" w:space="0" w:color="1A6B3C"/>
-              <w:left w:val="single" w:sz="4" w:space="0" w:color="1A6B3C"/>
-              <w:bottom w:val="single" w:sz="4" w:space="0" w:color="1A6B3C"/>
-              <w:right w:val="single" w:sz="4" w:space="0" w:color="1A6B3C"/>
+              <w:top w:val="single" w:color="1A6B3C" w:sz="4" w:space="0"/>
+              <w:left w:val="single" w:color="1A6B3C" w:sz="4" w:space="0"/>
+              <w:bottom w:val="single" w:color="1A6B3C" w:sz="4" w:space="0"/>
+              <w:right w:val="single" w:color="1A6B3C" w:sz="4" w:space="0"/>
             </w:tcBorders>
             <w:shd w:val="clear" w:color="auto" w:fill="2E4057"/>
             <w:tcMar>
@@ -2938,10 +3101,10 @@
           <w:tcPr>
             <w:tcW w:w="2396" w:type="dxa"/>
             <w:tcBorders>
-              <w:top w:val="single" w:sz="4" w:space="0" w:color="1A6B3C"/>
-              <w:left w:val="single" w:sz="4" w:space="0" w:color="1A6B3C"/>
-              <w:bottom w:val="single" w:sz="4" w:space="0" w:color="1A6B3C"/>
-              <w:right w:val="single" w:sz="4" w:space="0" w:color="1A6B3C"/>
+              <w:top w:val="single" w:color="1A6B3C" w:sz="4" w:space="0"/>
+              <w:left w:val="single" w:color="1A6B3C" w:sz="4" w:space="0"/>
+              <w:bottom w:val="single" w:color="1A6B3C" w:sz="4" w:space="0"/>
+              <w:right w:val="single" w:color="1A6B3C" w:sz="4" w:space="0"/>
             </w:tcBorders>
             <w:shd w:val="clear" w:color="auto" w:fill="2E4057"/>
             <w:tcMar>
@@ -2969,10 +3132,10 @@
           <w:tcPr>
             <w:tcW w:w="1800" w:type="dxa"/>
             <w:tcBorders>
-              <w:top w:val="single" w:sz="4" w:space="0" w:color="1A6B3C"/>
-              <w:left w:val="single" w:sz="4" w:space="0" w:color="1A6B3C"/>
-              <w:bottom w:val="single" w:sz="4" w:space="0" w:color="1A6B3C"/>
-              <w:right w:val="single" w:sz="4" w:space="0" w:color="1A6B3C"/>
+              <w:top w:val="single" w:color="1A6B3C" w:sz="4" w:space="0"/>
+              <w:left w:val="single" w:color="1A6B3C" w:sz="4" w:space="0"/>
+              <w:bottom w:val="single" w:color="1A6B3C" w:sz="4" w:space="0"/>
+              <w:right w:val="single" w:color="1A6B3C" w:sz="4" w:space="0"/>
             </w:tcBorders>
             <w:shd w:val="clear" w:color="auto" w:fill="2E4057"/>
             <w:tcMar>
@@ -3000,10 +3163,10 @@
           <w:tcPr>
             <w:tcW w:w="2250" w:type="dxa"/>
             <w:tcBorders>
-              <w:top w:val="single" w:sz="4" w:space="0" w:color="1A6B3C"/>
-              <w:left w:val="single" w:sz="4" w:space="0" w:color="1A6B3C"/>
-              <w:bottom w:val="single" w:sz="4" w:space="0" w:color="1A6B3C"/>
-              <w:right w:val="single" w:sz="4" w:space="0" w:color="1A6B3C"/>
+              <w:top w:val="single" w:color="1A6B3C" w:sz="4" w:space="0"/>
+              <w:left w:val="single" w:color="1A6B3C" w:sz="4" w:space="0"/>
+              <w:bottom w:val="single" w:color="1A6B3C" w:sz="4" w:space="0"/>
+              <w:right w:val="single" w:color="1A6B3C" w:sz="4" w:space="0"/>
             </w:tcBorders>
             <w:shd w:val="clear" w:color="auto" w:fill="2E4057"/>
             <w:tcMar>
@@ -3031,10 +3194,10 @@
           <w:tcPr>
             <w:tcW w:w="1980" w:type="dxa"/>
             <w:tcBorders>
-              <w:top w:val="single" w:sz="4" w:space="0" w:color="1A6B3C"/>
-              <w:left w:val="single" w:sz="4" w:space="0" w:color="1A6B3C"/>
-              <w:bottom w:val="single" w:sz="4" w:space="0" w:color="1A6B3C"/>
-              <w:right w:val="single" w:sz="4" w:space="0" w:color="1A6B3C"/>
+              <w:top w:val="single" w:color="1A6B3C" w:sz="4" w:space="0"/>
+              <w:left w:val="single" w:color="1A6B3C" w:sz="4" w:space="0"/>
+              <w:bottom w:val="single" w:color="1A6B3C" w:sz="4" w:space="0"/>
+              <w:right w:val="single" w:color="1A6B3C" w:sz="4" w:space="0"/>
             </w:tcBorders>
             <w:shd w:val="clear" w:color="auto" w:fill="2E4057"/>
           </w:tcPr>
@@ -3061,10 +3224,10 @@
           <w:tcPr>
             <w:tcW w:w="1162" w:type="dxa"/>
             <w:tcBorders>
-              <w:top w:val="single" w:sz="4" w:space="0" w:color="1A6B3C"/>
-              <w:left w:val="single" w:sz="4" w:space="0" w:color="1A6B3C"/>
-              <w:bottom w:val="single" w:sz="4" w:space="0" w:color="1A6B3C"/>
-              <w:right w:val="single" w:sz="4" w:space="0" w:color="1A6B3C"/>
+              <w:top w:val="single" w:color="1A6B3C" w:sz="4" w:space="0"/>
+              <w:left w:val="single" w:color="1A6B3C" w:sz="4" w:space="0"/>
+              <w:bottom w:val="single" w:color="1A6B3C" w:sz="4" w:space="0"/>
+              <w:right w:val="single" w:color="1A6B3C" w:sz="4" w:space="0"/>
             </w:tcBorders>
             <w:shd w:val="clear" w:color="auto" w:fill="2E4057"/>
             <w:tcMar>
@@ -3090,17 +3253,33 @@
         </w:tc>
       </w:tr>
       <w:tr>
+        <w:tblPrEx>
+          <w:tblBorders>
+            <w:top w:val="single" w:color="auto" w:sz="4" w:space="0"/>
+            <w:left w:val="single" w:color="auto" w:sz="4" w:space="0"/>
+            <w:bottom w:val="single" w:color="auto" w:sz="4" w:space="0"/>
+            <w:right w:val="single" w:color="auto" w:sz="4" w:space="0"/>
+            <w:insideH w:val="single" w:color="auto" w:sz="4" w:space="0"/>
+            <w:insideV w:val="single" w:color="auto" w:sz="4" w:space="0"/>
+          </w:tblBorders>
+          <w:tblCellMar>
+            <w:top w:w="0" w:type="dxa"/>
+            <w:left w:w="10" w:type="dxa"/>
+            <w:bottom w:w="0" w:type="dxa"/>
+            <w:right w:w="10" w:type="dxa"/>
+          </w:tblCellMar>
+        </w:tblPrEx>
         <w:trPr>
-          <w:trHeight w:val="491"/>
+          <w:trHeight w:val="491" w:hRule="atLeast"/>
         </w:trPr>
         <w:tc>
           <w:tcPr>
             <w:tcW w:w="749" w:type="dxa"/>
             <w:tcBorders>
-              <w:top w:val="single" w:sz="2" w:space="0" w:color="AAAAAA"/>
-              <w:left w:val="single" w:sz="2" w:space="0" w:color="AAAAAA"/>
-              <w:bottom w:val="single" w:sz="2" w:space="0" w:color="AAAAAA"/>
-              <w:right w:val="single" w:sz="2" w:space="0" w:color="AAAAAA"/>
+              <w:top w:val="single" w:color="AAAAAA" w:sz="2" w:space="0"/>
+              <w:left w:val="single" w:color="AAAAAA" w:sz="2" w:space="0"/>
+              <w:bottom w:val="single" w:color="AAAAAA" w:sz="2" w:space="0"/>
+              <w:right w:val="single" w:color="AAAAAA" w:sz="2" w:space="0"/>
             </w:tcBorders>
             <w:shd w:val="clear" w:color="auto" w:fill="F5F9FF"/>
             <w:tcMar>
@@ -3123,10 +3302,10 @@
           <w:tcPr>
             <w:tcW w:w="2396" w:type="dxa"/>
             <w:tcBorders>
-              <w:top w:val="single" w:sz="2" w:space="0" w:color="AAAAAA"/>
-              <w:left w:val="single" w:sz="2" w:space="0" w:color="AAAAAA"/>
-              <w:bottom w:val="single" w:sz="2" w:space="0" w:color="AAAAAA"/>
-              <w:right w:val="single" w:sz="2" w:space="0" w:color="AAAAAA"/>
+              <w:top w:val="single" w:color="AAAAAA" w:sz="2" w:space="0"/>
+              <w:left w:val="single" w:color="AAAAAA" w:sz="2" w:space="0"/>
+              <w:bottom w:val="single" w:color="AAAAAA" w:sz="2" w:space="0"/>
+              <w:right w:val="single" w:color="AAAAAA" w:sz="2" w:space="0"/>
             </w:tcBorders>
             <w:shd w:val="clear" w:color="auto" w:fill="F5F9FF"/>
             <w:tcMar>
@@ -3142,10 +3321,10 @@
           <w:tcPr>
             <w:tcW w:w="1800" w:type="dxa"/>
             <w:tcBorders>
-              <w:top w:val="single" w:sz="2" w:space="0" w:color="AAAAAA"/>
-              <w:left w:val="single" w:sz="2" w:space="0" w:color="AAAAAA"/>
-              <w:bottom w:val="single" w:sz="2" w:space="0" w:color="AAAAAA"/>
-              <w:right w:val="single" w:sz="2" w:space="0" w:color="AAAAAA"/>
+              <w:top w:val="single" w:color="AAAAAA" w:sz="2" w:space="0"/>
+              <w:left w:val="single" w:color="AAAAAA" w:sz="2" w:space="0"/>
+              <w:bottom w:val="single" w:color="AAAAAA" w:sz="2" w:space="0"/>
+              <w:right w:val="single" w:color="AAAAAA" w:sz="2" w:space="0"/>
             </w:tcBorders>
             <w:shd w:val="clear" w:color="auto" w:fill="F5F9FF"/>
             <w:tcMar>
@@ -3165,10 +3344,10 @@
           <w:tcPr>
             <w:tcW w:w="2250" w:type="dxa"/>
             <w:tcBorders>
-              <w:top w:val="single" w:sz="2" w:space="0" w:color="AAAAAA"/>
-              <w:left w:val="single" w:sz="2" w:space="0" w:color="AAAAAA"/>
-              <w:bottom w:val="single" w:sz="2" w:space="0" w:color="AAAAAA"/>
-              <w:right w:val="single" w:sz="2" w:space="0" w:color="AAAAAA"/>
+              <w:top w:val="single" w:color="AAAAAA" w:sz="2" w:space="0"/>
+              <w:left w:val="single" w:color="AAAAAA" w:sz="2" w:space="0"/>
+              <w:bottom w:val="single" w:color="AAAAAA" w:sz="2" w:space="0"/>
+              <w:right w:val="single" w:color="AAAAAA" w:sz="2" w:space="0"/>
             </w:tcBorders>
             <w:shd w:val="clear" w:color="auto" w:fill="F5F9FF"/>
             <w:tcMar>
@@ -3188,10 +3367,10 @@
           <w:tcPr>
             <w:tcW w:w="1980" w:type="dxa"/>
             <w:tcBorders>
-              <w:top w:val="single" w:sz="2" w:space="0" w:color="AAAAAA"/>
-              <w:left w:val="single" w:sz="2" w:space="0" w:color="AAAAAA"/>
-              <w:bottom w:val="single" w:sz="2" w:space="0" w:color="AAAAAA"/>
-              <w:right w:val="single" w:sz="2" w:space="0" w:color="AAAAAA"/>
+              <w:top w:val="single" w:color="AAAAAA" w:sz="2" w:space="0"/>
+              <w:left w:val="single" w:color="AAAAAA" w:sz="2" w:space="0"/>
+              <w:bottom w:val="single" w:color="AAAAAA" w:sz="2" w:space="0"/>
+              <w:right w:val="single" w:color="AAAAAA" w:sz="2" w:space="0"/>
             </w:tcBorders>
             <w:shd w:val="clear" w:color="auto" w:fill="F5F9FF"/>
           </w:tcPr>
@@ -3201,10 +3380,10 @@
           <w:tcPr>
             <w:tcW w:w="1162" w:type="dxa"/>
             <w:tcBorders>
-              <w:top w:val="single" w:sz="2" w:space="0" w:color="AAAAAA"/>
-              <w:left w:val="single" w:sz="2" w:space="0" w:color="AAAAAA"/>
-              <w:bottom w:val="single" w:sz="2" w:space="0" w:color="AAAAAA"/>
-              <w:right w:val="single" w:sz="2" w:space="0" w:color="AAAAAA"/>
+              <w:top w:val="single" w:color="AAAAAA" w:sz="2" w:space="0"/>
+              <w:left w:val="single" w:color="AAAAAA" w:sz="2" w:space="0"/>
+              <w:bottom w:val="single" w:color="AAAAAA" w:sz="2" w:space="0"/>
+              <w:right w:val="single" w:color="AAAAAA" w:sz="2" w:space="0"/>
             </w:tcBorders>
             <w:shd w:val="clear" w:color="auto" w:fill="F5F9FF"/>
             <w:tcMar>
@@ -3218,17 +3397,33 @@
         </w:tc>
       </w:tr>
       <w:tr>
+        <w:tblPrEx>
+          <w:tblBorders>
+            <w:top w:val="single" w:color="auto" w:sz="4" w:space="0"/>
+            <w:left w:val="single" w:color="auto" w:sz="4" w:space="0"/>
+            <w:bottom w:val="single" w:color="auto" w:sz="4" w:space="0"/>
+            <w:right w:val="single" w:color="auto" w:sz="4" w:space="0"/>
+            <w:insideH w:val="single" w:color="auto" w:sz="4" w:space="0"/>
+            <w:insideV w:val="single" w:color="auto" w:sz="4" w:space="0"/>
+          </w:tblBorders>
+          <w:tblCellMar>
+            <w:top w:w="0" w:type="dxa"/>
+            <w:left w:w="10" w:type="dxa"/>
+            <w:bottom w:w="0" w:type="dxa"/>
+            <w:right w:w="10" w:type="dxa"/>
+          </w:tblCellMar>
+        </w:tblPrEx>
         <w:trPr>
-          <w:trHeight w:val="228"/>
+          <w:trHeight w:val="228" w:hRule="atLeast"/>
         </w:trPr>
         <w:tc>
           <w:tcPr>
             <w:tcW w:w="749" w:type="dxa"/>
             <w:tcBorders>
-              <w:top w:val="single" w:sz="2" w:space="0" w:color="AAAAAA"/>
-              <w:left w:val="single" w:sz="2" w:space="0" w:color="AAAAAA"/>
-              <w:bottom w:val="single" w:sz="2" w:space="0" w:color="AAAAAA"/>
-              <w:right w:val="single" w:sz="2" w:space="0" w:color="AAAAAA"/>
+              <w:top w:val="single" w:color="AAAAAA" w:sz="2" w:space="0"/>
+              <w:left w:val="single" w:color="AAAAAA" w:sz="2" w:space="0"/>
+              <w:bottom w:val="single" w:color="AAAAAA" w:sz="2" w:space="0"/>
+              <w:right w:val="single" w:color="AAAAAA" w:sz="2" w:space="0"/>
             </w:tcBorders>
             <w:shd w:val="clear" w:color="auto" w:fill="FFFFFF"/>
             <w:tcMar>
@@ -3251,10 +3446,10 @@
           <w:tcPr>
             <w:tcW w:w="2396" w:type="dxa"/>
             <w:tcBorders>
-              <w:top w:val="single" w:sz="2" w:space="0" w:color="AAAAAA"/>
-              <w:left w:val="single" w:sz="2" w:space="0" w:color="AAAAAA"/>
-              <w:bottom w:val="single" w:sz="2" w:space="0" w:color="AAAAAA"/>
-              <w:right w:val="single" w:sz="2" w:space="0" w:color="AAAAAA"/>
+              <w:top w:val="single" w:color="AAAAAA" w:sz="2" w:space="0"/>
+              <w:left w:val="single" w:color="AAAAAA" w:sz="2" w:space="0"/>
+              <w:bottom w:val="single" w:color="AAAAAA" w:sz="2" w:space="0"/>
+              <w:right w:val="single" w:color="AAAAAA" w:sz="2" w:space="0"/>
             </w:tcBorders>
             <w:shd w:val="clear" w:color="auto" w:fill="FFFFFF"/>
             <w:tcMar>
@@ -3270,10 +3465,10 @@
           <w:tcPr>
             <w:tcW w:w="1800" w:type="dxa"/>
             <w:tcBorders>
-              <w:top w:val="single" w:sz="2" w:space="0" w:color="AAAAAA"/>
-              <w:left w:val="single" w:sz="2" w:space="0" w:color="AAAAAA"/>
-              <w:bottom w:val="single" w:sz="2" w:space="0" w:color="AAAAAA"/>
-              <w:right w:val="single" w:sz="2" w:space="0" w:color="AAAAAA"/>
+              <w:top w:val="single" w:color="AAAAAA" w:sz="2" w:space="0"/>
+              <w:left w:val="single" w:color="AAAAAA" w:sz="2" w:space="0"/>
+              <w:bottom w:val="single" w:color="AAAAAA" w:sz="2" w:space="0"/>
+              <w:right w:val="single" w:color="AAAAAA" w:sz="2" w:space="0"/>
             </w:tcBorders>
             <w:shd w:val="clear" w:color="auto" w:fill="FFFFFF"/>
             <w:tcMar>
@@ -3293,10 +3488,10 @@
           <w:tcPr>
             <w:tcW w:w="2250" w:type="dxa"/>
             <w:tcBorders>
-              <w:top w:val="single" w:sz="2" w:space="0" w:color="AAAAAA"/>
-              <w:left w:val="single" w:sz="2" w:space="0" w:color="AAAAAA"/>
-              <w:bottom w:val="single" w:sz="2" w:space="0" w:color="AAAAAA"/>
-              <w:right w:val="single" w:sz="2" w:space="0" w:color="AAAAAA"/>
+              <w:top w:val="single" w:color="AAAAAA" w:sz="2" w:space="0"/>
+              <w:left w:val="single" w:color="AAAAAA" w:sz="2" w:space="0"/>
+              <w:bottom w:val="single" w:color="AAAAAA" w:sz="2" w:space="0"/>
+              <w:right w:val="single" w:color="AAAAAA" w:sz="2" w:space="0"/>
             </w:tcBorders>
             <w:shd w:val="clear" w:color="auto" w:fill="FFFFFF"/>
             <w:tcMar>
@@ -3316,10 +3511,10 @@
           <w:tcPr>
             <w:tcW w:w="1980" w:type="dxa"/>
             <w:tcBorders>
-              <w:top w:val="single" w:sz="2" w:space="0" w:color="AAAAAA"/>
-              <w:left w:val="single" w:sz="2" w:space="0" w:color="AAAAAA"/>
-              <w:bottom w:val="single" w:sz="2" w:space="0" w:color="AAAAAA"/>
-              <w:right w:val="single" w:sz="2" w:space="0" w:color="AAAAAA"/>
+              <w:top w:val="single" w:color="AAAAAA" w:sz="2" w:space="0"/>
+              <w:left w:val="single" w:color="AAAAAA" w:sz="2" w:space="0"/>
+              <w:bottom w:val="single" w:color="AAAAAA" w:sz="2" w:space="0"/>
+              <w:right w:val="single" w:color="AAAAAA" w:sz="2" w:space="0"/>
             </w:tcBorders>
             <w:shd w:val="clear" w:color="auto" w:fill="FFFFFF"/>
           </w:tcPr>
@@ -3329,10 +3524,10 @@
           <w:tcPr>
             <w:tcW w:w="1162" w:type="dxa"/>
             <w:tcBorders>
-              <w:top w:val="single" w:sz="2" w:space="0" w:color="AAAAAA"/>
-              <w:left w:val="single" w:sz="2" w:space="0" w:color="AAAAAA"/>
-              <w:bottom w:val="single" w:sz="2" w:space="0" w:color="AAAAAA"/>
-              <w:right w:val="single" w:sz="2" w:space="0" w:color="AAAAAA"/>
+              <w:top w:val="single" w:color="AAAAAA" w:sz="2" w:space="0"/>
+              <w:left w:val="single" w:color="AAAAAA" w:sz="2" w:space="0"/>
+              <w:bottom w:val="single" w:color="AAAAAA" w:sz="2" w:space="0"/>
+              <w:right w:val="single" w:color="AAAAAA" w:sz="2" w:space="0"/>
             </w:tcBorders>
             <w:shd w:val="clear" w:color="auto" w:fill="FFFFFF"/>
             <w:tcMar>
@@ -3354,7 +3549,7 @@
     <w:p>
       <w:pPr>
         <w:pBdr>
-          <w:bottom w:val="single" w:sz="8" w:space="1" w:color="1A6B3C"/>
+          <w:bottom w:val="single" w:color="1A6B3C" w:sz="8" w:space="1"/>
         </w:pBdr>
         <w:spacing w:before="140" w:after="140"/>
       </w:pPr>
@@ -3362,7 +3557,7 @@
     <w:p>
       <w:pPr>
         <w:pBdr>
-          <w:bottom w:val="single" w:sz="8" w:space="1" w:color="1A6B3C"/>
+          <w:bottom w:val="single" w:color="1A6B3C" w:sz="8" w:space="1"/>
         </w:pBdr>
         <w:spacing w:before="140" w:after="140"/>
       </w:pPr>
@@ -3389,37 +3584,57 @@
     </w:p>
     <w:tbl>
       <w:tblPr>
+        <w:tblStyle w:val="9"/>
         <w:tblW w:w="9638" w:type="dxa"/>
+        <w:tblInd w:w="0" w:type="dxa"/>
         <w:tblBorders>
-          <w:top w:val="single" w:sz="4" w:space="0" w:color="auto"/>
-          <w:left w:val="single" w:sz="4" w:space="0" w:color="auto"/>
-          <w:bottom w:val="single" w:sz="4" w:space="0" w:color="auto"/>
-          <w:right w:val="single" w:sz="4" w:space="0" w:color="auto"/>
-          <w:insideH w:val="single" w:sz="4" w:space="0" w:color="auto"/>
-          <w:insideV w:val="single" w:sz="4" w:space="0" w:color="auto"/>
+          <w:top w:val="single" w:color="auto" w:sz="4" w:space="0"/>
+          <w:left w:val="single" w:color="auto" w:sz="4" w:space="0"/>
+          <w:bottom w:val="single" w:color="auto" w:sz="4" w:space="0"/>
+          <w:right w:val="single" w:color="auto" w:sz="4" w:space="0"/>
+          <w:insideH w:val="single" w:color="auto" w:sz="4" w:space="0"/>
+          <w:insideV w:val="single" w:color="auto" w:sz="4" w:space="0"/>
         </w:tblBorders>
+        <w:tblLayout w:type="autofit"/>
         <w:tblCellMar>
+          <w:top w:w="0" w:type="dxa"/>
           <w:left w:w="10" w:type="dxa"/>
+          <w:bottom w:w="0" w:type="dxa"/>
           <w:right w:w="10" w:type="dxa"/>
         </w:tblCellMar>
-        <w:tblLook w:val="04A0" w:firstRow="1" w:lastRow="0" w:firstColumn="1" w:lastColumn="0" w:noHBand="0" w:noVBand="1"/>
       </w:tblPr>
       <w:tblGrid>
-        <w:gridCol w:w="657"/>
+        <w:gridCol w:w="658"/>
         <w:gridCol w:w="4983"/>
         <w:gridCol w:w="1611"/>
         <w:gridCol w:w="1187"/>
-        <w:gridCol w:w="1200"/>
+        <w:gridCol w:w="1199"/>
       </w:tblGrid>
       <w:tr>
+        <w:tblPrEx>
+          <w:tblBorders>
+            <w:top w:val="single" w:color="auto" w:sz="4" w:space="0"/>
+            <w:left w:val="single" w:color="auto" w:sz="4" w:space="0"/>
+            <w:bottom w:val="single" w:color="auto" w:sz="4" w:space="0"/>
+            <w:right w:val="single" w:color="auto" w:sz="4" w:space="0"/>
+            <w:insideH w:val="single" w:color="auto" w:sz="4" w:space="0"/>
+            <w:insideV w:val="single" w:color="auto" w:sz="4" w:space="0"/>
+          </w:tblBorders>
+          <w:tblCellMar>
+            <w:top w:w="0" w:type="dxa"/>
+            <w:left w:w="10" w:type="dxa"/>
+            <w:bottom w:w="0" w:type="dxa"/>
+            <w:right w:w="10" w:type="dxa"/>
+          </w:tblCellMar>
+        </w:tblPrEx>
         <w:tc>
           <w:tcPr>
             <w:tcW w:w="0" w:type="auto"/>
             <w:tcBorders>
-              <w:top w:val="single" w:sz="4" w:space="0" w:color="1A6B3C"/>
-              <w:left w:val="single" w:sz="4" w:space="0" w:color="1A6B3C"/>
-              <w:bottom w:val="single" w:sz="4" w:space="0" w:color="1A6B3C"/>
-              <w:right w:val="single" w:sz="4" w:space="0" w:color="1A6B3C"/>
+              <w:top w:val="single" w:color="1A6B3C" w:sz="4" w:space="0"/>
+              <w:left w:val="single" w:color="1A6B3C" w:sz="4" w:space="0"/>
+              <w:bottom w:val="single" w:color="1A6B3C" w:sz="4" w:space="0"/>
+              <w:right w:val="single" w:color="1A6B3C" w:sz="4" w:space="0"/>
             </w:tcBorders>
             <w:shd w:val="clear" w:color="auto" w:fill="2E4057"/>
             <w:tcMar>
@@ -3447,10 +3662,10 @@
           <w:tcPr>
             <w:tcW w:w="0" w:type="auto"/>
             <w:tcBorders>
-              <w:top w:val="single" w:sz="4" w:space="0" w:color="1A6B3C"/>
-              <w:left w:val="single" w:sz="4" w:space="0" w:color="1A6B3C"/>
-              <w:bottom w:val="single" w:sz="4" w:space="0" w:color="1A6B3C"/>
-              <w:right w:val="single" w:sz="4" w:space="0" w:color="1A6B3C"/>
+              <w:top w:val="single" w:color="1A6B3C" w:sz="4" w:space="0"/>
+              <w:left w:val="single" w:color="1A6B3C" w:sz="4" w:space="0"/>
+              <w:bottom w:val="single" w:color="1A6B3C" w:sz="4" w:space="0"/>
+              <w:right w:val="single" w:color="1A6B3C" w:sz="4" w:space="0"/>
             </w:tcBorders>
             <w:shd w:val="clear" w:color="auto" w:fill="2E4057"/>
             <w:tcMar>
@@ -3478,10 +3693,10 @@
           <w:tcPr>
             <w:tcW w:w="0" w:type="auto"/>
             <w:tcBorders>
-              <w:top w:val="single" w:sz="4" w:space="0" w:color="1A6B3C"/>
-              <w:left w:val="single" w:sz="4" w:space="0" w:color="1A6B3C"/>
-              <w:bottom w:val="single" w:sz="4" w:space="0" w:color="1A6B3C"/>
-              <w:right w:val="single" w:sz="4" w:space="0" w:color="1A6B3C"/>
+              <w:top w:val="single" w:color="1A6B3C" w:sz="4" w:space="0"/>
+              <w:left w:val="single" w:color="1A6B3C" w:sz="4" w:space="0"/>
+              <w:bottom w:val="single" w:color="1A6B3C" w:sz="4" w:space="0"/>
+              <w:right w:val="single" w:color="1A6B3C" w:sz="4" w:space="0"/>
             </w:tcBorders>
             <w:shd w:val="clear" w:color="auto" w:fill="2E4057"/>
             <w:tcMar>
@@ -3509,10 +3724,10 @@
           <w:tcPr>
             <w:tcW w:w="0" w:type="auto"/>
             <w:tcBorders>
-              <w:top w:val="single" w:sz="4" w:space="0" w:color="1A6B3C"/>
-              <w:left w:val="single" w:sz="4" w:space="0" w:color="1A6B3C"/>
-              <w:bottom w:val="single" w:sz="4" w:space="0" w:color="1A6B3C"/>
-              <w:right w:val="single" w:sz="4" w:space="0" w:color="1A6B3C"/>
+              <w:top w:val="single" w:color="1A6B3C" w:sz="4" w:space="0"/>
+              <w:left w:val="single" w:color="1A6B3C" w:sz="4" w:space="0"/>
+              <w:bottom w:val="single" w:color="1A6B3C" w:sz="4" w:space="0"/>
+              <w:right w:val="single" w:color="1A6B3C" w:sz="4" w:space="0"/>
             </w:tcBorders>
             <w:shd w:val="clear" w:color="auto" w:fill="2E4057"/>
             <w:tcMar>
@@ -3540,10 +3755,10 @@
           <w:tcPr>
             <w:tcW w:w="0" w:type="auto"/>
             <w:tcBorders>
-              <w:top w:val="single" w:sz="4" w:space="0" w:color="1A6B3C"/>
-              <w:left w:val="single" w:sz="4" w:space="0" w:color="1A6B3C"/>
-              <w:bottom w:val="single" w:sz="4" w:space="0" w:color="1A6B3C"/>
-              <w:right w:val="single" w:sz="4" w:space="0" w:color="1A6B3C"/>
+              <w:top w:val="single" w:color="1A6B3C" w:sz="4" w:space="0"/>
+              <w:left w:val="single" w:color="1A6B3C" w:sz="4" w:space="0"/>
+              <w:bottom w:val="single" w:color="1A6B3C" w:sz="4" w:space="0"/>
+              <w:right w:val="single" w:color="1A6B3C" w:sz="4" w:space="0"/>
             </w:tcBorders>
             <w:shd w:val="clear" w:color="auto" w:fill="2E4057"/>
             <w:tcMar>
@@ -3569,14 +3784,30 @@
         </w:tc>
       </w:tr>
       <w:tr>
+        <w:tblPrEx>
+          <w:tblBorders>
+            <w:top w:val="single" w:color="auto" w:sz="4" w:space="0"/>
+            <w:left w:val="single" w:color="auto" w:sz="4" w:space="0"/>
+            <w:bottom w:val="single" w:color="auto" w:sz="4" w:space="0"/>
+            <w:right w:val="single" w:color="auto" w:sz="4" w:space="0"/>
+            <w:insideH w:val="single" w:color="auto" w:sz="4" w:space="0"/>
+            <w:insideV w:val="single" w:color="auto" w:sz="4" w:space="0"/>
+          </w:tblBorders>
+          <w:tblCellMar>
+            <w:top w:w="0" w:type="dxa"/>
+            <w:left w:w="10" w:type="dxa"/>
+            <w:bottom w:w="0" w:type="dxa"/>
+            <w:right w:w="10" w:type="dxa"/>
+          </w:tblCellMar>
+        </w:tblPrEx>
         <w:tc>
           <w:tcPr>
             <w:tcW w:w="0" w:type="auto"/>
             <w:tcBorders>
-              <w:top w:val="single" w:sz="2" w:space="0" w:color="AAAAAA"/>
-              <w:left w:val="single" w:sz="2" w:space="0" w:color="AAAAAA"/>
-              <w:bottom w:val="single" w:sz="2" w:space="0" w:color="AAAAAA"/>
-              <w:right w:val="single" w:sz="2" w:space="0" w:color="AAAAAA"/>
+              <w:top w:val="single" w:color="AAAAAA" w:sz="2" w:space="0"/>
+              <w:left w:val="single" w:color="AAAAAA" w:sz="2" w:space="0"/>
+              <w:bottom w:val="single" w:color="AAAAAA" w:sz="2" w:space="0"/>
+              <w:right w:val="single" w:color="AAAAAA" w:sz="2" w:space="0"/>
             </w:tcBorders>
             <w:shd w:val="clear" w:color="auto" w:fill="F5F9FF"/>
             <w:tcMar>
@@ -3599,10 +3830,10 @@
           <w:tcPr>
             <w:tcW w:w="0" w:type="auto"/>
             <w:tcBorders>
-              <w:top w:val="single" w:sz="2" w:space="0" w:color="AAAAAA"/>
-              <w:left w:val="single" w:sz="2" w:space="0" w:color="AAAAAA"/>
-              <w:bottom w:val="single" w:sz="2" w:space="0" w:color="AAAAAA"/>
-              <w:right w:val="single" w:sz="2" w:space="0" w:color="AAAAAA"/>
+              <w:top w:val="single" w:color="AAAAAA" w:sz="2" w:space="0"/>
+              <w:left w:val="single" w:color="AAAAAA" w:sz="2" w:space="0"/>
+              <w:bottom w:val="single" w:color="AAAAAA" w:sz="2" w:space="0"/>
+              <w:right w:val="single" w:color="AAAAAA" w:sz="2" w:space="0"/>
             </w:tcBorders>
             <w:shd w:val="clear" w:color="auto" w:fill="F5F9FF"/>
             <w:tcMar>
@@ -3622,10 +3853,10 @@
           <w:tcPr>
             <w:tcW w:w="0" w:type="auto"/>
             <w:tcBorders>
-              <w:top w:val="single" w:sz="2" w:space="0" w:color="AAAAAA"/>
-              <w:left w:val="single" w:sz="2" w:space="0" w:color="AAAAAA"/>
-              <w:bottom w:val="single" w:sz="2" w:space="0" w:color="AAAAAA"/>
-              <w:right w:val="single" w:sz="2" w:space="0" w:color="AAAAAA"/>
+              <w:top w:val="single" w:color="AAAAAA" w:sz="2" w:space="0"/>
+              <w:left w:val="single" w:color="AAAAAA" w:sz="2" w:space="0"/>
+              <w:bottom w:val="single" w:color="AAAAAA" w:sz="2" w:space="0"/>
+              <w:right w:val="single" w:color="AAAAAA" w:sz="2" w:space="0"/>
             </w:tcBorders>
             <w:shd w:val="clear" w:color="auto" w:fill="F5F9FF"/>
             <w:tcMar>
@@ -3640,13 +3871,7 @@
               <w:jc w:val="center"/>
             </w:pPr>
             <w:r>
-              <w:t>2</w:t>
-            </w:r>
-            <w:r>
-              <w:t>.</w:t>
-            </w:r>
-            <w:r>
-              <w:t>0</w:t>
+              <w:t>2.0</w:t>
             </w:r>
           </w:p>
         </w:tc>
@@ -3654,10 +3879,10 @@
           <w:tcPr>
             <w:tcW w:w="0" w:type="auto"/>
             <w:tcBorders>
-              <w:top w:val="single" w:sz="2" w:space="0" w:color="AAAAAA"/>
-              <w:left w:val="single" w:sz="2" w:space="0" w:color="AAAAAA"/>
-              <w:bottom w:val="single" w:sz="2" w:space="0" w:color="AAAAAA"/>
-              <w:right w:val="single" w:sz="2" w:space="0" w:color="AAAAAA"/>
+              <w:top w:val="single" w:color="AAAAAA" w:sz="2" w:space="0"/>
+              <w:left w:val="single" w:color="AAAAAA" w:sz="2" w:space="0"/>
+              <w:bottom w:val="single" w:color="AAAAAA" w:sz="2" w:space="0"/>
+              <w:right w:val="single" w:color="AAAAAA" w:sz="2" w:space="0"/>
             </w:tcBorders>
             <w:shd w:val="clear" w:color="auto" w:fill="F5F9FF"/>
             <w:tcMar>
@@ -3680,10 +3905,10 @@
           <w:tcPr>
             <w:tcW w:w="1200" w:type="dxa"/>
             <w:tcBorders>
-              <w:top w:val="single" w:sz="2" w:space="0" w:color="AAAAAA"/>
-              <w:left w:val="single" w:sz="2" w:space="0" w:color="AAAAAA"/>
-              <w:bottom w:val="single" w:sz="2" w:space="0" w:color="AAAAAA"/>
-              <w:right w:val="single" w:sz="2" w:space="0" w:color="AAAAAA"/>
+              <w:top w:val="single" w:color="AAAAAA" w:sz="2" w:space="0"/>
+              <w:left w:val="single" w:color="AAAAAA" w:sz="2" w:space="0"/>
+              <w:bottom w:val="single" w:color="AAAAAA" w:sz="2" w:space="0"/>
+              <w:right w:val="single" w:color="AAAAAA" w:sz="2" w:space="0"/>
             </w:tcBorders>
             <w:shd w:val="clear" w:color="auto" w:fill="F5F9FF"/>
             <w:tcMar>
@@ -3697,14 +3922,30 @@
         </w:tc>
       </w:tr>
       <w:tr>
+        <w:tblPrEx>
+          <w:tblBorders>
+            <w:top w:val="single" w:color="auto" w:sz="4" w:space="0"/>
+            <w:left w:val="single" w:color="auto" w:sz="4" w:space="0"/>
+            <w:bottom w:val="single" w:color="auto" w:sz="4" w:space="0"/>
+            <w:right w:val="single" w:color="auto" w:sz="4" w:space="0"/>
+            <w:insideH w:val="single" w:color="auto" w:sz="4" w:space="0"/>
+            <w:insideV w:val="single" w:color="auto" w:sz="4" w:space="0"/>
+          </w:tblBorders>
+          <w:tblCellMar>
+            <w:top w:w="0" w:type="dxa"/>
+            <w:left w:w="10" w:type="dxa"/>
+            <w:bottom w:w="0" w:type="dxa"/>
+            <w:right w:w="10" w:type="dxa"/>
+          </w:tblCellMar>
+        </w:tblPrEx>
         <w:tc>
           <w:tcPr>
             <w:tcW w:w="0" w:type="auto"/>
             <w:tcBorders>
-              <w:top w:val="single" w:sz="2" w:space="0" w:color="AAAAAA"/>
-              <w:left w:val="single" w:sz="2" w:space="0" w:color="AAAAAA"/>
-              <w:bottom w:val="single" w:sz="2" w:space="0" w:color="AAAAAA"/>
-              <w:right w:val="single" w:sz="2" w:space="0" w:color="AAAAAA"/>
+              <w:top w:val="single" w:color="AAAAAA" w:sz="2" w:space="0"/>
+              <w:left w:val="single" w:color="AAAAAA" w:sz="2" w:space="0"/>
+              <w:bottom w:val="single" w:color="AAAAAA" w:sz="2" w:space="0"/>
+              <w:right w:val="single" w:color="AAAAAA" w:sz="2" w:space="0"/>
             </w:tcBorders>
             <w:shd w:val="clear" w:color="auto" w:fill="FFFFFF"/>
             <w:tcMar>
@@ -3727,10 +3968,10 @@
           <w:tcPr>
             <w:tcW w:w="0" w:type="auto"/>
             <w:tcBorders>
-              <w:top w:val="single" w:sz="2" w:space="0" w:color="AAAAAA"/>
-              <w:left w:val="single" w:sz="2" w:space="0" w:color="AAAAAA"/>
-              <w:bottom w:val="single" w:sz="2" w:space="0" w:color="AAAAAA"/>
-              <w:right w:val="single" w:sz="2" w:space="0" w:color="AAAAAA"/>
+              <w:top w:val="single" w:color="AAAAAA" w:sz="2" w:space="0"/>
+              <w:left w:val="single" w:color="AAAAAA" w:sz="2" w:space="0"/>
+              <w:bottom w:val="single" w:color="AAAAAA" w:sz="2" w:space="0"/>
+              <w:right w:val="single" w:color="AAAAAA" w:sz="2" w:space="0"/>
             </w:tcBorders>
             <w:shd w:val="clear" w:color="auto" w:fill="FFFFFF"/>
             <w:tcMar>
@@ -3750,10 +3991,10 @@
           <w:tcPr>
             <w:tcW w:w="0" w:type="auto"/>
             <w:tcBorders>
-              <w:top w:val="single" w:sz="2" w:space="0" w:color="AAAAAA"/>
-              <w:left w:val="single" w:sz="2" w:space="0" w:color="AAAAAA"/>
-              <w:bottom w:val="single" w:sz="2" w:space="0" w:color="AAAAAA"/>
-              <w:right w:val="single" w:sz="2" w:space="0" w:color="AAAAAA"/>
+              <w:top w:val="single" w:color="AAAAAA" w:sz="2" w:space="0"/>
+              <w:left w:val="single" w:color="AAAAAA" w:sz="2" w:space="0"/>
+              <w:bottom w:val="single" w:color="AAAAAA" w:sz="2" w:space="0"/>
+              <w:right w:val="single" w:color="AAAAAA" w:sz="2" w:space="0"/>
             </w:tcBorders>
             <w:shd w:val="clear" w:color="auto" w:fill="FFFFFF"/>
             <w:tcMar>
@@ -3768,13 +4009,7 @@
               <w:jc w:val="center"/>
             </w:pPr>
             <w:r>
-              <w:t>1</w:t>
-            </w:r>
-            <w:r>
-              <w:t>.</w:t>
-            </w:r>
-            <w:r>
-              <w:t>5</w:t>
+              <w:t>1.5</w:t>
             </w:r>
           </w:p>
         </w:tc>
@@ -3782,10 +4017,10 @@
           <w:tcPr>
             <w:tcW w:w="0" w:type="auto"/>
             <w:tcBorders>
-              <w:top w:val="single" w:sz="2" w:space="0" w:color="AAAAAA"/>
-              <w:left w:val="single" w:sz="2" w:space="0" w:color="AAAAAA"/>
-              <w:bottom w:val="single" w:sz="2" w:space="0" w:color="AAAAAA"/>
-              <w:right w:val="single" w:sz="2" w:space="0" w:color="AAAAAA"/>
+              <w:top w:val="single" w:color="AAAAAA" w:sz="2" w:space="0"/>
+              <w:left w:val="single" w:color="AAAAAA" w:sz="2" w:space="0"/>
+              <w:bottom w:val="single" w:color="AAAAAA" w:sz="2" w:space="0"/>
+              <w:right w:val="single" w:color="AAAAAA" w:sz="2" w:space="0"/>
             </w:tcBorders>
             <w:shd w:val="clear" w:color="auto" w:fill="FFFFFF"/>
             <w:tcMar>
@@ -3808,10 +4043,10 @@
           <w:tcPr>
             <w:tcW w:w="1200" w:type="dxa"/>
             <w:tcBorders>
-              <w:top w:val="single" w:sz="2" w:space="0" w:color="AAAAAA"/>
-              <w:left w:val="single" w:sz="2" w:space="0" w:color="AAAAAA"/>
-              <w:bottom w:val="single" w:sz="2" w:space="0" w:color="AAAAAA"/>
-              <w:right w:val="single" w:sz="2" w:space="0" w:color="AAAAAA"/>
+              <w:top w:val="single" w:color="AAAAAA" w:sz="2" w:space="0"/>
+              <w:left w:val="single" w:color="AAAAAA" w:sz="2" w:space="0"/>
+              <w:bottom w:val="single" w:color="AAAAAA" w:sz="2" w:space="0"/>
+              <w:right w:val="single" w:color="AAAAAA" w:sz="2" w:space="0"/>
             </w:tcBorders>
             <w:shd w:val="clear" w:color="auto" w:fill="FFFFFF"/>
             <w:tcMar>
@@ -3825,14 +4060,30 @@
         </w:tc>
       </w:tr>
       <w:tr>
+        <w:tblPrEx>
+          <w:tblBorders>
+            <w:top w:val="single" w:color="auto" w:sz="4" w:space="0"/>
+            <w:left w:val="single" w:color="auto" w:sz="4" w:space="0"/>
+            <w:bottom w:val="single" w:color="auto" w:sz="4" w:space="0"/>
+            <w:right w:val="single" w:color="auto" w:sz="4" w:space="0"/>
+            <w:insideH w:val="single" w:color="auto" w:sz="4" w:space="0"/>
+            <w:insideV w:val="single" w:color="auto" w:sz="4" w:space="0"/>
+          </w:tblBorders>
+          <w:tblCellMar>
+            <w:top w:w="0" w:type="dxa"/>
+            <w:left w:w="10" w:type="dxa"/>
+            <w:bottom w:w="0" w:type="dxa"/>
+            <w:right w:w="10" w:type="dxa"/>
+          </w:tblCellMar>
+        </w:tblPrEx>
         <w:tc>
           <w:tcPr>
             <w:tcW w:w="0" w:type="auto"/>
             <w:tcBorders>
-              <w:top w:val="single" w:sz="2" w:space="0" w:color="AAAAAA"/>
-              <w:left w:val="single" w:sz="2" w:space="0" w:color="AAAAAA"/>
-              <w:bottom w:val="single" w:sz="2" w:space="0" w:color="AAAAAA"/>
-              <w:right w:val="single" w:sz="2" w:space="0" w:color="AAAAAA"/>
+              <w:top w:val="single" w:color="AAAAAA" w:sz="2" w:space="0"/>
+              <w:left w:val="single" w:color="AAAAAA" w:sz="2" w:space="0"/>
+              <w:bottom w:val="single" w:color="AAAAAA" w:sz="2" w:space="0"/>
+              <w:right w:val="single" w:color="AAAAAA" w:sz="2" w:space="0"/>
             </w:tcBorders>
             <w:shd w:val="clear" w:color="auto" w:fill="F5F9FF"/>
             <w:tcMar>
@@ -3855,10 +4106,10 @@
           <w:tcPr>
             <w:tcW w:w="0" w:type="auto"/>
             <w:tcBorders>
-              <w:top w:val="single" w:sz="2" w:space="0" w:color="AAAAAA"/>
-              <w:left w:val="single" w:sz="2" w:space="0" w:color="AAAAAA"/>
-              <w:bottom w:val="single" w:sz="2" w:space="0" w:color="AAAAAA"/>
-              <w:right w:val="single" w:sz="2" w:space="0" w:color="AAAAAA"/>
+              <w:top w:val="single" w:color="AAAAAA" w:sz="2" w:space="0"/>
+              <w:left w:val="single" w:color="AAAAAA" w:sz="2" w:space="0"/>
+              <w:bottom w:val="single" w:color="AAAAAA" w:sz="2" w:space="0"/>
+              <w:right w:val="single" w:color="AAAAAA" w:sz="2" w:space="0"/>
             </w:tcBorders>
             <w:shd w:val="clear" w:color="auto" w:fill="F5F9FF"/>
             <w:tcMar>
@@ -3878,10 +4129,10 @@
           <w:tcPr>
             <w:tcW w:w="0" w:type="auto"/>
             <w:tcBorders>
-              <w:top w:val="single" w:sz="2" w:space="0" w:color="AAAAAA"/>
-              <w:left w:val="single" w:sz="2" w:space="0" w:color="AAAAAA"/>
-              <w:bottom w:val="single" w:sz="2" w:space="0" w:color="AAAAAA"/>
-              <w:right w:val="single" w:sz="2" w:space="0" w:color="AAAAAA"/>
+              <w:top w:val="single" w:color="AAAAAA" w:sz="2" w:space="0"/>
+              <w:left w:val="single" w:color="AAAAAA" w:sz="2" w:space="0"/>
+              <w:bottom w:val="single" w:color="AAAAAA" w:sz="2" w:space="0"/>
+              <w:right w:val="single" w:color="AAAAAA" w:sz="2" w:space="0"/>
             </w:tcBorders>
             <w:shd w:val="clear" w:color="auto" w:fill="F5F9FF"/>
             <w:tcMar>
@@ -3896,13 +4147,7 @@
               <w:jc w:val="center"/>
             </w:pPr>
             <w:r>
-              <w:t>1</w:t>
-            </w:r>
-            <w:r>
-              <w:t>.</w:t>
-            </w:r>
-            <w:r>
-              <w:t>5</w:t>
+              <w:t>1.5</w:t>
             </w:r>
           </w:p>
         </w:tc>
@@ -3910,10 +4155,10 @@
           <w:tcPr>
             <w:tcW w:w="0" w:type="auto"/>
             <w:tcBorders>
-              <w:top w:val="single" w:sz="2" w:space="0" w:color="AAAAAA"/>
-              <w:left w:val="single" w:sz="2" w:space="0" w:color="AAAAAA"/>
-              <w:bottom w:val="single" w:sz="2" w:space="0" w:color="AAAAAA"/>
-              <w:right w:val="single" w:sz="2" w:space="0" w:color="AAAAAA"/>
+              <w:top w:val="single" w:color="AAAAAA" w:sz="2" w:space="0"/>
+              <w:left w:val="single" w:color="AAAAAA" w:sz="2" w:space="0"/>
+              <w:bottom w:val="single" w:color="AAAAAA" w:sz="2" w:space="0"/>
+              <w:right w:val="single" w:color="AAAAAA" w:sz="2" w:space="0"/>
             </w:tcBorders>
             <w:shd w:val="clear" w:color="auto" w:fill="F5F9FF"/>
             <w:tcMar>
@@ -3936,10 +4181,10 @@
           <w:tcPr>
             <w:tcW w:w="1200" w:type="dxa"/>
             <w:tcBorders>
-              <w:top w:val="single" w:sz="2" w:space="0" w:color="AAAAAA"/>
-              <w:left w:val="single" w:sz="2" w:space="0" w:color="AAAAAA"/>
-              <w:bottom w:val="single" w:sz="2" w:space="0" w:color="AAAAAA"/>
-              <w:right w:val="single" w:sz="2" w:space="0" w:color="AAAAAA"/>
+              <w:top w:val="single" w:color="AAAAAA" w:sz="2" w:space="0"/>
+              <w:left w:val="single" w:color="AAAAAA" w:sz="2" w:space="0"/>
+              <w:bottom w:val="single" w:color="AAAAAA" w:sz="2" w:space="0"/>
+              <w:right w:val="single" w:color="AAAAAA" w:sz="2" w:space="0"/>
             </w:tcBorders>
             <w:shd w:val="clear" w:color="auto" w:fill="F5F9FF"/>
             <w:tcMar>
@@ -3953,14 +4198,30 @@
         </w:tc>
       </w:tr>
       <w:tr>
+        <w:tblPrEx>
+          <w:tblBorders>
+            <w:top w:val="single" w:color="auto" w:sz="4" w:space="0"/>
+            <w:left w:val="single" w:color="auto" w:sz="4" w:space="0"/>
+            <w:bottom w:val="single" w:color="auto" w:sz="4" w:space="0"/>
+            <w:right w:val="single" w:color="auto" w:sz="4" w:space="0"/>
+            <w:insideH w:val="single" w:color="auto" w:sz="4" w:space="0"/>
+            <w:insideV w:val="single" w:color="auto" w:sz="4" w:space="0"/>
+          </w:tblBorders>
+          <w:tblCellMar>
+            <w:top w:w="0" w:type="dxa"/>
+            <w:left w:w="10" w:type="dxa"/>
+            <w:bottom w:w="0" w:type="dxa"/>
+            <w:right w:w="10" w:type="dxa"/>
+          </w:tblCellMar>
+        </w:tblPrEx>
         <w:tc>
           <w:tcPr>
             <w:tcW w:w="0" w:type="auto"/>
             <w:tcBorders>
-              <w:top w:val="single" w:sz="2" w:space="0" w:color="AAAAAA"/>
-              <w:left w:val="single" w:sz="2" w:space="0" w:color="AAAAAA"/>
-              <w:bottom w:val="single" w:sz="2" w:space="0" w:color="AAAAAA"/>
-              <w:right w:val="single" w:sz="2" w:space="0" w:color="AAAAAA"/>
+              <w:top w:val="single" w:color="AAAAAA" w:sz="2" w:space="0"/>
+              <w:left w:val="single" w:color="AAAAAA" w:sz="2" w:space="0"/>
+              <w:bottom w:val="single" w:color="AAAAAA" w:sz="2" w:space="0"/>
+              <w:right w:val="single" w:color="AAAAAA" w:sz="2" w:space="0"/>
             </w:tcBorders>
             <w:shd w:val="clear" w:color="auto" w:fill="FFFFFF"/>
             <w:tcMar>
@@ -3983,10 +4244,10 @@
           <w:tcPr>
             <w:tcW w:w="0" w:type="auto"/>
             <w:tcBorders>
-              <w:top w:val="single" w:sz="2" w:space="0" w:color="AAAAAA"/>
-              <w:left w:val="single" w:sz="2" w:space="0" w:color="AAAAAA"/>
-              <w:bottom w:val="single" w:sz="2" w:space="0" w:color="AAAAAA"/>
-              <w:right w:val="single" w:sz="2" w:space="0" w:color="AAAAAA"/>
+              <w:top w:val="single" w:color="AAAAAA" w:sz="2" w:space="0"/>
+              <w:left w:val="single" w:color="AAAAAA" w:sz="2" w:space="0"/>
+              <w:bottom w:val="single" w:color="AAAAAA" w:sz="2" w:space="0"/>
+              <w:right w:val="single" w:color="AAAAAA" w:sz="2" w:space="0"/>
             </w:tcBorders>
             <w:shd w:val="clear" w:color="auto" w:fill="FFFFFF"/>
             <w:tcMar>
@@ -4006,10 +4267,10 @@
           <w:tcPr>
             <w:tcW w:w="0" w:type="auto"/>
             <w:tcBorders>
-              <w:top w:val="single" w:sz="2" w:space="0" w:color="AAAAAA"/>
-              <w:left w:val="single" w:sz="2" w:space="0" w:color="AAAAAA"/>
-              <w:bottom w:val="single" w:sz="2" w:space="0" w:color="AAAAAA"/>
-              <w:right w:val="single" w:sz="2" w:space="0" w:color="AAAAAA"/>
+              <w:top w:val="single" w:color="AAAAAA" w:sz="2" w:space="0"/>
+              <w:left w:val="single" w:color="AAAAAA" w:sz="2" w:space="0"/>
+              <w:bottom w:val="single" w:color="AAAAAA" w:sz="2" w:space="0"/>
+              <w:right w:val="single" w:color="AAAAAA" w:sz="2" w:space="0"/>
             </w:tcBorders>
             <w:shd w:val="clear" w:color="auto" w:fill="FFFFFF"/>
             <w:tcMar>
@@ -4032,10 +4293,10 @@
           <w:tcPr>
             <w:tcW w:w="0" w:type="auto"/>
             <w:tcBorders>
-              <w:top w:val="single" w:sz="2" w:space="0" w:color="AAAAAA"/>
-              <w:left w:val="single" w:sz="2" w:space="0" w:color="AAAAAA"/>
-              <w:bottom w:val="single" w:sz="2" w:space="0" w:color="AAAAAA"/>
-              <w:right w:val="single" w:sz="2" w:space="0" w:color="AAAAAA"/>
+              <w:top w:val="single" w:color="AAAAAA" w:sz="2" w:space="0"/>
+              <w:left w:val="single" w:color="AAAAAA" w:sz="2" w:space="0"/>
+              <w:bottom w:val="single" w:color="AAAAAA" w:sz="2" w:space="0"/>
+              <w:right w:val="single" w:color="AAAAAA" w:sz="2" w:space="0"/>
             </w:tcBorders>
             <w:shd w:val="clear" w:color="auto" w:fill="FFFFFF"/>
             <w:tcMar>
@@ -4050,10 +4311,7 @@
               <w:jc w:val="center"/>
             </w:pPr>
             <w:r>
-              <w:t>10</w:t>
-            </w:r>
-            <w:r>
-              <w:t>%</w:t>
+              <w:t>10%</w:t>
             </w:r>
           </w:p>
         </w:tc>
@@ -4061,10 +4319,10 @@
           <w:tcPr>
             <w:tcW w:w="1200" w:type="dxa"/>
             <w:tcBorders>
-              <w:top w:val="single" w:sz="2" w:space="0" w:color="AAAAAA"/>
-              <w:left w:val="single" w:sz="2" w:space="0" w:color="AAAAAA"/>
-              <w:bottom w:val="single" w:sz="2" w:space="0" w:color="AAAAAA"/>
-              <w:right w:val="single" w:sz="2" w:space="0" w:color="AAAAAA"/>
+              <w:top w:val="single" w:color="AAAAAA" w:sz="2" w:space="0"/>
+              <w:left w:val="single" w:color="AAAAAA" w:sz="2" w:space="0"/>
+              <w:bottom w:val="single" w:color="AAAAAA" w:sz="2" w:space="0"/>
+              <w:right w:val="single" w:color="AAAAAA" w:sz="2" w:space="0"/>
             </w:tcBorders>
             <w:shd w:val="clear" w:color="auto" w:fill="FFFFFF"/>
             <w:tcMar>
@@ -4078,14 +4336,30 @@
         </w:tc>
       </w:tr>
       <w:tr>
+        <w:tblPrEx>
+          <w:tblBorders>
+            <w:top w:val="single" w:color="auto" w:sz="4" w:space="0"/>
+            <w:left w:val="single" w:color="auto" w:sz="4" w:space="0"/>
+            <w:bottom w:val="single" w:color="auto" w:sz="4" w:space="0"/>
+            <w:right w:val="single" w:color="auto" w:sz="4" w:space="0"/>
+            <w:insideH w:val="single" w:color="auto" w:sz="4" w:space="0"/>
+            <w:insideV w:val="single" w:color="auto" w:sz="4" w:space="0"/>
+          </w:tblBorders>
+          <w:tblCellMar>
+            <w:top w:w="0" w:type="dxa"/>
+            <w:left w:w="10" w:type="dxa"/>
+            <w:bottom w:w="0" w:type="dxa"/>
+            <w:right w:w="10" w:type="dxa"/>
+          </w:tblCellMar>
+        </w:tblPrEx>
         <w:tc>
           <w:tcPr>
             <w:tcW w:w="0" w:type="auto"/>
             <w:tcBorders>
-              <w:top w:val="single" w:sz="2" w:space="0" w:color="AAAAAA"/>
-              <w:left w:val="single" w:sz="2" w:space="0" w:color="AAAAAA"/>
-              <w:bottom w:val="single" w:sz="2" w:space="0" w:color="AAAAAA"/>
-              <w:right w:val="single" w:sz="2" w:space="0" w:color="AAAAAA"/>
+              <w:top w:val="single" w:color="AAAAAA" w:sz="2" w:space="0"/>
+              <w:left w:val="single" w:color="AAAAAA" w:sz="2" w:space="0"/>
+              <w:bottom w:val="single" w:color="AAAAAA" w:sz="2" w:space="0"/>
+              <w:right w:val="single" w:color="AAAAAA" w:sz="2" w:space="0"/>
             </w:tcBorders>
             <w:shd w:val="clear" w:color="auto" w:fill="F5F9FF"/>
             <w:tcMar>
@@ -4100,7 +4374,6 @@
               <w:jc w:val="center"/>
             </w:pPr>
             <w:r>
-              <w:lastRenderedPageBreak/>
               <w:t>5</w:t>
             </w:r>
           </w:p>
@@ -4109,10 +4382,10 @@
           <w:tcPr>
             <w:tcW w:w="0" w:type="auto"/>
             <w:tcBorders>
-              <w:top w:val="single" w:sz="2" w:space="0" w:color="AAAAAA"/>
-              <w:left w:val="single" w:sz="2" w:space="0" w:color="AAAAAA"/>
-              <w:bottom w:val="single" w:sz="2" w:space="0" w:color="AAAAAA"/>
-              <w:right w:val="single" w:sz="2" w:space="0" w:color="AAAAAA"/>
+              <w:top w:val="single" w:color="AAAAAA" w:sz="2" w:space="0"/>
+              <w:left w:val="single" w:color="AAAAAA" w:sz="2" w:space="0"/>
+              <w:bottom w:val="single" w:color="AAAAAA" w:sz="2" w:space="0"/>
+              <w:right w:val="single" w:color="AAAAAA" w:sz="2" w:space="0"/>
             </w:tcBorders>
             <w:shd w:val="clear" w:color="auto" w:fill="F5F9FF"/>
             <w:tcMar>
@@ -4132,10 +4405,10 @@
           <w:tcPr>
             <w:tcW w:w="0" w:type="auto"/>
             <w:tcBorders>
-              <w:top w:val="single" w:sz="2" w:space="0" w:color="AAAAAA"/>
-              <w:left w:val="single" w:sz="2" w:space="0" w:color="AAAAAA"/>
-              <w:bottom w:val="single" w:sz="2" w:space="0" w:color="AAAAAA"/>
-              <w:right w:val="single" w:sz="2" w:space="0" w:color="AAAAAA"/>
+              <w:top w:val="single" w:color="AAAAAA" w:sz="2" w:space="0"/>
+              <w:left w:val="single" w:color="AAAAAA" w:sz="2" w:space="0"/>
+              <w:bottom w:val="single" w:color="AAAAAA" w:sz="2" w:space="0"/>
+              <w:right w:val="single" w:color="AAAAAA" w:sz="2" w:space="0"/>
             </w:tcBorders>
             <w:shd w:val="clear" w:color="auto" w:fill="F5F9FF"/>
             <w:tcMar>
@@ -4158,10 +4431,10 @@
           <w:tcPr>
             <w:tcW w:w="0" w:type="auto"/>
             <w:tcBorders>
-              <w:top w:val="single" w:sz="2" w:space="0" w:color="AAAAAA"/>
-              <w:left w:val="single" w:sz="2" w:space="0" w:color="AAAAAA"/>
-              <w:bottom w:val="single" w:sz="2" w:space="0" w:color="AAAAAA"/>
-              <w:right w:val="single" w:sz="2" w:space="0" w:color="AAAAAA"/>
+              <w:top w:val="single" w:color="AAAAAA" w:sz="2" w:space="0"/>
+              <w:left w:val="single" w:color="AAAAAA" w:sz="2" w:space="0"/>
+              <w:bottom w:val="single" w:color="AAAAAA" w:sz="2" w:space="0"/>
+              <w:right w:val="single" w:color="AAAAAA" w:sz="2" w:space="0"/>
             </w:tcBorders>
             <w:shd w:val="clear" w:color="auto" w:fill="F5F9FF"/>
             <w:tcMar>
@@ -4176,10 +4449,7 @@
               <w:jc w:val="center"/>
             </w:pPr>
             <w:r>
-              <w:t>25</w:t>
-            </w:r>
-            <w:r>
-              <w:t>%</w:t>
+              <w:t>25%</w:t>
             </w:r>
           </w:p>
         </w:tc>
@@ -4187,10 +4457,10 @@
           <w:tcPr>
             <w:tcW w:w="1200" w:type="dxa"/>
             <w:tcBorders>
-              <w:top w:val="single" w:sz="2" w:space="0" w:color="AAAAAA"/>
-              <w:left w:val="single" w:sz="2" w:space="0" w:color="AAAAAA"/>
-              <w:bottom w:val="single" w:sz="2" w:space="0" w:color="AAAAAA"/>
-              <w:right w:val="single" w:sz="2" w:space="0" w:color="AAAAAA"/>
+              <w:top w:val="single" w:color="AAAAAA" w:sz="2" w:space="0"/>
+              <w:left w:val="single" w:color="AAAAAA" w:sz="2" w:space="0"/>
+              <w:bottom w:val="single" w:color="AAAAAA" w:sz="2" w:space="0"/>
+              <w:right w:val="single" w:color="AAAAAA" w:sz="2" w:space="0"/>
             </w:tcBorders>
             <w:shd w:val="clear" w:color="auto" w:fill="F5F9FF"/>
             <w:tcMar>
@@ -4204,14 +4474,30 @@
         </w:tc>
       </w:tr>
       <w:tr>
+        <w:tblPrEx>
+          <w:tblBorders>
+            <w:top w:val="single" w:color="auto" w:sz="4" w:space="0"/>
+            <w:left w:val="single" w:color="auto" w:sz="4" w:space="0"/>
+            <w:bottom w:val="single" w:color="auto" w:sz="4" w:space="0"/>
+            <w:right w:val="single" w:color="auto" w:sz="4" w:space="0"/>
+            <w:insideH w:val="single" w:color="auto" w:sz="4" w:space="0"/>
+            <w:insideV w:val="single" w:color="auto" w:sz="4" w:space="0"/>
+          </w:tblBorders>
+          <w:tblCellMar>
+            <w:top w:w="0" w:type="dxa"/>
+            <w:left w:w="10" w:type="dxa"/>
+            <w:bottom w:w="0" w:type="dxa"/>
+            <w:right w:w="10" w:type="dxa"/>
+          </w:tblCellMar>
+        </w:tblPrEx>
         <w:tc>
           <w:tcPr>
             <w:tcW w:w="0" w:type="auto"/>
             <w:tcBorders>
-              <w:top w:val="single" w:sz="2" w:space="0" w:color="AAAAAA"/>
-              <w:left w:val="single" w:sz="2" w:space="0" w:color="AAAAAA"/>
-              <w:bottom w:val="single" w:sz="2" w:space="0" w:color="AAAAAA"/>
-              <w:right w:val="single" w:sz="2" w:space="0" w:color="AAAAAA"/>
+              <w:top w:val="single" w:color="AAAAAA" w:sz="2" w:space="0"/>
+              <w:left w:val="single" w:color="AAAAAA" w:sz="2" w:space="0"/>
+              <w:bottom w:val="single" w:color="AAAAAA" w:sz="2" w:space="0"/>
+              <w:right w:val="single" w:color="AAAAAA" w:sz="2" w:space="0"/>
             </w:tcBorders>
             <w:shd w:val="clear" w:color="auto" w:fill="FFFFFF"/>
             <w:tcMar>
@@ -4234,10 +4520,10 @@
           <w:tcPr>
             <w:tcW w:w="0" w:type="auto"/>
             <w:tcBorders>
-              <w:top w:val="single" w:sz="2" w:space="0" w:color="AAAAAA"/>
-              <w:left w:val="single" w:sz="2" w:space="0" w:color="AAAAAA"/>
-              <w:bottom w:val="single" w:sz="2" w:space="0" w:color="AAAAAA"/>
-              <w:right w:val="single" w:sz="2" w:space="0" w:color="AAAAAA"/>
+              <w:top w:val="single" w:color="AAAAAA" w:sz="2" w:space="0"/>
+              <w:left w:val="single" w:color="AAAAAA" w:sz="2" w:space="0"/>
+              <w:bottom w:val="single" w:color="AAAAAA" w:sz="2" w:space="0"/>
+              <w:right w:val="single" w:color="AAAAAA" w:sz="2" w:space="0"/>
             </w:tcBorders>
             <w:shd w:val="clear" w:color="auto" w:fill="FFFFFF"/>
             <w:tcMar>
@@ -4257,10 +4543,10 @@
           <w:tcPr>
             <w:tcW w:w="0" w:type="auto"/>
             <w:tcBorders>
-              <w:top w:val="single" w:sz="2" w:space="0" w:color="AAAAAA"/>
-              <w:left w:val="single" w:sz="2" w:space="0" w:color="AAAAAA"/>
-              <w:bottom w:val="single" w:sz="2" w:space="0" w:color="AAAAAA"/>
-              <w:right w:val="single" w:sz="2" w:space="0" w:color="AAAAAA"/>
+              <w:top w:val="single" w:color="AAAAAA" w:sz="2" w:space="0"/>
+              <w:left w:val="single" w:color="AAAAAA" w:sz="2" w:space="0"/>
+              <w:bottom w:val="single" w:color="AAAAAA" w:sz="2" w:space="0"/>
+              <w:right w:val="single" w:color="AAAAAA" w:sz="2" w:space="0"/>
             </w:tcBorders>
             <w:shd w:val="clear" w:color="auto" w:fill="FFFFFF"/>
             <w:tcMar>
@@ -4275,13 +4561,7 @@
               <w:jc w:val="center"/>
             </w:pPr>
             <w:r>
-              <w:t>1</w:t>
-            </w:r>
-            <w:r>
-              <w:t>.</w:t>
-            </w:r>
-            <w:r>
-              <w:t>5</w:t>
+              <w:t>1.5</w:t>
             </w:r>
           </w:p>
         </w:tc>
@@ -4289,10 +4569,10 @@
           <w:tcPr>
             <w:tcW w:w="0" w:type="auto"/>
             <w:tcBorders>
-              <w:top w:val="single" w:sz="2" w:space="0" w:color="AAAAAA"/>
-              <w:left w:val="single" w:sz="2" w:space="0" w:color="AAAAAA"/>
-              <w:bottom w:val="single" w:sz="2" w:space="0" w:color="AAAAAA"/>
-              <w:right w:val="single" w:sz="2" w:space="0" w:color="AAAAAA"/>
+              <w:top w:val="single" w:color="AAAAAA" w:sz="2" w:space="0"/>
+              <w:left w:val="single" w:color="AAAAAA" w:sz="2" w:space="0"/>
+              <w:bottom w:val="single" w:color="AAAAAA" w:sz="2" w:space="0"/>
+              <w:right w:val="single" w:color="AAAAAA" w:sz="2" w:space="0"/>
             </w:tcBorders>
             <w:shd w:val="clear" w:color="auto" w:fill="FFFFFF"/>
             <w:tcMar>
@@ -4315,10 +4595,10 @@
           <w:tcPr>
             <w:tcW w:w="1200" w:type="dxa"/>
             <w:tcBorders>
-              <w:top w:val="single" w:sz="2" w:space="0" w:color="AAAAAA"/>
-              <w:left w:val="single" w:sz="2" w:space="0" w:color="AAAAAA"/>
-              <w:bottom w:val="single" w:sz="2" w:space="0" w:color="AAAAAA"/>
-              <w:right w:val="single" w:sz="2" w:space="0" w:color="AAAAAA"/>
+              <w:top w:val="single" w:color="AAAAAA" w:sz="2" w:space="0"/>
+              <w:left w:val="single" w:color="AAAAAA" w:sz="2" w:space="0"/>
+              <w:bottom w:val="single" w:color="AAAAAA" w:sz="2" w:space="0"/>
+              <w:right w:val="single" w:color="AAAAAA" w:sz="2" w:space="0"/>
             </w:tcBorders>
             <w:shd w:val="clear" w:color="auto" w:fill="FFFFFF"/>
             <w:tcMar>
@@ -4332,15 +4612,31 @@
         </w:tc>
       </w:tr>
       <w:tr>
+        <w:tblPrEx>
+          <w:tblBorders>
+            <w:top w:val="single" w:color="auto" w:sz="4" w:space="0"/>
+            <w:left w:val="single" w:color="auto" w:sz="4" w:space="0"/>
+            <w:bottom w:val="single" w:color="auto" w:sz="4" w:space="0"/>
+            <w:right w:val="single" w:color="auto" w:sz="4" w:space="0"/>
+            <w:insideH w:val="single" w:color="auto" w:sz="4" w:space="0"/>
+            <w:insideV w:val="single" w:color="auto" w:sz="4" w:space="0"/>
+          </w:tblBorders>
+          <w:tblCellMar>
+            <w:top w:w="0" w:type="dxa"/>
+            <w:left w:w="10" w:type="dxa"/>
+            <w:bottom w:w="0" w:type="dxa"/>
+            <w:right w:w="10" w:type="dxa"/>
+          </w:tblCellMar>
+        </w:tblPrEx>
         <w:tc>
           <w:tcPr>
             <w:tcW w:w="0" w:type="auto"/>
             <w:gridSpan w:val="2"/>
             <w:tcBorders>
-              <w:top w:val="single" w:sz="4" w:space="0" w:color="1A6B3C"/>
-              <w:left w:val="single" w:sz="4" w:space="0" w:color="1A6B3C"/>
-              <w:bottom w:val="single" w:sz="4" w:space="0" w:color="1A6B3C"/>
-              <w:right w:val="single" w:sz="4" w:space="0" w:color="1A6B3C"/>
+              <w:top w:val="single" w:color="1A6B3C" w:sz="4" w:space="0"/>
+              <w:left w:val="single" w:color="1A6B3C" w:sz="4" w:space="0"/>
+              <w:bottom w:val="single" w:color="1A6B3C" w:sz="4" w:space="0"/>
+              <w:right w:val="single" w:color="1A6B3C" w:sz="4" w:space="0"/>
             </w:tcBorders>
             <w:shd w:val="clear" w:color="auto" w:fill="1A6B3C"/>
             <w:tcMar>
@@ -4370,10 +4666,10 @@
           <w:tcPr>
             <w:tcW w:w="0" w:type="auto"/>
             <w:tcBorders>
-              <w:top w:val="single" w:sz="4" w:space="0" w:color="1A6B3C"/>
-              <w:left w:val="single" w:sz="4" w:space="0" w:color="1A6B3C"/>
-              <w:bottom w:val="single" w:sz="4" w:space="0" w:color="1A6B3C"/>
-              <w:right w:val="single" w:sz="4" w:space="0" w:color="1A6B3C"/>
+              <w:top w:val="single" w:color="1A6B3C" w:sz="4" w:space="0"/>
+              <w:left w:val="single" w:color="1A6B3C" w:sz="4" w:space="0"/>
+              <w:bottom w:val="single" w:color="1A6B3C" w:sz="4" w:space="0"/>
+              <w:right w:val="single" w:color="1A6B3C" w:sz="4" w:space="0"/>
             </w:tcBorders>
             <w:shd w:val="clear" w:color="auto" w:fill="1A6B3C"/>
             <w:tcMar>
@@ -4403,10 +4699,10 @@
           <w:tcPr>
             <w:tcW w:w="0" w:type="auto"/>
             <w:tcBorders>
-              <w:top w:val="single" w:sz="4" w:space="0" w:color="1A6B3C"/>
-              <w:left w:val="single" w:sz="4" w:space="0" w:color="1A6B3C"/>
-              <w:bottom w:val="single" w:sz="4" w:space="0" w:color="1A6B3C"/>
-              <w:right w:val="single" w:sz="4" w:space="0" w:color="1A6B3C"/>
+              <w:top w:val="single" w:color="1A6B3C" w:sz="4" w:space="0"/>
+              <w:left w:val="single" w:color="1A6B3C" w:sz="4" w:space="0"/>
+              <w:bottom w:val="single" w:color="1A6B3C" w:sz="4" w:space="0"/>
+              <w:right w:val="single" w:color="1A6B3C" w:sz="4" w:space="0"/>
             </w:tcBorders>
             <w:shd w:val="clear" w:color="auto" w:fill="1A6B3C"/>
             <w:tcMar>
@@ -4436,10 +4732,10 @@
           <w:tcPr>
             <w:tcW w:w="0" w:type="auto"/>
             <w:tcBorders>
-              <w:top w:val="single" w:sz="4" w:space="0" w:color="1A6B3C"/>
-              <w:left w:val="single" w:sz="4" w:space="0" w:color="1A6B3C"/>
-              <w:bottom w:val="single" w:sz="4" w:space="0" w:color="1A6B3C"/>
-              <w:right w:val="single" w:sz="4" w:space="0" w:color="1A6B3C"/>
+              <w:top w:val="single" w:color="1A6B3C" w:sz="4" w:space="0"/>
+              <w:left w:val="single" w:color="1A6B3C" w:sz="4" w:space="0"/>
+              <w:bottom w:val="single" w:color="1A6B3C" w:sz="4" w:space="0"/>
+              <w:right w:val="single" w:color="1A6B3C" w:sz="4" w:space="0"/>
             </w:tcBorders>
             <w:shd w:val="clear" w:color="auto" w:fill="1A6B3C"/>
             <w:tcMar>
@@ -4464,14 +4760,14 @@
     </w:p>
     <w:p>
       <w:pPr>
-        <w:pStyle w:val="Heading1"/>
+        <w:pStyle w:val="2"/>
         <w:pBdr>
-          <w:bottom w:val="single" w:sz="6" w:space="1" w:color="2E75B6"/>
+          <w:bottom w:val="single" w:color="2E75B6" w:sz="6" w:space="1"/>
         </w:pBdr>
       </w:pPr>
       <w:r>
         <w:rPr>
-          <w:rFonts w:ascii="Arial" w:eastAsia="Arial" w:hAnsi="Arial" w:cs="Arial"/>
+          <w:rFonts w:ascii="Arial" w:hAnsi="Arial" w:eastAsia="Arial" w:cs="Arial"/>
           <w:b/>
           <w:bCs/>
           <w:color w:val="1F4E79"/>
@@ -4483,11 +4779,11 @@
     </w:p>
     <w:p>
       <w:pPr>
-        <w:pStyle w:val="Heading2"/>
-      </w:pPr>
-      <w:r>
-        <w:rPr>
-          <w:rFonts w:ascii="Arial" w:eastAsia="Arial" w:hAnsi="Arial" w:cs="Arial"/>
+        <w:pStyle w:val="3"/>
+      </w:pPr>
+      <w:r>
+        <w:rPr>
+          <w:rFonts w:ascii="Arial" w:hAnsi="Arial" w:eastAsia="Arial" w:cs="Arial"/>
           <w:b/>
           <w:bCs/>
           <w:color w:val="2E75B6"/>
@@ -4499,16 +4795,16 @@
     </w:p>
     <w:p>
       <w:pPr>
-        <w:pStyle w:val="ListParagraph"/>
+        <w:pStyle w:val="17"/>
         <w:numPr>
           <w:ilvl w:val="0"/>
-          <w:numId w:val="9"/>
+          <w:numId w:val="6"/>
         </w:numPr>
         <w:spacing w:before="40" w:after="40"/>
       </w:pPr>
       <w:r>
         <w:rPr>
-          <w:rFonts w:ascii="Arial" w:eastAsia="Arial" w:hAnsi="Arial" w:cs="Arial"/>
+          <w:rFonts w:ascii="Arial" w:hAnsi="Arial" w:eastAsia="Arial" w:cs="Arial"/>
           <w:sz w:val="22"/>
           <w:szCs w:val="22"/>
         </w:rPr>
@@ -4517,16 +4813,16 @@
     </w:p>
     <w:p>
       <w:pPr>
-        <w:pStyle w:val="ListParagraph"/>
+        <w:pStyle w:val="17"/>
         <w:numPr>
           <w:ilvl w:val="0"/>
-          <w:numId w:val="9"/>
+          <w:numId w:val="6"/>
         </w:numPr>
         <w:spacing w:before="40" w:after="40"/>
       </w:pPr>
       <w:r>
         <w:rPr>
-          <w:rFonts w:ascii="Arial" w:eastAsia="Arial" w:hAnsi="Arial" w:cs="Arial"/>
+          <w:rFonts w:ascii="Arial" w:hAnsi="Arial" w:eastAsia="Arial" w:cs="Arial"/>
           <w:b/>
           <w:sz w:val="22"/>
           <w:szCs w:val="22"/>
@@ -4535,65 +4831,29 @@
       </w:r>
       <w:r>
         <w:rPr>
-          <w:rFonts w:ascii="Arial" w:eastAsia="Arial" w:hAnsi="Arial" w:cs="Arial"/>
+          <w:rFonts w:ascii="Arial" w:hAnsi="Arial" w:eastAsia="Arial" w:cs="Arial"/>
           <w:sz w:val="22"/>
           <w:szCs w:val="22"/>
         </w:rPr>
-        <w:t xml:space="preserve">: </w:t>
-      </w:r>
-      <w:proofErr w:type="spellStart"/>
-      <w:r>
-        <w:rPr>
-          <w:rFonts w:ascii="Arial" w:eastAsia="Arial" w:hAnsi="Arial" w:cs="Arial"/>
+        <w:t>: StudentID _SWE202c.zip (e.g., SE123456_SWE202c.zip)</w:t>
+      </w:r>
+    </w:p>
+    <w:p>
+      <w:pPr>
+        <w:pStyle w:val="17"/>
+        <w:numPr>
+          <w:ilvl w:val="0"/>
+          <w:numId w:val="6"/>
+        </w:numPr>
+        <w:spacing w:before="40" w:after="40"/>
+      </w:pPr>
+      <w:r>
+        <w:rPr>
+          <w:rFonts w:ascii="Arial" w:hAnsi="Arial" w:eastAsia="Arial" w:cs="Arial"/>
           <w:sz w:val="22"/>
           <w:szCs w:val="22"/>
         </w:rPr>
-        <w:t>StudentID</w:t>
-      </w:r>
-      <w:proofErr w:type="spellEnd"/>
-      <w:r>
-        <w:rPr>
-          <w:rFonts w:ascii="Arial" w:eastAsia="Arial" w:hAnsi="Arial" w:cs="Arial"/>
-          <w:sz w:val="22"/>
-          <w:szCs w:val="22"/>
-        </w:rPr>
-        <w:t xml:space="preserve"> _SWE202c.zip (e.g., SE123456_SWE202c.zip)</w:t>
-      </w:r>
-    </w:p>
-    <w:p>
-      <w:pPr>
-        <w:pStyle w:val="ListParagraph"/>
-        <w:numPr>
-          <w:ilvl w:val="0"/>
-          <w:numId w:val="9"/>
-        </w:numPr>
-        <w:spacing w:before="40" w:after="40"/>
-      </w:pPr>
-      <w:r>
-        <w:rPr>
-          <w:rFonts w:ascii="Arial" w:eastAsia="Arial" w:hAnsi="Arial" w:cs="Arial"/>
-          <w:sz w:val="22"/>
-          <w:szCs w:val="22"/>
-        </w:rPr>
-        <w:t>The .zip must contain: Answer document in MS Word .</w:t>
-      </w:r>
-      <w:proofErr w:type="spellStart"/>
-      <w:r>
-        <w:rPr>
-          <w:rFonts w:ascii="Arial" w:eastAsia="Arial" w:hAnsi="Arial" w:cs="Arial"/>
-          <w:sz w:val="22"/>
-          <w:szCs w:val="22"/>
-        </w:rPr>
-        <w:t>docx</w:t>
-      </w:r>
-      <w:proofErr w:type="spellEnd"/>
-      <w:r>
-        <w:rPr>
-          <w:rFonts w:ascii="Arial" w:eastAsia="Arial" w:hAnsi="Arial" w:cs="Arial"/>
-          <w:sz w:val="22"/>
-          <w:szCs w:val="22"/>
-        </w:rPr>
-        <w:t xml:space="preserve"> </w:t>
+        <w:t xml:space="preserve">The .zip must contain: Answer document in MS Word .docx </w:t>
       </w:r>
     </w:p>
     <w:p>
@@ -4603,11 +4863,11 @@
     </w:p>
     <w:p>
       <w:pPr>
-        <w:pStyle w:val="Heading2"/>
-      </w:pPr>
-      <w:r>
-        <w:rPr>
-          <w:rFonts w:ascii="Arial" w:eastAsia="Arial" w:hAnsi="Arial" w:cs="Arial"/>
+        <w:pStyle w:val="3"/>
+      </w:pPr>
+      <w:r>
+        <w:rPr>
+          <w:rFonts w:ascii="Arial" w:hAnsi="Arial" w:eastAsia="Arial" w:cs="Arial"/>
           <w:b/>
           <w:bCs/>
           <w:color w:val="2E75B6"/>
@@ -4619,97 +4879,73 @@
     </w:p>
     <w:p>
       <w:pPr>
-        <w:pStyle w:val="ListParagraph"/>
+        <w:pStyle w:val="17"/>
         <w:numPr>
           <w:ilvl w:val="0"/>
-          <w:numId w:val="9"/>
+          <w:numId w:val="6"/>
         </w:numPr>
         <w:spacing w:before="40" w:after="40"/>
       </w:pPr>
       <w:r>
         <w:rPr>
-          <w:rFonts w:ascii="Arial" w:eastAsia="Arial" w:hAnsi="Arial" w:cs="Arial"/>
+          <w:rFonts w:ascii="Arial" w:hAnsi="Arial" w:eastAsia="Arial" w:cs="Arial"/>
           <w:sz w:val="22"/>
           <w:szCs w:val="22"/>
         </w:rPr>
-        <w:t xml:space="preserve">Insert the answers below the question. </w:t>
-      </w:r>
-      <w:r>
-        <w:rPr>
-          <w:rFonts w:ascii="Arial" w:eastAsia="Arial" w:hAnsi="Arial" w:cs="Arial"/>
+        <w:t>Insert the answers below the question. Each question should begin on a new page where possible.</w:t>
+      </w:r>
+    </w:p>
+    <w:p>
+      <w:pPr>
+        <w:pStyle w:val="17"/>
+        <w:numPr>
+          <w:ilvl w:val="0"/>
+          <w:numId w:val="6"/>
+        </w:numPr>
+        <w:spacing w:before="40" w:after="40"/>
+      </w:pPr>
+      <w:r>
+        <w:rPr>
+          <w:rFonts w:ascii="Arial" w:hAnsi="Arial" w:eastAsia="Arial" w:cs="Arial"/>
           <w:sz w:val="22"/>
           <w:szCs w:val="22"/>
         </w:rPr>
-        <w:t>Each quest</w:t>
-      </w:r>
-      <w:r>
-        <w:rPr>
-          <w:rFonts w:ascii="Arial" w:eastAsia="Arial" w:hAnsi="Arial" w:cs="Arial"/>
+        <w:t>Clearly label the question number and sub-question before each answer section.</w:t>
+      </w:r>
+    </w:p>
+    <w:p>
+      <w:pPr>
+        <w:pStyle w:val="17"/>
+        <w:numPr>
+          <w:ilvl w:val="0"/>
+          <w:numId w:val="6"/>
+        </w:numPr>
+        <w:spacing w:before="40" w:after="40"/>
+      </w:pPr>
+      <w:r>
+        <w:rPr>
+          <w:rFonts w:ascii="Arial" w:hAnsi="Arial" w:eastAsia="Arial" w:cs="Arial"/>
           <w:sz w:val="22"/>
           <w:szCs w:val="22"/>
         </w:rPr>
-        <w:t>ion should begin on a new page where possible</w:t>
-      </w:r>
-      <w:r>
-        <w:rPr>
-          <w:rFonts w:ascii="Arial" w:eastAsia="Arial" w:hAnsi="Arial" w:cs="Arial"/>
+        <w:t>UML diagrams must be clear, titled, and use correct standard notation.</w:t>
+      </w:r>
+    </w:p>
+    <w:p>
+      <w:pPr>
+        <w:pStyle w:val="17"/>
+        <w:numPr>
+          <w:ilvl w:val="0"/>
+          <w:numId w:val="6"/>
+        </w:numPr>
+        <w:spacing w:before="40" w:after="40"/>
+      </w:pPr>
+      <w:r>
+        <w:rPr>
+          <w:rFonts w:ascii="Arial" w:hAnsi="Arial" w:eastAsia="Arial" w:cs="Arial"/>
           <w:sz w:val="22"/>
           <w:szCs w:val="22"/>
         </w:rPr>
-        <w:t>.</w:t>
-      </w:r>
-    </w:p>
-    <w:p>
-      <w:pPr>
-        <w:pStyle w:val="ListParagraph"/>
-        <w:numPr>
-          <w:ilvl w:val="0"/>
-          <w:numId w:val="9"/>
-        </w:numPr>
-        <w:spacing w:before="40" w:after="40"/>
-      </w:pPr>
-      <w:r>
-        <w:rPr>
-          <w:rFonts w:ascii="Arial" w:eastAsia="Arial" w:hAnsi="Arial" w:cs="Arial"/>
-          <w:sz w:val="22"/>
-          <w:szCs w:val="22"/>
-        </w:rPr>
-        <w:t>Clearly label the question number and sub-question before each answer section.</w:t>
-      </w:r>
-    </w:p>
-    <w:p>
-      <w:pPr>
-        <w:pStyle w:val="ListParagraph"/>
-        <w:numPr>
-          <w:ilvl w:val="0"/>
-          <w:numId w:val="9"/>
-        </w:numPr>
-        <w:spacing w:before="40" w:after="40"/>
-      </w:pPr>
-      <w:r>
-        <w:rPr>
-          <w:rFonts w:ascii="Arial" w:eastAsia="Arial" w:hAnsi="Arial" w:cs="Arial"/>
-          <w:sz w:val="22"/>
-          <w:szCs w:val="22"/>
-        </w:rPr>
-        <w:t>UML diagrams must be clear, titled, and use correct standard notation.</w:t>
-      </w:r>
-    </w:p>
-    <w:p>
-      <w:pPr>
-        <w:pStyle w:val="ListParagraph"/>
-        <w:numPr>
-          <w:ilvl w:val="0"/>
-          <w:numId w:val="9"/>
-        </w:numPr>
-        <w:spacing w:before="40" w:after="40"/>
-      </w:pPr>
-      <w:r>
-        <w:rPr>
-          <w:rFonts w:ascii="Arial" w:eastAsia="Arial" w:hAnsi="Arial" w:cs="Arial"/>
-          <w:sz w:val="22"/>
-          <w:szCs w:val="22"/>
-        </w:rPr>
         <w:t>Font: Times New Roman or Arial, size 12–13pt, line spacing 1.5.</w:t>
       </w:r>
     </w:p>
@@ -4720,11 +4956,11 @@
     </w:p>
     <w:p>
       <w:pPr>
-        <w:pStyle w:val="Heading2"/>
-      </w:pPr>
-      <w:r>
-        <w:rPr>
-          <w:rFonts w:ascii="Arial" w:eastAsia="Arial" w:hAnsi="Arial" w:cs="Arial"/>
+        <w:pStyle w:val="3"/>
+      </w:pPr>
+      <w:r>
+        <w:rPr>
+          <w:rFonts w:ascii="Arial" w:hAnsi="Arial" w:eastAsia="Arial" w:cs="Arial"/>
           <w:b/>
           <w:bCs/>
           <w:color w:val="2E75B6"/>
@@ -4736,16 +4972,16 @@
     </w:p>
     <w:p>
       <w:pPr>
-        <w:pStyle w:val="ListParagraph"/>
+        <w:pStyle w:val="17"/>
         <w:numPr>
           <w:ilvl w:val="0"/>
-          <w:numId w:val="9"/>
+          <w:numId w:val="6"/>
         </w:numPr>
         <w:spacing w:before="40" w:after="40"/>
       </w:pPr>
       <w:r>
         <w:rPr>
-          <w:rFonts w:ascii="Arial" w:eastAsia="Arial" w:hAnsi="Arial" w:cs="Arial"/>
+          <w:rFonts w:ascii="Arial" w:hAnsi="Arial" w:eastAsia="Arial" w:cs="Arial"/>
           <w:sz w:val="22"/>
           <w:szCs w:val="22"/>
         </w:rPr>
@@ -4754,16 +4990,16 @@
     </w:p>
     <w:p>
       <w:pPr>
-        <w:pStyle w:val="ListParagraph"/>
+        <w:pStyle w:val="17"/>
         <w:numPr>
           <w:ilvl w:val="0"/>
-          <w:numId w:val="9"/>
+          <w:numId w:val="6"/>
         </w:numPr>
         <w:spacing w:before="40" w:after="40"/>
       </w:pPr>
       <w:r>
         <w:rPr>
-          <w:rFonts w:ascii="Arial" w:eastAsia="Arial" w:hAnsi="Arial" w:cs="Arial"/>
+          <w:rFonts w:ascii="Arial" w:hAnsi="Arial" w:eastAsia="Arial" w:cs="Arial"/>
           <w:sz w:val="22"/>
           <w:szCs w:val="22"/>
         </w:rPr>
@@ -4772,53 +5008,37 @@
     </w:p>
     <w:p>
       <w:pPr>
-        <w:pStyle w:val="ListParagraph"/>
+        <w:pStyle w:val="17"/>
         <w:numPr>
           <w:ilvl w:val="0"/>
-          <w:numId w:val="9"/>
+          <w:numId w:val="6"/>
         </w:numPr>
         <w:spacing w:before="40" w:after="40"/>
       </w:pPr>
       <w:r>
         <w:rPr>
-          <w:rFonts w:ascii="Arial" w:eastAsia="Arial" w:hAnsi="Arial" w:cs="Arial"/>
+          <w:rFonts w:ascii="Arial" w:hAnsi="Arial" w:eastAsia="Arial" w:cs="Arial"/>
           <w:sz w:val="22"/>
           <w:szCs w:val="22"/>
         </w:rPr>
-        <w:t xml:space="preserve">Logical reasoning tied to the specific context of the </w:t>
-      </w:r>
-      <w:r>
-        <w:rPr>
-          <w:rFonts w:ascii="Arial" w:eastAsia="Arial" w:hAnsi="Arial" w:cs="Arial"/>
+        <w:t>Logical reasoning tied to the specific context of the CRS system.</w:t>
+      </w:r>
+    </w:p>
+    <w:p>
+      <w:pPr>
+        <w:pStyle w:val="17"/>
+        <w:numPr>
+          <w:ilvl w:val="0"/>
+          <w:numId w:val="6"/>
+        </w:numPr>
+        <w:spacing w:before="40" w:after="40"/>
+      </w:pPr>
+      <w:r>
+        <w:rPr>
+          <w:rFonts w:ascii="Arial" w:hAnsi="Arial" w:eastAsia="Arial" w:cs="Arial"/>
           <w:sz w:val="22"/>
           <w:szCs w:val="22"/>
         </w:rPr>
-        <w:t>CRS</w:t>
-      </w:r>
-      <w:r>
-        <w:rPr>
-          <w:rFonts w:ascii="Arial" w:eastAsia="Arial" w:hAnsi="Arial" w:cs="Arial"/>
-          <w:sz w:val="22"/>
-          <w:szCs w:val="22"/>
-        </w:rPr>
-        <w:t xml:space="preserve"> system.</w:t>
-      </w:r>
-    </w:p>
-    <w:p>
-      <w:pPr>
-        <w:pStyle w:val="ListParagraph"/>
-        <w:numPr>
-          <w:ilvl w:val="0"/>
-          <w:numId w:val="9"/>
-        </w:numPr>
-        <w:spacing w:before="40" w:after="40"/>
-      </w:pPr>
-      <w:r>
-        <w:rPr>
-          <w:rFonts w:ascii="Arial" w:eastAsia="Arial" w:hAnsi="Arial" w:cs="Arial"/>
-          <w:sz w:val="22"/>
-          <w:szCs w:val="22"/>
-        </w:rPr>
         <w:t>Clean, professional presentation.</w:t>
       </w:r>
     </w:p>
@@ -4830,7 +5050,7 @@
     <w:p>
       <w:pPr>
         <w:pBdr>
-          <w:bottom w:val="single" w:sz="8" w:space="1" w:color="1A6B3C"/>
+          <w:bottom w:val="single" w:color="1A6B3C" w:sz="8" w:space="1"/>
         </w:pBdr>
         <w:spacing w:before="140" w:after="140"/>
       </w:pPr>
@@ -4867,41 +5087,22 @@
       </w:r>
     </w:p>
     <w:sectPr>
-      <w:headerReference w:type="default" r:id="rId7"/>
-      <w:footerReference w:type="default" r:id="rId8"/>
+      <w:headerReference r:id="rId3" w:type="default"/>
+      <w:footerReference r:id="rId4" w:type="default"/>
       <w:pgSz w:w="11906" w:h="16838"/>
       <w:pgMar w:top="1134" w:right="1134" w:bottom="1134" w:left="1134" w:header="708" w:footer="708" w:gutter="0"/>
-      <w:cols w:space="720"/>
-      <w:docGrid w:linePitch="360"/>
+      <w:cols w:space="720" w:num="1"/>
+      <w:docGrid w:linePitch="360" w:charSpace="0"/>
     </w:sectPr>
   </w:body>
 </w:document>
 </file>
 
-<file path=word/endnotes.xml><?xml version="1.0" encoding="utf-8"?>
-<w:endnotes xmlns:wpc="http://schemas.microsoft.com/office/word/2010/wordprocessingCanvas" xmlns:mc="http://schemas.openxmlformats.org/markup-compatibility/2006" xmlns:o="urn:schemas-microsoft-com:office:office" xmlns:r="http://schemas.openxmlformats.org/officeDocument/2006/relationships" xmlns:m="http://schemas.openxmlformats.org/officeDocument/2006/math" xmlns:v="urn:schemas-microsoft-com:vml" xmlns:wp14="http://schemas.microsoft.com/office/word/2010/wordprocessingDrawing" xmlns:wp="http://schemas.openxmlformats.org/drawingml/2006/wordprocessingDrawing" xmlns:w10="urn:schemas-microsoft-com:office:word" xmlns:w="http://schemas.openxmlformats.org/wordprocessingml/2006/main" xmlns:w14="http://schemas.microsoft.com/office/word/2010/wordml" xmlns:w15="http://schemas.microsoft.com/office/word/2012/wordml" xmlns:wpg="http://schemas.microsoft.com/office/word/2010/wordprocessingGroup" xmlns:wpi="http://schemas.microsoft.com/office/word/2010/wordprocessingInk" xmlns:wne="http://schemas.microsoft.com/office/word/2006/wordml" xmlns:wps="http://schemas.microsoft.com/office/word/2010/wordprocessingShape" mc:Ignorable="w14 w15 wp14">
-  <w:endnote w:type="separator" w:id="-1">
-    <w:p>
-      <w:r>
-        <w:separator/>
-      </w:r>
-    </w:p>
-  </w:endnote>
-  <w:endnote w:type="continuationSeparator" w:id="0">
-    <w:p>
-      <w:r>
-        <w:continuationSeparator/>
-      </w:r>
-    </w:p>
-  </w:endnote>
-</w:endnotes>
-</file>
-
 <file path=word/footer1.xml><?xml version="1.0" encoding="utf-8"?>
-<w:ftr xmlns:wpc="http://schemas.microsoft.com/office/word/2010/wordprocessingCanvas" xmlns:mc="http://schemas.openxmlformats.org/markup-compatibility/2006" xmlns:o="urn:schemas-microsoft-com:office:office" xmlns:r="http://schemas.openxmlformats.org/officeDocument/2006/relationships" xmlns:m="http://schemas.openxmlformats.org/officeDocument/2006/math" xmlns:v="urn:schemas-microsoft-com:vml" xmlns:wp14="http://schemas.microsoft.com/office/word/2010/wordprocessingDrawing" xmlns:wp="http://schemas.openxmlformats.org/drawingml/2006/wordprocessingDrawing" xmlns:w10="urn:schemas-microsoft-com:office:word" xmlns:w="http://schemas.openxmlformats.org/wordprocessingml/2006/main" xmlns:w14="http://schemas.microsoft.com/office/word/2010/wordml" xmlns:w15="http://schemas.microsoft.com/office/word/2012/wordml" xmlns:wpg="http://schemas.microsoft.com/office/word/2010/wordprocessingGroup" xmlns:wpi="http://schemas.microsoft.com/office/word/2010/wordprocessingInk" xmlns:wne="http://schemas.microsoft.com/office/word/2006/wordml" xmlns:wps="http://schemas.microsoft.com/office/word/2010/wordprocessingShape" mc:Ignorable="w14 w15 wp14">
+<w:ftr xmlns:wpc="http://schemas.microsoft.com/office/word/2010/wordprocessingCanvas" xmlns:mc="http://schemas.openxmlformats.org/markup-compatibility/2006" xmlns:o="urn:schemas-microsoft-com:office:office" xmlns:r="http://schemas.openxmlformats.org/officeDocument/2006/relationships" xmlns:m="http://schemas.openxmlformats.org/officeDocument/2006/math" xmlns:v="urn:schemas-microsoft-com:vml" xmlns:wp14="http://schemas.microsoft.com/office/word/2010/wordprocessingDrawing" xmlns:wp="http://schemas.openxmlformats.org/drawingml/2006/wordprocessingDrawing" xmlns:w10="urn:schemas-microsoft-com:office:word" xmlns:w="http://schemas.openxmlformats.org/wordprocessingml/2006/main" xmlns:w14="http://schemas.microsoft.com/office/word/2010/wordml" xmlns:w15="http://schemas.microsoft.com/office/word/2012/wordml" xmlns:wpg="http://schemas.microsoft.com/office/word/2010/wordprocessingGroup" xmlns:wpi="http://schemas.microsoft.com/office/word/2010/wordprocessingInk" xmlns:wne="http://schemas.microsoft.com/office/word/2006/wordml" xmlns:wps="http://schemas.microsoft.com/office/word/2010/wordprocessingShape" xmlns:wpsCustomData="http://www.wps.cn/officeDocument/2013/wpsCustomData" mc:Ignorable="w14 w15 wp14">
   <w:p>
     <w:pPr>
-      <w:pStyle w:val="Footer"/>
+      <w:pStyle w:val="10"/>
     </w:pPr>
     <w:r>
       <w:t xml:space="preserve">Author: </w:t>
@@ -4910,44 +5111,22 @@
       <w:rPr>
         <w:highlight w:val="yellow"/>
       </w:rPr>
-      <w:t>&lt;Fill Student ID</w:t>
-    </w:r>
-    <w:r>
-      <w:rPr>
-        <w:highlight w:val="yellow"/>
-      </w:rPr>
-      <w:t xml:space="preserve"> here</w:t>
-    </w:r>
-    <w:r>
-      <w:rPr>
-        <w:highlight w:val="yellow"/>
-      </w:rPr>
-      <w:t>&gt;</w:t>
+      <w:t>&lt;Fill Student ID here&gt;</w:t>
     </w:r>
     <w:r>
       <w:tab/>
     </w:r>
     <w:r>
       <w:tab/>
+    </w:r>
+    <w:r>
       <w:t>&lt;</w:t>
     </w:r>
     <w:r>
       <w:rPr>
         <w:highlight w:val="yellow"/>
       </w:rPr>
-      <w:t>Fill</w:t>
-    </w:r>
-    <w:r>
-      <w:rPr>
-        <w:highlight w:val="yellow"/>
-      </w:rPr>
-      <w:t xml:space="preserve"> exam d</w:t>
-    </w:r>
-    <w:r>
-      <w:rPr>
-        <w:highlight w:val="yellow"/>
-      </w:rPr>
-      <w:t>ate</w:t>
+      <w:t>Fill exam date</w:t>
     </w:r>
     <w:r>
       <w:t xml:space="preserve"> </w:t>
@@ -4965,78 +5144,37 @@
 </w:ftr>
 </file>
 
-<file path=word/footnotes.xml><?xml version="1.0" encoding="utf-8"?>
-<w:footnotes xmlns:wpc="http://schemas.microsoft.com/office/word/2010/wordprocessingCanvas" xmlns:mc="http://schemas.openxmlformats.org/markup-compatibility/2006" xmlns:o="urn:schemas-microsoft-com:office:office" xmlns:r="http://schemas.openxmlformats.org/officeDocument/2006/relationships" xmlns:m="http://schemas.openxmlformats.org/officeDocument/2006/math" xmlns:v="urn:schemas-microsoft-com:vml" xmlns:wp14="http://schemas.microsoft.com/office/word/2010/wordprocessingDrawing" xmlns:wp="http://schemas.openxmlformats.org/drawingml/2006/wordprocessingDrawing" xmlns:w10="urn:schemas-microsoft-com:office:word" xmlns:w="http://schemas.openxmlformats.org/wordprocessingml/2006/main" xmlns:w14="http://schemas.microsoft.com/office/word/2010/wordml" xmlns:w15="http://schemas.microsoft.com/office/word/2012/wordml" xmlns:wpg="http://schemas.microsoft.com/office/word/2010/wordprocessingGroup" xmlns:wpi="http://schemas.microsoft.com/office/word/2010/wordprocessingInk" xmlns:wne="http://schemas.microsoft.com/office/word/2006/wordml" xmlns:wps="http://schemas.microsoft.com/office/word/2010/wordprocessingShape" mc:Ignorable="w14 w15 wp14">
-  <w:footnote w:type="separator" w:id="-1">
-    <w:p>
-      <w:r>
-        <w:separator/>
-      </w:r>
-    </w:p>
-  </w:footnote>
-  <w:footnote w:type="continuationSeparator" w:id="0">
-    <w:p>
-      <w:r>
-        <w:continuationSeparator/>
-      </w:r>
-    </w:p>
-  </w:footnote>
-</w:footnotes>
-</file>
-
 <file path=word/header1.xml><?xml version="1.0" encoding="utf-8"?>
-<w:hdr xmlns:wpc="http://schemas.microsoft.com/office/word/2010/wordprocessingCanvas" xmlns:mc="http://schemas.openxmlformats.org/markup-compatibility/2006" xmlns:o="urn:schemas-microsoft-com:office:office" xmlns:r="http://schemas.openxmlformats.org/officeDocument/2006/relationships" xmlns:m="http://schemas.openxmlformats.org/officeDocument/2006/math" xmlns:v="urn:schemas-microsoft-com:vml" xmlns:wp14="http://schemas.microsoft.com/office/word/2010/wordprocessingDrawing" xmlns:wp="http://schemas.openxmlformats.org/drawingml/2006/wordprocessingDrawing" xmlns:w10="urn:schemas-microsoft-com:office:word" xmlns:w="http://schemas.openxmlformats.org/wordprocessingml/2006/main" xmlns:w14="http://schemas.microsoft.com/office/word/2010/wordml" xmlns:w15="http://schemas.microsoft.com/office/word/2012/wordml" xmlns:wpg="http://schemas.microsoft.com/office/word/2010/wordprocessingGroup" xmlns:wpi="http://schemas.microsoft.com/office/word/2010/wordprocessingInk" xmlns:wne="http://schemas.microsoft.com/office/word/2006/wordml" xmlns:wps="http://schemas.microsoft.com/office/word/2010/wordprocessingShape" mc:Ignorable="w14 w15 wp14">
+<w:hdr xmlns:wpc="http://schemas.microsoft.com/office/word/2010/wordprocessingCanvas" xmlns:mc="http://schemas.openxmlformats.org/markup-compatibility/2006" xmlns:o="urn:schemas-microsoft-com:office:office" xmlns:r="http://schemas.openxmlformats.org/officeDocument/2006/relationships" xmlns:m="http://schemas.openxmlformats.org/officeDocument/2006/math" xmlns:v="urn:schemas-microsoft-com:vml" xmlns:wp14="http://schemas.microsoft.com/office/word/2010/wordprocessingDrawing" xmlns:wp="http://schemas.openxmlformats.org/drawingml/2006/wordprocessingDrawing" xmlns:w10="urn:schemas-microsoft-com:office:word" xmlns:w="http://schemas.openxmlformats.org/wordprocessingml/2006/main" xmlns:w14="http://schemas.microsoft.com/office/word/2010/wordml" xmlns:w15="http://schemas.microsoft.com/office/word/2012/wordml" xmlns:wpg="http://schemas.microsoft.com/office/word/2010/wordprocessingGroup" xmlns:wpi="http://schemas.microsoft.com/office/word/2010/wordprocessingInk" xmlns:wne="http://schemas.microsoft.com/office/word/2006/wordml" xmlns:wps="http://schemas.microsoft.com/office/word/2010/wordprocessingShape" xmlns:wpsCustomData="http://www.wps.cn/officeDocument/2013/wpsCustomData" mc:Ignorable="w14 w15 wp14">
   <w:p>
     <w:pPr>
       <w:pBdr>
-        <w:bottom w:val="single" w:sz="6" w:space="1" w:color="2E75B6"/>
+        <w:bottom w:val="single" w:color="2E75B6" w:sz="6" w:space="1"/>
       </w:pBdr>
       <w:spacing w:after="60"/>
     </w:pPr>
     <w:r>
       <w:rPr>
-        <w:rFonts w:ascii="Arial" w:eastAsia="Arial" w:hAnsi="Arial" w:cs="Arial"/>
+        <w:rFonts w:ascii="Arial" w:hAnsi="Arial" w:eastAsia="Arial" w:cs="Arial"/>
         <w:b/>
         <w:bCs/>
         <w:color w:val="1F4E79"/>
         <w:sz w:val="18"/>
         <w:szCs w:val="18"/>
       </w:rPr>
-      <w:t>PRACTICAL EXAM – INTRODUCTION TO SOFTWARE ENGINEERING (SWE202c – 2026 Spring</w:t>
-    </w:r>
-    <w:r>
-      <w:rPr>
-        <w:rFonts w:ascii="Arial" w:eastAsia="Arial" w:hAnsi="Arial" w:cs="Arial"/>
-        <w:b/>
-        <w:bCs/>
-        <w:color w:val="1F4E79"/>
-        <w:sz w:val="18"/>
-        <w:szCs w:val="18"/>
-      </w:rPr>
-      <w:t xml:space="preserve"> – Page 1</w:t>
-    </w:r>
-    <w:r>
-      <w:rPr>
-        <w:rFonts w:ascii="Arial" w:eastAsia="Arial" w:hAnsi="Arial" w:cs="Arial"/>
-        <w:b/>
-        <w:bCs/>
-        <w:color w:val="1F4E79"/>
-        <w:sz w:val="18"/>
-        <w:szCs w:val="18"/>
-      </w:rPr>
-      <w:t>)</w:t>
+      <w:t>PRACTICAL EXAM – INTRODUCTION TO SOFTWARE ENGINEERING (SWE202c – 2026 Spring – Page 1)</w:t>
     </w:r>
   </w:p>
 </w:hdr>
 </file>
 
 <file path=word/numbering.xml><?xml version="1.0" encoding="utf-8"?>
-<w:numbering xmlns:wpc="http://schemas.microsoft.com/office/word/2010/wordprocessingCanvas" xmlns:mc="http://schemas.openxmlformats.org/markup-compatibility/2006" xmlns:o="urn:schemas-microsoft-com:office:office" xmlns:r="http://schemas.openxmlformats.org/officeDocument/2006/relationships" xmlns:m="http://schemas.openxmlformats.org/officeDocument/2006/math" xmlns:v="urn:schemas-microsoft-com:vml" xmlns:wp14="http://schemas.microsoft.com/office/word/2010/wordprocessingDrawing" xmlns:wp="http://schemas.openxmlformats.org/drawingml/2006/wordprocessingDrawing" xmlns:w10="urn:schemas-microsoft-com:office:word" xmlns:w="http://schemas.openxmlformats.org/wordprocessingml/2006/main" xmlns:w14="http://schemas.microsoft.com/office/word/2010/wordml" xmlns:w15="http://schemas.microsoft.com/office/word/2012/wordml" xmlns:wpg="http://schemas.microsoft.com/office/word/2010/wordprocessingGroup" xmlns:wpi="http://schemas.microsoft.com/office/word/2010/wordprocessingInk" xmlns:wne="http://schemas.microsoft.com/office/word/2006/wordml" xmlns:wps="http://schemas.microsoft.com/office/word/2010/wordprocessingShape" mc:Ignorable="w14 w15 wp14">
-  <w:abstractNum w:abstractNumId="0" w15:restartNumberingAfterBreak="0">
+<w:numbering xmlns:wpc="http://schemas.microsoft.com/office/word/2010/wordprocessingCanvas" xmlns:mc="http://schemas.openxmlformats.org/markup-compatibility/2006" xmlns:o="urn:schemas-microsoft-com:office:office" xmlns:r="http://schemas.openxmlformats.org/officeDocument/2006/relationships" xmlns:m="http://schemas.openxmlformats.org/officeDocument/2006/math" xmlns:v="urn:schemas-microsoft-com:vml" xmlns:wp14="http://schemas.microsoft.com/office/word/2010/wordprocessingDrawing" xmlns:wp="http://schemas.openxmlformats.org/drawingml/2006/wordprocessingDrawing" xmlns:w10="urn:schemas-microsoft-com:office:word" xmlns:w="http://schemas.openxmlformats.org/wordprocessingml/2006/main" xmlns:w14="http://schemas.microsoft.com/office/word/2010/wordml" xmlns:wpg="http://schemas.microsoft.com/office/word/2010/wordprocessingGroup" xmlns:wpi="http://schemas.microsoft.com/office/word/2010/wordprocessingInk" xmlns:wne="http://schemas.microsoft.com/office/word/2006/wordml" xmlns:wps="http://schemas.microsoft.com/office/word/2010/wordprocessingShape" xmlns:wpsCustomData="http://www.wps.cn/officeDocument/2013/wpsCustomData" mc:Ignorable="w14 wp14">
+  <w:abstractNum w:abstractNumId="0">
     <w:nsid w:val="0B6A14ED"/>
-    <w:multiLevelType w:val="hybridMultilevel"/>
-    <w:tmpl w:val="6346F786"/>
-    <w:lvl w:ilvl="0" w:tplc="0409000F">
+    <w:multiLevelType w:val="multilevel"/>
+    <w:tmpl w:val="0B6A14ED"/>
+    <w:lvl w:ilvl="0" w:tentative="0">
       <w:start w:val="1"/>
       <w:numFmt w:val="decimal"/>
       <w:lvlText w:val="%1."/>
@@ -5045,52 +5183,60 @@
         <w:ind w:left="640" w:hanging="360"/>
       </w:pPr>
     </w:lvl>
-    <w:lvl w:ilvl="1" w:tplc="C7780358">
+    <w:lvl w:ilvl="1" w:tentative="0">
+      <w:start w:val="0"/>
       <w:numFmt w:val="decimal"/>
       <w:lvlText w:val=""/>
       <w:lvlJc w:val="left"/>
     </w:lvl>
-    <w:lvl w:ilvl="2" w:tplc="C74C3DFE">
+    <w:lvl w:ilvl="2" w:tentative="0">
+      <w:start w:val="0"/>
       <w:numFmt w:val="decimal"/>
       <w:lvlText w:val=""/>
       <w:lvlJc w:val="left"/>
     </w:lvl>
-    <w:lvl w:ilvl="3" w:tplc="863AE2F8">
+    <w:lvl w:ilvl="3" w:tentative="0">
+      <w:start w:val="0"/>
       <w:numFmt w:val="decimal"/>
       <w:lvlText w:val=""/>
       <w:lvlJc w:val="left"/>
     </w:lvl>
-    <w:lvl w:ilvl="4" w:tplc="CCC43156">
+    <w:lvl w:ilvl="4" w:tentative="0">
+      <w:start w:val="0"/>
       <w:numFmt w:val="decimal"/>
       <w:lvlText w:val=""/>
       <w:lvlJc w:val="left"/>
     </w:lvl>
-    <w:lvl w:ilvl="5" w:tplc="4184E3FA">
+    <w:lvl w:ilvl="5" w:tentative="0">
+      <w:start w:val="0"/>
       <w:numFmt w:val="decimal"/>
       <w:lvlText w:val=""/>
       <w:lvlJc w:val="left"/>
     </w:lvl>
-    <w:lvl w:ilvl="6" w:tplc="827075E2">
+    <w:lvl w:ilvl="6" w:tentative="0">
+      <w:start w:val="0"/>
       <w:numFmt w:val="decimal"/>
       <w:lvlText w:val=""/>
       <w:lvlJc w:val="left"/>
     </w:lvl>
-    <w:lvl w:ilvl="7" w:tplc="BD420A4C">
+    <w:lvl w:ilvl="7" w:tentative="0">
+      <w:start w:val="0"/>
       <w:numFmt w:val="decimal"/>
       <w:lvlText w:val=""/>
       <w:lvlJc w:val="left"/>
     </w:lvl>
-    <w:lvl w:ilvl="8" w:tplc="852EBB58">
+    <w:lvl w:ilvl="8" w:tentative="0">
+      <w:start w:val="0"/>
       <w:numFmt w:val="decimal"/>
       <w:lvlText w:val=""/>
       <w:lvlJc w:val="left"/>
     </w:lvl>
   </w:abstractNum>
-  <w:abstractNum w:abstractNumId="1" w15:restartNumberingAfterBreak="0">
-    <w:nsid w:val="0C7F1D9B"/>
-    <w:multiLevelType w:val="hybridMultilevel"/>
-    <w:tmpl w:val="6346F786"/>
-    <w:lvl w:ilvl="0" w:tplc="0409000F">
+  <w:abstractNum w:abstractNumId="1">
+    <w:nsid w:val="22C80E62"/>
+    <w:multiLevelType w:val="multilevel"/>
+    <w:tmpl w:val="22C80E62"/>
+    <w:lvl w:ilvl="0" w:tentative="0">
       <w:start w:val="1"/>
       <w:numFmt w:val="decimal"/>
       <w:lvlText w:val="%1."/>
@@ -5099,246 +5245,184 @@
         <w:ind w:left="640" w:hanging="360"/>
       </w:pPr>
     </w:lvl>
-    <w:lvl w:ilvl="1" w:tplc="C7780358">
+    <w:lvl w:ilvl="1" w:tentative="0">
+      <w:start w:val="0"/>
       <w:numFmt w:val="decimal"/>
       <w:lvlText w:val=""/>
       <w:lvlJc w:val="left"/>
     </w:lvl>
-    <w:lvl w:ilvl="2" w:tplc="C74C3DFE">
+    <w:lvl w:ilvl="2" w:tentative="0">
+      <w:start w:val="0"/>
       <w:numFmt w:val="decimal"/>
       <w:lvlText w:val=""/>
       <w:lvlJc w:val="left"/>
     </w:lvl>
-    <w:lvl w:ilvl="3" w:tplc="863AE2F8">
+    <w:lvl w:ilvl="3" w:tentative="0">
+      <w:start w:val="0"/>
       <w:numFmt w:val="decimal"/>
       <w:lvlText w:val=""/>
       <w:lvlJc w:val="left"/>
     </w:lvl>
-    <w:lvl w:ilvl="4" w:tplc="CCC43156">
+    <w:lvl w:ilvl="4" w:tentative="0">
+      <w:start w:val="0"/>
       <w:numFmt w:val="decimal"/>
       <w:lvlText w:val=""/>
       <w:lvlJc w:val="left"/>
     </w:lvl>
-    <w:lvl w:ilvl="5" w:tplc="4184E3FA">
+    <w:lvl w:ilvl="5" w:tentative="0">
+      <w:start w:val="0"/>
       <w:numFmt w:val="decimal"/>
       <w:lvlText w:val=""/>
       <w:lvlJc w:val="left"/>
     </w:lvl>
-    <w:lvl w:ilvl="6" w:tplc="827075E2">
+    <w:lvl w:ilvl="6" w:tentative="0">
+      <w:start w:val="0"/>
       <w:numFmt w:val="decimal"/>
       <w:lvlText w:val=""/>
       <w:lvlJc w:val="left"/>
     </w:lvl>
-    <w:lvl w:ilvl="7" w:tplc="BD420A4C">
+    <w:lvl w:ilvl="7" w:tentative="0">
+      <w:start w:val="0"/>
       <w:numFmt w:val="decimal"/>
       <w:lvlText w:val=""/>
       <w:lvlJc w:val="left"/>
     </w:lvl>
-    <w:lvl w:ilvl="8" w:tplc="852EBB58">
+    <w:lvl w:ilvl="8" w:tentative="0">
+      <w:start w:val="0"/>
       <w:numFmt w:val="decimal"/>
       <w:lvlText w:val=""/>
       <w:lvlJc w:val="left"/>
     </w:lvl>
   </w:abstractNum>
-  <w:abstractNum w:abstractNumId="2" w15:restartNumberingAfterBreak="0">
-    <w:nsid w:val="10AE1FAE"/>
-    <w:multiLevelType w:val="hybridMultilevel"/>
-    <w:tmpl w:val="3D3CAE02"/>
-    <w:lvl w:ilvl="0" w:tplc="F2DEBCE0">
+  <w:abstractNum w:abstractNumId="2">
+    <w:nsid w:val="4B500404"/>
+    <w:multiLevelType w:val="multilevel"/>
+    <w:tmpl w:val="4B500404"/>
+    <w:lvl w:ilvl="0" w:tentative="0">
       <w:start w:val="1"/>
-      <w:numFmt w:val="bullet"/>
-      <w:lvlText w:val="◦"/>
+      <w:numFmt w:val="decimal"/>
+      <w:lvlText w:val="%1."/>
       <w:lvlJc w:val="left"/>
       <w:pPr>
-        <w:ind w:left="1080" w:hanging="360"/>
+        <w:ind w:left="640" w:hanging="360"/>
       </w:pPr>
     </w:lvl>
-    <w:lvl w:ilvl="1" w:tplc="8392E6D4">
+    <w:lvl w:ilvl="1" w:tentative="0">
+      <w:start w:val="0"/>
       <w:numFmt w:val="decimal"/>
       <w:lvlText w:val=""/>
       <w:lvlJc w:val="left"/>
     </w:lvl>
-    <w:lvl w:ilvl="2" w:tplc="0FE4F162">
+    <w:lvl w:ilvl="2" w:tentative="0">
+      <w:start w:val="0"/>
       <w:numFmt w:val="decimal"/>
       <w:lvlText w:val=""/>
       <w:lvlJc w:val="left"/>
     </w:lvl>
-    <w:lvl w:ilvl="3" w:tplc="EA042BCE">
+    <w:lvl w:ilvl="3" w:tentative="0">
+      <w:start w:val="0"/>
       <w:numFmt w:val="decimal"/>
       <w:lvlText w:val=""/>
       <w:lvlJc w:val="left"/>
     </w:lvl>
-    <w:lvl w:ilvl="4" w:tplc="050A8DB2">
+    <w:lvl w:ilvl="4" w:tentative="0">
+      <w:start w:val="0"/>
       <w:numFmt w:val="decimal"/>
       <w:lvlText w:val=""/>
       <w:lvlJc w:val="left"/>
     </w:lvl>
-    <w:lvl w:ilvl="5" w:tplc="871263CE">
+    <w:lvl w:ilvl="5" w:tentative="0">
+      <w:start w:val="0"/>
       <w:numFmt w:val="decimal"/>
       <w:lvlText w:val=""/>
       <w:lvlJc w:val="left"/>
     </w:lvl>
-    <w:lvl w:ilvl="6" w:tplc="4FBE8664">
+    <w:lvl w:ilvl="6" w:tentative="0">
+      <w:start w:val="0"/>
       <w:numFmt w:val="decimal"/>
       <w:lvlText w:val=""/>
       <w:lvlJc w:val="left"/>
     </w:lvl>
-    <w:lvl w:ilvl="7" w:tplc="2DCEBEA2">
+    <w:lvl w:ilvl="7" w:tentative="0">
+      <w:start w:val="0"/>
       <w:numFmt w:val="decimal"/>
       <w:lvlText w:val=""/>
       <w:lvlJc w:val="left"/>
     </w:lvl>
-    <w:lvl w:ilvl="8" w:tplc="EF7E53A2">
+    <w:lvl w:ilvl="8" w:tentative="0">
+      <w:start w:val="0"/>
       <w:numFmt w:val="decimal"/>
       <w:lvlText w:val=""/>
       <w:lvlJc w:val="left"/>
     </w:lvl>
   </w:abstractNum>
-  <w:abstractNum w:abstractNumId="3" w15:restartNumberingAfterBreak="0">
-    <w:nsid w:val="22C80E62"/>
-    <w:multiLevelType w:val="hybridMultilevel"/>
-    <w:tmpl w:val="6346F786"/>
-    <w:lvl w:ilvl="0" w:tplc="0409000F">
+  <w:abstractNum w:abstractNumId="3">
+    <w:nsid w:val="61B82458"/>
+    <w:multiLevelType w:val="multilevel"/>
+    <w:tmpl w:val="61B82458"/>
+    <w:lvl w:ilvl="0" w:tentative="0">
       <w:start w:val="1"/>
-      <w:numFmt w:val="decimal"/>
-      <w:lvlText w:val="%1."/>
+      <w:numFmt w:val="bullet"/>
+      <w:lvlText w:val="•"/>
       <w:lvlJc w:val="left"/>
       <w:pPr>
-        <w:ind w:left="640" w:hanging="360"/>
+        <w:ind w:left="720" w:hanging="360"/>
       </w:pPr>
     </w:lvl>
-    <w:lvl w:ilvl="1" w:tplc="C7780358">
+    <w:lvl w:ilvl="1" w:tentative="0">
+      <w:start w:val="0"/>
       <w:numFmt w:val="decimal"/>
       <w:lvlText w:val=""/>
       <w:lvlJc w:val="left"/>
     </w:lvl>
-    <w:lvl w:ilvl="2" w:tplc="C74C3DFE">
+    <w:lvl w:ilvl="2" w:tentative="0">
+      <w:start w:val="0"/>
       <w:numFmt w:val="decimal"/>
       <w:lvlText w:val=""/>
       <w:lvlJc w:val="left"/>
     </w:lvl>
-    <w:lvl w:ilvl="3" w:tplc="863AE2F8">
+    <w:lvl w:ilvl="3" w:tentative="0">
+      <w:start w:val="0"/>
       <w:numFmt w:val="decimal"/>
       <w:lvlText w:val=""/>
       <w:lvlJc w:val="left"/>
     </w:lvl>
-    <w:lvl w:ilvl="4" w:tplc="CCC43156">
+    <w:lvl w:ilvl="4" w:tentative="0">
+      <w:start w:val="0"/>
       <w:numFmt w:val="decimal"/>
       <w:lvlText w:val=""/>
       <w:lvlJc w:val="left"/>
     </w:lvl>
-    <w:lvl w:ilvl="5" w:tplc="4184E3FA">
+    <w:lvl w:ilvl="5" w:tentative="0">
+      <w:start w:val="0"/>
       <w:numFmt w:val="decimal"/>
       <w:lvlText w:val=""/>
       <w:lvlJc w:val="left"/>
     </w:lvl>
-    <w:lvl w:ilvl="6" w:tplc="827075E2">
+    <w:lvl w:ilvl="6" w:tentative="0">
+      <w:start w:val="0"/>
       <w:numFmt w:val="decimal"/>
       <w:lvlText w:val=""/>
       <w:lvlJc w:val="left"/>
     </w:lvl>
-    <w:lvl w:ilvl="7" w:tplc="BD420A4C">
+    <w:lvl w:ilvl="7" w:tentative="0">
+      <w:start w:val="0"/>
       <w:numFmt w:val="decimal"/>
       <w:lvlText w:val=""/>
       <w:lvlJc w:val="left"/>
     </w:lvl>
-    <w:lvl w:ilvl="8" w:tplc="852EBB58">
+    <w:lvl w:ilvl="8" w:tentative="0">
+      <w:start w:val="0"/>
       <w:numFmt w:val="decimal"/>
       <w:lvlText w:val=""/>
       <w:lvlJc w:val="left"/>
     </w:lvl>
   </w:abstractNum>
-  <w:abstractNum w:abstractNumId="4" w15:restartNumberingAfterBreak="0">
-    <w:nsid w:val="46DB03BF"/>
-    <w:multiLevelType w:val="hybridMultilevel"/>
-    <w:tmpl w:val="D03664D4"/>
-    <w:lvl w:ilvl="0" w:tplc="B86A50F8">
-      <w:start w:val="1"/>
-      <w:numFmt w:val="bullet"/>
-      <w:lvlText w:val="●"/>
-      <w:lvlJc w:val="left"/>
-      <w:pPr>
-        <w:ind w:left="720" w:hanging="360"/>
-      </w:pPr>
-    </w:lvl>
-    <w:lvl w:ilvl="1" w:tplc="BB649DB4">
-      <w:start w:val="1"/>
-      <w:numFmt w:val="bullet"/>
-      <w:lvlText w:val="○"/>
-      <w:lvlJc w:val="left"/>
-      <w:pPr>
-        <w:ind w:left="1440" w:hanging="360"/>
-      </w:pPr>
-    </w:lvl>
-    <w:lvl w:ilvl="2" w:tplc="A100EB0C">
-      <w:start w:val="1"/>
-      <w:numFmt w:val="bullet"/>
-      <w:lvlText w:val="■"/>
-      <w:lvlJc w:val="left"/>
-      <w:pPr>
-        <w:ind w:left="2160" w:hanging="360"/>
-      </w:pPr>
-    </w:lvl>
-    <w:lvl w:ilvl="3" w:tplc="E5046DF2">
-      <w:start w:val="1"/>
-      <w:numFmt w:val="bullet"/>
-      <w:lvlText w:val="●"/>
-      <w:lvlJc w:val="left"/>
-      <w:pPr>
-        <w:ind w:left="2880" w:hanging="360"/>
-      </w:pPr>
-    </w:lvl>
-    <w:lvl w:ilvl="4" w:tplc="558A106E">
-      <w:start w:val="1"/>
-      <w:numFmt w:val="bullet"/>
-      <w:lvlText w:val="○"/>
-      <w:lvlJc w:val="left"/>
-      <w:pPr>
-        <w:ind w:left="3600" w:hanging="360"/>
-      </w:pPr>
-    </w:lvl>
-    <w:lvl w:ilvl="5" w:tplc="C10EAE9C">
-      <w:start w:val="1"/>
-      <w:numFmt w:val="bullet"/>
-      <w:lvlText w:val="■"/>
-      <w:lvlJc w:val="left"/>
-      <w:pPr>
-        <w:ind w:left="4320" w:hanging="360"/>
-      </w:pPr>
-    </w:lvl>
-    <w:lvl w:ilvl="6" w:tplc="133A0700">
-      <w:start w:val="1"/>
-      <w:numFmt w:val="bullet"/>
-      <w:lvlText w:val="●"/>
-      <w:lvlJc w:val="left"/>
-      <w:pPr>
-        <w:ind w:left="5040" w:hanging="360"/>
-      </w:pPr>
-    </w:lvl>
-    <w:lvl w:ilvl="7" w:tplc="EBF4A316">
-      <w:start w:val="1"/>
-      <w:numFmt w:val="bullet"/>
-      <w:lvlText w:val="●"/>
-      <w:lvlJc w:val="left"/>
-      <w:pPr>
-        <w:ind w:left="5760" w:hanging="360"/>
-      </w:pPr>
-    </w:lvl>
-    <w:lvl w:ilvl="8" w:tplc="EF785CA2">
-      <w:start w:val="1"/>
-      <w:numFmt w:val="bullet"/>
-      <w:lvlText w:val="●"/>
-      <w:lvlJc w:val="left"/>
-      <w:pPr>
-        <w:ind w:left="6480" w:hanging="360"/>
-      </w:pPr>
-    </w:lvl>
-  </w:abstractNum>
-  <w:abstractNum w:abstractNumId="5" w15:restartNumberingAfterBreak="0">
-    <w:nsid w:val="4B500404"/>
-    <w:multiLevelType w:val="hybridMultilevel"/>
-    <w:tmpl w:val="6346F786"/>
-    <w:lvl w:ilvl="0" w:tplc="0409000F">
+  <w:abstractNum w:abstractNumId="4">
+    <w:nsid w:val="71F92AD6"/>
+    <w:multiLevelType w:val="multilevel"/>
+    <w:tmpl w:val="71F92AD6"/>
+    <w:lvl w:ilvl="0" w:tentative="0">
       <w:start w:val="1"/>
       <w:numFmt w:val="decimal"/>
       <w:lvlText w:val="%1."/>
@@ -5347,52 +5431,60 @@
         <w:ind w:left="640" w:hanging="360"/>
       </w:pPr>
     </w:lvl>
-    <w:lvl w:ilvl="1" w:tplc="C7780358">
+    <w:lvl w:ilvl="1" w:tentative="0">
+      <w:start w:val="0"/>
       <w:numFmt w:val="decimal"/>
       <w:lvlText w:val=""/>
       <w:lvlJc w:val="left"/>
     </w:lvl>
-    <w:lvl w:ilvl="2" w:tplc="C74C3DFE">
+    <w:lvl w:ilvl="2" w:tentative="0">
+      <w:start w:val="0"/>
       <w:numFmt w:val="decimal"/>
       <w:lvlText w:val=""/>
       <w:lvlJc w:val="left"/>
     </w:lvl>
-    <w:lvl w:ilvl="3" w:tplc="863AE2F8">
+    <w:lvl w:ilvl="3" w:tentative="0">
+      <w:start w:val="0"/>
       <w:numFmt w:val="decimal"/>
       <w:lvlText w:val=""/>
       <w:lvlJc w:val="left"/>
     </w:lvl>
-    <w:lvl w:ilvl="4" w:tplc="CCC43156">
+    <w:lvl w:ilvl="4" w:tentative="0">
+      <w:start w:val="0"/>
       <w:numFmt w:val="decimal"/>
       <w:lvlText w:val=""/>
       <w:lvlJc w:val="left"/>
     </w:lvl>
-    <w:lvl w:ilvl="5" w:tplc="4184E3FA">
+    <w:lvl w:ilvl="5" w:tentative="0">
+      <w:start w:val="0"/>
       <w:numFmt w:val="decimal"/>
       <w:lvlText w:val=""/>
       <w:lvlJc w:val="left"/>
     </w:lvl>
-    <w:lvl w:ilvl="6" w:tplc="827075E2">
+    <w:lvl w:ilvl="6" w:tentative="0">
+      <w:start w:val="0"/>
       <w:numFmt w:val="decimal"/>
       <w:lvlText w:val=""/>
       <w:lvlJc w:val="left"/>
     </w:lvl>
-    <w:lvl w:ilvl="7" w:tplc="BD420A4C">
+    <w:lvl w:ilvl="7" w:tentative="0">
+      <w:start w:val="0"/>
       <w:numFmt w:val="decimal"/>
       <w:lvlText w:val=""/>
       <w:lvlJc w:val="left"/>
     </w:lvl>
-    <w:lvl w:ilvl="8" w:tplc="852EBB58">
+    <w:lvl w:ilvl="8" w:tentative="0">
+      <w:start w:val="0"/>
       <w:numFmt w:val="decimal"/>
       <w:lvlText w:val=""/>
       <w:lvlJc w:val="left"/>
     </w:lvl>
   </w:abstractNum>
-  <w:abstractNum w:abstractNumId="6" w15:restartNumberingAfterBreak="0">
-    <w:nsid w:val="61B82458"/>
-    <w:multiLevelType w:val="hybridMultilevel"/>
-    <w:tmpl w:val="E5B85A62"/>
-    <w:lvl w:ilvl="0" w:tplc="BD260A78">
+  <w:abstractNum w:abstractNumId="5">
+    <w:nsid w:val="795A3B67"/>
+    <w:multiLevelType w:val="multilevel"/>
+    <w:tmpl w:val="795A3B67"/>
+    <w:lvl w:ilvl="0" w:tentative="0">
       <w:start w:val="1"/>
       <w:numFmt w:val="bullet"/>
       <w:lvlText w:val="•"/>
@@ -5401,191 +5493,78 @@
         <w:ind w:left="720" w:hanging="360"/>
       </w:pPr>
     </w:lvl>
-    <w:lvl w:ilvl="1" w:tplc="E1B45A9E">
+    <w:lvl w:ilvl="1" w:tentative="0">
+      <w:start w:val="1"/>
+      <w:numFmt w:val="bullet"/>
+      <w:lvlText w:val="○"/>
+      <w:lvlJc w:val="left"/>
+      <w:pPr>
+        <w:ind w:left="1080" w:hanging="360"/>
+      </w:pPr>
+    </w:lvl>
+    <w:lvl w:ilvl="2" w:tentative="0">
+      <w:start w:val="0"/>
       <w:numFmt w:val="decimal"/>
       <w:lvlText w:val=""/>
       <w:lvlJc w:val="left"/>
     </w:lvl>
-    <w:lvl w:ilvl="2" w:tplc="EFB4686C">
+    <w:lvl w:ilvl="3" w:tentative="0">
+      <w:start w:val="0"/>
       <w:numFmt w:val="decimal"/>
       <w:lvlText w:val=""/>
       <w:lvlJc w:val="left"/>
     </w:lvl>
-    <w:lvl w:ilvl="3" w:tplc="52004184">
+    <w:lvl w:ilvl="4" w:tentative="0">
+      <w:start w:val="0"/>
       <w:numFmt w:val="decimal"/>
       <w:lvlText w:val=""/>
       <w:lvlJc w:val="left"/>
     </w:lvl>
-    <w:lvl w:ilvl="4" w:tplc="EB3C136C">
+    <w:lvl w:ilvl="5" w:tentative="0">
+      <w:start w:val="0"/>
       <w:numFmt w:val="decimal"/>
       <w:lvlText w:val=""/>
       <w:lvlJc w:val="left"/>
     </w:lvl>
-    <w:lvl w:ilvl="5" w:tplc="78F6DC2E">
+    <w:lvl w:ilvl="6" w:tentative="0">
+      <w:start w:val="0"/>
       <w:numFmt w:val="decimal"/>
       <w:lvlText w:val=""/>
       <w:lvlJc w:val="left"/>
     </w:lvl>
-    <w:lvl w:ilvl="6" w:tplc="5DA2A250">
+    <w:lvl w:ilvl="7" w:tentative="0">
+      <w:start w:val="0"/>
       <w:numFmt w:val="decimal"/>
       <w:lvlText w:val=""/>
       <w:lvlJc w:val="left"/>
     </w:lvl>
-    <w:lvl w:ilvl="7" w:tplc="4A7E5B0A">
-      <w:numFmt w:val="decimal"/>
-      <w:lvlText w:val=""/>
-      <w:lvlJc w:val="left"/>
-    </w:lvl>
-    <w:lvl w:ilvl="8" w:tplc="FD683240">
-      <w:numFmt w:val="decimal"/>
-      <w:lvlText w:val=""/>
-      <w:lvlJc w:val="left"/>
-    </w:lvl>
-  </w:abstractNum>
-  <w:abstractNum w:abstractNumId="7" w15:restartNumberingAfterBreak="0">
-    <w:nsid w:val="71F92AD6"/>
-    <w:multiLevelType w:val="hybridMultilevel"/>
-    <w:tmpl w:val="6346F786"/>
-    <w:lvl w:ilvl="0" w:tplc="0409000F">
-      <w:start w:val="1"/>
-      <w:numFmt w:val="decimal"/>
-      <w:lvlText w:val="%1."/>
-      <w:lvlJc w:val="left"/>
-      <w:pPr>
-        <w:ind w:left="640" w:hanging="360"/>
-      </w:pPr>
-    </w:lvl>
-    <w:lvl w:ilvl="1" w:tplc="C7780358">
-      <w:numFmt w:val="decimal"/>
-      <w:lvlText w:val=""/>
-      <w:lvlJc w:val="left"/>
-    </w:lvl>
-    <w:lvl w:ilvl="2" w:tplc="C74C3DFE">
-      <w:numFmt w:val="decimal"/>
-      <w:lvlText w:val=""/>
-      <w:lvlJc w:val="left"/>
-    </w:lvl>
-    <w:lvl w:ilvl="3" w:tplc="863AE2F8">
-      <w:numFmt w:val="decimal"/>
-      <w:lvlText w:val=""/>
-      <w:lvlJc w:val="left"/>
-    </w:lvl>
-    <w:lvl w:ilvl="4" w:tplc="CCC43156">
-      <w:numFmt w:val="decimal"/>
-      <w:lvlText w:val=""/>
-      <w:lvlJc w:val="left"/>
-    </w:lvl>
-    <w:lvl w:ilvl="5" w:tplc="4184E3FA">
-      <w:numFmt w:val="decimal"/>
-      <w:lvlText w:val=""/>
-      <w:lvlJc w:val="left"/>
-    </w:lvl>
-    <w:lvl w:ilvl="6" w:tplc="827075E2">
-      <w:numFmt w:val="decimal"/>
-      <w:lvlText w:val=""/>
-      <w:lvlJc w:val="left"/>
-    </w:lvl>
-    <w:lvl w:ilvl="7" w:tplc="BD420A4C">
-      <w:numFmt w:val="decimal"/>
-      <w:lvlText w:val=""/>
-      <w:lvlJc w:val="left"/>
-    </w:lvl>
-    <w:lvl w:ilvl="8" w:tplc="852EBB58">
-      <w:numFmt w:val="decimal"/>
-      <w:lvlText w:val=""/>
-      <w:lvlJc w:val="left"/>
-    </w:lvl>
-  </w:abstractNum>
-  <w:abstractNum w:abstractNumId="8" w15:restartNumberingAfterBreak="0">
-    <w:nsid w:val="795A3B67"/>
-    <w:multiLevelType w:val="hybridMultilevel"/>
-    <w:tmpl w:val="201E930A"/>
-    <w:lvl w:ilvl="0" w:tplc="590EDDE0">
-      <w:start w:val="1"/>
-      <w:numFmt w:val="bullet"/>
-      <w:lvlText w:val="•"/>
-      <w:lvlJc w:val="left"/>
-      <w:pPr>
-        <w:ind w:left="720" w:hanging="360"/>
-      </w:pPr>
-    </w:lvl>
-    <w:lvl w:ilvl="1" w:tplc="8F74F542">
-      <w:start w:val="1"/>
-      <w:numFmt w:val="bullet"/>
-      <w:lvlText w:val="○"/>
-      <w:lvlJc w:val="left"/>
-      <w:pPr>
-        <w:ind w:left="1080" w:hanging="360"/>
-      </w:pPr>
-    </w:lvl>
-    <w:lvl w:ilvl="2" w:tplc="717C1E2A">
-      <w:numFmt w:val="decimal"/>
-      <w:lvlText w:val=""/>
-      <w:lvlJc w:val="left"/>
-    </w:lvl>
-    <w:lvl w:ilvl="3" w:tplc="7344523E">
-      <w:numFmt w:val="decimal"/>
-      <w:lvlText w:val=""/>
-      <w:lvlJc w:val="left"/>
-    </w:lvl>
-    <w:lvl w:ilvl="4" w:tplc="71148BAC">
-      <w:numFmt w:val="decimal"/>
-      <w:lvlText w:val=""/>
-      <w:lvlJc w:val="left"/>
-    </w:lvl>
-    <w:lvl w:ilvl="5" w:tplc="EDE02F52">
-      <w:numFmt w:val="decimal"/>
-      <w:lvlText w:val=""/>
-      <w:lvlJc w:val="left"/>
-    </w:lvl>
-    <w:lvl w:ilvl="6" w:tplc="D64CAC40">
-      <w:numFmt w:val="decimal"/>
-      <w:lvlText w:val=""/>
-      <w:lvlJc w:val="left"/>
-    </w:lvl>
-    <w:lvl w:ilvl="7" w:tplc="9BB4AF96">
-      <w:numFmt w:val="decimal"/>
-      <w:lvlText w:val=""/>
-      <w:lvlJc w:val="left"/>
-    </w:lvl>
-    <w:lvl w:ilvl="8" w:tplc="8056D054">
+    <w:lvl w:ilvl="8" w:tentative="0">
+      <w:start w:val="0"/>
       <w:numFmt w:val="decimal"/>
       <w:lvlText w:val=""/>
       <w:lvlJc w:val="left"/>
     </w:lvl>
   </w:abstractNum>
   <w:num w:numId="1">
-    <w:abstractNumId w:val="4"/>
+    <w:abstractNumId w:val="1"/>
+  </w:num>
+  <w:num w:numId="2">
+    <w:abstractNumId w:val="3"/>
     <w:lvlOverride w:ilvl="0">
       <w:startOverride w:val="1"/>
     </w:lvlOverride>
   </w:num>
-  <w:num w:numId="2">
-    <w:abstractNumId w:val="3"/>
-  </w:num>
   <w:num w:numId="3">
-    <w:abstractNumId w:val="6"/>
-    <w:lvlOverride w:ilvl="0">
-      <w:startOverride w:val="1"/>
-    </w:lvlOverride>
+    <w:abstractNumId w:val="2"/>
   </w:num>
   <w:num w:numId="4">
-    <w:abstractNumId w:val="3"/>
+    <w:abstractNumId w:val="0"/>
   </w:num>
   <w:num w:numId="5">
-    <w:abstractNumId w:val="5"/>
+    <w:abstractNumId w:val="4"/>
   </w:num>
   <w:num w:numId="6">
-    <w:abstractNumId w:val="1"/>
-  </w:num>
-  <w:num w:numId="7">
-    <w:abstractNumId w:val="0"/>
-  </w:num>
-  <w:num w:numId="8">
-    <w:abstractNumId w:val="7"/>
-  </w:num>
-  <w:num w:numId="9">
-    <w:abstractNumId w:val="8"/>
+    <w:abstractNumId w:val="5"/>
     <w:lvlOverride w:ilvl="0">
       <w:startOverride w:val="1"/>
     </w:lvlOverride>
@@ -5594,474 +5573,373 @@
 </file>
 
 <file path=word/styles.xml><?xml version="1.0" encoding="utf-8"?>
-<w:styles xmlns:mc="http://schemas.openxmlformats.org/markup-compatibility/2006" xmlns:r="http://schemas.openxmlformats.org/officeDocument/2006/relationships" xmlns:w="http://schemas.openxmlformats.org/wordprocessingml/2006/main" xmlns:w14="http://schemas.microsoft.com/office/word/2010/wordml" xmlns:w15="http://schemas.microsoft.com/office/word/2012/wordml" mc:Ignorable="w14 w15">
+<w:styles xmlns:mc="http://schemas.openxmlformats.org/markup-compatibility/2006" xmlns:o="urn:schemas-microsoft-com:office:office" xmlns:r="http://schemas.openxmlformats.org/officeDocument/2006/relationships" xmlns:m="http://schemas.openxmlformats.org/officeDocument/2006/math" xmlns:v="urn:schemas-microsoft-com:vml" xmlns:w="http://schemas.openxmlformats.org/wordprocessingml/2006/main" xmlns:w14="http://schemas.microsoft.com/office/word/2010/wordml" xmlns:w10="urn:schemas-microsoft-com:office:word" xmlns:sl="http://schemas.openxmlformats.org/schemaLibrary/2006/main" xmlns:wpsCustomData="http://www.wps.cn/officeDocument/2013/wpsCustomData" mc:Ignorable="w14">
   <w:docDefaults>
     <w:rPrDefault>
       <w:rPr>
-        <w:rFonts w:ascii="Times New Roman" w:eastAsia="Times New Roman" w:hAnsi="Times New Roman" w:cs="Times New Roman"/>
-        <w:lang w:val="en-US" w:eastAsia="en-US" w:bidi="ar-SA"/>
+        <w:rFonts w:ascii="Times New Roman" w:hAnsi="Times New Roman" w:eastAsia="Times New Roman" w:cs="Times New Roman"/>
       </w:rPr>
     </w:rPrDefault>
     <w:pPrDefault/>
   </w:docDefaults>
-  <w:latentStyles w:defLockedState="0" w:defUIPriority="99" w:defSemiHidden="0" w:defUnhideWhenUsed="0" w:defQFormat="0" w:count="371">
-    <w:lsdException w:name="Normal" w:uiPriority="0" w:qFormat="1"/>
-    <w:lsdException w:name="heading 1" w:uiPriority="9" w:qFormat="1"/>
-    <w:lsdException w:name="heading 2" w:semiHidden="1" w:uiPriority="9" w:unhideWhenUsed="1" w:qFormat="1"/>
-    <w:lsdException w:name="heading 3" w:semiHidden="1" w:uiPriority="9" w:unhideWhenUsed="1" w:qFormat="1"/>
-    <w:lsdException w:name="heading 4" w:semiHidden="1" w:uiPriority="9" w:unhideWhenUsed="1" w:qFormat="1"/>
-    <w:lsdException w:name="heading 5" w:semiHidden="1" w:uiPriority="9" w:unhideWhenUsed="1" w:qFormat="1"/>
-    <w:lsdException w:name="heading 6" w:semiHidden="1" w:uiPriority="9" w:unhideWhenUsed="1" w:qFormat="1"/>
-    <w:lsdException w:name="heading 7" w:semiHidden="1" w:uiPriority="9" w:unhideWhenUsed="1" w:qFormat="1"/>
-    <w:lsdException w:name="heading 8" w:semiHidden="1" w:uiPriority="9" w:unhideWhenUsed="1" w:qFormat="1"/>
-    <w:lsdException w:name="heading 9" w:semiHidden="1" w:uiPriority="9" w:unhideWhenUsed="1" w:qFormat="1"/>
-    <w:lsdException w:name="index 1" w:semiHidden="1" w:unhideWhenUsed="1"/>
-    <w:lsdException w:name="index 2" w:semiHidden="1" w:unhideWhenUsed="1"/>
-    <w:lsdException w:name="index 3" w:semiHidden="1" w:unhideWhenUsed="1"/>
-    <w:lsdException w:name="index 4" w:semiHidden="1" w:unhideWhenUsed="1"/>
-    <w:lsdException w:name="index 5" w:semiHidden="1" w:unhideWhenUsed="1"/>
-    <w:lsdException w:name="index 6" w:semiHidden="1" w:unhideWhenUsed="1"/>
-    <w:lsdException w:name="index 7" w:semiHidden="1" w:unhideWhenUsed="1"/>
-    <w:lsdException w:name="index 8" w:semiHidden="1" w:unhideWhenUsed="1"/>
-    <w:lsdException w:name="index 9" w:semiHidden="1" w:unhideWhenUsed="1"/>
-    <w:lsdException w:name="toc 1" w:semiHidden="1" w:uiPriority="39" w:unhideWhenUsed="1"/>
-    <w:lsdException w:name="toc 2" w:semiHidden="1" w:uiPriority="39" w:unhideWhenUsed="1"/>
-    <w:lsdException w:name="toc 3" w:semiHidden="1" w:uiPriority="39" w:unhideWhenUsed="1"/>
-    <w:lsdException w:name="toc 4" w:semiHidden="1" w:uiPriority="39" w:unhideWhenUsed="1"/>
-    <w:lsdException w:name="toc 5" w:semiHidden="1" w:uiPriority="39" w:unhideWhenUsed="1"/>
-    <w:lsdException w:name="toc 6" w:semiHidden="1" w:uiPriority="39" w:unhideWhenUsed="1"/>
-    <w:lsdException w:name="toc 7" w:semiHidden="1" w:uiPriority="39" w:unhideWhenUsed="1"/>
-    <w:lsdException w:name="toc 8" w:semiHidden="1" w:uiPriority="39" w:unhideWhenUsed="1"/>
-    <w:lsdException w:name="toc 9" w:semiHidden="1" w:uiPriority="39" w:unhideWhenUsed="1"/>
-    <w:lsdException w:name="Normal Indent" w:semiHidden="1" w:unhideWhenUsed="1"/>
-    <w:lsdException w:name="footnote text" w:semiHidden="1" w:unhideWhenUsed="1"/>
-    <w:lsdException w:name="annotation text" w:semiHidden="1" w:unhideWhenUsed="1"/>
-    <w:lsdException w:name="header" w:semiHidden="1" w:unhideWhenUsed="1"/>
-    <w:lsdException w:name="footer" w:semiHidden="1" w:unhideWhenUsed="1"/>
-    <w:lsdException w:name="index heading" w:semiHidden="1" w:unhideWhenUsed="1"/>
-    <w:lsdException w:name="caption" w:semiHidden="1" w:uiPriority="35" w:unhideWhenUsed="1" w:qFormat="1"/>
-    <w:lsdException w:name="table of figures" w:semiHidden="1" w:unhideWhenUsed="1"/>
-    <w:lsdException w:name="envelope address" w:semiHidden="1" w:unhideWhenUsed="1"/>
-    <w:lsdException w:name="envelope return" w:semiHidden="1" w:unhideWhenUsed="1"/>
-    <w:lsdException w:name="footnote reference" w:semiHidden="1" w:unhideWhenUsed="1"/>
-    <w:lsdException w:name="annotation reference" w:semiHidden="1" w:unhideWhenUsed="1"/>
-    <w:lsdException w:name="line number" w:semiHidden="1" w:unhideWhenUsed="1"/>
-    <w:lsdException w:name="page number" w:semiHidden="1" w:unhideWhenUsed="1"/>
-    <w:lsdException w:name="endnote reference" w:semiHidden="1" w:unhideWhenUsed="1"/>
-    <w:lsdException w:name="endnote text" w:semiHidden="1" w:unhideWhenUsed="1"/>
-    <w:lsdException w:name="table of authorities" w:semiHidden="1" w:unhideWhenUsed="1"/>
-    <w:lsdException w:name="macro" w:semiHidden="1" w:unhideWhenUsed="1"/>
-    <w:lsdException w:name="toa heading" w:semiHidden="1" w:unhideWhenUsed="1"/>
-    <w:lsdException w:name="List" w:semiHidden="1" w:unhideWhenUsed="1"/>
-    <w:lsdException w:name="List Bullet" w:semiHidden="1" w:unhideWhenUsed="1"/>
-    <w:lsdException w:name="List Number" w:semiHidden="1" w:unhideWhenUsed="1"/>
-    <w:lsdException w:name="List 2" w:semiHidden="1" w:unhideWhenUsed="1"/>
-    <w:lsdException w:name="List 3" w:semiHidden="1" w:unhideWhenUsed="1"/>
-    <w:lsdException w:name="List 4" w:semiHidden="1" w:unhideWhenUsed="1"/>
-    <w:lsdException w:name="List 5" w:semiHidden="1" w:unhideWhenUsed="1"/>
-    <w:lsdException w:name="List Bullet 2" w:semiHidden="1" w:unhideWhenUsed="1"/>
-    <w:lsdException w:name="List Bullet 3" w:semiHidden="1" w:unhideWhenUsed="1"/>
-    <w:lsdException w:name="List Bullet 4" w:semiHidden="1" w:unhideWhenUsed="1"/>
-    <w:lsdException w:name="List Bullet 5" w:semiHidden="1" w:unhideWhenUsed="1"/>
-    <w:lsdException w:name="List Number 2" w:semiHidden="1" w:unhideWhenUsed="1"/>
-    <w:lsdException w:name="List Number 3" w:semiHidden="1" w:unhideWhenUsed="1"/>
-    <w:lsdException w:name="List Number 4" w:semiHidden="1" w:unhideWhenUsed="1"/>
-    <w:lsdException w:name="List Number 5" w:semiHidden="1" w:unhideWhenUsed="1"/>
-    <w:lsdException w:name="Title" w:uiPriority="10" w:qFormat="1"/>
-    <w:lsdException w:name="Closing" w:semiHidden="1" w:unhideWhenUsed="1"/>
-    <w:lsdException w:name="Signature" w:semiHidden="1" w:unhideWhenUsed="1"/>
-    <w:lsdException w:name="Default Paragraph Font" w:semiHidden="1" w:uiPriority="1" w:unhideWhenUsed="1"/>
-    <w:lsdException w:name="Body Text" w:semiHidden="1" w:unhideWhenUsed="1"/>
-    <w:lsdException w:name="Body Text Indent" w:semiHidden="1" w:unhideWhenUsed="1"/>
-    <w:lsdException w:name="List Continue" w:semiHidden="1" w:unhideWhenUsed="1"/>
-    <w:lsdException w:name="List Continue 2" w:semiHidden="1" w:unhideWhenUsed="1"/>
-    <w:lsdException w:name="List Continue 3" w:semiHidden="1" w:unhideWhenUsed="1"/>
-    <w:lsdException w:name="List Continue 4" w:semiHidden="1" w:unhideWhenUsed="1"/>
-    <w:lsdException w:name="List Continue 5" w:semiHidden="1" w:unhideWhenUsed="1"/>
-    <w:lsdException w:name="Message Header" w:semiHidden="1" w:unhideWhenUsed="1"/>
-    <w:lsdException w:name="Subtitle" w:uiPriority="11" w:qFormat="1"/>
-    <w:lsdException w:name="Salutation" w:semiHidden="1" w:unhideWhenUsed="1"/>
-    <w:lsdException w:name="Date" w:semiHidden="1" w:unhideWhenUsed="1"/>
-    <w:lsdException w:name="Body Text First Indent" w:semiHidden="1" w:unhideWhenUsed="1"/>
-    <w:lsdException w:name="Body Text First Indent 2" w:semiHidden="1" w:unhideWhenUsed="1"/>
-    <w:lsdException w:name="Note Heading" w:semiHidden="1" w:unhideWhenUsed="1"/>
-    <w:lsdException w:name="Body Text 2" w:semiHidden="1" w:unhideWhenUsed="1"/>
-    <w:lsdException w:name="Body Text 3" w:semiHidden="1" w:unhideWhenUsed="1"/>
-    <w:lsdException w:name="Body Text Indent 2" w:semiHidden="1" w:unhideWhenUsed="1"/>
-    <w:lsdException w:name="Body Text Indent 3" w:semiHidden="1" w:unhideWhenUsed="1"/>
-    <w:lsdException w:name="Block Text" w:semiHidden="1" w:unhideWhenUsed="1"/>
-    <w:lsdException w:name="Hyperlink" w:semiHidden="1" w:unhideWhenUsed="1"/>
-    <w:lsdException w:name="FollowedHyperlink" w:semiHidden="1" w:unhideWhenUsed="1"/>
-    <w:lsdException w:name="Strong" w:uiPriority="22" w:qFormat="1"/>
-    <w:lsdException w:name="Emphasis" w:uiPriority="20" w:qFormat="1"/>
-    <w:lsdException w:name="Document Map" w:semiHidden="1" w:unhideWhenUsed="1"/>
-    <w:lsdException w:name="Plain Text" w:semiHidden="1" w:unhideWhenUsed="1"/>
-    <w:lsdException w:name="E-mail Signature" w:semiHidden="1" w:unhideWhenUsed="1"/>
-    <w:lsdException w:name="HTML Top of Form" w:semiHidden="1" w:unhideWhenUsed="1"/>
-    <w:lsdException w:name="HTML Bottom of Form" w:semiHidden="1" w:unhideWhenUsed="1"/>
-    <w:lsdException w:name="Normal (Web)" w:semiHidden="1" w:unhideWhenUsed="1"/>
-    <w:lsdException w:name="HTML Acronym" w:semiHidden="1" w:unhideWhenUsed="1"/>
-    <w:lsdException w:name="HTML Address" w:semiHidden="1" w:unhideWhenUsed="1"/>
-    <w:lsdException w:name="HTML Cite" w:semiHidden="1" w:unhideWhenUsed="1"/>
-    <w:lsdException w:name="HTML Code" w:semiHidden="1" w:unhideWhenUsed="1"/>
-    <w:lsdException w:name="HTML Definition" w:semiHidden="1" w:unhideWhenUsed="1"/>
-    <w:lsdException w:name="HTML Keyboard" w:semiHidden="1" w:unhideWhenUsed="1"/>
-    <w:lsdException w:name="HTML Preformatted" w:semiHidden="1" w:unhideWhenUsed="1"/>
-    <w:lsdException w:name="HTML Sample" w:semiHidden="1" w:unhideWhenUsed="1"/>
-    <w:lsdException w:name="HTML Typewriter" w:semiHidden="1" w:unhideWhenUsed="1"/>
-    <w:lsdException w:name="HTML Variable" w:semiHidden="1" w:unhideWhenUsed="1"/>
-    <w:lsdException w:name="Normal Table" w:semiHidden="1" w:unhideWhenUsed="1"/>
-    <w:lsdException w:name="annotation subject" w:semiHidden="1" w:unhideWhenUsed="1"/>
-    <w:lsdException w:name="No List" w:semiHidden="1" w:unhideWhenUsed="1"/>
-    <w:lsdException w:name="Outline List 1" w:semiHidden="1" w:unhideWhenUsed="1"/>
-    <w:lsdException w:name="Outline List 2" w:semiHidden="1" w:unhideWhenUsed="1"/>
-    <w:lsdException w:name="Outline List 3" w:semiHidden="1" w:unhideWhenUsed="1"/>
-    <w:lsdException w:name="Table Simple 1" w:semiHidden="1" w:unhideWhenUsed="1"/>
-    <w:lsdException w:name="Table Simple 2" w:semiHidden="1" w:unhideWhenUsed="1"/>
-    <w:lsdException w:name="Table Simple 3" w:semiHidden="1" w:unhideWhenUsed="1"/>
-    <w:lsdException w:name="Table Classic 1" w:semiHidden="1" w:unhideWhenUsed="1"/>
-    <w:lsdException w:name="Table Classic 2" w:semiHidden="1" w:unhideWhenUsed="1"/>
-    <w:lsdException w:name="Table Classic 3" w:semiHidden="1" w:unhideWhenUsed="1"/>
-    <w:lsdException w:name="Table Classic 4" w:semiHidden="1" w:unhideWhenUsed="1"/>
-    <w:lsdException w:name="Table Colorful 1" w:semiHidden="1" w:unhideWhenUsed="1"/>
-    <w:lsdException w:name="Table Colorful 2" w:semiHidden="1" w:unhideWhenUsed="1"/>
-    <w:lsdException w:name="Table Colorful 3" w:semiHidden="1" w:unhideWhenUsed="1"/>
-    <w:lsdException w:name="Table Columns 1" w:semiHidden="1" w:unhideWhenUsed="1"/>
-    <w:lsdException w:name="Table Columns 2" w:semiHidden="1" w:unhideWhenUsed="1"/>
-    <w:lsdException w:name="Table Columns 3" w:semiHidden="1" w:unhideWhenUsed="1"/>
-    <w:lsdException w:name="Table Columns 4" w:semiHidden="1" w:unhideWhenUsed="1"/>
-    <w:lsdException w:name="Table Columns 5" w:semiHidden="1" w:unhideWhenUsed="1"/>
-    <w:lsdException w:name="Table Grid 1" w:semiHidden="1" w:unhideWhenUsed="1"/>
-    <w:lsdException w:name="Table Grid 2" w:semiHidden="1" w:unhideWhenUsed="1"/>
-    <w:lsdException w:name="Table Grid 3" w:semiHidden="1" w:unhideWhenUsed="1"/>
-    <w:lsdException w:name="Table Grid 4" w:semiHidden="1" w:unhideWhenUsed="1"/>
-    <w:lsdException w:name="Table Grid 5" w:semiHidden="1" w:unhideWhenUsed="1"/>
-    <w:lsdException w:name="Table Grid 6" w:semiHidden="1" w:unhideWhenUsed="1"/>
-    <w:lsdException w:name="Table Grid 7" w:semiHidden="1" w:unhideWhenUsed="1"/>
-    <w:lsdException w:name="Table Grid 8" w:semiHidden="1" w:unhideWhenUsed="1"/>
-    <w:lsdException w:name="Table List 1" w:semiHidden="1" w:unhideWhenUsed="1"/>
-    <w:lsdException w:name="Table List 2" w:semiHidden="1" w:unhideWhenUsed="1"/>
-    <w:lsdException w:name="Table List 3" w:semiHidden="1" w:unhideWhenUsed="1"/>
-    <w:lsdException w:name="Table List 4" w:semiHidden="1" w:unhideWhenUsed="1"/>
-    <w:lsdException w:name="Table List 5" w:semiHidden="1" w:unhideWhenUsed="1"/>
-    <w:lsdException w:name="Table List 6" w:semiHidden="1" w:unhideWhenUsed="1"/>
-    <w:lsdException w:name="Table List 7" w:semiHidden="1" w:unhideWhenUsed="1"/>
-    <w:lsdException w:name="Table List 8" w:semiHidden="1" w:unhideWhenUsed="1"/>
-    <w:lsdException w:name="Table 3D effects 1" w:semiHidden="1" w:unhideWhenUsed="1"/>
-    <w:lsdException w:name="Table 3D effects 2" w:semiHidden="1" w:unhideWhenUsed="1"/>
-    <w:lsdException w:name="Table 3D effects 3" w:semiHidden="1" w:unhideWhenUsed="1"/>
-    <w:lsdException w:name="Table Contemporary" w:semiHidden="1" w:unhideWhenUsed="1"/>
-    <w:lsdException w:name="Table Elegant" w:semiHidden="1" w:unhideWhenUsed="1"/>
-    <w:lsdException w:name="Table Professional" w:semiHidden="1" w:unhideWhenUsed="1"/>
-    <w:lsdException w:name="Table Subtle 1" w:semiHidden="1" w:unhideWhenUsed="1"/>
-    <w:lsdException w:name="Table Subtle 2" w:semiHidden="1" w:unhideWhenUsed="1"/>
-    <w:lsdException w:name="Table Web 1" w:semiHidden="1" w:unhideWhenUsed="1"/>
-    <w:lsdException w:name="Table Web 2" w:semiHidden="1" w:unhideWhenUsed="1"/>
-    <w:lsdException w:name="Table Web 3" w:semiHidden="1" w:unhideWhenUsed="1"/>
-    <w:lsdException w:name="Balloon Text" w:semiHidden="1" w:unhideWhenUsed="1"/>
-    <w:lsdException w:name="Table Grid" w:uiPriority="39"/>
-    <w:lsdException w:name="Table Theme" w:semiHidden="1" w:unhideWhenUsed="1"/>
-    <w:lsdException w:name="Placeholder Text" w:semiHidden="1"/>
-    <w:lsdException w:name="No Spacing" w:uiPriority="1" w:qFormat="1"/>
-    <w:lsdException w:name="Light Shading" w:uiPriority="60"/>
-    <w:lsdException w:name="Light List" w:uiPriority="61"/>
-    <w:lsdException w:name="Light Grid" w:uiPriority="62"/>
-    <w:lsdException w:name="Medium Shading 1" w:uiPriority="63"/>
-    <w:lsdException w:name="Medium Shading 2" w:uiPriority="64"/>
-    <w:lsdException w:name="Medium List 1" w:uiPriority="65"/>
-    <w:lsdException w:name="Medium List 2" w:uiPriority="66"/>
-    <w:lsdException w:name="Medium Grid 1" w:uiPriority="67"/>
-    <w:lsdException w:name="Medium Grid 2" w:uiPriority="68"/>
-    <w:lsdException w:name="Medium Grid 3" w:uiPriority="69"/>
-    <w:lsdException w:name="Dark List" w:uiPriority="70"/>
-    <w:lsdException w:name="Colorful Shading" w:uiPriority="71"/>
-    <w:lsdException w:name="Colorful List" w:uiPriority="72"/>
-    <w:lsdException w:name="Colorful Grid" w:uiPriority="73"/>
-    <w:lsdException w:name="Light Shading Accent 1" w:uiPriority="60"/>
-    <w:lsdException w:name="Light List Accent 1" w:uiPriority="61"/>
-    <w:lsdException w:name="Light Grid Accent 1" w:uiPriority="62"/>
-    <w:lsdException w:name="Medium Shading 1 Accent 1" w:uiPriority="63"/>
-    <w:lsdException w:name="Medium Shading 2 Accent 1" w:uiPriority="64"/>
-    <w:lsdException w:name="Medium List 1 Accent 1" w:uiPriority="65"/>
-    <w:lsdException w:name="Revision" w:semiHidden="1"/>
-    <w:lsdException w:name="List Paragraph" w:uiPriority="0" w:qFormat="1"/>
-    <w:lsdException w:name="Quote" w:uiPriority="29" w:qFormat="1"/>
-    <w:lsdException w:name="Intense Quote" w:uiPriority="30" w:qFormat="1"/>
-    <w:lsdException w:name="Medium List 2 Accent 1" w:uiPriority="66"/>
-    <w:lsdException w:name="Medium Grid 1 Accent 1" w:uiPriority="67"/>
-    <w:lsdException w:name="Medium Grid 2 Accent 1" w:uiPriority="68"/>
-    <w:lsdException w:name="Medium Grid 3 Accent 1" w:uiPriority="69"/>
-    <w:lsdException w:name="Dark List Accent 1" w:uiPriority="70"/>
-    <w:lsdException w:name="Colorful Shading Accent 1" w:uiPriority="71"/>
-    <w:lsdException w:name="Colorful List Accent 1" w:uiPriority="72"/>
-    <w:lsdException w:name="Colorful Grid Accent 1" w:uiPriority="73"/>
-    <w:lsdException w:name="Light Shading Accent 2" w:uiPriority="60"/>
-    <w:lsdException w:name="Light List Accent 2" w:uiPriority="61"/>
-    <w:lsdException w:name="Light Grid Accent 2" w:uiPriority="62"/>
-    <w:lsdException w:name="Medium Shading 1 Accent 2" w:uiPriority="63"/>
-    <w:lsdException w:name="Medium Shading 2 Accent 2" w:uiPriority="64"/>
-    <w:lsdException w:name="Medium List 1 Accent 2" w:uiPriority="65"/>
-    <w:lsdException w:name="Medium List 2 Accent 2" w:uiPriority="66"/>
-    <w:lsdException w:name="Medium Grid 1 Accent 2" w:uiPriority="67"/>
-    <w:lsdException w:name="Medium Grid 2 Accent 2" w:uiPriority="68"/>
-    <w:lsdException w:name="Medium Grid 3 Accent 2" w:uiPriority="69"/>
-    <w:lsdException w:name="Dark List Accent 2" w:uiPriority="70"/>
-    <w:lsdException w:name="Colorful Shading Accent 2" w:uiPriority="71"/>
-    <w:lsdException w:name="Colorful List Accent 2" w:uiPriority="72"/>
-    <w:lsdException w:name="Colorful Grid Accent 2" w:uiPriority="73"/>
-    <w:lsdException w:name="Light Shading Accent 3" w:uiPriority="60"/>
-    <w:lsdException w:name="Light List Accent 3" w:uiPriority="61"/>
-    <w:lsdException w:name="Light Grid Accent 3" w:uiPriority="62"/>
-    <w:lsdException w:name="Medium Shading 1 Accent 3" w:uiPriority="63"/>
-    <w:lsdException w:name="Medium Shading 2 Accent 3" w:uiPriority="64"/>
-    <w:lsdException w:name="Medium List 1 Accent 3" w:uiPriority="65"/>
-    <w:lsdException w:name="Medium List 2 Accent 3" w:uiPriority="66"/>
-    <w:lsdException w:name="Medium Grid 1 Accent 3" w:uiPriority="67"/>
-    <w:lsdException w:name="Medium Grid 2 Accent 3" w:uiPriority="68"/>
-    <w:lsdException w:name="Medium Grid 3 Accent 3" w:uiPriority="69"/>
-    <w:lsdException w:name="Dark List Accent 3" w:uiPriority="70"/>
-    <w:lsdException w:name="Colorful Shading Accent 3" w:uiPriority="71"/>
-    <w:lsdException w:name="Colorful List Accent 3" w:uiPriority="72"/>
-    <w:lsdException w:name="Colorful Grid Accent 3" w:uiPriority="73"/>
-    <w:lsdException w:name="Light Shading Accent 4" w:uiPriority="60"/>
-    <w:lsdException w:name="Light List Accent 4" w:uiPriority="61"/>
-    <w:lsdException w:name="Light Grid Accent 4" w:uiPriority="62"/>
-    <w:lsdException w:name="Medium Shading 1 Accent 4" w:uiPriority="63"/>
-    <w:lsdException w:name="Medium Shading 2 Accent 4" w:uiPriority="64"/>
-    <w:lsdException w:name="Medium List 1 Accent 4" w:uiPriority="65"/>
-    <w:lsdException w:name="Medium List 2 Accent 4" w:uiPriority="66"/>
-    <w:lsdException w:name="Medium Grid 1 Accent 4" w:uiPriority="67"/>
-    <w:lsdException w:name="Medium Grid 2 Accent 4" w:uiPriority="68"/>
-    <w:lsdException w:name="Medium Grid 3 Accent 4" w:uiPriority="69"/>
-    <w:lsdException w:name="Dark List Accent 4" w:uiPriority="70"/>
-    <w:lsdException w:name="Colorful Shading Accent 4" w:uiPriority="71"/>
-    <w:lsdException w:name="Colorful List Accent 4" w:uiPriority="72"/>
-    <w:lsdException w:name="Colorful Grid Accent 4" w:uiPriority="73"/>
-    <w:lsdException w:name="Light Shading Accent 5" w:uiPriority="60"/>
-    <w:lsdException w:name="Light List Accent 5" w:uiPriority="61"/>
-    <w:lsdException w:name="Light Grid Accent 5" w:uiPriority="62"/>
-    <w:lsdException w:name="Medium Shading 1 Accent 5" w:uiPriority="63"/>
-    <w:lsdException w:name="Medium Shading 2 Accent 5" w:uiPriority="64"/>
-    <w:lsdException w:name="Medium List 1 Accent 5" w:uiPriority="65"/>
-    <w:lsdException w:name="Medium List 2 Accent 5" w:uiPriority="66"/>
-    <w:lsdException w:name="Medium Grid 1 Accent 5" w:uiPriority="67"/>
-    <w:lsdException w:name="Medium Grid 2 Accent 5" w:uiPriority="68"/>
-    <w:lsdException w:name="Medium Grid 3 Accent 5" w:uiPriority="69"/>
-    <w:lsdException w:name="Dark List Accent 5" w:uiPriority="70"/>
-    <w:lsdException w:name="Colorful Shading Accent 5" w:uiPriority="71"/>
-    <w:lsdException w:name="Colorful List Accent 5" w:uiPriority="72"/>
-    <w:lsdException w:name="Colorful Grid Accent 5" w:uiPriority="73"/>
-    <w:lsdException w:name="Light Shading Accent 6" w:uiPriority="60"/>
-    <w:lsdException w:name="Light List Accent 6" w:uiPriority="61"/>
-    <w:lsdException w:name="Light Grid Accent 6" w:uiPriority="62"/>
-    <w:lsdException w:name="Medium Shading 1 Accent 6" w:uiPriority="63"/>
-    <w:lsdException w:name="Medium Shading 2 Accent 6" w:uiPriority="64"/>
-    <w:lsdException w:name="Medium List 1 Accent 6" w:uiPriority="65"/>
-    <w:lsdException w:name="Medium List 2 Accent 6" w:uiPriority="66"/>
-    <w:lsdException w:name="Medium Grid 1 Accent 6" w:uiPriority="67"/>
-    <w:lsdException w:name="Medium Grid 2 Accent 6" w:uiPriority="68"/>
-    <w:lsdException w:name="Medium Grid 3 Accent 6" w:uiPriority="69"/>
-    <w:lsdException w:name="Dark List Accent 6" w:uiPriority="70"/>
-    <w:lsdException w:name="Colorful Shading Accent 6" w:uiPriority="71"/>
-    <w:lsdException w:name="Colorful List Accent 6" w:uiPriority="72"/>
-    <w:lsdException w:name="Colorful Grid Accent 6" w:uiPriority="73"/>
-    <w:lsdException w:name="Subtle Emphasis" w:uiPriority="19" w:qFormat="1"/>
-    <w:lsdException w:name="Intense Emphasis" w:uiPriority="21" w:qFormat="1"/>
-    <w:lsdException w:name="Subtle Reference" w:uiPriority="31" w:qFormat="1"/>
-    <w:lsdException w:name="Intense Reference" w:uiPriority="32" w:qFormat="1"/>
-    <w:lsdException w:name="Book Title" w:uiPriority="33" w:qFormat="1"/>
-    <w:lsdException w:name="Bibliography" w:semiHidden="1" w:uiPriority="37" w:unhideWhenUsed="1"/>
-    <w:lsdException w:name="TOC Heading" w:semiHidden="1" w:uiPriority="39" w:unhideWhenUsed="1" w:qFormat="1"/>
-    <w:lsdException w:name="Plain Table 1" w:uiPriority="41"/>
-    <w:lsdException w:name="Plain Table 2" w:uiPriority="42"/>
-    <w:lsdException w:name="Plain Table 3" w:uiPriority="43"/>
-    <w:lsdException w:name="Plain Table 4" w:uiPriority="44"/>
-    <w:lsdException w:name="Plain Table 5" w:uiPriority="45"/>
-    <w:lsdException w:name="Grid Table Light" w:uiPriority="40"/>
-    <w:lsdException w:name="Grid Table 1 Light" w:uiPriority="46"/>
-    <w:lsdException w:name="Grid Table 2" w:uiPriority="47"/>
-    <w:lsdException w:name="Grid Table 3" w:uiPriority="48"/>
-    <w:lsdException w:name="Grid Table 4" w:uiPriority="49"/>
-    <w:lsdException w:name="Grid Table 5 Dark" w:uiPriority="50"/>
-    <w:lsdException w:name="Grid Table 6 Colorful" w:uiPriority="51"/>
-    <w:lsdException w:name="Grid Table 7 Colorful" w:uiPriority="52"/>
-    <w:lsdException w:name="Grid Table 1 Light Accent 1" w:uiPriority="46"/>
-    <w:lsdException w:name="Grid Table 2 Accent 1" w:uiPriority="47"/>
-    <w:lsdException w:name="Grid Table 3 Accent 1" w:uiPriority="48"/>
-    <w:lsdException w:name="Grid Table 4 Accent 1" w:uiPriority="49"/>
-    <w:lsdException w:name="Grid Table 5 Dark Accent 1" w:uiPriority="50"/>
-    <w:lsdException w:name="Grid Table 6 Colorful Accent 1" w:uiPriority="51"/>
-    <w:lsdException w:name="Grid Table 7 Colorful Accent 1" w:uiPriority="52"/>
-    <w:lsdException w:name="Grid Table 1 Light Accent 2" w:uiPriority="46"/>
-    <w:lsdException w:name="Grid Table 2 Accent 2" w:uiPriority="47"/>
-    <w:lsdException w:name="Grid Table 3 Accent 2" w:uiPriority="48"/>
-    <w:lsdException w:name="Grid Table 4 Accent 2" w:uiPriority="49"/>
-    <w:lsdException w:name="Grid Table 5 Dark Accent 2" w:uiPriority="50"/>
-    <w:lsdException w:name="Grid Table 6 Colorful Accent 2" w:uiPriority="51"/>
-    <w:lsdException w:name="Grid Table 7 Colorful Accent 2" w:uiPriority="52"/>
-    <w:lsdException w:name="Grid Table 1 Light Accent 3" w:uiPriority="46"/>
-    <w:lsdException w:name="Grid Table 2 Accent 3" w:uiPriority="47"/>
-    <w:lsdException w:name="Grid Table 3 Accent 3" w:uiPriority="48"/>
-    <w:lsdException w:name="Grid Table 4 Accent 3" w:uiPriority="49"/>
-    <w:lsdException w:name="Grid Table 5 Dark Accent 3" w:uiPriority="50"/>
-    <w:lsdException w:name="Grid Table 6 Colorful Accent 3" w:uiPriority="51"/>
-    <w:lsdException w:name="Grid Table 7 Colorful Accent 3" w:uiPriority="52"/>
-    <w:lsdException w:name="Grid Table 1 Light Accent 4" w:uiPriority="46"/>
-    <w:lsdException w:name="Grid Table 2 Accent 4" w:uiPriority="47"/>
-    <w:lsdException w:name="Grid Table 3 Accent 4" w:uiPriority="48"/>
-    <w:lsdException w:name="Grid Table 4 Accent 4" w:uiPriority="49"/>
-    <w:lsdException w:name="Grid Table 5 Dark Accent 4" w:uiPriority="50"/>
-    <w:lsdException w:name="Grid Table 6 Colorful Accent 4" w:uiPriority="51"/>
-    <w:lsdException w:name="Grid Table 7 Colorful Accent 4" w:uiPriority="52"/>
-    <w:lsdException w:name="Grid Table 1 Light Accent 5" w:uiPriority="46"/>
-    <w:lsdException w:name="Grid Table 2 Accent 5" w:uiPriority="47"/>
-    <w:lsdException w:name="Grid Table 3 Accent 5" w:uiPriority="48"/>
-    <w:lsdException w:name="Grid Table 4 Accent 5" w:uiPriority="49"/>
-    <w:lsdException w:name="Grid Table 5 Dark Accent 5" w:uiPriority="50"/>
-    <w:lsdException w:name="Grid Table 6 Colorful Accent 5" w:uiPriority="51"/>
-    <w:lsdException w:name="Grid Table 7 Colorful Accent 5" w:uiPriority="52"/>
-    <w:lsdException w:name="Grid Table 1 Light Accent 6" w:uiPriority="46"/>
-    <w:lsdException w:name="Grid Table 2 Accent 6" w:uiPriority="47"/>
-    <w:lsdException w:name="Grid Table 3 Accent 6" w:uiPriority="48"/>
-    <w:lsdException w:name="Grid Table 4 Accent 6" w:uiPriority="49"/>
-    <w:lsdException w:name="Grid Table 5 Dark Accent 6" w:uiPriority="50"/>
-    <w:lsdException w:name="Grid Table 6 Colorful Accent 6" w:uiPriority="51"/>
-    <w:lsdException w:name="Grid Table 7 Colorful Accent 6" w:uiPriority="52"/>
-    <w:lsdException w:name="List Table 1 Light" w:uiPriority="46"/>
-    <w:lsdException w:name="List Table 2" w:uiPriority="47"/>
-    <w:lsdException w:name="List Table 3" w:uiPriority="48"/>
-    <w:lsdException w:name="List Table 4" w:uiPriority="49"/>
-    <w:lsdException w:name="List Table 5 Dark" w:uiPriority="50"/>
-    <w:lsdException w:name="List Table 6 Colorful" w:uiPriority="51"/>
-    <w:lsdException w:name="List Table 7 Colorful" w:uiPriority="52"/>
-    <w:lsdException w:name="List Table 1 Light Accent 1" w:uiPriority="46"/>
-    <w:lsdException w:name="List Table 2 Accent 1" w:uiPriority="47"/>
-    <w:lsdException w:name="List Table 3 Accent 1" w:uiPriority="48"/>
-    <w:lsdException w:name="List Table 4 Accent 1" w:uiPriority="49"/>
-    <w:lsdException w:name="List Table 5 Dark Accent 1" w:uiPriority="50"/>
-    <w:lsdException w:name="List Table 6 Colorful Accent 1" w:uiPriority="51"/>
-    <w:lsdException w:name="List Table 7 Colorful Accent 1" w:uiPriority="52"/>
-    <w:lsdException w:name="List Table 1 Light Accent 2" w:uiPriority="46"/>
-    <w:lsdException w:name="List Table 2 Accent 2" w:uiPriority="47"/>
-    <w:lsdException w:name="List Table 3 Accent 2" w:uiPriority="48"/>
-    <w:lsdException w:name="List Table 4 Accent 2" w:uiPriority="49"/>
-    <w:lsdException w:name="List Table 5 Dark Accent 2" w:uiPriority="50"/>
-    <w:lsdException w:name="List Table 6 Colorful Accent 2" w:uiPriority="51"/>
-    <w:lsdException w:name="List Table 7 Colorful Accent 2" w:uiPriority="52"/>
-    <w:lsdException w:name="List Table 1 Light Accent 3" w:uiPriority="46"/>
-    <w:lsdException w:name="List Table 2 Accent 3" w:uiPriority="47"/>
-    <w:lsdException w:name="List Table 3 Accent 3" w:uiPriority="48"/>
-    <w:lsdException w:name="List Table 4 Accent 3" w:uiPriority="49"/>
-    <w:lsdException w:name="List Table 5 Dark Accent 3" w:uiPriority="50"/>
-    <w:lsdException w:name="List Table 6 Colorful Accent 3" w:uiPriority="51"/>
-    <w:lsdException w:name="List Table 7 Colorful Accent 3" w:uiPriority="52"/>
-    <w:lsdException w:name="List Table 1 Light Accent 4" w:uiPriority="46"/>
-    <w:lsdException w:name="List Table 2 Accent 4" w:uiPriority="47"/>
-    <w:lsdException w:name="List Table 3 Accent 4" w:uiPriority="48"/>
-    <w:lsdException w:name="List Table 4 Accent 4" w:uiPriority="49"/>
-    <w:lsdException w:name="List Table 5 Dark Accent 4" w:uiPriority="50"/>
-    <w:lsdException w:name="List Table 6 Colorful Accent 4" w:uiPriority="51"/>
-    <w:lsdException w:name="List Table 7 Colorful Accent 4" w:uiPriority="52"/>
-    <w:lsdException w:name="List Table 1 Light Accent 5" w:uiPriority="46"/>
-    <w:lsdException w:name="List Table 2 Accent 5" w:uiPriority="47"/>
-    <w:lsdException w:name="List Table 3 Accent 5" w:uiPriority="48"/>
-    <w:lsdException w:name="List Table 4 Accent 5" w:uiPriority="49"/>
-    <w:lsdException w:name="List Table 5 Dark Accent 5" w:uiPriority="50"/>
-    <w:lsdException w:name="List Table 6 Colorful Accent 5" w:uiPriority="51"/>
-    <w:lsdException w:name="List Table 7 Colorful Accent 5" w:uiPriority="52"/>
-    <w:lsdException w:name="List Table 1 Light Accent 6" w:uiPriority="46"/>
-    <w:lsdException w:name="List Table 2 Accent 6" w:uiPriority="47"/>
-    <w:lsdException w:name="List Table 3 Accent 6" w:uiPriority="48"/>
-    <w:lsdException w:name="List Table 4 Accent 6" w:uiPriority="49"/>
-    <w:lsdException w:name="List Table 5 Dark Accent 6" w:uiPriority="50"/>
-    <w:lsdException w:name="List Table 6 Colorful Accent 6" w:uiPriority="51"/>
-    <w:lsdException w:name="List Table 7 Colorful Accent 6" w:uiPriority="52"/>
+  <w:latentStyles w:count="260" w:defQFormat="0" w:defUnhideWhenUsed="1" w:defSemiHidden="1" w:defUIPriority="99" w:defLockedState="0">
+    <w:lsdException w:qFormat="1" w:unhideWhenUsed="0" w:uiPriority="0" w:semiHidden="0" w:name="Normal"/>
+    <w:lsdException w:qFormat="1" w:unhideWhenUsed="0" w:uiPriority="0" w:semiHidden="0" w:name="heading 1"/>
+    <w:lsdException w:qFormat="1" w:unhideWhenUsed="0" w:uiPriority="0" w:semiHidden="0" w:name="heading 2"/>
+    <w:lsdException w:qFormat="1" w:unhideWhenUsed="0" w:uiPriority="0" w:semiHidden="0" w:name="heading 3"/>
+    <w:lsdException w:qFormat="1" w:unhideWhenUsed="0" w:uiPriority="0" w:semiHidden="0" w:name="heading 4"/>
+    <w:lsdException w:qFormat="1" w:unhideWhenUsed="0" w:uiPriority="0" w:semiHidden="0" w:name="heading 5"/>
+    <w:lsdException w:qFormat="1" w:unhideWhenUsed="0" w:uiPriority="0" w:semiHidden="0" w:name="heading 6"/>
+    <w:lsdException w:qFormat="1" w:uiPriority="9" w:name="heading 7"/>
+    <w:lsdException w:qFormat="1" w:uiPriority="9" w:name="heading 8"/>
+    <w:lsdException w:qFormat="1" w:uiPriority="9" w:name="heading 9"/>
+    <w:lsdException w:uiPriority="99" w:name="index 1"/>
+    <w:lsdException w:uiPriority="99" w:name="index 2"/>
+    <w:lsdException w:uiPriority="99" w:name="index 3"/>
+    <w:lsdException w:uiPriority="99" w:name="index 4"/>
+    <w:lsdException w:uiPriority="99" w:name="index 5"/>
+    <w:lsdException w:uiPriority="99" w:name="index 6"/>
+    <w:lsdException w:uiPriority="99" w:name="index 7"/>
+    <w:lsdException w:uiPriority="99" w:name="index 8"/>
+    <w:lsdException w:uiPriority="99" w:name="index 9"/>
+    <w:lsdException w:uiPriority="39" w:name="toc 1"/>
+    <w:lsdException w:uiPriority="39" w:name="toc 2"/>
+    <w:lsdException w:uiPriority="39" w:name="toc 3"/>
+    <w:lsdException w:uiPriority="39" w:name="toc 4"/>
+    <w:lsdException w:uiPriority="39" w:name="toc 5"/>
+    <w:lsdException w:uiPriority="39" w:name="toc 6"/>
+    <w:lsdException w:uiPriority="39" w:name="toc 7"/>
+    <w:lsdException w:uiPriority="39" w:name="toc 8"/>
+    <w:lsdException w:uiPriority="39" w:name="toc 9"/>
+    <w:lsdException w:uiPriority="99" w:name="Normal Indent"/>
+    <w:lsdException w:uiPriority="99" w:name="footnote text"/>
+    <w:lsdException w:uiPriority="99" w:name="annotation text"/>
+    <w:lsdException w:uiPriority="99" w:semiHidden="0" w:name="header"/>
+    <w:lsdException w:uiPriority="99" w:semiHidden="0" w:name="footer"/>
+    <w:lsdException w:uiPriority="99" w:name="index heading"/>
+    <w:lsdException w:qFormat="1" w:uiPriority="35" w:name="caption"/>
+    <w:lsdException w:uiPriority="99" w:name="table of figures"/>
+    <w:lsdException w:uiPriority="99" w:name="envelope address"/>
+    <w:lsdException w:uiPriority="99" w:name="envelope return"/>
+    <w:lsdException w:uiPriority="99" w:name="footnote reference"/>
+    <w:lsdException w:uiPriority="99" w:name="annotation reference"/>
+    <w:lsdException w:uiPriority="99" w:name="line number"/>
+    <w:lsdException w:uiPriority="99" w:name="page number"/>
+    <w:lsdException w:uiPriority="99" w:name="endnote reference"/>
+    <w:lsdException w:uiPriority="99" w:name="endnote text"/>
+    <w:lsdException w:uiPriority="99" w:name="table of authorities"/>
+    <w:lsdException w:uiPriority="99" w:name="macro"/>
+    <w:lsdException w:uiPriority="99" w:name="toa heading"/>
+    <w:lsdException w:uiPriority="99" w:name="List"/>
+    <w:lsdException w:uiPriority="99" w:name="List Bullet"/>
+    <w:lsdException w:uiPriority="99" w:name="List Number"/>
+    <w:lsdException w:uiPriority="99" w:name="List 2"/>
+    <w:lsdException w:uiPriority="99" w:name="List 3"/>
+    <w:lsdException w:uiPriority="99" w:name="List 4"/>
+    <w:lsdException w:uiPriority="99" w:name="List 5"/>
+    <w:lsdException w:uiPriority="99" w:name="List Bullet 2"/>
+    <w:lsdException w:uiPriority="99" w:name="List Bullet 3"/>
+    <w:lsdException w:uiPriority="99" w:name="List Bullet 4"/>
+    <w:lsdException w:uiPriority="99" w:name="List Bullet 5"/>
+    <w:lsdException w:uiPriority="99" w:name="List Number 2"/>
+    <w:lsdException w:uiPriority="99" w:name="List Number 3"/>
+    <w:lsdException w:uiPriority="99" w:name="List Number 4"/>
+    <w:lsdException w:uiPriority="99" w:name="List Number 5"/>
+    <w:lsdException w:qFormat="1" w:unhideWhenUsed="0" w:uiPriority="0" w:semiHidden="0" w:name="Title"/>
+    <w:lsdException w:uiPriority="99" w:name="Closing"/>
+    <w:lsdException w:uiPriority="99" w:name="Signature"/>
+    <w:lsdException w:uiPriority="1" w:name="Default Paragraph Font"/>
+    <w:lsdException w:uiPriority="99" w:name="Body Text"/>
+    <w:lsdException w:uiPriority="99" w:name="Body Text Indent"/>
+    <w:lsdException w:uiPriority="99" w:name="List Continue"/>
+    <w:lsdException w:uiPriority="99" w:name="List Continue 2"/>
+    <w:lsdException w:uiPriority="99" w:name="List Continue 3"/>
+    <w:lsdException w:uiPriority="99" w:name="List Continue 4"/>
+    <w:lsdException w:uiPriority="99" w:name="List Continue 5"/>
+    <w:lsdException w:uiPriority="99" w:name="Message Header"/>
+    <w:lsdException w:qFormat="1" w:unhideWhenUsed="0" w:uiPriority="11" w:semiHidden="0" w:name="Subtitle"/>
+    <w:lsdException w:uiPriority="99" w:name="Salutation"/>
+    <w:lsdException w:uiPriority="99" w:name="Date"/>
+    <w:lsdException w:uiPriority="99" w:name="Body Text First Indent"/>
+    <w:lsdException w:uiPriority="99" w:name="Body Text First Indent 2"/>
+    <w:lsdException w:uiPriority="99" w:name="Note Heading"/>
+    <w:lsdException w:uiPriority="99" w:name="Body Text 2"/>
+    <w:lsdException w:uiPriority="99" w:name="Body Text 3"/>
+    <w:lsdException w:uiPriority="99" w:name="Body Text Indent 2"/>
+    <w:lsdException w:uiPriority="99" w:name="Body Text Indent 3"/>
+    <w:lsdException w:uiPriority="99" w:name="Block Text"/>
+    <w:lsdException w:uiPriority="99" w:semiHidden="0" w:name="Hyperlink"/>
+    <w:lsdException w:uiPriority="99" w:name="FollowedHyperlink"/>
+    <w:lsdException w:qFormat="1" w:unhideWhenUsed="0" w:uiPriority="22" w:semiHidden="0" w:name="Strong"/>
+    <w:lsdException w:qFormat="1" w:unhideWhenUsed="0" w:uiPriority="20" w:semiHidden="0" w:name="Emphasis"/>
+    <w:lsdException w:uiPriority="99" w:name="Document Map"/>
+    <w:lsdException w:uiPriority="99" w:name="Plain Text"/>
+    <w:lsdException w:uiPriority="99" w:name="E-mail Signature"/>
+    <w:lsdException w:uiPriority="99" w:name="Normal (Web)"/>
+    <w:lsdException w:uiPriority="99" w:name="HTML Acronym"/>
+    <w:lsdException w:uiPriority="99" w:name="HTML Address"/>
+    <w:lsdException w:uiPriority="99" w:name="HTML Cite"/>
+    <w:lsdException w:uiPriority="99" w:name="HTML Code"/>
+    <w:lsdException w:uiPriority="99" w:name="HTML Definition"/>
+    <w:lsdException w:uiPriority="99" w:name="HTML Keyboard"/>
+    <w:lsdException w:uiPriority="99" w:name="HTML Preformatted"/>
+    <w:lsdException w:uiPriority="99" w:name="HTML Sample"/>
+    <w:lsdException w:uiPriority="99" w:name="HTML Typewriter"/>
+    <w:lsdException w:uiPriority="99" w:name="HTML Variable"/>
+    <w:lsdException w:uiPriority="99" w:name="Normal Table"/>
+    <w:lsdException w:uiPriority="99" w:name="annotation subject"/>
+    <w:lsdException w:uiPriority="99" w:name="Table Simple 1"/>
+    <w:lsdException w:uiPriority="99" w:name="Table Simple 2"/>
+    <w:lsdException w:uiPriority="99" w:name="Table Simple 3"/>
+    <w:lsdException w:uiPriority="99" w:name="Table Classic 1"/>
+    <w:lsdException w:uiPriority="99" w:name="Table Classic 2"/>
+    <w:lsdException w:uiPriority="99" w:name="Table Classic 3"/>
+    <w:lsdException w:uiPriority="99" w:name="Table Classic 4"/>
+    <w:lsdException w:uiPriority="99" w:name="Table Colorful 1"/>
+    <w:lsdException w:uiPriority="99" w:name="Table Colorful 2"/>
+    <w:lsdException w:uiPriority="99" w:name="Table Colorful 3"/>
+    <w:lsdException w:uiPriority="99" w:name="Table Columns 1"/>
+    <w:lsdException w:uiPriority="99" w:name="Table Columns 2"/>
+    <w:lsdException w:uiPriority="99" w:name="Table Columns 3"/>
+    <w:lsdException w:uiPriority="99" w:name="Table Columns 4"/>
+    <w:lsdException w:uiPriority="99" w:name="Table Columns 5"/>
+    <w:lsdException w:uiPriority="99" w:name="Table Grid 1"/>
+    <w:lsdException w:uiPriority="99" w:name="Table Grid 2"/>
+    <w:lsdException w:uiPriority="99" w:name="Table Grid 3"/>
+    <w:lsdException w:uiPriority="99" w:name="Table Grid 4"/>
+    <w:lsdException w:uiPriority="99" w:name="Table Grid 5"/>
+    <w:lsdException w:uiPriority="99" w:name="Table Grid 6"/>
+    <w:lsdException w:uiPriority="99" w:name="Table Grid 7"/>
+    <w:lsdException w:uiPriority="99" w:name="Table Grid 8"/>
+    <w:lsdException w:uiPriority="99" w:name="Table List 1"/>
+    <w:lsdException w:uiPriority="99" w:name="Table List 2"/>
+    <w:lsdException w:uiPriority="99" w:name="Table List 3"/>
+    <w:lsdException w:uiPriority="99" w:name="Table List 4"/>
+    <w:lsdException w:uiPriority="99" w:name="Table List 5"/>
+    <w:lsdException w:uiPriority="99" w:name="Table List 6"/>
+    <w:lsdException w:uiPriority="99" w:name="Table List 7"/>
+    <w:lsdException w:uiPriority="99" w:name="Table List 8"/>
+    <w:lsdException w:uiPriority="99" w:name="Table 3D effects 1"/>
+    <w:lsdException w:uiPriority="99" w:name="Table 3D effects 2"/>
+    <w:lsdException w:uiPriority="99" w:name="Table 3D effects 3"/>
+    <w:lsdException w:uiPriority="99" w:name="Table Contemporary"/>
+    <w:lsdException w:uiPriority="99" w:name="Table Elegant"/>
+    <w:lsdException w:uiPriority="99" w:name="Table Professional"/>
+    <w:lsdException w:uiPriority="99" w:name="Table Subtle 1"/>
+    <w:lsdException w:uiPriority="99" w:name="Table Subtle 2"/>
+    <w:lsdException w:uiPriority="99" w:name="Table Web 1"/>
+    <w:lsdException w:uiPriority="99" w:name="Table Web 2"/>
+    <w:lsdException w:uiPriority="99" w:name="Table Web 3"/>
+    <w:lsdException w:uiPriority="99" w:name="Balloon Text"/>
+    <w:lsdException w:unhideWhenUsed="0" w:uiPriority="39" w:semiHidden="0" w:name="Table Grid"/>
+    <w:lsdException w:uiPriority="99" w:name="Table Theme"/>
+    <w:lsdException w:unhideWhenUsed="0" w:uiPriority="60" w:semiHidden="0" w:name="Light Shading"/>
+    <w:lsdException w:unhideWhenUsed="0" w:uiPriority="61" w:semiHidden="0" w:name="Light List"/>
+    <w:lsdException w:unhideWhenUsed="0" w:uiPriority="62" w:semiHidden="0" w:name="Light Grid"/>
+    <w:lsdException w:unhideWhenUsed="0" w:uiPriority="63" w:semiHidden="0" w:name="Medium Shading 1"/>
+    <w:lsdException w:unhideWhenUsed="0" w:uiPriority="64" w:semiHidden="0" w:name="Medium Shading 2"/>
+    <w:lsdException w:unhideWhenUsed="0" w:uiPriority="65" w:semiHidden="0" w:name="Medium List 1"/>
+    <w:lsdException w:unhideWhenUsed="0" w:uiPriority="66" w:semiHidden="0" w:name="Medium List 2"/>
+    <w:lsdException w:unhideWhenUsed="0" w:uiPriority="67" w:semiHidden="0" w:name="Medium Grid 1"/>
+    <w:lsdException w:unhideWhenUsed="0" w:uiPriority="68" w:semiHidden="0" w:name="Medium Grid 2"/>
+    <w:lsdException w:unhideWhenUsed="0" w:uiPriority="69" w:semiHidden="0" w:name="Medium Grid 3"/>
+    <w:lsdException w:unhideWhenUsed="0" w:uiPriority="70" w:semiHidden="0" w:name="Dark List"/>
+    <w:lsdException w:unhideWhenUsed="0" w:uiPriority="71" w:semiHidden="0" w:name="Colorful Shading"/>
+    <w:lsdException w:unhideWhenUsed="0" w:uiPriority="72" w:semiHidden="0" w:name="Colorful List"/>
+    <w:lsdException w:unhideWhenUsed="0" w:uiPriority="73" w:semiHidden="0" w:name="Colorful Grid"/>
+    <w:lsdException w:unhideWhenUsed="0" w:uiPriority="60" w:semiHidden="0" w:name="Light Shading Accent 1"/>
+    <w:lsdException w:unhideWhenUsed="0" w:uiPriority="61" w:semiHidden="0" w:name="Light List Accent 1"/>
+    <w:lsdException w:unhideWhenUsed="0" w:uiPriority="62" w:semiHidden="0" w:name="Light Grid Accent 1"/>
+    <w:lsdException w:unhideWhenUsed="0" w:uiPriority="63" w:semiHidden="0" w:name="Medium Shading 1 Accent 1"/>
+    <w:lsdException w:unhideWhenUsed="0" w:uiPriority="64" w:semiHidden="0" w:name="Medium Shading 2 Accent 1"/>
+    <w:lsdException w:unhideWhenUsed="0" w:uiPriority="65" w:semiHidden="0" w:name="Medium List 1 Accent 1"/>
+    <w:lsdException w:qFormat="1" w:unhideWhenUsed="0" w:uiPriority="0" w:semiHidden="0" w:name="List Paragraph"/>
+    <w:lsdException w:unhideWhenUsed="0" w:uiPriority="66" w:semiHidden="0" w:name="Medium List 2 Accent 1"/>
+    <w:lsdException w:unhideWhenUsed="0" w:uiPriority="67" w:semiHidden="0" w:name="Medium Grid 1 Accent 1"/>
+    <w:lsdException w:unhideWhenUsed="0" w:uiPriority="68" w:semiHidden="0" w:name="Medium Grid 2 Accent 1"/>
+    <w:lsdException w:unhideWhenUsed="0" w:uiPriority="69" w:semiHidden="0" w:name="Medium Grid 3 Accent 1"/>
+    <w:lsdException w:unhideWhenUsed="0" w:uiPriority="70" w:semiHidden="0" w:name="Dark List Accent 1"/>
+    <w:lsdException w:unhideWhenUsed="0" w:uiPriority="71" w:semiHidden="0" w:name="Colorful Shading Accent 1"/>
+    <w:lsdException w:unhideWhenUsed="0" w:uiPriority="72" w:semiHidden="0" w:name="Colorful List Accent 1"/>
+    <w:lsdException w:unhideWhenUsed="0" w:uiPriority="73" w:semiHidden="0" w:name="Colorful Grid Accent 1"/>
+    <w:lsdException w:unhideWhenUsed="0" w:uiPriority="60" w:semiHidden="0" w:name="Light Shading Accent 2"/>
+    <w:lsdException w:unhideWhenUsed="0" w:uiPriority="61" w:semiHidden="0" w:name="Light List Accent 2"/>
+    <w:lsdException w:unhideWhenUsed="0" w:uiPriority="62" w:semiHidden="0" w:name="Light Grid Accent 2"/>
+    <w:lsdException w:unhideWhenUsed="0" w:uiPriority="63" w:semiHidden="0" w:name="Medium Shading 1 Accent 2"/>
+    <w:lsdException w:unhideWhenUsed="0" w:uiPriority="64" w:semiHidden="0" w:name="Medium Shading 2 Accent 2"/>
+    <w:lsdException w:unhideWhenUsed="0" w:uiPriority="65" w:semiHidden="0" w:name="Medium List 1 Accent 2"/>
+    <w:lsdException w:unhideWhenUsed="0" w:uiPriority="66" w:semiHidden="0" w:name="Medium List 2 Accent 2"/>
+    <w:lsdException w:unhideWhenUsed="0" w:uiPriority="67" w:semiHidden="0" w:name="Medium Grid 1 Accent 2"/>
+    <w:lsdException w:unhideWhenUsed="0" w:uiPriority="68" w:semiHidden="0" w:name="Medium Grid 2 Accent 2"/>
+    <w:lsdException w:unhideWhenUsed="0" w:uiPriority="69" w:semiHidden="0" w:name="Medium Grid 3 Accent 2"/>
+    <w:lsdException w:unhideWhenUsed="0" w:uiPriority="70" w:semiHidden="0" w:name="Dark List Accent 2"/>
+    <w:lsdException w:unhideWhenUsed="0" w:uiPriority="71" w:semiHidden="0" w:name="Colorful Shading Accent 2"/>
+    <w:lsdException w:unhideWhenUsed="0" w:uiPriority="72" w:semiHidden="0" w:name="Colorful List Accent 2"/>
+    <w:lsdException w:unhideWhenUsed="0" w:uiPriority="73" w:semiHidden="0" w:name="Colorful Grid Accent 2"/>
+    <w:lsdException w:unhideWhenUsed="0" w:uiPriority="60" w:semiHidden="0" w:name="Light Shading Accent 3"/>
+    <w:lsdException w:unhideWhenUsed="0" w:uiPriority="61" w:semiHidden="0" w:name="Light List Accent 3"/>
+    <w:lsdException w:unhideWhenUsed="0" w:uiPriority="62" w:semiHidden="0" w:name="Light Grid Accent 3"/>
+    <w:lsdException w:unhideWhenUsed="0" w:uiPriority="63" w:semiHidden="0" w:name="Medium Shading 1 Accent 3"/>
+    <w:lsdException w:unhideWhenUsed="0" w:uiPriority="64" w:semiHidden="0" w:name="Medium Shading 2 Accent 3"/>
+    <w:lsdException w:unhideWhenUsed="0" w:uiPriority="65" w:semiHidden="0" w:name="Medium List 1 Accent 3"/>
+    <w:lsdException w:unhideWhenUsed="0" w:uiPriority="66" w:semiHidden="0" w:name="Medium List 2 Accent 3"/>
+    <w:lsdException w:unhideWhenUsed="0" w:uiPriority="67" w:semiHidden="0" w:name="Medium Grid 1 Accent 3"/>
+    <w:lsdException w:unhideWhenUsed="0" w:uiPriority="68" w:semiHidden="0" w:name="Medium Grid 2 Accent 3"/>
+    <w:lsdException w:unhideWhenUsed="0" w:uiPriority="69" w:semiHidden="0" w:name="Medium Grid 3 Accent 3"/>
+    <w:lsdException w:unhideWhenUsed="0" w:uiPriority="70" w:semiHidden="0" w:name="Dark List Accent 3"/>
+    <w:lsdException w:unhideWhenUsed="0" w:uiPriority="71" w:semiHidden="0" w:name="Colorful Shading Accent 3"/>
+    <w:lsdException w:unhideWhenUsed="0" w:uiPriority="72" w:semiHidden="0" w:name="Colorful List Accent 3"/>
+    <w:lsdException w:unhideWhenUsed="0" w:uiPriority="73" w:semiHidden="0" w:name="Colorful Grid Accent 3"/>
+    <w:lsdException w:unhideWhenUsed="0" w:uiPriority="60" w:semiHidden="0" w:name="Light Shading Accent 4"/>
+    <w:lsdException w:unhideWhenUsed="0" w:uiPriority="61" w:semiHidden="0" w:name="Light List Accent 4"/>
+    <w:lsdException w:unhideWhenUsed="0" w:uiPriority="62" w:semiHidden="0" w:name="Light Grid Accent 4"/>
+    <w:lsdException w:unhideWhenUsed="0" w:uiPriority="63" w:semiHidden="0" w:name="Medium Shading 1 Accent 4"/>
+    <w:lsdException w:unhideWhenUsed="0" w:uiPriority="64" w:semiHidden="0" w:name="Medium Shading 2 Accent 4"/>
+    <w:lsdException w:unhideWhenUsed="0" w:uiPriority="65" w:semiHidden="0" w:name="Medium List 1 Accent 4"/>
+    <w:lsdException w:unhideWhenUsed="0" w:uiPriority="66" w:semiHidden="0" w:name="Medium List 2 Accent 4"/>
+    <w:lsdException w:unhideWhenUsed="0" w:uiPriority="67" w:semiHidden="0" w:name="Medium Grid 1 Accent 4"/>
+    <w:lsdException w:unhideWhenUsed="0" w:uiPriority="68" w:semiHidden="0" w:name="Medium Grid 2 Accent 4"/>
+    <w:lsdException w:unhideWhenUsed="0" w:uiPriority="69" w:semiHidden="0" w:name="Medium Grid 3 Accent 4"/>
+    <w:lsdException w:unhideWhenUsed="0" w:uiPriority="70" w:semiHidden="0" w:name="Dark List Accent 4"/>
+    <w:lsdException w:unhideWhenUsed="0" w:uiPriority="71" w:semiHidden="0" w:name="Colorful Shading Accent 4"/>
+    <w:lsdException w:unhideWhenUsed="0" w:uiPriority="72" w:semiHidden="0" w:name="Colorful List Accent 4"/>
+    <w:lsdException w:unhideWhenUsed="0" w:uiPriority="73" w:semiHidden="0" w:name="Colorful Grid Accent 4"/>
+    <w:lsdException w:unhideWhenUsed="0" w:uiPriority="60" w:semiHidden="0" w:name="Light Shading Accent 5"/>
+    <w:lsdException w:unhideWhenUsed="0" w:uiPriority="61" w:semiHidden="0" w:name="Light List Accent 5"/>
+    <w:lsdException w:unhideWhenUsed="0" w:uiPriority="62" w:semiHidden="0" w:name="Light Grid Accent 5"/>
+    <w:lsdException w:unhideWhenUsed="0" w:uiPriority="63" w:semiHidden="0" w:name="Medium Shading 1 Accent 5"/>
+    <w:lsdException w:unhideWhenUsed="0" w:uiPriority="64" w:semiHidden="0" w:name="Medium Shading 2 Accent 5"/>
+    <w:lsdException w:unhideWhenUsed="0" w:uiPriority="65" w:semiHidden="0" w:name="Medium List 1 Accent 5"/>
+    <w:lsdException w:unhideWhenUsed="0" w:uiPriority="66" w:semiHidden="0" w:name="Medium List 2 Accent 5"/>
+    <w:lsdException w:unhideWhenUsed="0" w:uiPriority="67" w:semiHidden="0" w:name="Medium Grid 1 Accent 5"/>
+    <w:lsdException w:unhideWhenUsed="0" w:uiPriority="68" w:semiHidden="0" w:name="Medium Grid 2 Accent 5"/>
+    <w:lsdException w:unhideWhenUsed="0" w:uiPriority="69" w:semiHidden="0" w:name="Medium Grid 3 Accent 5"/>
+    <w:lsdException w:unhideWhenUsed="0" w:uiPriority="70" w:semiHidden="0" w:name="Dark List Accent 5"/>
+    <w:lsdException w:unhideWhenUsed="0" w:uiPriority="71" w:semiHidden="0" w:name="Colorful Shading Accent 5"/>
+    <w:lsdException w:unhideWhenUsed="0" w:uiPriority="72" w:semiHidden="0" w:name="Colorful List Accent 5"/>
+    <w:lsdException w:unhideWhenUsed="0" w:uiPriority="73" w:semiHidden="0" w:name="Colorful Grid Accent 5"/>
+    <w:lsdException w:unhideWhenUsed="0" w:uiPriority="60" w:semiHidden="0" w:name="Light Shading Accent 6"/>
+    <w:lsdException w:unhideWhenUsed="0" w:uiPriority="61" w:semiHidden="0" w:name="Light List Accent 6"/>
+    <w:lsdException w:unhideWhenUsed="0" w:uiPriority="62" w:semiHidden="0" w:name="Light Grid Accent 6"/>
+    <w:lsdException w:unhideWhenUsed="0" w:uiPriority="63" w:semiHidden="0" w:name="Medium Shading 1 Accent 6"/>
+    <w:lsdException w:unhideWhenUsed="0" w:uiPriority="64" w:semiHidden="0" w:name="Medium Shading 2 Accent 6"/>
+    <w:lsdException w:unhideWhenUsed="0" w:uiPriority="65" w:semiHidden="0" w:name="Medium List 1 Accent 6"/>
+    <w:lsdException w:unhideWhenUsed="0" w:uiPriority="66" w:semiHidden="0" w:name="Medium List 2 Accent 6"/>
+    <w:lsdException w:unhideWhenUsed="0" w:uiPriority="67" w:semiHidden="0" w:name="Medium Grid 1 Accent 6"/>
+    <w:lsdException w:unhideWhenUsed="0" w:uiPriority="68" w:semiHidden="0" w:name="Medium Grid 2 Accent 6"/>
+    <w:lsdException w:unhideWhenUsed="0" w:uiPriority="69" w:semiHidden="0" w:name="Medium Grid 3 Accent 6"/>
+    <w:lsdException w:unhideWhenUsed="0" w:uiPriority="70" w:semiHidden="0" w:name="Dark List Accent 6"/>
+    <w:lsdException w:unhideWhenUsed="0" w:uiPriority="71" w:semiHidden="0" w:name="Colorful Shading Accent 6"/>
+    <w:lsdException w:unhideWhenUsed="0" w:uiPriority="72" w:semiHidden="0" w:name="Colorful List Accent 6"/>
+    <w:lsdException w:unhideWhenUsed="0" w:uiPriority="73" w:semiHidden="0" w:name="Colorful Grid Accent 6"/>
   </w:latentStyles>
-  <w:style w:type="paragraph" w:default="1" w:styleId="Normal">
+  <w:style w:type="paragraph" w:default="1" w:styleId="1">
     <w:name w:val="Normal"/>
     <w:qFormat/>
+    <w:uiPriority w:val="0"/>
+    <w:rPr>
+      <w:rFonts w:ascii="Times New Roman" w:hAnsi="Times New Roman" w:eastAsia="Times New Roman" w:cs="Times New Roman"/>
+      <w:lang w:val="en-US" w:eastAsia="en-US" w:bidi="ar-SA"/>
+    </w:rPr>
   </w:style>
-  <w:style w:type="paragraph" w:styleId="Heading1">
+  <w:style w:type="paragraph" w:styleId="2">
     <w:name w:val="heading 1"/>
     <w:qFormat/>
+    <w:uiPriority w:val="0"/>
     <w:pPr>
       <w:outlineLvl w:val="0"/>
     </w:pPr>
     <w:rPr>
+      <w:rFonts w:ascii="Times New Roman" w:hAnsi="Times New Roman" w:eastAsia="Times New Roman" w:cs="Times New Roman"/>
       <w:color w:val="2E74B5"/>
       <w:sz w:val="32"/>
       <w:szCs w:val="32"/>
+      <w:lang w:val="en-US" w:eastAsia="en-US" w:bidi="ar-SA"/>
     </w:rPr>
   </w:style>
-  <w:style w:type="paragraph" w:styleId="Heading2">
+  <w:style w:type="paragraph" w:styleId="3">
     <w:name w:val="heading 2"/>
     <w:qFormat/>
+    <w:uiPriority w:val="0"/>
     <w:pPr>
       <w:outlineLvl w:val="1"/>
     </w:pPr>
     <w:rPr>
+      <w:rFonts w:ascii="Times New Roman" w:hAnsi="Times New Roman" w:eastAsia="Times New Roman" w:cs="Times New Roman"/>
       <w:color w:val="2E74B5"/>
       <w:sz w:val="26"/>
       <w:szCs w:val="26"/>
+      <w:lang w:val="en-US" w:eastAsia="en-US" w:bidi="ar-SA"/>
     </w:rPr>
   </w:style>
-  <w:style w:type="paragraph" w:styleId="Heading3">
+  <w:style w:type="paragraph" w:styleId="4">
     <w:name w:val="heading 3"/>
     <w:qFormat/>
+    <w:uiPriority w:val="0"/>
     <w:pPr>
       <w:outlineLvl w:val="2"/>
     </w:pPr>
     <w:rPr>
+      <w:rFonts w:ascii="Times New Roman" w:hAnsi="Times New Roman" w:eastAsia="Times New Roman" w:cs="Times New Roman"/>
       <w:color w:val="1F4D78"/>
       <w:sz w:val="24"/>
       <w:szCs w:val="24"/>
+      <w:lang w:val="en-US" w:eastAsia="en-US" w:bidi="ar-SA"/>
     </w:rPr>
   </w:style>
-  <w:style w:type="paragraph" w:styleId="Heading4">
+  <w:style w:type="paragraph" w:styleId="5">
     <w:name w:val="heading 4"/>
     <w:qFormat/>
+    <w:uiPriority w:val="0"/>
     <w:pPr>
       <w:outlineLvl w:val="3"/>
     </w:pPr>
     <w:rPr>
+      <w:rFonts w:ascii="Times New Roman" w:hAnsi="Times New Roman" w:eastAsia="Times New Roman" w:cs="Times New Roman"/>
       <w:i/>
       <w:iCs/>
       <w:color w:val="2E74B5"/>
+      <w:lang w:val="en-US" w:eastAsia="en-US" w:bidi="ar-SA"/>
     </w:rPr>
   </w:style>
-  <w:style w:type="paragraph" w:styleId="Heading5">
+  <w:style w:type="paragraph" w:styleId="6">
     <w:name w:val="heading 5"/>
     <w:qFormat/>
+    <w:uiPriority w:val="0"/>
     <w:pPr>
       <w:outlineLvl w:val="4"/>
     </w:pPr>
     <w:rPr>
+      <w:rFonts w:ascii="Times New Roman" w:hAnsi="Times New Roman" w:eastAsia="Times New Roman" w:cs="Times New Roman"/>
       <w:color w:val="2E74B5"/>
+      <w:lang w:val="en-US" w:eastAsia="en-US" w:bidi="ar-SA"/>
     </w:rPr>
   </w:style>
-  <w:style w:type="paragraph" w:styleId="Heading6">
+  <w:style w:type="paragraph" w:styleId="7">
     <w:name w:val="heading 6"/>
     <w:qFormat/>
+    <w:uiPriority w:val="0"/>
     <w:pPr>
       <w:outlineLvl w:val="5"/>
     </w:pPr>
     <w:rPr>
+      <w:rFonts w:ascii="Times New Roman" w:hAnsi="Times New Roman" w:eastAsia="Times New Roman" w:cs="Times New Roman"/>
       <w:color w:val="1F4D78"/>
+      <w:lang w:val="en-US" w:eastAsia="en-US" w:bidi="ar-SA"/>
     </w:rPr>
   </w:style>
-  <w:style w:type="character" w:default="1" w:styleId="DefaultParagraphFont">
+  <w:style w:type="character" w:default="1" w:styleId="8">
     <w:name w:val="Default Paragraph Font"/>
-    <w:uiPriority w:val="1"/>
     <w:semiHidden/>
     <w:unhideWhenUsed/>
+    <w:uiPriority w:val="1"/>
   </w:style>
-  <w:style w:type="table" w:default="1" w:styleId="TableNormal">
+  <w:style w:type="table" w:default="1" w:styleId="9">
     <w:name w:val="Normal Table"/>
-    <w:uiPriority w:val="99"/>
     <w:semiHidden/>
     <w:unhideWhenUsed/>
+    <w:uiPriority w:val="99"/>
     <w:tblPr>
-      <w:tblInd w:w="0" w:type="dxa"/>
       <w:tblCellMar>
         <w:top w:w="0" w:type="dxa"/>
         <w:left w:w="108" w:type="dxa"/>
@@ -6070,75 +5948,12 @@
       </w:tblCellMar>
     </w:tblPr>
   </w:style>
-  <w:style w:type="numbering" w:default="1" w:styleId="NoList">
-    <w:name w:val="No List"/>
+  <w:style w:type="paragraph" w:styleId="10">
+    <w:name w:val="footer"/>
+    <w:basedOn w:val="1"/>
+    <w:link w:val="20"/>
+    <w:unhideWhenUsed/>
     <w:uiPriority w:val="99"/>
-    <w:semiHidden/>
-    <w:unhideWhenUsed/>
-  </w:style>
-  <w:style w:type="paragraph" w:styleId="Title">
-    <w:name w:val="Title"/>
-    <w:qFormat/>
-    <w:rPr>
-      <w:sz w:val="56"/>
-      <w:szCs w:val="56"/>
-    </w:rPr>
-  </w:style>
-  <w:style w:type="paragraph" w:customStyle="1" w:styleId="Strong1">
-    <w:name w:val="Strong1"/>
-    <w:qFormat/>
-    <w:rPr>
-      <w:b/>
-      <w:bCs/>
-    </w:rPr>
-  </w:style>
-  <w:style w:type="paragraph" w:styleId="ListParagraph">
-    <w:name w:val="List Paragraph"/>
-    <w:qFormat/>
-  </w:style>
-  <w:style w:type="character" w:styleId="Hyperlink">
-    <w:name w:val="Hyperlink"/>
-    <w:uiPriority w:val="99"/>
-    <w:unhideWhenUsed/>
-    <w:rPr>
-      <w:color w:val="0563C1"/>
-      <w:u w:val="single"/>
-    </w:rPr>
-  </w:style>
-  <w:style w:type="character" w:styleId="FootnoteReference">
-    <w:name w:val="footnote reference"/>
-    <w:uiPriority w:val="99"/>
-    <w:semiHidden/>
-    <w:unhideWhenUsed/>
-    <w:rPr>
-      <w:vertAlign w:val="superscript"/>
-    </w:rPr>
-  </w:style>
-  <w:style w:type="paragraph" w:styleId="FootnoteText">
-    <w:name w:val="footnote text"/>
-    <w:link w:val="FootnoteTextChar"/>
-    <w:uiPriority w:val="99"/>
-    <w:semiHidden/>
-    <w:unhideWhenUsed/>
-  </w:style>
-  <w:style w:type="character" w:customStyle="1" w:styleId="FootnoteTextChar">
-    <w:name w:val="Footnote Text Char"/>
-    <w:link w:val="FootnoteText"/>
-    <w:uiPriority w:val="99"/>
-    <w:semiHidden/>
-    <w:unhideWhenUsed/>
-    <w:rPr>
-      <w:sz w:val="20"/>
-      <w:szCs w:val="20"/>
-    </w:rPr>
-  </w:style>
-  <w:style w:type="paragraph" w:styleId="Header">
-    <w:name w:val="header"/>
-    <w:basedOn w:val="Normal"/>
-    <w:link w:val="HeaderChar"/>
-    <w:uiPriority w:val="99"/>
-    <w:unhideWhenUsed/>
-    <w:rsid w:val="00486723"/>
     <w:pPr>
       <w:tabs>
         <w:tab w:val="center" w:pos="4680"/>
@@ -6146,20 +5961,32 @@
       </w:tabs>
     </w:pPr>
   </w:style>
-  <w:style w:type="character" w:customStyle="1" w:styleId="HeaderChar">
-    <w:name w:val="Header Char"/>
-    <w:basedOn w:val="DefaultParagraphFont"/>
-    <w:link w:val="Header"/>
+  <w:style w:type="character" w:styleId="11">
+    <w:name w:val="footnote reference"/>
+    <w:semiHidden/>
+    <w:unhideWhenUsed/>
     <w:uiPriority w:val="99"/>
-    <w:rsid w:val="00486723"/>
+    <w:rPr>
+      <w:vertAlign w:val="superscript"/>
+    </w:rPr>
   </w:style>
-  <w:style w:type="paragraph" w:styleId="Footer">
-    <w:name w:val="footer"/>
-    <w:basedOn w:val="Normal"/>
-    <w:link w:val="FooterChar"/>
+  <w:style w:type="paragraph" w:styleId="12">
+    <w:name w:val="footnote text"/>
+    <w:link w:val="18"/>
+    <w:semiHidden/>
+    <w:unhideWhenUsed/>
     <w:uiPriority w:val="99"/>
+    <w:rPr>
+      <w:rFonts w:ascii="Times New Roman" w:hAnsi="Times New Roman" w:eastAsia="Times New Roman" w:cs="Times New Roman"/>
+      <w:lang w:val="en-US" w:eastAsia="en-US" w:bidi="ar-SA"/>
+    </w:rPr>
+  </w:style>
+  <w:style w:type="paragraph" w:styleId="13">
+    <w:name w:val="header"/>
+    <w:basedOn w:val="1"/>
+    <w:link w:val="19"/>
     <w:unhideWhenUsed/>
-    <w:rsid w:val="00486723"/>
+    <w:uiPriority w:val="99"/>
     <w:pPr>
       <w:tabs>
         <w:tab w:val="center" w:pos="4680"/>
@@ -6167,12 +5994,69 @@
       </w:tabs>
     </w:pPr>
   </w:style>
-  <w:style w:type="character" w:customStyle="1" w:styleId="FooterChar">
+  <w:style w:type="character" w:styleId="14">
+    <w:name w:val="Hyperlink"/>
+    <w:unhideWhenUsed/>
+    <w:uiPriority w:val="99"/>
+    <w:rPr>
+      <w:color w:val="0563C1"/>
+      <w:u w:val="single"/>
+    </w:rPr>
+  </w:style>
+  <w:style w:type="paragraph" w:styleId="15">
+    <w:name w:val="Title"/>
+    <w:qFormat/>
+    <w:uiPriority w:val="0"/>
+    <w:rPr>
+      <w:rFonts w:ascii="Times New Roman" w:hAnsi="Times New Roman" w:eastAsia="Times New Roman" w:cs="Times New Roman"/>
+      <w:sz w:val="56"/>
+      <w:szCs w:val="56"/>
+      <w:lang w:val="en-US" w:eastAsia="en-US" w:bidi="ar-SA"/>
+    </w:rPr>
+  </w:style>
+  <w:style w:type="paragraph" w:customStyle="1" w:styleId="16">
+    <w:name w:val="Strong1"/>
+    <w:qFormat/>
+    <w:uiPriority w:val="0"/>
+    <w:rPr>
+      <w:rFonts w:ascii="Times New Roman" w:hAnsi="Times New Roman" w:eastAsia="Times New Roman" w:cs="Times New Roman"/>
+      <w:b/>
+      <w:bCs/>
+      <w:lang w:val="en-US" w:eastAsia="en-US" w:bidi="ar-SA"/>
+    </w:rPr>
+  </w:style>
+  <w:style w:type="paragraph" w:styleId="17">
+    <w:name w:val="List Paragraph"/>
+    <w:qFormat/>
+    <w:uiPriority w:val="0"/>
+    <w:rPr>
+      <w:rFonts w:ascii="Times New Roman" w:hAnsi="Times New Roman" w:eastAsia="Times New Roman" w:cs="Times New Roman"/>
+      <w:lang w:val="en-US" w:eastAsia="en-US" w:bidi="ar-SA"/>
+    </w:rPr>
+  </w:style>
+  <w:style w:type="character" w:customStyle="1" w:styleId="18">
+    <w:name w:val="Footnote Text Char"/>
+    <w:link w:val="12"/>
+    <w:semiHidden/>
+    <w:unhideWhenUsed/>
+    <w:qFormat/>
+    <w:uiPriority w:val="99"/>
+    <w:rPr>
+      <w:sz w:val="20"/>
+      <w:szCs w:val="20"/>
+    </w:rPr>
+  </w:style>
+  <w:style w:type="character" w:customStyle="1" w:styleId="19">
+    <w:name w:val="Header Char"/>
+    <w:basedOn w:val="8"/>
+    <w:link w:val="13"/>
+    <w:uiPriority w:val="99"/>
+  </w:style>
+  <w:style w:type="character" w:customStyle="1" w:styleId="20">
     <w:name w:val="Footer Char"/>
-    <w:basedOn w:val="DefaultParagraphFont"/>
-    <w:link w:val="Footer"/>
+    <w:basedOn w:val="8"/>
+    <w:link w:val="10"/>
     <w:uiPriority w:val="99"/>
-    <w:rsid w:val="00486723"/>
   </w:style>
 </w:styles>
 </file>
@@ -6220,7 +6104,7 @@
     </a:clrScheme>
     <a:fontScheme name="Office">
       <a:majorFont>
-        <a:latin typeface="Calibri Light" panose="020F0302020204030204"/>
+        <a:latin typeface="Calibri Light"/>
         <a:ea typeface=""/>
         <a:cs typeface=""/>
         <a:font script="Jpan" typeface="ＭＳ ゴシック"/>
@@ -6255,7 +6139,7 @@
         <a:font script="Geor" typeface="Sylfaen"/>
       </a:majorFont>
       <a:minorFont>
-        <a:latin typeface="Calibri" panose="020F0502020204030204"/>
+        <a:latin typeface="Calibri"/>
         <a:ea typeface=""/>
         <a:cs typeface=""/>
         <a:font script="Jpan" typeface="ＭＳ 明朝"/>
@@ -6429,11 +6313,5 @@
     </a:fmtScheme>
   </a:themeElements>
   <a:objectDefaults/>
-  <a:extraClrSchemeLst/>
-  <a:extLst>
-    <a:ext uri="{05A4C25C-085E-4340-85A3-A5531E510DB2}">
-      <thm15:themeFamily xmlns:thm15="http://schemas.microsoft.com/office/thememl/2012/main" name="Office Theme" id="{62F939B6-93AF-4DB8-9C6B-D6C7DFDC589F}" vid="{4A3C46E8-61CC-4603-A589-7422A47A8E4A}"/>
-    </a:ext>
-  </a:extLst>
 </a:theme>
 </file>
--- a/Subject/SWE202c/PE Template/PE EXAM/001-SWE202c-Practical-Exam-Sample/SWE202c_Practical_Exam_Sample.docx
+++ b/Subject/SWE202c/PE Template/PE EXAM/001-SWE202c-Practical-Exam-Sample/SWE202c_Practical_Exam_Sample.docx
@@ -53,6 +53,12 @@
             <w:insideH w:val="single" w:color="auto" w:sz="4" w:space="0"/>
             <w:insideV w:val="single" w:color="auto" w:sz="4" w:space="0"/>
           </w:tblBorders>
+          <w:tblCellMar>
+            <w:top w:w="0" w:type="dxa"/>
+            <w:left w:w="10" w:type="dxa"/>
+            <w:bottom w:w="0" w:type="dxa"/>
+            <w:right w:w="10" w:type="dxa"/>
+          </w:tblCellMar>
         </w:tblPrEx>
         <w:tc>
           <w:tcPr>
@@ -936,7 +942,39 @@
           <w:sz w:val="24"/>
           <w:szCs w:val="22"/>
         </w:rPr>
-        <w:t>Green University is a mid-sized institution with approximately 8,000 students and 400 academic staff. Each semester, the university must manage course enrollment for all undergraduate and postgraduate programmers. Currently, students submit paper-based registration forms to their faculty office, and clerks manually enter the data into spreadsheets. This process is error-prone, slow, and creates long queues during the registration window. The university's administration has therefore decided to commission a web-based Course Registration System (CRS) to automate and streamline the entire workflow.</w:t>
+        <w:t xml:space="preserve">Green University is a </w:t>
+      </w:r>
+      <w:r>
+        <w:rPr>
+          <w:sz w:val="24"/>
+          <w:szCs w:val="22"/>
+          <w:highlight w:val="yellow"/>
+        </w:rPr>
+        <w:t>mid-sized</w:t>
+      </w:r>
+      <w:r>
+        <w:rPr>
+          <w:sz w:val="24"/>
+          <w:szCs w:val="22"/>
+        </w:rPr>
+        <w:t xml:space="preserve"> institution with approximately </w:t>
+      </w:r>
+      <w:r>
+        <w:rPr>
+          <w:b/>
+          <w:bCs/>
+          <w:sz w:val="24"/>
+          <w:szCs w:val="22"/>
+          <w:highlight w:val="yellow"/>
+        </w:rPr>
+        <w:t>8,000 students and 400 academic staff.</w:t>
+      </w:r>
+      <w:r>
+        <w:rPr>
+          <w:sz w:val="24"/>
+          <w:szCs w:val="22"/>
+        </w:rPr>
+        <w:t xml:space="preserve"> Each semester, the university must manage course enrollment for all undergraduate and postgraduate programmers. Currently, students submit paper-based registration forms to their faculty office, and clerks manually enter the data into spreadsheets. This process is error-prone, slow, and creates long queues during the registration window. The university's administration has therefore decided to commission a web-based Course Registration System (CRS) to automate and streamline the entire workflow.</w:t>
       </w:r>
     </w:p>
     <w:p>
@@ -960,7 +998,75 @@
           <w:sz w:val="24"/>
           <w:szCs w:val="22"/>
         </w:rPr>
-        <w:t>The CRS is expected to serve four main groups of users. Students need to browse the catalogue of available courses, check their eligibility based on completed prerequisites, submit registration requests, and track the status of each request in real time. If a course is fully booked, a student may join an electronic waitlist; should a registered student later drop the course, the system automatically notifies and enrolls the first eligible student on the waitlist. Lecturers need to review the roster of students enrolled in their courses, record midterm and final grades, and release grades to students once the grading period closes. Academic Staff (administrators) are responsible for defining the semester timetable, setting and publishing course quotas, opening and closing the registration window, approving exceptional cases, and generating enrolment and grade-distribution reports. Finally, a System Administrator manages user accounts, configures system parameters, and oversees scheduled data backups.</w:t>
+        <w:t xml:space="preserve">The CRS is expected to serve four main groups of users. </w:t>
+      </w:r>
+      <w:r>
+        <w:rPr>
+          <w:b/>
+          <w:bCs/>
+          <w:sz w:val="24"/>
+          <w:szCs w:val="22"/>
+          <w:highlight w:val="yellow"/>
+        </w:rPr>
+        <w:t>Students</w:t>
+      </w:r>
+      <w:r>
+        <w:rPr>
+          <w:sz w:val="24"/>
+          <w:szCs w:val="22"/>
+        </w:rPr>
+        <w:t xml:space="preserve"> need to browse the catalogue of available courses, check their eligibility based on completed prerequisites, submit registration requests, and track the status of each request in real time. If a course is fully booked, a student may join an electronic waitlist; should a registered student later drop the course, the system automatically notifies and enrolls the first eligible student on the waitlist. </w:t>
+      </w:r>
+      <w:r>
+        <w:rPr>
+          <w:b/>
+          <w:bCs/>
+          <w:sz w:val="24"/>
+          <w:szCs w:val="22"/>
+          <w:highlight w:val="yellow"/>
+        </w:rPr>
+        <w:t>Lecturers</w:t>
+      </w:r>
+      <w:r>
+        <w:rPr>
+          <w:sz w:val="24"/>
+          <w:szCs w:val="22"/>
+        </w:rPr>
+        <w:t xml:space="preserve"> need to review the roster of students enrolled in their courses, record midterm and final grades, and release grades to students once the grading period closes. </w:t>
+      </w:r>
+      <w:r>
+        <w:rPr>
+          <w:b/>
+          <w:bCs/>
+          <w:sz w:val="24"/>
+          <w:szCs w:val="22"/>
+          <w:highlight w:val="yellow"/>
+        </w:rPr>
+        <w:t>Academic Staff</w:t>
+      </w:r>
+      <w:r>
+        <w:rPr>
+          <w:sz w:val="24"/>
+          <w:szCs w:val="22"/>
+        </w:rPr>
+        <w:t xml:space="preserve"> (administrators) are responsible for defining the semester timetable, setting and publishing course quotas, opening and closing the registration window, approving exceptional cases, and generating enrolment and grade-distribution reports. Finally, a </w:t>
+      </w:r>
+      <w:r>
+        <w:rPr>
+          <w:b/>
+          <w:bCs/>
+          <w:sz w:val="24"/>
+          <w:szCs w:val="22"/>
+          <w:highlight w:val="yellow"/>
+        </w:rPr>
+        <w:t>System Administrator</w:t>
+      </w:r>
+      <w:r>
+        <w:rPr>
+          <w:sz w:val="24"/>
+          <w:szCs w:val="22"/>
+        </w:rPr>
+        <w:t xml:space="preserve"> manages user accounts, configures system parameters, and oversees scheduled data backups.</w:t>
       </w:r>
     </w:p>
     <w:p>
@@ -986,8 +1092,6 @@
         </w:rPr>
         <w:t>From a technical standpoint, the university imposes several constraints. The system must remain responsive—handling at least 1,000 simultaneous users during peak registration periods with a page-response time under 3 seconds. Because student records and grade data are sensitive, all communication must be encrypted using TLS 1.2 or higher, and access must be governed by a role-based access control (RBAC) model so that each user sees only the functions and data relevant to their role. The platform must be available 99.5 % of the time during the semester, with any planned maintenance scheduled outside the registration window. The interface must be accessible on both desktop and mobile browsers and must conform to WCAG 2.1 Level AA accessibility standards. The architecture should also support horizontal scaling so that additional server capacity can be added smoothly as student numbers grow in future years.</w:t>
       </w:r>
-      <w:bookmarkStart w:id="0" w:name="_GoBack"/>
-      <w:bookmarkEnd w:id="0"/>
     </w:p>
     <w:p>
       <w:pPr>
@@ -1054,7 +1158,7 @@
     </w:p>
     <w:p>
       <w:pPr>
-        <w:pStyle w:val="17"/>
+        <w:pStyle w:val="18"/>
         <w:numPr>
           <w:ilvl w:val="0"/>
           <w:numId w:val="1"/>
@@ -1071,7 +1175,7 @@
     </w:p>
     <w:p>
       <w:pPr>
-        <w:pStyle w:val="17"/>
+        <w:pStyle w:val="18"/>
         <w:numPr>
           <w:ilvl w:val="0"/>
           <w:numId w:val="2"/>
@@ -1088,7 +1192,7 @@
     </w:p>
     <w:p>
       <w:pPr>
-        <w:pStyle w:val="17"/>
+        <w:pStyle w:val="18"/>
         <w:numPr>
           <w:ilvl w:val="0"/>
           <w:numId w:val="2"/>
@@ -1105,7 +1209,7 @@
     </w:p>
     <w:p>
       <w:pPr>
-        <w:pStyle w:val="17"/>
+        <w:pStyle w:val="18"/>
         <w:numPr>
           <w:ilvl w:val="0"/>
           <w:numId w:val="2"/>
@@ -1122,7 +1226,7 @@
     </w:p>
     <w:p>
       <w:pPr>
-        <w:pStyle w:val="17"/>
+        <w:pStyle w:val="18"/>
         <w:numPr>
           <w:ilvl w:val="0"/>
           <w:numId w:val="2"/>
@@ -1144,7 +1248,7 @@
     </w:p>
     <w:p>
       <w:pPr>
-        <w:pStyle w:val="17"/>
+        <w:pStyle w:val="18"/>
         <w:numPr>
           <w:ilvl w:val="0"/>
           <w:numId w:val="1"/>
@@ -1186,7 +1290,7 @@
     </w:p>
     <w:p>
       <w:pPr>
-        <w:pStyle w:val="17"/>
+        <w:pStyle w:val="18"/>
         <w:numPr>
           <w:ilvl w:val="0"/>
           <w:numId w:val="3"/>
@@ -1208,7 +1312,7 @@
     </w:p>
     <w:p>
       <w:pPr>
-        <w:pStyle w:val="17"/>
+        <w:pStyle w:val="18"/>
         <w:numPr>
           <w:ilvl w:val="0"/>
           <w:numId w:val="3"/>
@@ -1230,7 +1334,7 @@
     </w:p>
     <w:p>
       <w:pPr>
-        <w:pStyle w:val="17"/>
+        <w:pStyle w:val="18"/>
         <w:numPr>
           <w:ilvl w:val="0"/>
           <w:numId w:val="3"/>
@@ -1247,7 +1351,7 @@
     </w:p>
     <w:p>
       <w:pPr>
-        <w:pStyle w:val="17"/>
+        <w:pStyle w:val="18"/>
         <w:numPr>
           <w:ilvl w:val="0"/>
           <w:numId w:val="2"/>
@@ -1264,7 +1368,7 @@
     </w:p>
     <w:p>
       <w:pPr>
-        <w:pStyle w:val="17"/>
+        <w:pStyle w:val="18"/>
         <w:numPr>
           <w:ilvl w:val="0"/>
           <w:numId w:val="2"/>
@@ -1281,7 +1385,7 @@
     </w:p>
     <w:p>
       <w:pPr>
-        <w:pStyle w:val="17"/>
+        <w:pStyle w:val="18"/>
         <w:numPr>
           <w:ilvl w:val="0"/>
           <w:numId w:val="2"/>
@@ -1298,7 +1402,7 @@
     </w:p>
     <w:p>
       <w:pPr>
-        <w:pStyle w:val="17"/>
+        <w:pStyle w:val="18"/>
         <w:numPr>
           <w:ilvl w:val="0"/>
           <w:numId w:val="2"/>
@@ -1315,7 +1419,7 @@
     </w:p>
     <w:p>
       <w:pPr>
-        <w:pStyle w:val="17"/>
+        <w:pStyle w:val="18"/>
         <w:numPr>
           <w:ilvl w:val="0"/>
           <w:numId w:val="2"/>
@@ -2692,7 +2796,7 @@
     </w:p>
     <w:p>
       <w:pPr>
-        <w:pStyle w:val="17"/>
+        <w:pStyle w:val="18"/>
         <w:numPr>
           <w:ilvl w:val="0"/>
           <w:numId w:val="4"/>
@@ -2714,7 +2818,7 @@
     </w:p>
     <w:p>
       <w:pPr>
-        <w:pStyle w:val="17"/>
+        <w:pStyle w:val="18"/>
         <w:numPr>
           <w:ilvl w:val="0"/>
           <w:numId w:val="4"/>
@@ -2731,7 +2835,7 @@
     </w:p>
     <w:p>
       <w:pPr>
-        <w:pStyle w:val="17"/>
+        <w:pStyle w:val="18"/>
         <w:numPr>
           <w:ilvl w:val="0"/>
           <w:numId w:val="2"/>
@@ -2748,7 +2852,7 @@
     </w:p>
     <w:p>
       <w:pPr>
-        <w:pStyle w:val="17"/>
+        <w:pStyle w:val="18"/>
         <w:numPr>
           <w:ilvl w:val="0"/>
           <w:numId w:val="2"/>
@@ -2765,7 +2869,7 @@
     </w:p>
     <w:p>
       <w:pPr>
-        <w:pStyle w:val="17"/>
+        <w:pStyle w:val="18"/>
         <w:numPr>
           <w:ilvl w:val="0"/>
           <w:numId w:val="2"/>
@@ -2782,7 +2886,7 @@
     </w:p>
     <w:p>
       <w:pPr>
-        <w:pStyle w:val="17"/>
+        <w:pStyle w:val="18"/>
         <w:numPr>
           <w:ilvl w:val="0"/>
           <w:numId w:val="2"/>
@@ -2799,7 +2903,7 @@
     </w:p>
     <w:p>
       <w:pPr>
-        <w:pStyle w:val="17"/>
+        <w:pStyle w:val="18"/>
         <w:numPr>
           <w:ilvl w:val="0"/>
           <w:numId w:val="2"/>
@@ -2859,7 +2963,7 @@
     </w:p>
     <w:p>
       <w:pPr>
-        <w:pStyle w:val="17"/>
+        <w:pStyle w:val="18"/>
         <w:numPr>
           <w:ilvl w:val="0"/>
           <w:numId w:val="5"/>
@@ -2876,7 +2980,7 @@
     </w:p>
     <w:p>
       <w:pPr>
-        <w:pStyle w:val="17"/>
+        <w:pStyle w:val="18"/>
         <w:numPr>
           <w:ilvl w:val="0"/>
           <w:numId w:val="2"/>
@@ -2893,7 +2997,7 @@
     </w:p>
     <w:p>
       <w:pPr>
-        <w:pStyle w:val="17"/>
+        <w:pStyle w:val="18"/>
         <w:numPr>
           <w:ilvl w:val="0"/>
           <w:numId w:val="2"/>
@@ -2910,7 +3014,7 @@
     </w:p>
     <w:p>
       <w:pPr>
-        <w:pStyle w:val="17"/>
+        <w:pStyle w:val="18"/>
         <w:numPr>
           <w:ilvl w:val="0"/>
           <w:numId w:val="2"/>
@@ -2927,7 +3031,7 @@
     </w:p>
     <w:p>
       <w:pPr>
-        <w:pStyle w:val="17"/>
+        <w:pStyle w:val="18"/>
         <w:numPr>
           <w:ilvl w:val="0"/>
           <w:numId w:val="2"/>
@@ -2949,7 +3053,7 @@
     </w:p>
     <w:p>
       <w:pPr>
-        <w:pStyle w:val="17"/>
+        <w:pStyle w:val="18"/>
         <w:numPr>
           <w:ilvl w:val="0"/>
           <w:numId w:val="5"/>
@@ -2966,7 +3070,7 @@
     </w:p>
     <w:p>
       <w:pPr>
-        <w:pStyle w:val="17"/>
+        <w:pStyle w:val="18"/>
         <w:numPr>
           <w:ilvl w:val="0"/>
           <w:numId w:val="2"/>
@@ -2983,7 +3087,7 @@
     </w:p>
     <w:p>
       <w:pPr>
-        <w:pStyle w:val="17"/>
+        <w:pStyle w:val="18"/>
         <w:numPr>
           <w:ilvl w:val="0"/>
           <w:numId w:val="2"/>
@@ -3000,7 +3104,7 @@
     </w:p>
     <w:p>
       <w:pPr>
-        <w:pStyle w:val="17"/>
+        <w:pStyle w:val="18"/>
         <w:numPr>
           <w:ilvl w:val="0"/>
           <w:numId w:val="2"/>
@@ -3042,12 +3146,12 @@
         </w:tblCellMar>
       </w:tblPr>
       <w:tblGrid>
-        <w:gridCol w:w="749"/>
-        <w:gridCol w:w="2396"/>
-        <w:gridCol w:w="1800"/>
-        <w:gridCol w:w="2250"/>
-        <w:gridCol w:w="1980"/>
-        <w:gridCol w:w="1162"/>
+        <w:gridCol w:w="738"/>
+        <w:gridCol w:w="2126"/>
+        <w:gridCol w:w="1748"/>
+        <w:gridCol w:w="2033"/>
+        <w:gridCol w:w="1825"/>
+        <w:gridCol w:w="1867"/>
       </w:tblGrid>
       <w:tr>
         <w:tblPrEx>
@@ -3071,7 +3175,7 @@
         </w:trPr>
         <w:tc>
           <w:tcPr>
-            <w:tcW w:w="749" w:type="dxa"/>
+            <w:tcW w:w="748" w:type="dxa"/>
             <w:tcBorders>
               <w:top w:val="single" w:color="1A6B3C" w:sz="4" w:space="0"/>
               <w:left w:val="single" w:color="1A6B3C" w:sz="4" w:space="0"/>
@@ -3099,7 +3203,7 @@
         </w:tc>
         <w:tc>
           <w:tcPr>
-            <w:tcW w:w="2396" w:type="dxa"/>
+            <w:tcW w:w="2371" w:type="dxa"/>
             <w:tcBorders>
               <w:top w:val="single" w:color="1A6B3C" w:sz="4" w:space="0"/>
               <w:left w:val="single" w:color="1A6B3C" w:sz="4" w:space="0"/>
@@ -3130,7 +3234,7 @@
         </w:tc>
         <w:tc>
           <w:tcPr>
-            <w:tcW w:w="1800" w:type="dxa"/>
+            <w:tcW w:w="1795" w:type="dxa"/>
             <w:tcBorders>
               <w:top w:val="single" w:color="1A6B3C" w:sz="4" w:space="0"/>
               <w:left w:val="single" w:color="1A6B3C" w:sz="4" w:space="0"/>
@@ -3161,7 +3265,7 @@
         </w:tc>
         <w:tc>
           <w:tcPr>
-            <w:tcW w:w="2250" w:type="dxa"/>
+            <w:tcW w:w="2230" w:type="dxa"/>
             <w:tcBorders>
               <w:top w:val="single" w:color="1A6B3C" w:sz="4" w:space="0"/>
               <w:left w:val="single" w:color="1A6B3C" w:sz="4" w:space="0"/>
@@ -3192,7 +3296,7 @@
         </w:tc>
         <w:tc>
           <w:tcPr>
-            <w:tcW w:w="1980" w:type="dxa"/>
+            <w:tcW w:w="1966" w:type="dxa"/>
             <w:tcBorders>
               <w:top w:val="single" w:color="1A6B3C" w:sz="4" w:space="0"/>
               <w:left w:val="single" w:color="1A6B3C" w:sz="4" w:space="0"/>
@@ -3222,7 +3326,7 @@
         </w:tc>
         <w:tc>
           <w:tcPr>
-            <w:tcW w:w="1162" w:type="dxa"/>
+            <w:tcW w:w="1227" w:type="dxa"/>
             <w:tcBorders>
               <w:top w:val="single" w:color="1A6B3C" w:sz="4" w:space="0"/>
               <w:left w:val="single" w:color="1A6B3C" w:sz="4" w:space="0"/>
@@ -3274,7 +3378,7 @@
         </w:trPr>
         <w:tc>
           <w:tcPr>
-            <w:tcW w:w="749" w:type="dxa"/>
+            <w:tcW w:w="748" w:type="dxa"/>
             <w:tcBorders>
               <w:top w:val="single" w:color="AAAAAA" w:sz="2" w:space="0"/>
               <w:left w:val="single" w:color="AAAAAA" w:sz="2" w:space="0"/>
@@ -3300,7 +3404,7 @@
         </w:tc>
         <w:tc>
           <w:tcPr>
-            <w:tcW w:w="2396" w:type="dxa"/>
+            <w:tcW w:w="2371" w:type="dxa"/>
             <w:tcBorders>
               <w:top w:val="single" w:color="AAAAAA" w:sz="2" w:space="0"/>
               <w:left w:val="single" w:color="AAAAAA" w:sz="2" w:space="0"/>
@@ -3315,11 +3419,22 @@
               <w:right w:w="120" w:type="dxa"/>
             </w:tcMar>
           </w:tcPr>
-          <w:p/>
-        </w:tc>
-        <w:tc>
-          <w:tcPr>
-            <w:tcW w:w="1800" w:type="dxa"/>
+          <w:p>
+            <w:r>
+              <w:rPr>
+                <w:rFonts w:hint="default" w:ascii="Times New Roman" w:hAnsi="Times New Roman" w:cs="Times New Roman"/>
+                <w:sz w:val="24"/>
+                <w:szCs w:val="24"/>
+                <w:vertAlign w:val="baseline"/>
+                <w:lang w:val="en-US"/>
+              </w:rPr>
+              <w:t>Test register course success</w:t>
+            </w:r>
+          </w:p>
+        </w:tc>
+        <w:tc>
+          <w:tcPr>
+            <w:tcW w:w="1795" w:type="dxa"/>
             <w:tcBorders>
               <w:top w:val="single" w:color="AAAAAA" w:sz="2" w:space="0"/>
               <w:left w:val="single" w:color="AAAAAA" w:sz="2" w:space="0"/>
@@ -3336,13 +3451,69 @@
           </w:tcPr>
           <w:p>
             <w:pPr>
+              <w:widowControl w:val="0"/>
+              <w:jc w:val="both"/>
+              <w:rPr>
+                <w:rFonts w:hint="default" w:ascii="Times New Roman" w:hAnsi="Times New Roman" w:cs="Times New Roman"/>
+                <w:sz w:val="24"/>
+                <w:szCs w:val="24"/>
+                <w:vertAlign w:val="baseline"/>
+                <w:lang w:val="en-US"/>
+              </w:rPr>
+            </w:pPr>
+            <w:r>
+              <w:rPr>
+                <w:rFonts w:hint="default" w:ascii="Times New Roman" w:hAnsi="Times New Roman" w:cs="Times New Roman"/>
+                <w:sz w:val="24"/>
+                <w:szCs w:val="24"/>
+                <w:vertAlign w:val="baseline"/>
+                <w:lang w:val="en-US"/>
+              </w:rPr>
+              <w:t>- Student in authentication and logged in</w:t>
+            </w:r>
+          </w:p>
+          <w:p>
+            <w:pPr>
+              <w:widowControl w:val="0"/>
+              <w:jc w:val="both"/>
+              <w:rPr>
+                <w:rFonts w:hint="default" w:ascii="Times New Roman" w:hAnsi="Times New Roman" w:cs="Times New Roman"/>
+                <w:sz w:val="24"/>
+                <w:szCs w:val="24"/>
+                <w:vertAlign w:val="baseline"/>
+                <w:lang w:val="en-US"/>
+              </w:rPr>
+            </w:pPr>
+            <w:r>
+              <w:rPr>
+                <w:rFonts w:hint="default" w:ascii="Times New Roman" w:hAnsi="Times New Roman" w:cs="Times New Roman"/>
+                <w:sz w:val="24"/>
+                <w:szCs w:val="24"/>
+                <w:vertAlign w:val="baseline"/>
+                <w:lang w:val="en-US"/>
+              </w:rPr>
+              <w:t>- Registration window is currently open</w:t>
+            </w:r>
+          </w:p>
+          <w:p>
+            <w:pPr>
               <w:jc w:val="center"/>
             </w:pPr>
-          </w:p>
-        </w:tc>
-        <w:tc>
-          <w:tcPr>
-            <w:tcW w:w="2250" w:type="dxa"/>
+            <w:r>
+              <w:rPr>
+                <w:rFonts w:hint="default" w:ascii="Times New Roman" w:hAnsi="Times New Roman" w:cs="Times New Roman"/>
+                <w:sz w:val="24"/>
+                <w:szCs w:val="24"/>
+                <w:vertAlign w:val="baseline"/>
+                <w:lang w:val="en-US"/>
+              </w:rPr>
+              <w:t>- Student has met all prerequisites for the chosen course</w:t>
+            </w:r>
+          </w:p>
+        </w:tc>
+        <w:tc>
+          <w:tcPr>
+            <w:tcW w:w="2230" w:type="dxa"/>
             <w:tcBorders>
               <w:top w:val="single" w:color="AAAAAA" w:sz="2" w:space="0"/>
               <w:left w:val="single" w:color="AAAAAA" w:sz="2" w:space="0"/>
@@ -3356,16 +3527,59 @@
               <w:bottom w:w="70" w:type="dxa"/>
               <w:right w:w="100" w:type="dxa"/>
             </w:tcMar>
-          </w:tcPr>
-          <w:p>
-            <w:pPr>
-              <w:jc w:val="center"/>
-            </w:pPr>
-          </w:p>
-        </w:tc>
-        <w:tc>
-          <w:tcPr>
-            <w:tcW w:w="1980" w:type="dxa"/>
+            <w:vAlign w:val="top"/>
+          </w:tcPr>
+          <w:p>
+            <w:pPr>
+              <w:widowControl w:val="0"/>
+              <w:numPr>
+                <w:ilvl w:val="0"/>
+                <w:numId w:val="6"/>
+              </w:numPr>
+              <w:jc w:val="both"/>
+              <w:rPr>
+                <w:rFonts w:hint="default" w:ascii="Times New Roman" w:hAnsi="Times New Roman" w:cs="Times New Roman"/>
+                <w:sz w:val="24"/>
+                <w:szCs w:val="24"/>
+                <w:vertAlign w:val="baseline"/>
+                <w:lang w:val="en-US"/>
+              </w:rPr>
+            </w:pPr>
+            <w:r>
+              <w:rPr>
+                <w:rFonts w:hint="default" w:ascii="Times New Roman" w:hAnsi="Times New Roman" w:cs="Times New Roman"/>
+                <w:sz w:val="24"/>
+                <w:szCs w:val="24"/>
+                <w:vertAlign w:val="baseline"/>
+                <w:lang w:val="en-US"/>
+              </w:rPr>
+              <w:t>Student selects ‘Browse Courses’ from the dashboard.</w:t>
+            </w:r>
+          </w:p>
+          <w:p>
+            <w:pPr>
+              <w:widowControl w:val="0"/>
+              <w:numPr>
+                <w:ilvl w:val="0"/>
+                <w:numId w:val="6"/>
+              </w:numPr>
+              <w:jc w:val="both"/>
+            </w:pPr>
+            <w:r>
+              <w:rPr>
+                <w:rFonts w:hint="default" w:ascii="Times New Roman" w:hAnsi="Times New Roman" w:cs="Times New Roman"/>
+                <w:sz w:val="24"/>
+                <w:szCs w:val="24"/>
+                <w:vertAlign w:val="baseline"/>
+                <w:lang w:val="en-US"/>
+              </w:rPr>
+              <w:t>Student selects a course and clicks ‘Register’</w:t>
+            </w:r>
+          </w:p>
+        </w:tc>
+        <w:tc>
+          <w:tcPr>
+            <w:tcW w:w="1966" w:type="dxa"/>
             <w:tcBorders>
               <w:top w:val="single" w:color="AAAAAA" w:sz="2" w:space="0"/>
               <w:left w:val="single" w:color="AAAAAA" w:sz="2" w:space="0"/>
@@ -3374,11 +3588,22 @@
             </w:tcBorders>
             <w:shd w:val="clear" w:color="auto" w:fill="F5F9FF"/>
           </w:tcPr>
-          <w:p/>
-        </w:tc>
-        <w:tc>
-          <w:tcPr>
-            <w:tcW w:w="1162" w:type="dxa"/>
+          <w:p>
+            <w:r>
+              <w:rPr>
+                <w:rFonts w:hint="default" w:ascii="Times New Roman" w:hAnsi="Times New Roman" w:cs="Times New Roman"/>
+                <w:sz w:val="24"/>
+                <w:szCs w:val="24"/>
+                <w:vertAlign w:val="baseline"/>
+                <w:lang w:val="en-US"/>
+              </w:rPr>
+              <w:t>System sends a confirmation notification to the student</w:t>
+            </w:r>
+          </w:p>
+        </w:tc>
+        <w:tc>
+          <w:tcPr>
+            <w:tcW w:w="1227" w:type="dxa"/>
             <w:tcBorders>
               <w:top w:val="single" w:color="AAAAAA" w:sz="2" w:space="0"/>
               <w:left w:val="single" w:color="AAAAAA" w:sz="2" w:space="0"/>
@@ -3393,7 +3618,18 @@
               <w:right w:w="100" w:type="dxa"/>
             </w:tcMar>
           </w:tcPr>
-          <w:p/>
+          <w:p>
+            <w:r>
+              <w:rPr>
+                <w:rFonts w:hint="default" w:ascii="Times New Roman" w:hAnsi="Times New Roman" w:cs="Times New Roman"/>
+                <w:sz w:val="24"/>
+                <w:szCs w:val="24"/>
+                <w:vertAlign w:val="baseline"/>
+                <w:lang w:val="en-US"/>
+              </w:rPr>
+              <w:t>Functional test (Black-box testing)</w:t>
+            </w:r>
+          </w:p>
         </w:tc>
       </w:tr>
       <w:tr>
@@ -3418,7 +3654,7 @@
         </w:trPr>
         <w:tc>
           <w:tcPr>
-            <w:tcW w:w="749" w:type="dxa"/>
+            <w:tcW w:w="748" w:type="dxa"/>
             <w:tcBorders>
               <w:top w:val="single" w:color="AAAAAA" w:sz="2" w:space="0"/>
               <w:left w:val="single" w:color="AAAAAA" w:sz="2" w:space="0"/>
@@ -3444,7 +3680,7 @@
         </w:tc>
         <w:tc>
           <w:tcPr>
-            <w:tcW w:w="2396" w:type="dxa"/>
+            <w:tcW w:w="2371" w:type="dxa"/>
             <w:tcBorders>
               <w:top w:val="single" w:color="AAAAAA" w:sz="2" w:space="0"/>
               <w:left w:val="single" w:color="AAAAAA" w:sz="2" w:space="0"/>
@@ -3459,11 +3695,28 @@
               <w:right w:w="120" w:type="dxa"/>
             </w:tcMar>
           </w:tcPr>
-          <w:p/>
-        </w:tc>
-        <w:tc>
-          <w:tcPr>
-            <w:tcW w:w="1800" w:type="dxa"/>
+          <w:p>
+            <w:pPr>
+              <w:rPr>
+                <w:rFonts w:hint="default"/>
+                <w:lang w:val="en-US"/>
+              </w:rPr>
+            </w:pPr>
+            <w:r>
+              <w:rPr>
+                <w:rFonts w:hint="default" w:ascii="Times New Roman" w:hAnsi="Times New Roman" w:cs="Times New Roman"/>
+                <w:sz w:val="24"/>
+                <w:szCs w:val="24"/>
+                <w:vertAlign w:val="baseline"/>
+                <w:lang w:val="en-US"/>
+              </w:rPr>
+              <w:t>Test register course success with having a  seat available</w:t>
+            </w:r>
+          </w:p>
+        </w:tc>
+        <w:tc>
+          <w:tcPr>
+            <w:tcW w:w="1795" w:type="dxa"/>
             <w:tcBorders>
               <w:top w:val="single" w:color="AAAAAA" w:sz="2" w:space="0"/>
               <w:left w:val="single" w:color="AAAAAA" w:sz="2" w:space="0"/>
@@ -3480,13 +3733,92 @@
           </w:tcPr>
           <w:p>
             <w:pPr>
+              <w:widowControl w:val="0"/>
+              <w:jc w:val="both"/>
+              <w:rPr>
+                <w:rFonts w:hint="default" w:ascii="Times New Roman" w:hAnsi="Times New Roman" w:cs="Times New Roman"/>
+                <w:sz w:val="24"/>
+                <w:szCs w:val="24"/>
+                <w:vertAlign w:val="baseline"/>
+                <w:lang w:val="en-US"/>
+              </w:rPr>
+            </w:pPr>
+            <w:r>
+              <w:rPr>
+                <w:rFonts w:hint="default" w:ascii="Times New Roman" w:hAnsi="Times New Roman" w:cs="Times New Roman"/>
+                <w:sz w:val="24"/>
+                <w:szCs w:val="24"/>
+                <w:vertAlign w:val="baseline"/>
+                <w:lang w:val="en-US"/>
+              </w:rPr>
+              <w:t>- Student in authentication and logged in</w:t>
+            </w:r>
+          </w:p>
+          <w:p>
+            <w:pPr>
+              <w:widowControl w:val="0"/>
+              <w:jc w:val="both"/>
+              <w:rPr>
+                <w:rFonts w:hint="default" w:ascii="Times New Roman" w:hAnsi="Times New Roman" w:cs="Times New Roman"/>
+                <w:sz w:val="24"/>
+                <w:szCs w:val="24"/>
+                <w:vertAlign w:val="baseline"/>
+                <w:lang w:val="en-US"/>
+              </w:rPr>
+            </w:pPr>
+            <w:r>
+              <w:rPr>
+                <w:rFonts w:hint="default" w:ascii="Times New Roman" w:hAnsi="Times New Roman" w:cs="Times New Roman"/>
+                <w:sz w:val="24"/>
+                <w:szCs w:val="24"/>
+                <w:vertAlign w:val="baseline"/>
+                <w:lang w:val="en-US"/>
+              </w:rPr>
+              <w:t>- Registration window is currently open</w:t>
+            </w:r>
+          </w:p>
+          <w:p>
+            <w:pPr>
+              <w:widowControl w:val="0"/>
+              <w:jc w:val="both"/>
+              <w:rPr>
+                <w:rFonts w:hint="default" w:ascii="Times New Roman" w:hAnsi="Times New Roman" w:cs="Times New Roman"/>
+                <w:sz w:val="24"/>
+                <w:szCs w:val="24"/>
+                <w:vertAlign w:val="baseline"/>
+                <w:lang w:val="en-US"/>
+              </w:rPr>
+            </w:pPr>
+            <w:r>
+              <w:rPr>
+                <w:rFonts w:hint="default" w:ascii="Times New Roman" w:hAnsi="Times New Roman" w:cs="Times New Roman"/>
+                <w:sz w:val="24"/>
+                <w:szCs w:val="24"/>
+                <w:vertAlign w:val="baseline"/>
+                <w:lang w:val="en-US"/>
+              </w:rPr>
+              <w:t>- Student has met all prerequisites for the chosen course</w:t>
+            </w:r>
+          </w:p>
+          <w:p>
+            <w:pPr>
               <w:jc w:val="center"/>
             </w:pPr>
-          </w:p>
-        </w:tc>
-        <w:tc>
-          <w:tcPr>
-            <w:tcW w:w="2250" w:type="dxa"/>
+            <w:r>
+              <w:rPr>
+                <w:rFonts w:hint="default" w:ascii="Times New Roman" w:hAnsi="Times New Roman" w:cs="Times New Roman"/>
+                <w:sz w:val="24"/>
+                <w:szCs w:val="24"/>
+                <w:vertAlign w:val="baseline"/>
+                <w:lang w:val="en-US"/>
+              </w:rPr>
+              <w:t>- The course just have a last seat available.</w:t>
+            </w:r>
+          </w:p>
+        </w:tc>
+        <w:tc>
+          <w:tcPr>
+            <w:tcW w:w="2230" w:type="dxa"/>
             <w:tcBorders>
               <w:top w:val="single" w:color="AAAAAA" w:sz="2" w:space="0"/>
               <w:left w:val="single" w:color="AAAAAA" w:sz="2" w:space="0"/>
@@ -3503,41 +3835,512 @@
           </w:tcPr>
           <w:p>
             <w:pPr>
+              <w:widowControl w:val="0"/>
+              <w:numPr>
+                <w:ilvl w:val="0"/>
+                <w:numId w:val="7"/>
+              </w:numPr>
+              <w:jc w:val="both"/>
+              <w:rPr>
+                <w:rFonts w:hint="default" w:ascii="Times New Roman" w:hAnsi="Times New Roman" w:cs="Times New Roman"/>
+                <w:sz w:val="24"/>
+                <w:szCs w:val="24"/>
+                <w:vertAlign w:val="baseline"/>
+                <w:lang w:val="en-US"/>
+              </w:rPr>
+            </w:pPr>
+            <w:r>
+              <w:rPr>
+                <w:rFonts w:hint="default" w:ascii="Times New Roman" w:hAnsi="Times New Roman" w:cs="Times New Roman"/>
+                <w:sz w:val="24"/>
+                <w:szCs w:val="24"/>
+                <w:vertAlign w:val="baseline"/>
+                <w:lang w:val="en-US"/>
+              </w:rPr>
+              <w:t>Student selects ‘Browse Courses’ from the dashboard.</w:t>
+            </w:r>
+            <w:r>
+              <w:rPr>
+                <w:rFonts w:hint="default" w:ascii="Times New Roman" w:hAnsi="Times New Roman" w:cs="Times New Roman"/>
+                <w:sz w:val="24"/>
+                <w:szCs w:val="24"/>
+                <w:vertAlign w:val="baseline"/>
+                <w:lang w:val="en-US"/>
+              </w:rPr>
+              <w:br w:type="textWrapping"/>
+            </w:r>
+          </w:p>
+          <w:p>
+            <w:pPr>
+              <w:numPr>
+                <w:ilvl w:val="0"/>
+                <w:numId w:val="7"/>
+              </w:numPr>
+              <w:ind w:left="0" w:leftChars="0" w:firstLine="0" w:firstLineChars="0"/>
               <w:jc w:val="center"/>
             </w:pPr>
-          </w:p>
-        </w:tc>
-        <w:tc>
-          <w:tcPr>
-            <w:tcW w:w="1980" w:type="dxa"/>
-            <w:tcBorders>
-              <w:top w:val="single" w:color="AAAAAA" w:sz="2" w:space="0"/>
-              <w:left w:val="single" w:color="AAAAAA" w:sz="2" w:space="0"/>
-              <w:bottom w:val="single" w:color="AAAAAA" w:sz="2" w:space="0"/>
-              <w:right w:val="single" w:color="AAAAAA" w:sz="2" w:space="0"/>
-            </w:tcBorders>
-            <w:shd w:val="clear" w:color="auto" w:fill="FFFFFF"/>
-          </w:tcPr>
-          <w:p/>
-        </w:tc>
-        <w:tc>
-          <w:tcPr>
-            <w:tcW w:w="1162" w:type="dxa"/>
-            <w:tcBorders>
-              <w:top w:val="single" w:color="AAAAAA" w:sz="2" w:space="0"/>
-              <w:left w:val="single" w:color="AAAAAA" w:sz="2" w:space="0"/>
-              <w:bottom w:val="single" w:color="AAAAAA" w:sz="2" w:space="0"/>
-              <w:right w:val="single" w:color="AAAAAA" w:sz="2" w:space="0"/>
-            </w:tcBorders>
-            <w:shd w:val="clear" w:color="auto" w:fill="FFFFFF"/>
+            <w:r>
+              <w:rPr>
+                <w:rFonts w:hint="default" w:ascii="Times New Roman" w:hAnsi="Times New Roman" w:cs="Times New Roman"/>
+                <w:sz w:val="24"/>
+                <w:szCs w:val="24"/>
+                <w:vertAlign w:val="baseline"/>
+                <w:lang w:val="en-US"/>
+              </w:rPr>
+              <w:t>Student selects a course and clicks ‘Register’</w:t>
+            </w:r>
+          </w:p>
+        </w:tc>
+        <w:tc>
+          <w:tcPr>
+            <w:tcW w:w="1966" w:type="dxa"/>
+            <w:tcBorders>
+              <w:top w:val="single" w:color="AAAAAA" w:sz="2" w:space="0"/>
+              <w:left w:val="single" w:color="AAAAAA" w:sz="2" w:space="0"/>
+              <w:bottom w:val="single" w:color="AAAAAA" w:sz="2" w:space="0"/>
+              <w:right w:val="single" w:color="AAAAAA" w:sz="2" w:space="0"/>
+            </w:tcBorders>
+            <w:shd w:val="clear" w:color="auto" w:fill="F5F9FF"/>
+            <w:vAlign w:val="top"/>
+          </w:tcPr>
+          <w:p>
+            <w:pPr>
+              <w:rPr>
+                <w:rFonts w:ascii="Times New Roman" w:hAnsi="Times New Roman" w:eastAsia="Times New Roman" w:cs="Times New Roman"/>
+                <w:lang w:val="en-US" w:eastAsia="en-US" w:bidi="ar-SA"/>
+              </w:rPr>
+            </w:pPr>
+            <w:r>
+              <w:rPr>
+                <w:rFonts w:hint="default" w:ascii="Times New Roman" w:hAnsi="Times New Roman" w:cs="Times New Roman"/>
+                <w:sz w:val="24"/>
+                <w:szCs w:val="24"/>
+                <w:vertAlign w:val="baseline"/>
+                <w:lang w:val="en-US"/>
+              </w:rPr>
+              <w:t>System sends a confirmation notification to the student</w:t>
+            </w:r>
+          </w:p>
+        </w:tc>
+        <w:tc>
+          <w:tcPr>
+            <w:tcW w:w="1227" w:type="dxa"/>
+            <w:tcBorders>
+              <w:top w:val="single" w:color="AAAAAA" w:sz="2" w:space="0"/>
+              <w:left w:val="single" w:color="AAAAAA" w:sz="2" w:space="0"/>
+              <w:bottom w:val="single" w:color="AAAAAA" w:sz="2" w:space="0"/>
+              <w:right w:val="single" w:color="AAAAAA" w:sz="2" w:space="0"/>
+            </w:tcBorders>
+            <w:shd w:val="clear" w:color="auto" w:fill="F5F9FF"/>
             <w:tcMar>
               <w:top w:w="70" w:type="dxa"/>
               <w:left w:w="100" w:type="dxa"/>
               <w:bottom w:w="70" w:type="dxa"/>
               <w:right w:w="100" w:type="dxa"/>
             </w:tcMar>
-          </w:tcPr>
-          <w:p/>
+            <w:vAlign w:val="top"/>
+          </w:tcPr>
+          <w:p>
+            <w:pPr>
+              <w:rPr>
+                <w:rFonts w:ascii="Times New Roman" w:hAnsi="Times New Roman" w:eastAsia="Times New Roman" w:cs="Times New Roman"/>
+                <w:lang w:val="en-US" w:eastAsia="en-US" w:bidi="ar-SA"/>
+              </w:rPr>
+            </w:pPr>
+            <w:r>
+              <w:rPr>
+                <w:rFonts w:hint="default" w:ascii="Times New Roman" w:hAnsi="Times New Roman" w:cs="Times New Roman"/>
+                <w:sz w:val="24"/>
+                <w:szCs w:val="24"/>
+                <w:vertAlign w:val="baseline"/>
+                <w:lang w:val="en-US"/>
+              </w:rPr>
+              <w:t>Functional test (Black-box testing)</w:t>
+            </w:r>
+          </w:p>
+        </w:tc>
+      </w:tr>
+      <w:tr>
+        <w:tblPrEx>
+          <w:tblBorders>
+            <w:top w:val="single" w:color="auto" w:sz="4" w:space="0"/>
+            <w:left w:val="single" w:color="auto" w:sz="4" w:space="0"/>
+            <w:bottom w:val="single" w:color="auto" w:sz="4" w:space="0"/>
+            <w:right w:val="single" w:color="auto" w:sz="4" w:space="0"/>
+            <w:insideH w:val="single" w:color="auto" w:sz="4" w:space="0"/>
+            <w:insideV w:val="single" w:color="auto" w:sz="4" w:space="0"/>
+          </w:tblBorders>
+          <w:tblCellMar>
+            <w:top w:w="0" w:type="dxa"/>
+            <w:left w:w="10" w:type="dxa"/>
+            <w:bottom w:w="0" w:type="dxa"/>
+            <w:right w:w="10" w:type="dxa"/>
+          </w:tblCellMar>
+        </w:tblPrEx>
+        <w:trPr>
+          <w:trHeight w:val="228" w:hRule="atLeast"/>
+        </w:trPr>
+        <w:tc>
+          <w:tcPr>
+            <w:tcW w:w="748" w:type="dxa"/>
+            <w:tcBorders>
+              <w:top w:val="single" w:color="AAAAAA" w:sz="2" w:space="0"/>
+              <w:left w:val="single" w:color="AAAAAA" w:sz="2" w:space="0"/>
+              <w:bottom w:val="single" w:color="AAAAAA" w:sz="2" w:space="0"/>
+              <w:right w:val="single" w:color="AAAAAA" w:sz="2" w:space="0"/>
+            </w:tcBorders>
+            <w:shd w:val="clear" w:color="auto" w:fill="FFFFFF"/>
+            <w:tcMar>
+              <w:top w:w="70" w:type="dxa"/>
+              <w:left w:w="100" w:type="dxa"/>
+              <w:bottom w:w="70" w:type="dxa"/>
+              <w:right w:w="100" w:type="dxa"/>
+            </w:tcMar>
+          </w:tcPr>
+          <w:p>
+            <w:pPr>
+              <w:jc w:val="center"/>
+            </w:pPr>
+            <w:r>
+              <w:rPr>
+                <w:rFonts w:hint="default" w:ascii="Times New Roman" w:hAnsi="Times New Roman" w:cs="Times New Roman"/>
+                <w:sz w:val="24"/>
+                <w:szCs w:val="24"/>
+                <w:vertAlign w:val="baseline"/>
+                <w:lang w:val="en-US"/>
+              </w:rPr>
+              <w:t>TC-03</w:t>
+            </w:r>
+          </w:p>
+        </w:tc>
+        <w:tc>
+          <w:tcPr>
+            <w:tcW w:w="2371" w:type="dxa"/>
+            <w:tcBorders>
+              <w:top w:val="single" w:color="AAAAAA" w:sz="2" w:space="0"/>
+              <w:left w:val="single" w:color="AAAAAA" w:sz="2" w:space="0"/>
+              <w:bottom w:val="single" w:color="AAAAAA" w:sz="2" w:space="0"/>
+              <w:right w:val="single" w:color="AAAAAA" w:sz="2" w:space="0"/>
+            </w:tcBorders>
+            <w:shd w:val="clear" w:color="auto" w:fill="FFFFFF"/>
+            <w:tcMar>
+              <w:top w:w="70" w:type="dxa"/>
+              <w:left w:w="120" w:type="dxa"/>
+              <w:bottom w:w="70" w:type="dxa"/>
+              <w:right w:w="120" w:type="dxa"/>
+            </w:tcMar>
+          </w:tcPr>
+          <w:p>
+            <w:pPr>
+              <w:rPr>
+                <w:rFonts w:hint="default" w:ascii="Times New Roman" w:hAnsi="Times New Roman" w:cs="Times New Roman"/>
+                <w:sz w:val="24"/>
+                <w:szCs w:val="24"/>
+                <w:vertAlign w:val="baseline"/>
+                <w:lang w:val="en-US"/>
+              </w:rPr>
+            </w:pPr>
+            <w:r>
+              <w:rPr>
+                <w:rFonts w:hint="default" w:ascii="Times New Roman" w:hAnsi="Times New Roman" w:cs="Times New Roman"/>
+                <w:sz w:val="24"/>
+                <w:szCs w:val="24"/>
+                <w:vertAlign w:val="baseline"/>
+                <w:lang w:val="en-US"/>
+              </w:rPr>
+              <w:t>Test register course fail condition</w:t>
+            </w:r>
+          </w:p>
+        </w:tc>
+        <w:tc>
+          <w:tcPr>
+            <w:tcW w:w="1795" w:type="dxa"/>
+            <w:tcBorders>
+              <w:top w:val="single" w:color="AAAAAA" w:sz="2" w:space="0"/>
+              <w:left w:val="single" w:color="AAAAAA" w:sz="2" w:space="0"/>
+              <w:bottom w:val="single" w:color="AAAAAA" w:sz="2" w:space="0"/>
+              <w:right w:val="single" w:color="AAAAAA" w:sz="2" w:space="0"/>
+            </w:tcBorders>
+            <w:shd w:val="clear" w:color="auto" w:fill="FFFFFF"/>
+            <w:tcMar>
+              <w:top w:w="70" w:type="dxa"/>
+              <w:left w:w="100" w:type="dxa"/>
+              <w:bottom w:w="70" w:type="dxa"/>
+              <w:right w:w="100" w:type="dxa"/>
+            </w:tcMar>
+          </w:tcPr>
+          <w:p>
+            <w:pPr>
+              <w:widowControl w:val="0"/>
+              <w:jc w:val="both"/>
+              <w:rPr>
+                <w:rFonts w:hint="default" w:ascii="Times New Roman" w:hAnsi="Times New Roman" w:cs="Times New Roman"/>
+                <w:sz w:val="24"/>
+                <w:szCs w:val="24"/>
+                <w:vertAlign w:val="baseline"/>
+                <w:lang w:val="en-US"/>
+              </w:rPr>
+            </w:pPr>
+            <w:r>
+              <w:rPr>
+                <w:rFonts w:hint="default" w:ascii="Times New Roman" w:hAnsi="Times New Roman" w:cs="Times New Roman"/>
+                <w:sz w:val="24"/>
+                <w:szCs w:val="24"/>
+                <w:vertAlign w:val="baseline"/>
+                <w:lang w:val="en-US"/>
+              </w:rPr>
+              <w:t>- Student in authentication and logged in</w:t>
+            </w:r>
+          </w:p>
+          <w:p>
+            <w:pPr>
+              <w:widowControl w:val="0"/>
+              <w:jc w:val="both"/>
+              <w:rPr>
+                <w:rFonts w:hint="default" w:ascii="Times New Roman" w:hAnsi="Times New Roman" w:cs="Times New Roman"/>
+                <w:sz w:val="24"/>
+                <w:szCs w:val="24"/>
+                <w:vertAlign w:val="baseline"/>
+                <w:lang w:val="en-US"/>
+              </w:rPr>
+            </w:pPr>
+            <w:r>
+              <w:rPr>
+                <w:rFonts w:hint="default" w:ascii="Times New Roman" w:hAnsi="Times New Roman" w:cs="Times New Roman"/>
+                <w:sz w:val="24"/>
+                <w:szCs w:val="24"/>
+                <w:vertAlign w:val="baseline"/>
+                <w:lang w:val="en-US"/>
+              </w:rPr>
+              <w:t>- Registration window is currently open</w:t>
+            </w:r>
+          </w:p>
+          <w:p>
+            <w:pPr>
+              <w:widowControl w:val="0"/>
+              <w:jc w:val="both"/>
+              <w:rPr>
+                <w:rFonts w:hint="default" w:ascii="Times New Roman" w:hAnsi="Times New Roman" w:cs="Times New Roman"/>
+                <w:sz w:val="24"/>
+                <w:szCs w:val="24"/>
+                <w:vertAlign w:val="baseline"/>
+                <w:lang w:val="en-US"/>
+              </w:rPr>
+            </w:pPr>
+            <w:r>
+              <w:rPr>
+                <w:rFonts w:hint="default" w:ascii="Times New Roman" w:hAnsi="Times New Roman" w:cs="Times New Roman"/>
+                <w:sz w:val="24"/>
+                <w:szCs w:val="24"/>
+                <w:vertAlign w:val="baseline"/>
+                <w:lang w:val="en-US"/>
+              </w:rPr>
+              <w:t>- Student has met all prerequisites for the chosen course</w:t>
+            </w:r>
+          </w:p>
+          <w:p>
+            <w:pPr>
+              <w:widowControl w:val="0"/>
+              <w:jc w:val="both"/>
+              <w:rPr>
+                <w:rFonts w:hint="default" w:ascii="Times New Roman" w:hAnsi="Times New Roman" w:cs="Times New Roman"/>
+                <w:sz w:val="24"/>
+                <w:szCs w:val="24"/>
+                <w:vertAlign w:val="baseline"/>
+                <w:lang w:val="en-US"/>
+              </w:rPr>
+            </w:pPr>
+            <w:r>
+              <w:rPr>
+                <w:rFonts w:hint="default" w:ascii="Times New Roman" w:hAnsi="Times New Roman" w:cs="Times New Roman"/>
+                <w:sz w:val="24"/>
+                <w:szCs w:val="24"/>
+                <w:vertAlign w:val="baseline"/>
+                <w:lang w:val="en-US"/>
+              </w:rPr>
+              <w:t>- The course just have a last seat available.</w:t>
+            </w:r>
+          </w:p>
+          <w:p>
+            <w:pPr>
+              <w:jc w:val="center"/>
+              <w:rPr>
+                <w:rFonts w:hint="default" w:ascii="Times New Roman" w:hAnsi="Times New Roman" w:cs="Times New Roman"/>
+                <w:sz w:val="24"/>
+                <w:szCs w:val="24"/>
+                <w:vertAlign w:val="baseline"/>
+                <w:lang w:val="en-US"/>
+              </w:rPr>
+            </w:pPr>
+            <w:r>
+              <w:rPr>
+                <w:rFonts w:hint="default" w:ascii="Times New Roman" w:hAnsi="Times New Roman" w:cs="Times New Roman"/>
+                <w:sz w:val="24"/>
+                <w:szCs w:val="24"/>
+                <w:vertAlign w:val="baseline"/>
+                <w:lang w:val="en-US"/>
+              </w:rPr>
+              <w:t>- fail all condition</w:t>
+            </w:r>
+          </w:p>
+        </w:tc>
+        <w:tc>
+          <w:tcPr>
+            <w:tcW w:w="2230" w:type="dxa"/>
+            <w:tcBorders>
+              <w:top w:val="single" w:color="AAAAAA" w:sz="2" w:space="0"/>
+              <w:left w:val="single" w:color="AAAAAA" w:sz="2" w:space="0"/>
+              <w:bottom w:val="single" w:color="AAAAAA" w:sz="2" w:space="0"/>
+              <w:right w:val="single" w:color="AAAAAA" w:sz="2" w:space="0"/>
+            </w:tcBorders>
+            <w:shd w:val="clear" w:color="auto" w:fill="FFFFFF"/>
+            <w:tcMar>
+              <w:top w:w="70" w:type="dxa"/>
+              <w:left w:w="100" w:type="dxa"/>
+              <w:bottom w:w="70" w:type="dxa"/>
+              <w:right w:w="100" w:type="dxa"/>
+            </w:tcMar>
+          </w:tcPr>
+          <w:p>
+            <w:pPr>
+              <w:widowControl w:val="0"/>
+              <w:numPr>
+                <w:ilvl w:val="0"/>
+                <w:numId w:val="8"/>
+              </w:numPr>
+              <w:jc w:val="both"/>
+              <w:rPr>
+                <w:rFonts w:hint="default" w:ascii="Times New Roman" w:hAnsi="Times New Roman" w:cs="Times New Roman"/>
+                <w:sz w:val="24"/>
+                <w:szCs w:val="24"/>
+                <w:vertAlign w:val="baseline"/>
+                <w:lang w:val="en-US"/>
+              </w:rPr>
+            </w:pPr>
+            <w:r>
+              <w:rPr>
+                <w:rFonts w:hint="default" w:ascii="Times New Roman" w:hAnsi="Times New Roman" w:cs="Times New Roman"/>
+                <w:sz w:val="24"/>
+                <w:szCs w:val="24"/>
+                <w:vertAlign w:val="baseline"/>
+                <w:lang w:val="en-US"/>
+              </w:rPr>
+              <w:t>Student selects ‘Browse Courses’ from the dashboard.</w:t>
+            </w:r>
+            <w:r>
+              <w:rPr>
+                <w:rFonts w:hint="default" w:ascii="Times New Roman" w:hAnsi="Times New Roman" w:cs="Times New Roman"/>
+                <w:sz w:val="24"/>
+                <w:szCs w:val="24"/>
+                <w:vertAlign w:val="baseline"/>
+                <w:lang w:val="en-US"/>
+              </w:rPr>
+              <w:br w:type="textWrapping"/>
+            </w:r>
+          </w:p>
+          <w:p>
+            <w:pPr>
+              <w:numPr>
+                <w:ilvl w:val="0"/>
+                <w:numId w:val="8"/>
+              </w:numPr>
+              <w:ind w:left="0" w:leftChars="0" w:firstLine="0" w:firstLineChars="0"/>
+              <w:jc w:val="both"/>
+              <w:rPr>
+                <w:rFonts w:hint="default" w:ascii="Times New Roman" w:hAnsi="Times New Roman" w:cs="Times New Roman"/>
+                <w:sz w:val="24"/>
+                <w:szCs w:val="24"/>
+                <w:vertAlign w:val="baseline"/>
+                <w:lang w:val="en-US"/>
+              </w:rPr>
+            </w:pPr>
+            <w:r>
+              <w:rPr>
+                <w:rFonts w:hint="default" w:ascii="Times New Roman" w:hAnsi="Times New Roman" w:cs="Times New Roman"/>
+                <w:sz w:val="24"/>
+                <w:szCs w:val="24"/>
+                <w:vertAlign w:val="baseline"/>
+                <w:lang w:val="en-US"/>
+              </w:rPr>
+              <w:t>Student selects a course and clicks ‘Register’</w:t>
+            </w:r>
+          </w:p>
+        </w:tc>
+        <w:tc>
+          <w:tcPr>
+            <w:tcW w:w="1966" w:type="dxa"/>
+            <w:tcBorders>
+              <w:top w:val="single" w:color="AAAAAA" w:sz="2" w:space="0"/>
+              <w:left w:val="single" w:color="AAAAAA" w:sz="2" w:space="0"/>
+              <w:bottom w:val="single" w:color="AAAAAA" w:sz="2" w:space="0"/>
+              <w:right w:val="single" w:color="AAAAAA" w:sz="2" w:space="0"/>
+            </w:tcBorders>
+            <w:shd w:val="clear" w:color="auto" w:fill="F5F9FF"/>
+            <w:vAlign w:val="top"/>
+          </w:tcPr>
+          <w:p>
+            <w:pPr>
+              <w:rPr>
+                <w:rFonts w:hint="default" w:ascii="Times New Roman" w:hAnsi="Times New Roman" w:cs="Times New Roman"/>
+                <w:sz w:val="24"/>
+                <w:szCs w:val="24"/>
+                <w:vertAlign w:val="baseline"/>
+                <w:lang w:val="en-US"/>
+              </w:rPr>
+            </w:pPr>
+            <w:r>
+              <w:rPr>
+                <w:rFonts w:hint="default" w:ascii="Times New Roman" w:hAnsi="Times New Roman" w:cs="Times New Roman"/>
+                <w:sz w:val="24"/>
+                <w:szCs w:val="24"/>
+                <w:vertAlign w:val="baseline"/>
+                <w:lang w:val="en-US"/>
+              </w:rPr>
+              <w:t>System sends a confirmation notification to the student</w:t>
+            </w:r>
+          </w:p>
+        </w:tc>
+        <w:tc>
+          <w:tcPr>
+            <w:tcW w:w="1227" w:type="dxa"/>
+            <w:tcBorders>
+              <w:top w:val="single" w:color="AAAAAA" w:sz="2" w:space="0"/>
+              <w:left w:val="single" w:color="AAAAAA" w:sz="2" w:space="0"/>
+              <w:bottom w:val="single" w:color="AAAAAA" w:sz="2" w:space="0"/>
+              <w:right w:val="single" w:color="AAAAAA" w:sz="2" w:space="0"/>
+            </w:tcBorders>
+            <w:shd w:val="clear" w:color="auto" w:fill="F5F9FF"/>
+            <w:tcMar>
+              <w:top w:w="70" w:type="dxa"/>
+              <w:left w:w="100" w:type="dxa"/>
+              <w:bottom w:w="70" w:type="dxa"/>
+              <w:right w:w="100" w:type="dxa"/>
+            </w:tcMar>
+            <w:vAlign w:val="top"/>
+          </w:tcPr>
+          <w:p>
+            <w:pPr>
+              <w:rPr>
+                <w:rFonts w:hint="default" w:ascii="Times New Roman" w:hAnsi="Times New Roman" w:cs="Times New Roman"/>
+                <w:sz w:val="24"/>
+                <w:szCs w:val="24"/>
+                <w:vertAlign w:val="baseline"/>
+                <w:lang w:val="en-US"/>
+              </w:rPr>
+            </w:pPr>
+            <w:r>
+              <w:rPr>
+                <w:rFonts w:hint="default" w:ascii="Times New Roman" w:hAnsi="Times New Roman" w:cs="Times New Roman"/>
+                <w:sz w:val="24"/>
+                <w:szCs w:val="24"/>
+                <w:vertAlign w:val="baseline"/>
+                <w:lang w:val="en-US"/>
+              </w:rPr>
+              <w:t>Boundary(Black-box testing)</w:t>
+            </w:r>
+            <w:bookmarkStart w:id="0" w:name="_GoBack"/>
+            <w:bookmarkEnd w:id="0"/>
+          </w:p>
         </w:tc>
       </w:tr>
     </w:tbl>
@@ -4795,10 +5598,10 @@
     </w:p>
     <w:p>
       <w:pPr>
-        <w:pStyle w:val="17"/>
+        <w:pStyle w:val="18"/>
         <w:numPr>
           <w:ilvl w:val="0"/>
-          <w:numId w:val="6"/>
+          <w:numId w:val="9"/>
         </w:numPr>
         <w:spacing w:before="40" w:after="40"/>
       </w:pPr>
@@ -4813,10 +5616,10 @@
     </w:p>
     <w:p>
       <w:pPr>
-        <w:pStyle w:val="17"/>
+        <w:pStyle w:val="18"/>
         <w:numPr>
           <w:ilvl w:val="0"/>
-          <w:numId w:val="6"/>
+          <w:numId w:val="9"/>
         </w:numPr>
         <w:spacing w:before="40" w:after="40"/>
       </w:pPr>
@@ -4840,10 +5643,10 @@
     </w:p>
     <w:p>
       <w:pPr>
-        <w:pStyle w:val="17"/>
+        <w:pStyle w:val="18"/>
         <w:numPr>
           <w:ilvl w:val="0"/>
-          <w:numId w:val="6"/>
+          <w:numId w:val="9"/>
         </w:numPr>
         <w:spacing w:before="40" w:after="40"/>
       </w:pPr>
@@ -4879,10 +5682,10 @@
     </w:p>
     <w:p>
       <w:pPr>
-        <w:pStyle w:val="17"/>
+        <w:pStyle w:val="18"/>
         <w:numPr>
           <w:ilvl w:val="0"/>
-          <w:numId w:val="6"/>
+          <w:numId w:val="9"/>
         </w:numPr>
         <w:spacing w:before="40" w:after="40"/>
       </w:pPr>
@@ -4897,10 +5700,10 @@
     </w:p>
     <w:p>
       <w:pPr>
-        <w:pStyle w:val="17"/>
+        <w:pStyle w:val="18"/>
         <w:numPr>
           <w:ilvl w:val="0"/>
-          <w:numId w:val="6"/>
+          <w:numId w:val="9"/>
         </w:numPr>
         <w:spacing w:before="40" w:after="40"/>
       </w:pPr>
@@ -4915,10 +5718,10 @@
     </w:p>
     <w:p>
       <w:pPr>
-        <w:pStyle w:val="17"/>
+        <w:pStyle w:val="18"/>
         <w:numPr>
           <w:ilvl w:val="0"/>
-          <w:numId w:val="6"/>
+          <w:numId w:val="9"/>
         </w:numPr>
         <w:spacing w:before="40" w:after="40"/>
       </w:pPr>
@@ -4933,10 +5736,10 @@
     </w:p>
     <w:p>
       <w:pPr>
-        <w:pStyle w:val="17"/>
+        <w:pStyle w:val="18"/>
         <w:numPr>
           <w:ilvl w:val="0"/>
-          <w:numId w:val="6"/>
+          <w:numId w:val="9"/>
         </w:numPr>
         <w:spacing w:before="40" w:after="40"/>
       </w:pPr>
@@ -4972,10 +5775,10 @@
     </w:p>
     <w:p>
       <w:pPr>
-        <w:pStyle w:val="17"/>
+        <w:pStyle w:val="18"/>
         <w:numPr>
           <w:ilvl w:val="0"/>
-          <w:numId w:val="6"/>
+          <w:numId w:val="9"/>
         </w:numPr>
         <w:spacing w:before="40" w:after="40"/>
       </w:pPr>
@@ -4990,10 +5793,10 @@
     </w:p>
     <w:p>
       <w:pPr>
-        <w:pStyle w:val="17"/>
+        <w:pStyle w:val="18"/>
         <w:numPr>
           <w:ilvl w:val="0"/>
-          <w:numId w:val="6"/>
+          <w:numId w:val="9"/>
         </w:numPr>
         <w:spacing w:before="40" w:after="40"/>
       </w:pPr>
@@ -5008,10 +5811,10 @@
     </w:p>
     <w:p>
       <w:pPr>
-        <w:pStyle w:val="17"/>
+        <w:pStyle w:val="18"/>
         <w:numPr>
           <w:ilvl w:val="0"/>
-          <w:numId w:val="6"/>
+          <w:numId w:val="9"/>
         </w:numPr>
         <w:spacing w:before="40" w:after="40"/>
       </w:pPr>
@@ -5026,10 +5829,10 @@
     </w:p>
     <w:p>
       <w:pPr>
-        <w:pStyle w:val="17"/>
+        <w:pStyle w:val="18"/>
         <w:numPr>
           <w:ilvl w:val="0"/>
-          <w:numId w:val="6"/>
+          <w:numId w:val="9"/>
         </w:numPr>
         <w:spacing w:before="40" w:after="40"/>
       </w:pPr>
@@ -5233,71 +6036,21 @@
     </w:lvl>
   </w:abstractNum>
   <w:abstractNum w:abstractNumId="1">
-    <w:nsid w:val="22C80E62"/>
-    <w:multiLevelType w:val="multilevel"/>
-    <w:tmpl w:val="22C80E62"/>
+    <w:nsid w:val="120BED55"/>
+    <w:multiLevelType w:val="singleLevel"/>
+    <w:tmpl w:val="120BED55"/>
     <w:lvl w:ilvl="0" w:tentative="0">
       <w:start w:val="1"/>
       <w:numFmt w:val="decimal"/>
+      <w:suff w:val="space"/>
       <w:lvlText w:val="%1."/>
-      <w:lvlJc w:val="left"/>
-      <w:pPr>
-        <w:ind w:left="640" w:hanging="360"/>
-      </w:pPr>
-    </w:lvl>
-    <w:lvl w:ilvl="1" w:tentative="0">
-      <w:start w:val="0"/>
-      <w:numFmt w:val="decimal"/>
-      <w:lvlText w:val=""/>
-      <w:lvlJc w:val="left"/>
-    </w:lvl>
-    <w:lvl w:ilvl="2" w:tentative="0">
-      <w:start w:val="0"/>
-      <w:numFmt w:val="decimal"/>
-      <w:lvlText w:val=""/>
-      <w:lvlJc w:val="left"/>
-    </w:lvl>
-    <w:lvl w:ilvl="3" w:tentative="0">
-      <w:start w:val="0"/>
-      <w:numFmt w:val="decimal"/>
-      <w:lvlText w:val=""/>
-      <w:lvlJc w:val="left"/>
-    </w:lvl>
-    <w:lvl w:ilvl="4" w:tentative="0">
-      <w:start w:val="0"/>
-      <w:numFmt w:val="decimal"/>
-      <w:lvlText w:val=""/>
-      <w:lvlJc w:val="left"/>
-    </w:lvl>
-    <w:lvl w:ilvl="5" w:tentative="0">
-      <w:start w:val="0"/>
-      <w:numFmt w:val="decimal"/>
-      <w:lvlText w:val=""/>
-      <w:lvlJc w:val="left"/>
-    </w:lvl>
-    <w:lvl w:ilvl="6" w:tentative="0">
-      <w:start w:val="0"/>
-      <w:numFmt w:val="decimal"/>
-      <w:lvlText w:val=""/>
-      <w:lvlJc w:val="left"/>
-    </w:lvl>
-    <w:lvl w:ilvl="7" w:tentative="0">
-      <w:start w:val="0"/>
-      <w:numFmt w:val="decimal"/>
-      <w:lvlText w:val=""/>
-      <w:lvlJc w:val="left"/>
-    </w:lvl>
-    <w:lvl w:ilvl="8" w:tentative="0">
-      <w:start w:val="0"/>
-      <w:numFmt w:val="decimal"/>
-      <w:lvlText w:val=""/>
       <w:lvlJc w:val="left"/>
     </w:lvl>
   </w:abstractNum>
   <w:abstractNum w:abstractNumId="2">
-    <w:nsid w:val="4B500404"/>
+    <w:nsid w:val="22C80E62"/>
     <w:multiLevelType w:val="multilevel"/>
-    <w:tmpl w:val="4B500404"/>
+    <w:tmpl w:val="22C80E62"/>
     <w:lvl w:ilvl="0" w:tentative="0">
       <w:start w:val="1"/>
       <w:numFmt w:val="decimal"/>
@@ -5357,71 +6110,21 @@
     </w:lvl>
   </w:abstractNum>
   <w:abstractNum w:abstractNumId="3">
-    <w:nsid w:val="61B82458"/>
-    <w:multiLevelType w:val="multilevel"/>
-    <w:tmpl w:val="61B82458"/>
+    <w:nsid w:val="3C99D77C"/>
+    <w:multiLevelType w:val="singleLevel"/>
+    <w:tmpl w:val="3C99D77C"/>
     <w:lvl w:ilvl="0" w:tentative="0">
       <w:start w:val="1"/>
-      <w:numFmt w:val="bullet"/>
-      <w:lvlText w:val="•"/>
-      <w:lvlJc w:val="left"/>
-      <w:pPr>
-        <w:ind w:left="720" w:hanging="360"/>
-      </w:pPr>
-    </w:lvl>
-    <w:lvl w:ilvl="1" w:tentative="0">
-      <w:start w:val="0"/>
       <w:numFmt w:val="decimal"/>
-      <w:lvlText w:val=""/>
-      <w:lvlJc w:val="left"/>
-    </w:lvl>
-    <w:lvl w:ilvl="2" w:tentative="0">
-      <w:start w:val="0"/>
-      <w:numFmt w:val="decimal"/>
-      <w:lvlText w:val=""/>
-      <w:lvlJc w:val="left"/>
-    </w:lvl>
-    <w:lvl w:ilvl="3" w:tentative="0">
-      <w:start w:val="0"/>
-      <w:numFmt w:val="decimal"/>
-      <w:lvlText w:val=""/>
-      <w:lvlJc w:val="left"/>
-    </w:lvl>
-    <w:lvl w:ilvl="4" w:tentative="0">
-      <w:start w:val="0"/>
-      <w:numFmt w:val="decimal"/>
-      <w:lvlText w:val=""/>
-      <w:lvlJc w:val="left"/>
-    </w:lvl>
-    <w:lvl w:ilvl="5" w:tentative="0">
-      <w:start w:val="0"/>
-      <w:numFmt w:val="decimal"/>
-      <w:lvlText w:val=""/>
-      <w:lvlJc w:val="left"/>
-    </w:lvl>
-    <w:lvl w:ilvl="6" w:tentative="0">
-      <w:start w:val="0"/>
-      <w:numFmt w:val="decimal"/>
-      <w:lvlText w:val=""/>
-      <w:lvlJc w:val="left"/>
-    </w:lvl>
-    <w:lvl w:ilvl="7" w:tentative="0">
-      <w:start w:val="0"/>
-      <w:numFmt w:val="decimal"/>
-      <w:lvlText w:val=""/>
-      <w:lvlJc w:val="left"/>
-    </w:lvl>
-    <w:lvl w:ilvl="8" w:tentative="0">
-      <w:start w:val="0"/>
-      <w:numFmt w:val="decimal"/>
-      <w:lvlText w:val=""/>
+      <w:suff w:val="space"/>
+      <w:lvlText w:val="%1."/>
       <w:lvlJc w:val="left"/>
     </w:lvl>
   </w:abstractNum>
   <w:abstractNum w:abstractNumId="4">
-    <w:nsid w:val="71F92AD6"/>
+    <w:nsid w:val="4B500404"/>
     <w:multiLevelType w:val="multilevel"/>
-    <w:tmpl w:val="71F92AD6"/>
+    <w:tmpl w:val="4B500404"/>
     <w:lvl w:ilvl="0" w:tentative="0">
       <w:start w:val="1"/>
       <w:numFmt w:val="decimal"/>
@@ -5481,6 +6184,142 @@
     </w:lvl>
   </w:abstractNum>
   <w:abstractNum w:abstractNumId="5">
+    <w:nsid w:val="61B82458"/>
+    <w:multiLevelType w:val="multilevel"/>
+    <w:tmpl w:val="61B82458"/>
+    <w:lvl w:ilvl="0" w:tentative="0">
+      <w:start w:val="1"/>
+      <w:numFmt w:val="bullet"/>
+      <w:lvlText w:val="•"/>
+      <w:lvlJc w:val="left"/>
+      <w:pPr>
+        <w:ind w:left="720" w:hanging="360"/>
+      </w:pPr>
+    </w:lvl>
+    <w:lvl w:ilvl="1" w:tentative="0">
+      <w:start w:val="0"/>
+      <w:numFmt w:val="decimal"/>
+      <w:lvlText w:val=""/>
+      <w:lvlJc w:val="left"/>
+    </w:lvl>
+    <w:lvl w:ilvl="2" w:tentative="0">
+      <w:start w:val="0"/>
+      <w:numFmt w:val="decimal"/>
+      <w:lvlText w:val=""/>
+      <w:lvlJc w:val="left"/>
+    </w:lvl>
+    <w:lvl w:ilvl="3" w:tentative="0">
+      <w:start w:val="0"/>
+      <w:numFmt w:val="decimal"/>
+      <w:lvlText w:val=""/>
+      <w:lvlJc w:val="left"/>
+    </w:lvl>
+    <w:lvl w:ilvl="4" w:tentative="0">
+      <w:start w:val="0"/>
+      <w:numFmt w:val="decimal"/>
+      <w:lvlText w:val=""/>
+      <w:lvlJc w:val="left"/>
+    </w:lvl>
+    <w:lvl w:ilvl="5" w:tentative="0">
+      <w:start w:val="0"/>
+      <w:numFmt w:val="decimal"/>
+      <w:lvlText w:val=""/>
+      <w:lvlJc w:val="left"/>
+    </w:lvl>
+    <w:lvl w:ilvl="6" w:tentative="0">
+      <w:start w:val="0"/>
+      <w:numFmt w:val="decimal"/>
+      <w:lvlText w:val=""/>
+      <w:lvlJc w:val="left"/>
+    </w:lvl>
+    <w:lvl w:ilvl="7" w:tentative="0">
+      <w:start w:val="0"/>
+      <w:numFmt w:val="decimal"/>
+      <w:lvlText w:val=""/>
+      <w:lvlJc w:val="left"/>
+    </w:lvl>
+    <w:lvl w:ilvl="8" w:tentative="0">
+      <w:start w:val="0"/>
+      <w:numFmt w:val="decimal"/>
+      <w:lvlText w:val=""/>
+      <w:lvlJc w:val="left"/>
+    </w:lvl>
+  </w:abstractNum>
+  <w:abstractNum w:abstractNumId="6">
+    <w:nsid w:val="711DF9FB"/>
+    <w:multiLevelType w:val="singleLevel"/>
+    <w:tmpl w:val="711DF9FB"/>
+    <w:lvl w:ilvl="0" w:tentative="0">
+      <w:start w:val="1"/>
+      <w:numFmt w:val="decimal"/>
+      <w:suff w:val="space"/>
+      <w:lvlText w:val="%1."/>
+      <w:lvlJc w:val="left"/>
+    </w:lvl>
+  </w:abstractNum>
+  <w:abstractNum w:abstractNumId="7">
+    <w:nsid w:val="71F92AD6"/>
+    <w:multiLevelType w:val="multilevel"/>
+    <w:tmpl w:val="71F92AD6"/>
+    <w:lvl w:ilvl="0" w:tentative="0">
+      <w:start w:val="1"/>
+      <w:numFmt w:val="decimal"/>
+      <w:lvlText w:val="%1."/>
+      <w:lvlJc w:val="left"/>
+      <w:pPr>
+        <w:ind w:left="640" w:hanging="360"/>
+      </w:pPr>
+    </w:lvl>
+    <w:lvl w:ilvl="1" w:tentative="0">
+      <w:start w:val="0"/>
+      <w:numFmt w:val="decimal"/>
+      <w:lvlText w:val=""/>
+      <w:lvlJc w:val="left"/>
+    </w:lvl>
+    <w:lvl w:ilvl="2" w:tentative="0">
+      <w:start w:val="0"/>
+      <w:numFmt w:val="decimal"/>
+      <w:lvlText w:val=""/>
+      <w:lvlJc w:val="left"/>
+    </w:lvl>
+    <w:lvl w:ilvl="3" w:tentative="0">
+      <w:start w:val="0"/>
+      <w:numFmt w:val="decimal"/>
+      <w:lvlText w:val=""/>
+      <w:lvlJc w:val="left"/>
+    </w:lvl>
+    <w:lvl w:ilvl="4" w:tentative="0">
+      <w:start w:val="0"/>
+      <w:numFmt w:val="decimal"/>
+      <w:lvlText w:val=""/>
+      <w:lvlJc w:val="left"/>
+    </w:lvl>
+    <w:lvl w:ilvl="5" w:tentative="0">
+      <w:start w:val="0"/>
+      <w:numFmt w:val="decimal"/>
+      <w:lvlText w:val=""/>
+      <w:lvlJc w:val="left"/>
+    </w:lvl>
+    <w:lvl w:ilvl="6" w:tentative="0">
+      <w:start w:val="0"/>
+      <w:numFmt w:val="decimal"/>
+      <w:lvlText w:val=""/>
+      <w:lvlJc w:val="left"/>
+    </w:lvl>
+    <w:lvl w:ilvl="7" w:tentative="0">
+      <w:start w:val="0"/>
+      <w:numFmt w:val="decimal"/>
+      <w:lvlText w:val=""/>
+      <w:lvlJc w:val="left"/>
+    </w:lvl>
+    <w:lvl w:ilvl="8" w:tentative="0">
+      <w:start w:val="0"/>
+      <w:numFmt w:val="decimal"/>
+      <w:lvlText w:val=""/>
+      <w:lvlJc w:val="left"/>
+    </w:lvl>
+  </w:abstractNum>
+  <w:abstractNum w:abstractNumId="8">
     <w:nsid w:val="795A3B67"/>
     <w:multiLevelType w:val="multilevel"/>
     <w:tmpl w:val="795A3B67"/>
@@ -5546,25 +6385,34 @@
     </w:lvl>
   </w:abstractNum>
   <w:num w:numId="1">
-    <w:abstractNumId w:val="1"/>
+    <w:abstractNumId w:val="2"/>
   </w:num>
   <w:num w:numId="2">
-    <w:abstractNumId w:val="3"/>
+    <w:abstractNumId w:val="5"/>
     <w:lvlOverride w:ilvl="0">
       <w:startOverride w:val="1"/>
     </w:lvlOverride>
   </w:num>
   <w:num w:numId="3">
-    <w:abstractNumId w:val="2"/>
+    <w:abstractNumId w:val="4"/>
   </w:num>
   <w:num w:numId="4">
     <w:abstractNumId w:val="0"/>
   </w:num>
   <w:num w:numId="5">
-    <w:abstractNumId w:val="4"/>
+    <w:abstractNumId w:val="7"/>
   </w:num>
   <w:num w:numId="6">
-    <w:abstractNumId w:val="5"/>
+    <w:abstractNumId w:val="6"/>
+  </w:num>
+  <w:num w:numId="7">
+    <w:abstractNumId w:val="1"/>
+  </w:num>
+  <w:num w:numId="8">
+    <w:abstractNumId w:val="3"/>
+  </w:num>
+  <w:num w:numId="9">
+    <w:abstractNumId w:val="8"/>
     <w:lvlOverride w:ilvl="0">
       <w:startOverride w:val="1"/>
     </w:lvlOverride>
@@ -5612,16 +6460,16 @@
     <w:lsdException w:uiPriority="39" w:name="toc 8"/>
     <w:lsdException w:uiPriority="39" w:name="toc 9"/>
     <w:lsdException w:uiPriority="99" w:name="Normal Indent"/>
-    <w:lsdException w:uiPriority="99" w:name="footnote text"/>
+    <w:lsdException w:qFormat="1" w:uiPriority="99" w:name="footnote text"/>
     <w:lsdException w:uiPriority="99" w:name="annotation text"/>
-    <w:lsdException w:uiPriority="99" w:semiHidden="0" w:name="header"/>
-    <w:lsdException w:uiPriority="99" w:semiHidden="0" w:name="footer"/>
+    <w:lsdException w:qFormat="1" w:uiPriority="99" w:semiHidden="0" w:name="header"/>
+    <w:lsdException w:qFormat="1" w:uiPriority="99" w:semiHidden="0" w:name="footer"/>
     <w:lsdException w:uiPriority="99" w:name="index heading"/>
     <w:lsdException w:qFormat="1" w:uiPriority="35" w:name="caption"/>
     <w:lsdException w:uiPriority="99" w:name="table of figures"/>
     <w:lsdException w:uiPriority="99" w:name="envelope address"/>
     <w:lsdException w:uiPriority="99" w:name="envelope return"/>
-    <w:lsdException w:uiPriority="99" w:name="footnote reference"/>
+    <w:lsdException w:qFormat="1" w:uiPriority="99" w:name="footnote reference"/>
     <w:lsdException w:uiPriority="99" w:name="annotation reference"/>
     <w:lsdException w:uiPriority="99" w:name="line number"/>
     <w:lsdException w:uiPriority="99" w:name="page number"/>
@@ -5648,7 +6496,7 @@
     <w:lsdException w:qFormat="1" w:unhideWhenUsed="0" w:uiPriority="0" w:semiHidden="0" w:name="Title"/>
     <w:lsdException w:uiPriority="99" w:name="Closing"/>
     <w:lsdException w:uiPriority="99" w:name="Signature"/>
-    <w:lsdException w:uiPriority="1" w:name="Default Paragraph Font"/>
+    <w:lsdException w:qFormat="1" w:uiPriority="1" w:name="Default Paragraph Font"/>
     <w:lsdException w:uiPriority="99" w:name="Body Text"/>
     <w:lsdException w:uiPriority="99" w:name="Body Text Indent"/>
     <w:lsdException w:uiPriority="99" w:name="List Continue"/>
@@ -5668,7 +6516,7 @@
     <w:lsdException w:uiPriority="99" w:name="Body Text Indent 2"/>
     <w:lsdException w:uiPriority="99" w:name="Body Text Indent 3"/>
     <w:lsdException w:uiPriority="99" w:name="Block Text"/>
-    <w:lsdException w:uiPriority="99" w:semiHidden="0" w:name="Hyperlink"/>
+    <w:lsdException w:qFormat="1" w:uiPriority="99" w:semiHidden="0" w:name="Hyperlink"/>
     <w:lsdException w:uiPriority="99" w:name="FollowedHyperlink"/>
     <w:lsdException w:qFormat="1" w:unhideWhenUsed="0" w:uiPriority="22" w:semiHidden="0" w:name="Strong"/>
     <w:lsdException w:qFormat="1" w:unhideWhenUsed="0" w:uiPriority="20" w:semiHidden="0" w:name="Emphasis"/>
@@ -5686,7 +6534,7 @@
     <w:lsdException w:uiPriority="99" w:name="HTML Sample"/>
     <w:lsdException w:uiPriority="99" w:name="HTML Typewriter"/>
     <w:lsdException w:uiPriority="99" w:name="HTML Variable"/>
-    <w:lsdException w:uiPriority="99" w:name="Normal Table"/>
+    <w:lsdException w:qFormat="1" w:uiPriority="99" w:name="Normal Table"/>
     <w:lsdException w:uiPriority="99" w:name="annotation subject"/>
     <w:lsdException w:uiPriority="99" w:name="Table Simple 1"/>
     <w:lsdException w:uiPriority="99" w:name="Table Simple 2"/>
@@ -5731,7 +6579,7 @@
     <w:lsdException w:uiPriority="99" w:name="Table Web 2"/>
     <w:lsdException w:uiPriority="99" w:name="Table Web 3"/>
     <w:lsdException w:uiPriority="99" w:name="Balloon Text"/>
-    <w:lsdException w:unhideWhenUsed="0" w:uiPriority="39" w:semiHidden="0" w:name="Table Grid"/>
+    <w:lsdException w:qFormat="1" w:unhideWhenUsed="0" w:uiPriority="0" w:semiHidden="0" w:name="Table Grid"/>
     <w:lsdException w:uiPriority="99" w:name="Table Theme"/>
     <w:lsdException w:unhideWhenUsed="0" w:uiPriority="60" w:semiHidden="0" w:name="Light Shading"/>
     <w:lsdException w:unhideWhenUsed="0" w:uiPriority="61" w:semiHidden="0" w:name="Light List"/>
@@ -5932,12 +6780,14 @@
     <w:name w:val="Default Paragraph Font"/>
     <w:semiHidden/>
     <w:unhideWhenUsed/>
+    <w:qFormat/>
     <w:uiPriority w:val="1"/>
   </w:style>
   <w:style w:type="table" w:default="1" w:styleId="9">
     <w:name w:val="Normal Table"/>
     <w:semiHidden/>
     <w:unhideWhenUsed/>
+    <w:qFormat/>
     <w:uiPriority w:val="99"/>
     <w:tblPr>
       <w:tblCellMar>
@@ -5951,8 +6801,9 @@
   <w:style w:type="paragraph" w:styleId="10">
     <w:name w:val="footer"/>
     <w:basedOn w:val="1"/>
-    <w:link w:val="20"/>
+    <w:link w:val="21"/>
     <w:unhideWhenUsed/>
+    <w:qFormat/>
     <w:uiPriority w:val="99"/>
     <w:pPr>
       <w:tabs>
@@ -5965,6 +6816,7 @@
     <w:name w:val="footnote reference"/>
     <w:semiHidden/>
     <w:unhideWhenUsed/>
+    <w:qFormat/>
     <w:uiPriority w:val="99"/>
     <w:rPr>
       <w:vertAlign w:val="superscript"/>
@@ -5972,9 +6824,10 @@
   </w:style>
   <w:style w:type="paragraph" w:styleId="12">
     <w:name w:val="footnote text"/>
-    <w:link w:val="18"/>
+    <w:link w:val="19"/>
     <w:semiHidden/>
     <w:unhideWhenUsed/>
+    <w:qFormat/>
     <w:uiPriority w:val="99"/>
     <w:rPr>
       <w:rFonts w:ascii="Times New Roman" w:hAnsi="Times New Roman" w:eastAsia="Times New Roman" w:cs="Times New Roman"/>
@@ -5984,8 +6837,9 @@
   <w:style w:type="paragraph" w:styleId="13">
     <w:name w:val="header"/>
     <w:basedOn w:val="1"/>
-    <w:link w:val="19"/>
+    <w:link w:val="20"/>
     <w:unhideWhenUsed/>
+    <w:qFormat/>
     <w:uiPriority w:val="99"/>
     <w:pPr>
       <w:tabs>
@@ -5997,13 +6851,34 @@
   <w:style w:type="character" w:styleId="14">
     <w:name w:val="Hyperlink"/>
     <w:unhideWhenUsed/>
+    <w:qFormat/>
     <w:uiPriority w:val="99"/>
     <w:rPr>
       <w:color w:val="0563C1"/>
       <w:u w:val="single"/>
     </w:rPr>
   </w:style>
-  <w:style w:type="paragraph" w:styleId="15">
+  <w:style w:type="table" w:styleId="15">
+    <w:name w:val="Table Grid"/>
+    <w:basedOn w:val="9"/>
+    <w:qFormat/>
+    <w:uiPriority w:val="0"/>
+    <w:pPr>
+      <w:widowControl w:val="0"/>
+      <w:jc w:val="both"/>
+    </w:pPr>
+    <w:tblPr>
+      <w:tblBorders>
+        <w:top w:val="single" w:color="auto" w:sz="4" w:space="0"/>
+        <w:left w:val="single" w:color="auto" w:sz="4" w:space="0"/>
+        <w:bottom w:val="single" w:color="auto" w:sz="4" w:space="0"/>
+        <w:right w:val="single" w:color="auto" w:sz="4" w:space="0"/>
+        <w:insideH w:val="single" w:color="auto" w:sz="4" w:space="0"/>
+        <w:insideV w:val="single" w:color="auto" w:sz="4" w:space="0"/>
+      </w:tblBorders>
+    </w:tblPr>
+  </w:style>
+  <w:style w:type="paragraph" w:styleId="16">
     <w:name w:val="Title"/>
     <w:qFormat/>
     <w:uiPriority w:val="0"/>
@@ -6014,7 +6889,7 @@
       <w:lang w:val="en-US" w:eastAsia="en-US" w:bidi="ar-SA"/>
     </w:rPr>
   </w:style>
-  <w:style w:type="paragraph" w:customStyle="1" w:styleId="16">
+  <w:style w:type="paragraph" w:customStyle="1" w:styleId="17">
     <w:name w:val="Strong1"/>
     <w:qFormat/>
     <w:uiPriority w:val="0"/>
@@ -6025,7 +6900,7 @@
       <w:lang w:val="en-US" w:eastAsia="en-US" w:bidi="ar-SA"/>
     </w:rPr>
   </w:style>
-  <w:style w:type="paragraph" w:styleId="17">
+  <w:style w:type="paragraph" w:styleId="18">
     <w:name w:val="List Paragraph"/>
     <w:qFormat/>
     <w:uiPriority w:val="0"/>
@@ -6034,7 +6909,7 @@
       <w:lang w:val="en-US" w:eastAsia="en-US" w:bidi="ar-SA"/>
     </w:rPr>
   </w:style>
-  <w:style w:type="character" w:customStyle="1" w:styleId="18">
+  <w:style w:type="character" w:customStyle="1" w:styleId="19">
     <w:name w:val="Footnote Text Char"/>
     <w:link w:val="12"/>
     <w:semiHidden/>
@@ -6046,16 +6921,18 @@
       <w:szCs w:val="20"/>
     </w:rPr>
   </w:style>
-  <w:style w:type="character" w:customStyle="1" w:styleId="19">
+  <w:style w:type="character" w:customStyle="1" w:styleId="20">
     <w:name w:val="Header Char"/>
     <w:basedOn w:val="8"/>
     <w:link w:val="13"/>
+    <w:qFormat/>
     <w:uiPriority w:val="99"/>
   </w:style>
-  <w:style w:type="character" w:customStyle="1" w:styleId="20">
+  <w:style w:type="character" w:customStyle="1" w:styleId="21">
     <w:name w:val="Footer Char"/>
     <w:basedOn w:val="8"/>
     <w:link w:val="10"/>
+    <w:qFormat/>
     <w:uiPriority w:val="99"/>
   </w:style>
 </w:styles>
